--- a/Document_Cadrage.docx
+++ b/Document_Cadrage.docx
@@ -166,6 +166,15 @@
     </w:p>
     <w:sdt>
       <w:sdtPr>
+        <w:rPr>
+          <w:rFonts w:asciiTheme="minorHAnsi" w:eastAsiaTheme="minorHAnsi" w:hAnsiTheme="minorHAnsi" w:cstheme="minorBidi"/>
+          <w:color w:val="auto"/>
+          <w:kern w:val="2"/>
+          <w:sz w:val="24"/>
+          <w:szCs w:val="24"/>
+          <w:lang w:eastAsia="en-US"/>
+          <w14:ligatures w14:val="standardContextual"/>
+        </w:rPr>
         <w:id w:val="-1858645537"/>
         <w:docPartObj>
           <w:docPartGallery w:val="Table of Contents"/>
@@ -174,15 +183,8 @@
       </w:sdtPr>
       <w:sdtEndPr>
         <w:rPr>
-          <w:rFonts w:asciiTheme="minorHAnsi" w:eastAsiaTheme="minorHAnsi" w:hAnsiTheme="minorHAnsi" w:cstheme="minorBidi"/>
           <w:b/>
           <w:bCs/>
-          <w:color w:val="auto"/>
-          <w:kern w:val="2"/>
-          <w:sz w:val="24"/>
-          <w:szCs w:val="24"/>
-          <w:lang w:eastAsia="en-US"/>
-          <w14:ligatures w14:val="standardContextual"/>
         </w:rPr>
       </w:sdtEndPr>
       <w:sdtContent>
@@ -219,7 +221,7 @@
           <w:r>
             <w:fldChar w:fldCharType="separate"/>
           </w:r>
-          <w:hyperlink w:anchor="_Toc225787798" w:history="1">
+          <w:hyperlink w:anchor="_Toc226489023" w:history="1">
             <w:r>
               <w:rPr>
                 <w:rStyle w:val="Lienhypertexte"/>
@@ -246,7 +248,7 @@
                 <w:noProof/>
                 <w:webHidden/>
               </w:rPr>
-              <w:instrText xml:space="preserve"> PAGEREF _Toc225787798 \h </w:instrText>
+              <w:instrText xml:space="preserve"> PAGEREF _Toc226489023 \h </w:instrText>
             </w:r>
             <w:r>
               <w:rPr>
@@ -289,7 +291,7 @@
               <w:lang w:eastAsia="fr-FR"/>
             </w:rPr>
           </w:pPr>
-          <w:hyperlink w:anchor="_Toc225787799" w:history="1">
+          <w:hyperlink w:anchor="_Toc226489024" w:history="1">
             <w:r>
               <w:rPr>
                 <w:rStyle w:val="Lienhypertexte"/>
@@ -316,7 +318,7 @@
                 <w:noProof/>
                 <w:webHidden/>
               </w:rPr>
-              <w:instrText xml:space="preserve"> PAGEREF _Toc225787799 \h </w:instrText>
+              <w:instrText xml:space="preserve"> PAGEREF _Toc226489024 \h </w:instrText>
             </w:r>
             <w:r>
               <w:rPr>
@@ -360,7 +362,7 @@
               <w:lang w:eastAsia="fr-FR"/>
             </w:rPr>
           </w:pPr>
-          <w:hyperlink w:anchor="_Toc225787800" w:history="1">
+          <w:hyperlink w:anchor="_Toc226489025" w:history="1">
             <w:r>
               <w:rPr>
                 <w:rStyle w:val="Lienhypertexte"/>
@@ -402,7 +404,7 @@
                 <w:noProof/>
                 <w:webHidden/>
               </w:rPr>
-              <w:instrText xml:space="preserve"> PAGEREF _Toc225787800 \h </w:instrText>
+              <w:instrText xml:space="preserve"> PAGEREF _Toc226489025 \h </w:instrText>
             </w:r>
             <w:r>
               <w:rPr>
@@ -446,7 +448,7 @@
               <w:lang w:eastAsia="fr-FR"/>
             </w:rPr>
           </w:pPr>
-          <w:hyperlink w:anchor="_Toc225787801" w:history="1">
+          <w:hyperlink w:anchor="_Toc226489026" w:history="1">
             <w:r>
               <w:rPr>
                 <w:rStyle w:val="Lienhypertexte"/>
@@ -488,7 +490,7 @@
                 <w:noProof/>
                 <w:webHidden/>
               </w:rPr>
-              <w:instrText xml:space="preserve"> PAGEREF _Toc225787801 \h </w:instrText>
+              <w:instrText xml:space="preserve"> PAGEREF _Toc226489026 \h </w:instrText>
             </w:r>
             <w:r>
               <w:rPr>
@@ -532,7 +534,7 @@
               <w:lang w:eastAsia="fr-FR"/>
             </w:rPr>
           </w:pPr>
-          <w:hyperlink w:anchor="_Toc225787802" w:history="1">
+          <w:hyperlink w:anchor="_Toc226489027" w:history="1">
             <w:r>
               <w:rPr>
                 <w:rStyle w:val="Lienhypertexte"/>
@@ -574,7 +576,7 @@
                 <w:noProof/>
                 <w:webHidden/>
               </w:rPr>
-              <w:instrText xml:space="preserve"> PAGEREF _Toc225787802 \h </w:instrText>
+              <w:instrText xml:space="preserve"> PAGEREF _Toc226489027 \h </w:instrText>
             </w:r>
             <w:r>
               <w:rPr>
@@ -617,7 +619,7 @@
               <w:lang w:eastAsia="fr-FR"/>
             </w:rPr>
           </w:pPr>
-          <w:hyperlink w:anchor="_Toc225787803" w:history="1">
+          <w:hyperlink w:anchor="_Toc226489028" w:history="1">
             <w:r>
               <w:rPr>
                 <w:rStyle w:val="Lienhypertexte"/>
@@ -644,7 +646,7 @@
                 <w:noProof/>
                 <w:webHidden/>
               </w:rPr>
-              <w:instrText xml:space="preserve"> PAGEREF _Toc225787803 \h </w:instrText>
+              <w:instrText xml:space="preserve"> PAGEREF _Toc226489028 \h </w:instrText>
             </w:r>
             <w:r>
               <w:rPr>
@@ -664,7 +666,7 @@
                 <w:noProof/>
                 <w:webHidden/>
               </w:rPr>
-              <w:t>4</w:t>
+              <w:t>5</w:t>
             </w:r>
             <w:r>
               <w:rPr>
@@ -688,7 +690,7 @@
               <w:lang w:eastAsia="fr-FR"/>
             </w:rPr>
           </w:pPr>
-          <w:hyperlink w:anchor="_Toc225787804" w:history="1">
+          <w:hyperlink w:anchor="_Toc226489029" w:history="1">
             <w:r>
               <w:rPr>
                 <w:rStyle w:val="Lienhypertexte"/>
@@ -730,7 +732,7 @@
                 <w:noProof/>
                 <w:webHidden/>
               </w:rPr>
-              <w:instrText xml:space="preserve"> PAGEREF _Toc225787804 \h </w:instrText>
+              <w:instrText xml:space="preserve"> PAGEREF _Toc226489029 \h </w:instrText>
             </w:r>
             <w:r>
               <w:rPr>
@@ -750,7 +752,885 @@
                 <w:noProof/>
                 <w:webHidden/>
               </w:rPr>
-              <w:t>4</w:t>
+              <w:t>5</w:t>
+            </w:r>
+            <w:r>
+              <w:rPr>
+                <w:noProof/>
+                <w:webHidden/>
+              </w:rPr>
+              <w:fldChar w:fldCharType="end"/>
+            </w:r>
+          </w:hyperlink>
+        </w:p>
+        <w:p>
+          <w:pPr>
+            <w:pStyle w:val="TM2"/>
+            <w:tabs>
+              <w:tab w:val="left" w:pos="960"/>
+              <w:tab w:val="right" w:leader="dot" w:pos="9062"/>
+            </w:tabs>
+            <w:rPr>
+              <w:rFonts w:eastAsiaTheme="minorEastAsia"/>
+              <w:noProof/>
+              <w:lang w:eastAsia="fr-FR"/>
+            </w:rPr>
+          </w:pPr>
+          <w:hyperlink w:anchor="_Toc226489030" w:history="1">
+            <w:r>
+              <w:rPr>
+                <w:rStyle w:val="Lienhypertexte"/>
+                <w:rFonts w:eastAsia="Times New Roman"/>
+                <w:noProof/>
+                <w:lang w:eastAsia="fr-FR"/>
+              </w:rPr>
+              <w:t>2.1</w:t>
+            </w:r>
+            <w:r>
+              <w:rPr>
+                <w:rFonts w:eastAsiaTheme="minorEastAsia"/>
+                <w:noProof/>
+                <w:lang w:eastAsia="fr-FR"/>
+              </w:rPr>
+              <w:tab/>
+            </w:r>
+            <w:r>
+              <w:rPr>
+                <w:rStyle w:val="Lienhypertexte"/>
+                <w:rFonts w:eastAsia="Times New Roman"/>
+                <w:noProof/>
+                <w:lang w:eastAsia="fr-FR"/>
+              </w:rPr>
+              <w:t>Présentation générale de l’architecture</w:t>
+            </w:r>
+            <w:r>
+              <w:rPr>
+                <w:noProof/>
+                <w:webHidden/>
+              </w:rPr>
+              <w:tab/>
+            </w:r>
+            <w:r>
+              <w:rPr>
+                <w:noProof/>
+                <w:webHidden/>
+              </w:rPr>
+              <w:fldChar w:fldCharType="begin"/>
+            </w:r>
+            <w:r>
+              <w:rPr>
+                <w:noProof/>
+                <w:webHidden/>
+              </w:rPr>
+              <w:instrText xml:space="preserve"> PAGEREF _Toc226489030 \h </w:instrText>
+            </w:r>
+            <w:r>
+              <w:rPr>
+                <w:noProof/>
+                <w:webHidden/>
+              </w:rPr>
+            </w:r>
+            <w:r>
+              <w:rPr>
+                <w:noProof/>
+                <w:webHidden/>
+              </w:rPr>
+              <w:fldChar w:fldCharType="separate"/>
+            </w:r>
+            <w:r>
+              <w:rPr>
+                <w:noProof/>
+                <w:webHidden/>
+              </w:rPr>
+              <w:t>5</w:t>
+            </w:r>
+            <w:r>
+              <w:rPr>
+                <w:noProof/>
+                <w:webHidden/>
+              </w:rPr>
+              <w:fldChar w:fldCharType="end"/>
+            </w:r>
+          </w:hyperlink>
+        </w:p>
+        <w:p>
+          <w:pPr>
+            <w:pStyle w:val="TM2"/>
+            <w:tabs>
+              <w:tab w:val="left" w:pos="960"/>
+              <w:tab w:val="right" w:leader="dot" w:pos="9062"/>
+            </w:tabs>
+            <w:rPr>
+              <w:rFonts w:eastAsiaTheme="minorEastAsia"/>
+              <w:noProof/>
+              <w:lang w:eastAsia="fr-FR"/>
+            </w:rPr>
+          </w:pPr>
+          <w:hyperlink w:anchor="_Toc226489031" w:history="1">
+            <w:r>
+              <w:rPr>
+                <w:rStyle w:val="Lienhypertexte"/>
+                <w:rFonts w:eastAsia="Times New Roman"/>
+                <w:noProof/>
+                <w:lang w:eastAsia="fr-FR"/>
+              </w:rPr>
+              <w:t>2.2</w:t>
+            </w:r>
+            <w:r>
+              <w:rPr>
+                <w:rFonts w:eastAsiaTheme="minorEastAsia"/>
+                <w:noProof/>
+                <w:lang w:eastAsia="fr-FR"/>
+              </w:rPr>
+              <w:tab/>
+            </w:r>
+            <w:r>
+              <w:rPr>
+                <w:rStyle w:val="Lienhypertexte"/>
+                <w:rFonts w:eastAsia="Times New Roman"/>
+                <w:noProof/>
+                <w:lang w:eastAsia="fr-FR"/>
+              </w:rPr>
+              <w:t>Architecture réseau</w:t>
+            </w:r>
+            <w:r>
+              <w:rPr>
+                <w:noProof/>
+                <w:webHidden/>
+              </w:rPr>
+              <w:tab/>
+            </w:r>
+            <w:r>
+              <w:rPr>
+                <w:noProof/>
+                <w:webHidden/>
+              </w:rPr>
+              <w:fldChar w:fldCharType="begin"/>
+            </w:r>
+            <w:r>
+              <w:rPr>
+                <w:noProof/>
+                <w:webHidden/>
+              </w:rPr>
+              <w:instrText xml:space="preserve"> PAGEREF _Toc226489031 \h </w:instrText>
+            </w:r>
+            <w:r>
+              <w:rPr>
+                <w:noProof/>
+                <w:webHidden/>
+              </w:rPr>
+            </w:r>
+            <w:r>
+              <w:rPr>
+                <w:noProof/>
+                <w:webHidden/>
+              </w:rPr>
+              <w:fldChar w:fldCharType="separate"/>
+            </w:r>
+            <w:r>
+              <w:rPr>
+                <w:noProof/>
+                <w:webHidden/>
+              </w:rPr>
+              <w:t>6</w:t>
+            </w:r>
+            <w:r>
+              <w:rPr>
+                <w:noProof/>
+                <w:webHidden/>
+              </w:rPr>
+              <w:fldChar w:fldCharType="end"/>
+            </w:r>
+          </w:hyperlink>
+        </w:p>
+        <w:p>
+          <w:pPr>
+            <w:pStyle w:val="TM2"/>
+            <w:tabs>
+              <w:tab w:val="left" w:pos="960"/>
+              <w:tab w:val="right" w:leader="dot" w:pos="9062"/>
+            </w:tabs>
+            <w:rPr>
+              <w:rFonts w:eastAsiaTheme="minorEastAsia"/>
+              <w:noProof/>
+              <w:lang w:eastAsia="fr-FR"/>
+            </w:rPr>
+          </w:pPr>
+          <w:hyperlink w:anchor="_Toc226489032" w:history="1">
+            <w:r>
+              <w:rPr>
+                <w:rStyle w:val="Lienhypertexte"/>
+                <w:noProof/>
+              </w:rPr>
+              <w:t>2.3</w:t>
+            </w:r>
+            <w:r>
+              <w:rPr>
+                <w:rFonts w:eastAsiaTheme="minorEastAsia"/>
+                <w:noProof/>
+                <w:lang w:eastAsia="fr-FR"/>
+              </w:rPr>
+              <w:tab/>
+            </w:r>
+            <w:r>
+              <w:rPr>
+                <w:rStyle w:val="Lienhypertexte"/>
+                <w:noProof/>
+              </w:rPr>
+              <w:t>Infrastructure Serveur</w:t>
+            </w:r>
+            <w:r>
+              <w:rPr>
+                <w:noProof/>
+                <w:webHidden/>
+              </w:rPr>
+              <w:tab/>
+            </w:r>
+            <w:r>
+              <w:rPr>
+                <w:noProof/>
+                <w:webHidden/>
+              </w:rPr>
+              <w:fldChar w:fldCharType="begin"/>
+            </w:r>
+            <w:r>
+              <w:rPr>
+                <w:noProof/>
+                <w:webHidden/>
+              </w:rPr>
+              <w:instrText xml:space="preserve"> PAGEREF _Toc226489032 \h </w:instrText>
+            </w:r>
+            <w:r>
+              <w:rPr>
+                <w:noProof/>
+                <w:webHidden/>
+              </w:rPr>
+            </w:r>
+            <w:r>
+              <w:rPr>
+                <w:noProof/>
+                <w:webHidden/>
+              </w:rPr>
+              <w:fldChar w:fldCharType="separate"/>
+            </w:r>
+            <w:r>
+              <w:rPr>
+                <w:noProof/>
+                <w:webHidden/>
+              </w:rPr>
+              <w:t>6</w:t>
+            </w:r>
+            <w:r>
+              <w:rPr>
+                <w:noProof/>
+                <w:webHidden/>
+              </w:rPr>
+              <w:fldChar w:fldCharType="end"/>
+            </w:r>
+          </w:hyperlink>
+        </w:p>
+        <w:p>
+          <w:pPr>
+            <w:pStyle w:val="TM2"/>
+            <w:tabs>
+              <w:tab w:val="left" w:pos="960"/>
+              <w:tab w:val="right" w:leader="dot" w:pos="9062"/>
+            </w:tabs>
+            <w:rPr>
+              <w:rFonts w:eastAsiaTheme="minorEastAsia"/>
+              <w:noProof/>
+              <w:lang w:eastAsia="fr-FR"/>
+            </w:rPr>
+          </w:pPr>
+          <w:hyperlink w:anchor="_Toc226489033" w:history="1">
+            <w:r>
+              <w:rPr>
+                <w:rStyle w:val="Lienhypertexte"/>
+                <w:rFonts w:eastAsia="Times New Roman"/>
+                <w:noProof/>
+                <w:lang w:eastAsia="fr-FR"/>
+              </w:rPr>
+              <w:t>2.4</w:t>
+            </w:r>
+            <w:r>
+              <w:rPr>
+                <w:rFonts w:eastAsiaTheme="minorEastAsia"/>
+                <w:noProof/>
+                <w:lang w:eastAsia="fr-FR"/>
+              </w:rPr>
+              <w:tab/>
+            </w:r>
+            <w:r>
+              <w:rPr>
+                <w:rStyle w:val="Lienhypertexte"/>
+                <w:rFonts w:eastAsia="Times New Roman"/>
+                <w:noProof/>
+                <w:lang w:eastAsia="fr-FR"/>
+              </w:rPr>
+              <w:t>Active Directory</w:t>
+            </w:r>
+            <w:r>
+              <w:rPr>
+                <w:noProof/>
+                <w:webHidden/>
+              </w:rPr>
+              <w:tab/>
+            </w:r>
+            <w:r>
+              <w:rPr>
+                <w:noProof/>
+                <w:webHidden/>
+              </w:rPr>
+              <w:fldChar w:fldCharType="begin"/>
+            </w:r>
+            <w:r>
+              <w:rPr>
+                <w:noProof/>
+                <w:webHidden/>
+              </w:rPr>
+              <w:instrText xml:space="preserve"> PAGEREF _Toc226489033 \h </w:instrText>
+            </w:r>
+            <w:r>
+              <w:rPr>
+                <w:noProof/>
+                <w:webHidden/>
+              </w:rPr>
+            </w:r>
+            <w:r>
+              <w:rPr>
+                <w:noProof/>
+                <w:webHidden/>
+              </w:rPr>
+              <w:fldChar w:fldCharType="separate"/>
+            </w:r>
+            <w:r>
+              <w:rPr>
+                <w:noProof/>
+                <w:webHidden/>
+              </w:rPr>
+              <w:t>7</w:t>
+            </w:r>
+            <w:r>
+              <w:rPr>
+                <w:noProof/>
+                <w:webHidden/>
+              </w:rPr>
+              <w:fldChar w:fldCharType="end"/>
+            </w:r>
+          </w:hyperlink>
+        </w:p>
+        <w:p>
+          <w:pPr>
+            <w:pStyle w:val="TM3"/>
+            <w:tabs>
+              <w:tab w:val="left" w:pos="1440"/>
+              <w:tab w:val="right" w:leader="dot" w:pos="9062"/>
+            </w:tabs>
+            <w:rPr>
+              <w:noProof/>
+            </w:rPr>
+          </w:pPr>
+          <w:hyperlink w:anchor="_Toc226489034" w:history="1">
+            <w:r>
+              <w:rPr>
+                <w:rStyle w:val="Lienhypertexte"/>
+                <w:noProof/>
+                <w:lang w:eastAsia="fr-FR"/>
+              </w:rPr>
+              <w:t>2.4.1</w:t>
+            </w:r>
+            <w:r>
+              <w:rPr>
+                <w:noProof/>
+              </w:rPr>
+              <w:tab/>
+            </w:r>
+            <w:r>
+              <w:rPr>
+                <w:rStyle w:val="Lienhypertexte"/>
+                <w:noProof/>
+                <w:lang w:eastAsia="fr-FR"/>
+              </w:rPr>
+              <w:t>Rôle et Architecture du Domaine</w:t>
+            </w:r>
+            <w:r>
+              <w:rPr>
+                <w:noProof/>
+                <w:webHidden/>
+              </w:rPr>
+              <w:tab/>
+            </w:r>
+            <w:r>
+              <w:rPr>
+                <w:noProof/>
+                <w:webHidden/>
+              </w:rPr>
+              <w:fldChar w:fldCharType="begin"/>
+            </w:r>
+            <w:r>
+              <w:rPr>
+                <w:noProof/>
+                <w:webHidden/>
+              </w:rPr>
+              <w:instrText xml:space="preserve"> PAGEREF _Toc226489034 \h </w:instrText>
+            </w:r>
+            <w:r>
+              <w:rPr>
+                <w:noProof/>
+                <w:webHidden/>
+              </w:rPr>
+            </w:r>
+            <w:r>
+              <w:rPr>
+                <w:noProof/>
+                <w:webHidden/>
+              </w:rPr>
+              <w:fldChar w:fldCharType="separate"/>
+            </w:r>
+            <w:r>
+              <w:rPr>
+                <w:noProof/>
+                <w:webHidden/>
+              </w:rPr>
+              <w:t>8</w:t>
+            </w:r>
+            <w:r>
+              <w:rPr>
+                <w:noProof/>
+                <w:webHidden/>
+              </w:rPr>
+              <w:fldChar w:fldCharType="end"/>
+            </w:r>
+          </w:hyperlink>
+        </w:p>
+        <w:p>
+          <w:pPr>
+            <w:pStyle w:val="TM2"/>
+            <w:tabs>
+              <w:tab w:val="left" w:pos="960"/>
+              <w:tab w:val="right" w:leader="dot" w:pos="9062"/>
+            </w:tabs>
+            <w:rPr>
+              <w:rFonts w:eastAsiaTheme="minorEastAsia"/>
+              <w:noProof/>
+              <w:lang w:eastAsia="fr-FR"/>
+            </w:rPr>
+          </w:pPr>
+          <w:hyperlink w:anchor="_Toc226489035" w:history="1">
+            <w:r>
+              <w:rPr>
+                <w:rStyle w:val="Lienhypertexte"/>
+                <w:rFonts w:eastAsia="Times New Roman"/>
+                <w:noProof/>
+                <w:lang w:eastAsia="fr-FR"/>
+              </w:rPr>
+              <w:t>2.5</w:t>
+            </w:r>
+            <w:r>
+              <w:rPr>
+                <w:rFonts w:eastAsiaTheme="minorEastAsia"/>
+                <w:noProof/>
+                <w:lang w:eastAsia="fr-FR"/>
+              </w:rPr>
+              <w:tab/>
+            </w:r>
+            <w:r>
+              <w:rPr>
+                <w:rStyle w:val="Lienhypertexte"/>
+                <w:rFonts w:eastAsia="Times New Roman"/>
+                <w:noProof/>
+                <w:lang w:eastAsia="fr-FR"/>
+              </w:rPr>
+              <w:t>Infrastructure hybride (Entra ID &amp; Intune)</w:t>
+            </w:r>
+            <w:r>
+              <w:rPr>
+                <w:noProof/>
+                <w:webHidden/>
+              </w:rPr>
+              <w:tab/>
+            </w:r>
+            <w:r>
+              <w:rPr>
+                <w:noProof/>
+                <w:webHidden/>
+              </w:rPr>
+              <w:fldChar w:fldCharType="begin"/>
+            </w:r>
+            <w:r>
+              <w:rPr>
+                <w:noProof/>
+                <w:webHidden/>
+              </w:rPr>
+              <w:instrText xml:space="preserve"> PAGEREF _Toc226489035 \h </w:instrText>
+            </w:r>
+            <w:r>
+              <w:rPr>
+                <w:noProof/>
+                <w:webHidden/>
+              </w:rPr>
+            </w:r>
+            <w:r>
+              <w:rPr>
+                <w:noProof/>
+                <w:webHidden/>
+              </w:rPr>
+              <w:fldChar w:fldCharType="separate"/>
+            </w:r>
+            <w:r>
+              <w:rPr>
+                <w:noProof/>
+                <w:webHidden/>
+              </w:rPr>
+              <w:t>8</w:t>
+            </w:r>
+            <w:r>
+              <w:rPr>
+                <w:noProof/>
+                <w:webHidden/>
+              </w:rPr>
+              <w:fldChar w:fldCharType="end"/>
+            </w:r>
+          </w:hyperlink>
+        </w:p>
+        <w:p>
+          <w:pPr>
+            <w:pStyle w:val="TM2"/>
+            <w:tabs>
+              <w:tab w:val="left" w:pos="960"/>
+              <w:tab w:val="right" w:leader="dot" w:pos="9062"/>
+            </w:tabs>
+            <w:rPr>
+              <w:rFonts w:eastAsiaTheme="minorEastAsia"/>
+              <w:noProof/>
+              <w:lang w:eastAsia="fr-FR"/>
+            </w:rPr>
+          </w:pPr>
+          <w:hyperlink w:anchor="_Toc226489036" w:history="1">
+            <w:r>
+              <w:rPr>
+                <w:rStyle w:val="Lienhypertexte"/>
+                <w:rFonts w:eastAsia="Times New Roman"/>
+                <w:noProof/>
+                <w:lang w:eastAsia="fr-FR"/>
+              </w:rPr>
+              <w:t>2.6</w:t>
+            </w:r>
+            <w:r>
+              <w:rPr>
+                <w:rFonts w:eastAsiaTheme="minorEastAsia"/>
+                <w:noProof/>
+                <w:lang w:eastAsia="fr-FR"/>
+              </w:rPr>
+              <w:tab/>
+            </w:r>
+            <w:r>
+              <w:rPr>
+                <w:rStyle w:val="Lienhypertexte"/>
+                <w:rFonts w:eastAsia="Times New Roman"/>
+                <w:noProof/>
+                <w:lang w:eastAsia="fr-FR"/>
+              </w:rPr>
+              <w:t>Serveur de fichiers</w:t>
+            </w:r>
+            <w:r>
+              <w:rPr>
+                <w:noProof/>
+                <w:webHidden/>
+              </w:rPr>
+              <w:tab/>
+            </w:r>
+            <w:r>
+              <w:rPr>
+                <w:noProof/>
+                <w:webHidden/>
+              </w:rPr>
+              <w:fldChar w:fldCharType="begin"/>
+            </w:r>
+            <w:r>
+              <w:rPr>
+                <w:noProof/>
+                <w:webHidden/>
+              </w:rPr>
+              <w:instrText xml:space="preserve"> PAGEREF _Toc226489036 \h </w:instrText>
+            </w:r>
+            <w:r>
+              <w:rPr>
+                <w:noProof/>
+                <w:webHidden/>
+              </w:rPr>
+            </w:r>
+            <w:r>
+              <w:rPr>
+                <w:noProof/>
+                <w:webHidden/>
+              </w:rPr>
+              <w:fldChar w:fldCharType="separate"/>
+            </w:r>
+            <w:r>
+              <w:rPr>
+                <w:noProof/>
+                <w:webHidden/>
+              </w:rPr>
+              <w:t>8</w:t>
+            </w:r>
+            <w:r>
+              <w:rPr>
+                <w:noProof/>
+                <w:webHidden/>
+              </w:rPr>
+              <w:fldChar w:fldCharType="end"/>
+            </w:r>
+          </w:hyperlink>
+        </w:p>
+        <w:p>
+          <w:pPr>
+            <w:pStyle w:val="TM2"/>
+            <w:tabs>
+              <w:tab w:val="left" w:pos="960"/>
+              <w:tab w:val="right" w:leader="dot" w:pos="9062"/>
+            </w:tabs>
+            <w:rPr>
+              <w:rFonts w:eastAsiaTheme="minorEastAsia"/>
+              <w:noProof/>
+              <w:lang w:eastAsia="fr-FR"/>
+            </w:rPr>
+          </w:pPr>
+          <w:hyperlink w:anchor="_Toc226489037" w:history="1">
+            <w:r>
+              <w:rPr>
+                <w:rStyle w:val="Lienhypertexte"/>
+                <w:noProof/>
+              </w:rPr>
+              <w:t>2.7</w:t>
+            </w:r>
+            <w:r>
+              <w:rPr>
+                <w:rFonts w:eastAsiaTheme="minorEastAsia"/>
+                <w:noProof/>
+                <w:lang w:eastAsia="fr-FR"/>
+              </w:rPr>
+              <w:tab/>
+            </w:r>
+            <w:r>
+              <w:rPr>
+                <w:rStyle w:val="Lienhypertexte"/>
+                <w:noProof/>
+              </w:rPr>
+              <w:t>Serveur web et conteneurisation</w:t>
+            </w:r>
+            <w:r>
+              <w:rPr>
+                <w:noProof/>
+                <w:webHidden/>
+              </w:rPr>
+              <w:tab/>
+            </w:r>
+            <w:r>
+              <w:rPr>
+                <w:noProof/>
+                <w:webHidden/>
+              </w:rPr>
+              <w:fldChar w:fldCharType="begin"/>
+            </w:r>
+            <w:r>
+              <w:rPr>
+                <w:noProof/>
+                <w:webHidden/>
+              </w:rPr>
+              <w:instrText xml:space="preserve"> PAGEREF _Toc226489037 \h </w:instrText>
+            </w:r>
+            <w:r>
+              <w:rPr>
+                <w:noProof/>
+                <w:webHidden/>
+              </w:rPr>
+            </w:r>
+            <w:r>
+              <w:rPr>
+                <w:noProof/>
+                <w:webHidden/>
+              </w:rPr>
+              <w:fldChar w:fldCharType="separate"/>
+            </w:r>
+            <w:r>
+              <w:rPr>
+                <w:noProof/>
+                <w:webHidden/>
+              </w:rPr>
+              <w:t>8</w:t>
+            </w:r>
+            <w:r>
+              <w:rPr>
+                <w:noProof/>
+                <w:webHidden/>
+              </w:rPr>
+              <w:fldChar w:fldCharType="end"/>
+            </w:r>
+          </w:hyperlink>
+        </w:p>
+        <w:p>
+          <w:pPr>
+            <w:pStyle w:val="TM2"/>
+            <w:tabs>
+              <w:tab w:val="left" w:pos="960"/>
+              <w:tab w:val="right" w:leader="dot" w:pos="9062"/>
+            </w:tabs>
+            <w:rPr>
+              <w:rFonts w:eastAsiaTheme="minorEastAsia"/>
+              <w:noProof/>
+              <w:lang w:eastAsia="fr-FR"/>
+            </w:rPr>
+          </w:pPr>
+          <w:hyperlink w:anchor="_Toc226489038" w:history="1">
+            <w:r>
+              <w:rPr>
+                <w:rStyle w:val="Lienhypertexte"/>
+                <w:noProof/>
+              </w:rPr>
+              <w:t>2.8</w:t>
+            </w:r>
+            <w:r>
+              <w:rPr>
+                <w:rFonts w:eastAsiaTheme="minorEastAsia"/>
+                <w:noProof/>
+                <w:lang w:eastAsia="fr-FR"/>
+              </w:rPr>
+              <w:tab/>
+            </w:r>
+            <w:r>
+              <w:rPr>
+                <w:rStyle w:val="Lienhypertexte"/>
+                <w:noProof/>
+              </w:rPr>
+              <w:t>Supervision et centralisation des logs</w:t>
+            </w:r>
+            <w:r>
+              <w:rPr>
+                <w:noProof/>
+                <w:webHidden/>
+              </w:rPr>
+              <w:tab/>
+            </w:r>
+            <w:r>
+              <w:rPr>
+                <w:noProof/>
+                <w:webHidden/>
+              </w:rPr>
+              <w:fldChar w:fldCharType="begin"/>
+            </w:r>
+            <w:r>
+              <w:rPr>
+                <w:noProof/>
+                <w:webHidden/>
+              </w:rPr>
+              <w:instrText xml:space="preserve"> PAGEREF _Toc226489038 \h </w:instrText>
+            </w:r>
+            <w:r>
+              <w:rPr>
+                <w:noProof/>
+                <w:webHidden/>
+              </w:rPr>
+            </w:r>
+            <w:r>
+              <w:rPr>
+                <w:noProof/>
+                <w:webHidden/>
+              </w:rPr>
+              <w:fldChar w:fldCharType="separate"/>
+            </w:r>
+            <w:r>
+              <w:rPr>
+                <w:noProof/>
+                <w:webHidden/>
+              </w:rPr>
+              <w:t>8</w:t>
+            </w:r>
+            <w:r>
+              <w:rPr>
+                <w:noProof/>
+                <w:webHidden/>
+              </w:rPr>
+              <w:fldChar w:fldCharType="end"/>
+            </w:r>
+          </w:hyperlink>
+        </w:p>
+        <w:p>
+          <w:pPr>
+            <w:pStyle w:val="TM2"/>
+            <w:tabs>
+              <w:tab w:val="left" w:pos="960"/>
+              <w:tab w:val="right" w:leader="dot" w:pos="9062"/>
+            </w:tabs>
+            <w:rPr>
+              <w:rFonts w:eastAsiaTheme="minorEastAsia"/>
+              <w:noProof/>
+              <w:lang w:eastAsia="fr-FR"/>
+            </w:rPr>
+          </w:pPr>
+          <w:hyperlink w:anchor="_Toc226489039" w:history="1">
+            <w:r>
+              <w:rPr>
+                <w:rStyle w:val="Lienhypertexte"/>
+                <w:noProof/>
+              </w:rPr>
+              <w:t>2.9</w:t>
+            </w:r>
+            <w:r>
+              <w:rPr>
+                <w:rFonts w:eastAsiaTheme="minorEastAsia"/>
+                <w:noProof/>
+                <w:lang w:eastAsia="fr-FR"/>
+              </w:rPr>
+              <w:tab/>
+            </w:r>
+            <w:r>
+              <w:rPr>
+                <w:rStyle w:val="Lienhypertexte"/>
+                <w:noProof/>
+              </w:rPr>
+              <w:t>Automatisation (DevOps)</w:t>
+            </w:r>
+            <w:r>
+              <w:rPr>
+                <w:noProof/>
+                <w:webHidden/>
+              </w:rPr>
+              <w:tab/>
+            </w:r>
+            <w:r>
+              <w:rPr>
+                <w:noProof/>
+                <w:webHidden/>
+              </w:rPr>
+              <w:fldChar w:fldCharType="begin"/>
+            </w:r>
+            <w:r>
+              <w:rPr>
+                <w:noProof/>
+                <w:webHidden/>
+              </w:rPr>
+              <w:instrText xml:space="preserve"> PAGEREF _Toc226489039 \h </w:instrText>
+            </w:r>
+            <w:r>
+              <w:rPr>
+                <w:noProof/>
+                <w:webHidden/>
+              </w:rPr>
+            </w:r>
+            <w:r>
+              <w:rPr>
+                <w:noProof/>
+                <w:webHidden/>
+              </w:rPr>
+              <w:fldChar w:fldCharType="separate"/>
+            </w:r>
+            <w:r>
+              <w:rPr>
+                <w:noProof/>
+                <w:webHidden/>
+              </w:rPr>
+              <w:t>8</w:t>
             </w:r>
             <w:r>
               <w:rPr>
@@ -773,7 +1653,7 @@
               <w:lang w:eastAsia="fr-FR"/>
             </w:rPr>
           </w:pPr>
-          <w:hyperlink w:anchor="_Toc225787805" w:history="1">
+          <w:hyperlink w:anchor="_Toc226489040" w:history="1">
             <w:r>
               <w:rPr>
                 <w:rStyle w:val="Lienhypertexte"/>
@@ -800,7 +1680,7 @@
                 <w:noProof/>
                 <w:webHidden/>
               </w:rPr>
-              <w:instrText xml:space="preserve"> PAGEREF _Toc225787805 \h </w:instrText>
+              <w:instrText xml:space="preserve"> PAGEREF _Toc226489040 \h </w:instrText>
             </w:r>
             <w:r>
               <w:rPr>
@@ -820,7 +1700,7 @@
                 <w:noProof/>
                 <w:webHidden/>
               </w:rPr>
-              <w:t>4</w:t>
+              <w:t>8</w:t>
             </w:r>
             <w:r>
               <w:rPr>
@@ -844,7 +1724,7 @@
               <w:lang w:eastAsia="fr-FR"/>
             </w:rPr>
           </w:pPr>
-          <w:hyperlink w:anchor="_Toc225787806" w:history="1">
+          <w:hyperlink w:anchor="_Toc226489041" w:history="1">
             <w:r>
               <w:rPr>
                 <w:rStyle w:val="Lienhypertexte"/>
@@ -886,7 +1766,7 @@
                 <w:noProof/>
                 <w:webHidden/>
               </w:rPr>
-              <w:instrText xml:space="preserve"> PAGEREF _Toc225787806 \h </w:instrText>
+              <w:instrText xml:space="preserve"> PAGEREF _Toc226489041 \h </w:instrText>
             </w:r>
             <w:r>
               <w:rPr>
@@ -906,7 +1786,7 @@
                 <w:noProof/>
                 <w:webHidden/>
               </w:rPr>
-              <w:t>4</w:t>
+              <w:t>8</w:t>
             </w:r>
             <w:r>
               <w:rPr>
@@ -930,7 +1810,7 @@
               <w:lang w:eastAsia="fr-FR"/>
             </w:rPr>
           </w:pPr>
-          <w:hyperlink w:anchor="_Toc225787807" w:history="1">
+          <w:hyperlink w:anchor="_Toc226489042" w:history="1">
             <w:r>
               <w:rPr>
                 <w:rStyle w:val="Lienhypertexte"/>
@@ -972,7 +1852,7 @@
                 <w:noProof/>
                 <w:webHidden/>
               </w:rPr>
-              <w:instrText xml:space="preserve"> PAGEREF _Toc225787807 \h </w:instrText>
+              <w:instrText xml:space="preserve"> PAGEREF _Toc226489042 \h </w:instrText>
             </w:r>
             <w:r>
               <w:rPr>
@@ -992,7 +1872,7 @@
                 <w:noProof/>
                 <w:webHidden/>
               </w:rPr>
-              <w:t>4</w:t>
+              <w:t>8</w:t>
             </w:r>
             <w:r>
               <w:rPr>
@@ -1016,7 +1896,7 @@
               <w:lang w:eastAsia="fr-FR"/>
             </w:rPr>
           </w:pPr>
-          <w:hyperlink w:anchor="_Toc225787808" w:history="1">
+          <w:hyperlink w:anchor="_Toc226489043" w:history="1">
             <w:r>
               <w:rPr>
                 <w:rStyle w:val="Lienhypertexte"/>
@@ -1058,7 +1938,7 @@
                 <w:noProof/>
                 <w:webHidden/>
               </w:rPr>
-              <w:instrText xml:space="preserve"> PAGEREF _Toc225787808 \h </w:instrText>
+              <w:instrText xml:space="preserve"> PAGEREF _Toc226489043 \h </w:instrText>
             </w:r>
             <w:r>
               <w:rPr>
@@ -1078,7 +1958,7 @@
                 <w:noProof/>
                 <w:webHidden/>
               </w:rPr>
-              <w:t>4</w:t>
+              <w:t>8</w:t>
             </w:r>
             <w:r>
               <w:rPr>
@@ -1101,7 +1981,7 @@
               <w:lang w:eastAsia="fr-FR"/>
             </w:rPr>
           </w:pPr>
-          <w:hyperlink w:anchor="_Toc225787809" w:history="1">
+          <w:hyperlink w:anchor="_Toc226489044" w:history="1">
             <w:r>
               <w:rPr>
                 <w:rStyle w:val="Lienhypertexte"/>
@@ -1128,7 +2008,7 @@
                 <w:noProof/>
                 <w:webHidden/>
               </w:rPr>
-              <w:instrText xml:space="preserve"> PAGEREF _Toc225787809 \h </w:instrText>
+              <w:instrText xml:space="preserve"> PAGEREF _Toc226489044 \h </w:instrText>
             </w:r>
             <w:r>
               <w:rPr>
@@ -1148,7 +2028,7 @@
                 <w:noProof/>
                 <w:webHidden/>
               </w:rPr>
-              <w:t>4</w:t>
+              <w:t>8</w:t>
             </w:r>
             <w:r>
               <w:rPr>
@@ -1172,7 +2052,7 @@
               <w:lang w:eastAsia="fr-FR"/>
             </w:rPr>
           </w:pPr>
-          <w:hyperlink w:anchor="_Toc225787810" w:history="1">
+          <w:hyperlink w:anchor="_Toc226489045" w:history="1">
             <w:r>
               <w:rPr>
                 <w:rStyle w:val="Lienhypertexte"/>
@@ -1214,7 +2094,7 @@
                 <w:noProof/>
                 <w:webHidden/>
               </w:rPr>
-              <w:instrText xml:space="preserve"> PAGEREF _Toc225787810 \h </w:instrText>
+              <w:instrText xml:space="preserve"> PAGEREF _Toc226489045 \h </w:instrText>
             </w:r>
             <w:r>
               <w:rPr>
@@ -1234,7 +2114,93 @@
                 <w:noProof/>
                 <w:webHidden/>
               </w:rPr>
-              <w:t>4</w:t>
+              <w:t>8</w:t>
+            </w:r>
+            <w:r>
+              <w:rPr>
+                <w:noProof/>
+                <w:webHidden/>
+              </w:rPr>
+              <w:fldChar w:fldCharType="end"/>
+            </w:r>
+          </w:hyperlink>
+        </w:p>
+        <w:p>
+          <w:pPr>
+            <w:pStyle w:val="TM2"/>
+            <w:tabs>
+              <w:tab w:val="left" w:pos="960"/>
+              <w:tab w:val="right" w:leader="dot" w:pos="9062"/>
+            </w:tabs>
+            <w:rPr>
+              <w:rFonts w:eastAsiaTheme="minorEastAsia"/>
+              <w:noProof/>
+              <w:lang w:eastAsia="fr-FR"/>
+            </w:rPr>
+          </w:pPr>
+          <w:hyperlink w:anchor="_Toc226489046" w:history="1">
+            <w:r>
+              <w:rPr>
+                <w:rStyle w:val="Lienhypertexte"/>
+                <w:noProof/>
+              </w:rPr>
+              <w:t>4.1</w:t>
+            </w:r>
+            <w:r>
+              <w:rPr>
+                <w:rFonts w:eastAsiaTheme="minorEastAsia"/>
+                <w:noProof/>
+                <w:lang w:eastAsia="fr-FR"/>
+              </w:rPr>
+              <w:tab/>
+            </w:r>
+            <w:r>
+              <w:rPr>
+                <w:rStyle w:val="Lienhypertexte"/>
+                <w:noProof/>
+              </w:rPr>
+              <w:t>Sauvegarde et PRA/PCA</w:t>
+            </w:r>
+            <w:r>
+              <w:rPr>
+                <w:noProof/>
+                <w:webHidden/>
+              </w:rPr>
+              <w:tab/>
+            </w:r>
+            <w:r>
+              <w:rPr>
+                <w:noProof/>
+                <w:webHidden/>
+              </w:rPr>
+              <w:fldChar w:fldCharType="begin"/>
+            </w:r>
+            <w:r>
+              <w:rPr>
+                <w:noProof/>
+                <w:webHidden/>
+              </w:rPr>
+              <w:instrText xml:space="preserve"> PAGEREF _Toc226489046 \h </w:instrText>
+            </w:r>
+            <w:r>
+              <w:rPr>
+                <w:noProof/>
+                <w:webHidden/>
+              </w:rPr>
+            </w:r>
+            <w:r>
+              <w:rPr>
+                <w:noProof/>
+                <w:webHidden/>
+              </w:rPr>
+              <w:fldChar w:fldCharType="separate"/>
+            </w:r>
+            <w:r>
+              <w:rPr>
+                <w:noProof/>
+                <w:webHidden/>
+              </w:rPr>
+              <w:t>8</w:t>
             </w:r>
             <w:r>
               <w:rPr>
@@ -1281,7 +2247,7 @@
           <w:szCs w:val="56"/>
         </w:rPr>
       </w:pPr>
-      <w:bookmarkStart w:id="0" w:name="_Toc225787798"/>
+      <w:bookmarkStart w:id="0" w:name="_Toc226489023"/>
       <w:r>
         <w:rPr>
           <w:sz w:val="56"/>
@@ -1291,6 +2257,31 @@
       </w:r>
       <w:bookmarkEnd w:id="0"/>
     </w:p>
+    <w:p>
+      <w:pPr>
+        <w:jc w:val="both"/>
+      </w:pPr>
+      <w:r>
+        <w:t>Dans un paysage numérique où les menaces informatiques deviennent de plus en plus complexes, la sécurité des données est devenue le pilier central de toute stratégie d'entreprise. C’est dans ce contexte que la société CYNA, experte reconnue en cybersécurité, a décidé de moderniser intégralement son infrastructure informatique.</w:t>
+      </w:r>
+    </w:p>
+    <w:p>
+      <w:pPr>
+        <w:jc w:val="both"/>
+      </w:pPr>
+      <w:r>
+        <w:t>Ce projet de grande envergure ne se limite pas à une simple mise à jour technique ; il accompagne une étape clé de la vie de l'entreprise : son installation dans de nouveaux locaux à Genève et l'ouverture stratégique d'une filiale à Paris. L’enjeu est de taille : il s'agit de concevoir une architecture "Cloud Hybride" capable de garantir une sécurité absolue (Zero Trust) tout en offrant une flexibilité maximale aux collaborateurs, qu'ils soient au siège ou en mobilité.</w:t>
+      </w:r>
+    </w:p>
+    <w:p>
+      <w:pPr>
+        <w:jc w:val="both"/>
+      </w:pPr>
+      <w:r>
+        <w:t>Ce document de cadrage a pour but de définir les fondations de cette nouvelle infrastructure. Nous y détaillerons les choix technologiques retenus, l'organisation de notre équipe pour répondre aux délais impartis, ainsi que les dispositifs mis en place pour assurer la continuité d'activité de CYNA face aux risques technologiques.</w:t>
+      </w:r>
+    </w:p>
+    <w:p/>
     <w:p>
       <w:pPr>
         <w:rPr>
@@ -1316,7 +2307,7 @@
           <w:szCs w:val="56"/>
         </w:rPr>
       </w:pPr>
-      <w:bookmarkStart w:id="1" w:name="_Toc225787799"/>
+      <w:bookmarkStart w:id="1" w:name="_Toc226489024"/>
       <w:r>
         <w:rPr>
           <w:sz w:val="56"/>
@@ -1338,7 +2329,7 @@
       <w:pPr>
         <w:pStyle w:val="Titre1"/>
       </w:pPr>
-      <w:bookmarkStart w:id="2" w:name="_Toc225787800"/>
+      <w:bookmarkStart w:id="2" w:name="_Toc226489025"/>
       <w:r>
         <w:t>Contexte et Objectifs</w:t>
       </w:r>
@@ -1349,7 +2340,7 @@
       <w:pPr>
         <w:pStyle w:val="Titre2"/>
       </w:pPr>
-      <w:bookmarkStart w:id="3" w:name="_Toc225787801"/>
+      <w:bookmarkStart w:id="3" w:name="_Toc226489026"/>
       <w:r>
         <w:t>Context</w:t>
       </w:r>
@@ -1360,19 +2351,224 @@
     </w:p>
     <w:p>
       <w:pPr>
-        <w:pStyle w:val="Sous-titre"/>
-      </w:pPr>
+        <w:pStyle w:val="NormalWeb"/>
+        <w:jc w:val="both"/>
+      </w:pPr>
+      <w:r>
+        <w:rPr>
+          <w:rStyle w:val="citation-227"/>
+          <w:rFonts w:eastAsiaTheme="majorEastAsia"/>
+        </w:rPr>
+        <w:t xml:space="preserve">La société CYNA s'est imposée comme un acteur de référence dans le domaine de la cybersécurité, proposant des services de pointe tels que la mise en place de centres de surveillance (SOC) et la gestion des menaces via des outils EDR (Endpoint </w:t>
+      </w:r>
+      <w:proofErr w:type="spellStart"/>
+      <w:r>
+        <w:rPr>
+          <w:rStyle w:val="citation-227"/>
+          <w:rFonts w:eastAsiaTheme="majorEastAsia"/>
+        </w:rPr>
+        <w:t>Detection</w:t>
+      </w:r>
+      <w:proofErr w:type="spellEnd"/>
+      <w:r>
+        <w:rPr>
+          <w:rStyle w:val="citation-227"/>
+          <w:rFonts w:eastAsiaTheme="majorEastAsia"/>
+        </w:rPr>
+        <w:t xml:space="preserve"> and </w:t>
+      </w:r>
+      <w:proofErr w:type="spellStart"/>
+      <w:r>
+        <w:rPr>
+          <w:rStyle w:val="citation-227"/>
+          <w:rFonts w:eastAsiaTheme="majorEastAsia"/>
+        </w:rPr>
+        <w:t>Response</w:t>
+      </w:r>
+      <w:proofErr w:type="spellEnd"/>
+      <w:r>
+        <w:rPr>
+          <w:rStyle w:val="citation-227"/>
+          <w:rFonts w:eastAsiaTheme="majorEastAsia"/>
+        </w:rPr>
+        <w:t>)</w:t>
+      </w:r>
+      <w:r>
+        <w:t>. Jusqu'à présent, l'entreprise opérait sur une infrastructure classique, mais sa croissance rapide impose aujourd'hui une évolution majeure de son système d'information.</w:t>
+      </w:r>
+    </w:p>
+    <w:p>
+      <w:pPr>
+        <w:pStyle w:val="NormalWeb"/>
+        <w:jc w:val="both"/>
+      </w:pPr>
+      <w:r>
+        <w:t>Deux événements majeurs motivent ce changement : d'une part, le transfert du siège social vers de nouveaux bureaux à Genève, et d'autre part, l'ouverture d'une filiale à Paris pour renforcer sa présence européenne. Cette nouvelle configuration géographique nécessite une interconnexion parfaite et sécurisée entre les deux sites.</w:t>
+      </w:r>
+    </w:p>
+    <w:p>
+      <w:pPr>
+        <w:pStyle w:val="NormalWeb"/>
+        <w:jc w:val="both"/>
+      </w:pPr>
+      <w:r>
+        <w:rPr>
+          <w:rStyle w:val="citation-226"/>
+          <w:rFonts w:eastAsiaTheme="majorEastAsia"/>
+        </w:rPr>
+        <w:t xml:space="preserve">Actuellement, CYNA doit répondre à une double exigence : maintenir un niveau de sécurité "étanche" pour protéger ses propres données de recherche, tout en offrant une plateforme SaaS (Software as </w:t>
+      </w:r>
+      <w:proofErr w:type="gramStart"/>
+      <w:r>
+        <w:rPr>
+          <w:rStyle w:val="citation-226"/>
+          <w:rFonts w:eastAsiaTheme="majorEastAsia"/>
+        </w:rPr>
+        <w:t>a</w:t>
+      </w:r>
+      <w:proofErr w:type="gramEnd"/>
+      <w:r>
+        <w:rPr>
+          <w:rStyle w:val="citation-226"/>
+          <w:rFonts w:eastAsiaTheme="majorEastAsia"/>
+        </w:rPr>
+        <w:t xml:space="preserve"> Service) performante et disponible pour ses clients extérieurs</w:t>
+      </w:r>
+      <w:r>
+        <w:t xml:space="preserve">. </w:t>
+      </w:r>
+      <w:r>
+        <w:rPr>
+          <w:rStyle w:val="citation-225"/>
+          <w:rFonts w:eastAsiaTheme="majorEastAsia"/>
+        </w:rPr>
+        <w:t>C'est ce besoin de modernité et de fiabilité qui donne naissance au projet de refonte vers une architecture hybride</w:t>
+      </w:r>
+      <w:r>
+        <w:t>.</w:t>
+      </w:r>
     </w:p>
     <w:p>
       <w:pPr>
         <w:pStyle w:val="Titre2"/>
       </w:pPr>
-      <w:bookmarkStart w:id="4" w:name="_Toc225787802"/>
+      <w:bookmarkStart w:id="4" w:name="_Toc226489027"/>
       <w:r>
         <w:t>Objectifs</w:t>
       </w:r>
       <w:bookmarkEnd w:id="4"/>
     </w:p>
+    <w:p>
+      <w:pPr>
+        <w:jc w:val="both"/>
+      </w:pPr>
+      <w:r>
+        <w:t>L'enjeu principal de notre intervention est de fournir à CYNA une infrastructure robuste, capable de soutenir sa croissance internationale tout en respectant ses standards élevés en matière de cybersécurité. Pour ce faire, nos objectifs se déclinent selon quatre axes stratégiques :</w:t>
+      </w:r>
+    </w:p>
+    <w:p>
+      <w:pPr>
+        <w:numPr>
+          <w:ilvl w:val="0"/>
+          <w:numId w:val="21"/>
+        </w:numPr>
+        <w:jc w:val="both"/>
+      </w:pPr>
+      <w:r>
+        <w:rPr>
+          <w:rStyle w:val="Sous-titreCar"/>
+          <w:b/>
+          <w:bCs/>
+        </w:rPr>
+        <w:t xml:space="preserve">Mise en place d'une architecture hybride et évolutive : </w:t>
+      </w:r>
+      <w:r>
+        <w:t>Nous visons à déployer un environnement combinant une base locale virtualisée sous VMware et une ouverture vers des services Cloud. Cette structure doit permettre une grande flexibilité pour l'ajout de nouvelles ressources en fonction des besoins futurs de l'entreprise.</w:t>
+      </w:r>
+    </w:p>
+    <w:p>
+      <w:pPr>
+        <w:numPr>
+          <w:ilvl w:val="0"/>
+          <w:numId w:val="21"/>
+        </w:numPr>
+        <w:jc w:val="both"/>
+      </w:pPr>
+      <w:r>
+        <w:rPr>
+          <w:rStyle w:val="Sous-titreCar"/>
+          <w:b/>
+          <w:bCs/>
+        </w:rPr>
+        <w:t>Centralisation et contrôle des accès :</w:t>
+      </w:r>
+      <w:r>
+        <w:t xml:space="preserve"> Un objectif majeur est de regrouper la gestion des identités au sein d'un domaine unique (</w:t>
+      </w:r>
+      <w:proofErr w:type="spellStart"/>
+      <w:proofErr w:type="gramStart"/>
+      <w:r>
+        <w:t>corp.cyna</w:t>
+      </w:r>
+      <w:proofErr w:type="gramEnd"/>
+      <w:r>
+        <w:t>.local</w:t>
+      </w:r>
+      <w:proofErr w:type="spellEnd"/>
+      <w:r>
+        <w:t>) via Active Directory. Cela permettra d'appliquer des politiques de sécurité strictes (GPO) et de garantir que chaque collaborateur accède uniquement aux ressources nécessaires à sa fonction.</w:t>
+      </w:r>
+    </w:p>
+    <w:p>
+      <w:pPr>
+        <w:numPr>
+          <w:ilvl w:val="0"/>
+          <w:numId w:val="21"/>
+        </w:numPr>
+        <w:jc w:val="both"/>
+      </w:pPr>
+      <w:r>
+        <w:rPr>
+          <w:rStyle w:val="Sous-titreCar"/>
+          <w:b/>
+          <w:bCs/>
+        </w:rPr>
+        <w:lastRenderedPageBreak/>
+        <w:t>Sécurisation et segmentation du réseau :</w:t>
+      </w:r>
+      <w:r>
+        <w:t xml:space="preserve"> Nous devons assurer une séparation étanche des flux entre le réseau interne (LAN) et les services exposés sur Internet (DMZ). L'implémentation d'un pare-feu </w:t>
+      </w:r>
+      <w:proofErr w:type="spellStart"/>
+      <w:r>
+        <w:t>pfSense</w:t>
+      </w:r>
+      <w:proofErr w:type="spellEnd"/>
+      <w:r>
+        <w:t xml:space="preserve"> sera le garant de ce filtrage et de la protection globale contre les intrusions.</w:t>
+      </w:r>
+    </w:p>
+    <w:p>
+      <w:pPr>
+        <w:numPr>
+          <w:ilvl w:val="0"/>
+          <w:numId w:val="21"/>
+        </w:numPr>
+        <w:jc w:val="both"/>
+      </w:pPr>
+      <w:r>
+        <w:rPr>
+          <w:rStyle w:val="Sous-titreCar"/>
+          <w:b/>
+          <w:bCs/>
+        </w:rPr>
+        <w:t>Optimisation de l'exploitation et continuité d'activité :</w:t>
+      </w:r>
+      <w:r>
+        <w:t xml:space="preserve"> L'un de nos buts est de réduire les erreurs humaines par l'automatisation des configurations avec Ansible. Parallèlement, nous mettons un point d'honneur à garantir la disponibilité des données par une stratégie de sauvegarde et un plan de reprise d'activité (PRA) efficace.</w:t>
+      </w:r>
+    </w:p>
+    <w:p/>
     <w:p>
       <w:pPr>
         <w:pStyle w:val="Titre1"/>
@@ -1385,7 +2581,7 @@
           <w:szCs w:val="56"/>
         </w:rPr>
       </w:pPr>
-      <w:bookmarkStart w:id="5" w:name="_Toc225787803"/>
+      <w:bookmarkStart w:id="5" w:name="_Toc226489028"/>
       <w:r>
         <w:rPr>
           <w:sz w:val="56"/>
@@ -1399,12 +2595,2132 @@
       <w:pPr>
         <w:pStyle w:val="Titre1"/>
       </w:pPr>
-      <w:bookmarkStart w:id="6" w:name="_Toc225787804"/>
+      <w:bookmarkStart w:id="6" w:name="_Toc226489029"/>
       <w:r>
         <w:t>Architecture Cible et Cloud Hybride</w:t>
       </w:r>
       <w:bookmarkEnd w:id="6"/>
     </w:p>
+    <w:p>
+      <w:pPr>
+        <w:jc w:val="both"/>
+      </w:pPr>
+      <w:r>
+        <w:t>L’infrastructure que nous avons conçue pour CYNA repose sur un modèle hybride. L'idée est de conserver une base locale virtualisée très sécurisée pour le siège de Genève, tout en s'ouvrant aux services Cloud pour accompagner l'expansion à Paris.</w:t>
+      </w:r>
+    </w:p>
+    <w:p/>
+    <w:p>
+      <w:pPr>
+        <w:pStyle w:val="Titre2"/>
+        <w:rPr>
+          <w:rFonts w:eastAsia="Times New Roman"/>
+          <w:lang w:eastAsia="fr-FR"/>
+        </w:rPr>
+      </w:pPr>
+      <w:bookmarkStart w:id="7" w:name="_Toc226489030"/>
+      <w:r>
+        <w:rPr>
+          <w:rFonts w:eastAsia="Times New Roman"/>
+          <w:lang w:eastAsia="fr-FR"/>
+        </w:rPr>
+        <w:t>Présentation générale de l’architecture</w:t>
+      </w:r>
+      <w:bookmarkEnd w:id="7"/>
+    </w:p>
+    <w:p>
+      <w:pPr>
+        <w:jc w:val="both"/>
+        <w:rPr>
+          <w:lang w:eastAsia="fr-FR"/>
+        </w:rPr>
+      </w:pPr>
+      <w:r>
+        <w:rPr>
+          <w:lang w:eastAsia="fr-FR"/>
+        </w:rPr>
+        <w:t xml:space="preserve">Notre solution s'appuie sur la plateforme de virtualisation </w:t>
+      </w:r>
+      <w:r>
+        <w:rPr>
+          <w:b/>
+          <w:bCs/>
+          <w:lang w:eastAsia="fr-FR"/>
+        </w:rPr>
+        <w:t>VMware</w:t>
+      </w:r>
+      <w:r>
+        <w:rPr>
+          <w:lang w:eastAsia="fr-FR"/>
+        </w:rPr>
+        <w:t>. Cet environnement nous permet de déployer plusieurs machines virtuelles (VM) isolées, chacune dédiée à un service spécifique du système d'information.</w:t>
+      </w:r>
+    </w:p>
+    <w:p>
+      <w:pPr>
+        <w:jc w:val="both"/>
+        <w:rPr>
+          <w:lang w:eastAsia="fr-FR"/>
+        </w:rPr>
+      </w:pPr>
+      <w:r>
+        <w:rPr>
+          <w:lang w:eastAsia="fr-FR"/>
+        </w:rPr>
+        <w:t>L'objectif est de proposer une infrastructure qui soit à la fois :</w:t>
+      </w:r>
+    </w:p>
+    <w:p>
+      <w:pPr>
+        <w:numPr>
+          <w:ilvl w:val="0"/>
+          <w:numId w:val="22"/>
+        </w:numPr>
+        <w:jc w:val="both"/>
+        <w:rPr>
+          <w:lang w:eastAsia="fr-FR"/>
+        </w:rPr>
+      </w:pPr>
+      <w:r>
+        <w:rPr>
+          <w:b/>
+          <w:bCs/>
+          <w:lang w:eastAsia="fr-FR"/>
+        </w:rPr>
+        <w:t>Sécurisée</w:t>
+      </w:r>
+      <w:r>
+        <w:rPr>
+          <w:lang w:eastAsia="fr-FR"/>
+        </w:rPr>
+        <w:t xml:space="preserve"> : grâce à un contrôle strict des accès et des flux.</w:t>
+      </w:r>
+    </w:p>
+    <w:p>
+      <w:pPr>
+        <w:numPr>
+          <w:ilvl w:val="0"/>
+          <w:numId w:val="22"/>
+        </w:numPr>
+        <w:jc w:val="both"/>
+        <w:rPr>
+          <w:lang w:eastAsia="fr-FR"/>
+        </w:rPr>
+      </w:pPr>
+      <w:r>
+        <w:rPr>
+          <w:b/>
+          <w:bCs/>
+          <w:lang w:eastAsia="fr-FR"/>
+        </w:rPr>
+        <w:t>Évolutive</w:t>
+      </w:r>
+      <w:r>
+        <w:rPr>
+          <w:lang w:eastAsia="fr-FR"/>
+        </w:rPr>
+        <w:t xml:space="preserve"> : pour absorber facilement de nouveaux utilisateurs ou services.</w:t>
+      </w:r>
+    </w:p>
+    <w:p>
+      <w:pPr>
+        <w:numPr>
+          <w:ilvl w:val="0"/>
+          <w:numId w:val="22"/>
+        </w:numPr>
+        <w:jc w:val="both"/>
+        <w:rPr>
+          <w:lang w:eastAsia="fr-FR"/>
+        </w:rPr>
+      </w:pPr>
+      <w:r>
+        <w:rPr>
+          <w:b/>
+          <w:bCs/>
+          <w:lang w:eastAsia="fr-FR"/>
+        </w:rPr>
+        <w:t>Centralisée</w:t>
+      </w:r>
+      <w:r>
+        <w:rPr>
+          <w:lang w:eastAsia="fr-FR"/>
+        </w:rPr>
+        <w:t xml:space="preserve"> : afin de faciliter l'administration quotidienne par l'équipe informatique.</w:t>
+      </w:r>
+    </w:p>
+    <w:p>
+      <w:pPr>
+        <w:jc w:val="both"/>
+        <w:rPr>
+          <w:lang w:eastAsia="fr-FR"/>
+        </w:rPr>
+      </w:pPr>
+      <w:r>
+        <w:rPr>
+          <w:lang w:eastAsia="fr-FR"/>
+        </w:rPr>
+        <w:t xml:space="preserve">Le point d'entrée unique et le garant de la sécurité de cette architecture est le pare-feu </w:t>
+      </w:r>
+      <w:proofErr w:type="spellStart"/>
+      <w:r>
+        <w:rPr>
+          <w:b/>
+          <w:bCs/>
+          <w:lang w:eastAsia="fr-FR"/>
+        </w:rPr>
+        <w:t>pfSense</w:t>
+      </w:r>
+      <w:proofErr w:type="spellEnd"/>
+      <w:r>
+        <w:rPr>
+          <w:lang w:eastAsia="fr-FR"/>
+        </w:rPr>
+        <w:t>, qui gère l'intégralité du routage et de la segmentation réseau.</w:t>
+      </w:r>
+    </w:p>
+    <w:p>
+      <w:pPr>
+        <w:rPr>
+          <w:lang w:eastAsia="fr-FR"/>
+        </w:rPr>
+      </w:pPr>
+    </w:p>
+    <w:p>
+      <w:pPr>
+        <w:pStyle w:val="Titre2"/>
+        <w:rPr>
+          <w:rFonts w:eastAsia="Times New Roman"/>
+          <w:lang w:eastAsia="fr-FR"/>
+        </w:rPr>
+      </w:pPr>
+      <w:bookmarkStart w:id="8" w:name="_Toc226489031"/>
+      <w:r>
+        <w:rPr>
+          <w:rFonts w:eastAsia="Times New Roman"/>
+          <w:lang w:eastAsia="fr-FR"/>
+        </w:rPr>
+        <w:lastRenderedPageBreak/>
+        <w:t>Architecture réseau</w:t>
+      </w:r>
+      <w:bookmarkEnd w:id="8"/>
+    </w:p>
+    <w:p>
+      <w:pPr>
+        <w:jc w:val="both"/>
+        <w:rPr>
+          <w:lang w:eastAsia="fr-FR"/>
+        </w:rPr>
+      </w:pPr>
+      <w:r>
+        <w:rPr>
+          <w:lang w:eastAsia="fr-FR"/>
+        </w:rPr>
+        <w:t xml:space="preserve">Pour protéger les données sensibles de CYNA, nous avons segmenté le réseau en trois zones distinctes, évitant ainsi qu'une intrusion sur un service public ne contamine le réseau </w:t>
+      </w:r>
+      <w:proofErr w:type="gramStart"/>
+      <w:r>
+        <w:rPr>
+          <w:lang w:eastAsia="fr-FR"/>
+        </w:rPr>
+        <w:t>interne:</w:t>
+      </w:r>
+      <w:proofErr w:type="gramEnd"/>
+    </w:p>
+    <w:p>
+      <w:pPr>
+        <w:jc w:val="both"/>
+        <w:rPr>
+          <w:b/>
+          <w:bCs/>
+          <w:lang w:eastAsia="fr-FR"/>
+        </w:rPr>
+      </w:pPr>
+      <w:r>
+        <w:rPr>
+          <w:b/>
+          <w:bCs/>
+          <w:lang w:eastAsia="fr-FR"/>
+        </w:rPr>
+        <w:t>Zones définies :</w:t>
+      </w:r>
+    </w:p>
+    <w:p>
+      <w:pPr>
+        <w:numPr>
+          <w:ilvl w:val="0"/>
+          <w:numId w:val="23"/>
+        </w:numPr>
+        <w:jc w:val="both"/>
+        <w:rPr>
+          <w:lang w:eastAsia="fr-FR"/>
+        </w:rPr>
+      </w:pPr>
+      <w:r>
+        <w:rPr>
+          <w:b/>
+          <w:bCs/>
+          <w:lang w:eastAsia="fr-FR"/>
+        </w:rPr>
+        <w:t>Zone WAN</w:t>
+      </w:r>
+      <w:r>
+        <w:rPr>
+          <w:lang w:eastAsia="fr-FR"/>
+        </w:rPr>
+        <w:t xml:space="preserve"> : Il s'agit de l'accès direct à Internet.</w:t>
+      </w:r>
+    </w:p>
+    <w:p>
+      <w:pPr>
+        <w:numPr>
+          <w:ilvl w:val="0"/>
+          <w:numId w:val="23"/>
+        </w:numPr>
+        <w:jc w:val="both"/>
+        <w:rPr>
+          <w:lang w:eastAsia="fr-FR"/>
+        </w:rPr>
+      </w:pPr>
+      <w:r>
+        <w:rPr>
+          <w:b/>
+          <w:bCs/>
+          <w:lang w:eastAsia="fr-FR"/>
+        </w:rPr>
+        <w:t>Zone LAN (192.168.10.0/24)</w:t>
+      </w:r>
+      <w:r>
+        <w:rPr>
+          <w:lang w:eastAsia="fr-FR"/>
+        </w:rPr>
+        <w:t xml:space="preserve"> : C’est le cœur du réseau interne où se trouvent les collaborateurs et les serveurs critiques.</w:t>
+      </w:r>
+    </w:p>
+    <w:p>
+      <w:pPr>
+        <w:numPr>
+          <w:ilvl w:val="0"/>
+          <w:numId w:val="23"/>
+        </w:numPr>
+        <w:jc w:val="both"/>
+        <w:rPr>
+          <w:lang w:eastAsia="fr-FR"/>
+        </w:rPr>
+      </w:pPr>
+      <w:r>
+        <w:rPr>
+          <w:b/>
+          <w:bCs/>
+          <w:lang w:eastAsia="fr-FR"/>
+        </w:rPr>
+        <w:t>Zone DMZ (192.168.20.0/24)</w:t>
+      </w:r>
+      <w:r>
+        <w:rPr>
+          <w:lang w:eastAsia="fr-FR"/>
+        </w:rPr>
+        <w:t xml:space="preserve"> : Une zone isolée réservée aux services devant être accessibles de l'extérieur, comme le serveur Web.</w:t>
+      </w:r>
+    </w:p>
+    <w:p>
+      <w:pPr>
+        <w:jc w:val="both"/>
+        <w:rPr>
+          <w:lang w:eastAsia="fr-FR"/>
+        </w:rPr>
+      </w:pPr>
+      <w:r>
+        <w:rPr>
+          <w:lang w:eastAsia="fr-FR"/>
+        </w:rPr>
+        <w:t xml:space="preserve">Le pare-feu </w:t>
+      </w:r>
+      <w:proofErr w:type="spellStart"/>
+      <w:r>
+        <w:rPr>
+          <w:lang w:eastAsia="fr-FR"/>
+        </w:rPr>
+        <w:t>pfSense</w:t>
+      </w:r>
+      <w:proofErr w:type="spellEnd"/>
+      <w:r>
+        <w:rPr>
+          <w:lang w:eastAsia="fr-FR"/>
+        </w:rPr>
+        <w:t xml:space="preserve"> assure :</w:t>
+      </w:r>
+    </w:p>
+    <w:p>
+      <w:pPr>
+        <w:numPr>
+          <w:ilvl w:val="0"/>
+          <w:numId w:val="24"/>
+        </w:numPr>
+        <w:jc w:val="both"/>
+        <w:rPr>
+          <w:lang w:eastAsia="fr-FR"/>
+        </w:rPr>
+      </w:pPr>
+      <w:r>
+        <w:rPr>
+          <w:lang w:eastAsia="fr-FR"/>
+        </w:rPr>
+        <w:t xml:space="preserve">Le NAT vers Internet </w:t>
+      </w:r>
+    </w:p>
+    <w:p>
+      <w:pPr>
+        <w:numPr>
+          <w:ilvl w:val="0"/>
+          <w:numId w:val="24"/>
+        </w:numPr>
+        <w:jc w:val="both"/>
+        <w:rPr>
+          <w:lang w:eastAsia="fr-FR"/>
+        </w:rPr>
+      </w:pPr>
+      <w:r>
+        <w:rPr>
+          <w:lang w:eastAsia="fr-FR"/>
+        </w:rPr>
+        <w:t xml:space="preserve">La distribution DHCP </w:t>
+      </w:r>
+    </w:p>
+    <w:p>
+      <w:pPr>
+        <w:numPr>
+          <w:ilvl w:val="0"/>
+          <w:numId w:val="24"/>
+        </w:numPr>
+        <w:jc w:val="both"/>
+        <w:rPr>
+          <w:lang w:eastAsia="fr-FR"/>
+        </w:rPr>
+      </w:pPr>
+      <w:r>
+        <w:rPr>
+          <w:lang w:eastAsia="fr-FR"/>
+        </w:rPr>
+        <w:t xml:space="preserve">Le filtrage des communications </w:t>
+      </w:r>
+    </w:p>
+    <w:p>
+      <w:pPr>
+        <w:numPr>
+          <w:ilvl w:val="0"/>
+          <w:numId w:val="24"/>
+        </w:numPr>
+        <w:jc w:val="both"/>
+        <w:rPr>
+          <w:lang w:eastAsia="fr-FR"/>
+        </w:rPr>
+      </w:pPr>
+      <w:r>
+        <w:rPr>
+          <w:lang w:eastAsia="fr-FR"/>
+        </w:rPr>
+        <w:t xml:space="preserve">La séparation entre LAN et DMZ </w:t>
+      </w:r>
+    </w:p>
+    <w:p>
+      <w:pPr>
+        <w:jc w:val="both"/>
+        <w:rPr>
+          <w:lang w:eastAsia="fr-FR"/>
+        </w:rPr>
+      </w:pPr>
+      <w:r>
+        <w:rPr>
+          <w:lang w:eastAsia="fr-FR"/>
+        </w:rPr>
+        <w:t xml:space="preserve">Le pare-feu </w:t>
+      </w:r>
+      <w:proofErr w:type="spellStart"/>
+      <w:r>
+        <w:rPr>
+          <w:lang w:eastAsia="fr-FR"/>
+        </w:rPr>
+        <w:t>pfSense</w:t>
+      </w:r>
+      <w:proofErr w:type="spellEnd"/>
+      <w:r>
+        <w:rPr>
+          <w:lang w:eastAsia="fr-FR"/>
+        </w:rPr>
+        <w:t xml:space="preserve"> joue ici un rôle de "chef d'orchestre" en assurant le NAT, la distribution des adresses IP via DHCP et surtout le filtrage rigoureux des communications entre ces zones.</w:t>
+      </w:r>
+    </w:p>
+    <w:p>
+      <w:pPr>
+        <w:rPr>
+          <w:lang w:eastAsia="fr-FR"/>
+        </w:rPr>
+      </w:pPr>
+    </w:p>
+    <w:p>
+      <w:pPr>
+        <w:pStyle w:val="Titre2"/>
+      </w:pPr>
+      <w:bookmarkStart w:id="9" w:name="_Toc226489032"/>
+      <w:r>
+        <w:t>Infrastructure Serveur</w:t>
+      </w:r>
+      <w:bookmarkEnd w:id="9"/>
+    </w:p>
+    <w:p>
+      <w:pPr>
+        <w:pStyle w:val="NormalWeb"/>
+        <w:spacing w:before="0" w:beforeAutospacing="0"/>
+        <w:jc w:val="both"/>
+        <w:rPr>
+          <w:rFonts w:ascii="Arial" w:hAnsi="Arial" w:cs="Arial"/>
+        </w:rPr>
+      </w:pPr>
+      <w:r>
+        <w:rPr>
+          <w:rFonts w:ascii="Arial" w:hAnsi="Arial" w:cs="Arial"/>
+        </w:rPr>
+        <w:t xml:space="preserve">L’infrastructure de CYNA repose sur un ensemble de machines virtuelles stratégiquement réparties. </w:t>
+      </w:r>
+      <w:r>
+        <w:rPr>
+          <w:rStyle w:val="citation-390"/>
+          <w:rFonts w:ascii="Arial" w:eastAsiaTheme="majorEastAsia" w:hAnsi="Arial" w:cs="Arial"/>
+        </w:rPr>
+        <w:t>Chaque serveur a été configuré avec un rôle précis pour garantir la séparation des services et une gestion optimale des ressources</w:t>
+      </w:r>
+      <w:r>
+        <w:rPr>
+          <w:rFonts w:ascii="Arial" w:hAnsi="Arial" w:cs="Arial"/>
+        </w:rPr>
+        <w:t>.</w:t>
+      </w:r>
+    </w:p>
+    <w:p>
+      <w:pPr>
+        <w:pStyle w:val="NormalWeb"/>
+        <w:spacing w:before="0" w:beforeAutospacing="0"/>
+        <w:jc w:val="both"/>
+        <w:rPr>
+          <w:rFonts w:ascii="Arial" w:hAnsi="Arial" w:cs="Arial"/>
+        </w:rPr>
+      </w:pPr>
+      <w:r>
+        <w:rPr>
+          <w:rFonts w:ascii="Arial" w:hAnsi="Arial" w:cs="Arial"/>
+        </w:rPr>
+        <w:t>Afin d'offrir une vision claire de notre environnement technique, voici le tableau récapitulatif des serveurs déployés :</w:t>
+      </w:r>
+    </w:p>
+    <w:p>
+      <w:pPr>
+        <w:pStyle w:val="NormalWeb"/>
+        <w:spacing w:before="0" w:beforeAutospacing="0"/>
+        <w:jc w:val="both"/>
+        <w:rPr>
+          <w:rFonts w:ascii="Arial" w:hAnsi="Arial" w:cs="Arial"/>
+        </w:rPr>
+      </w:pPr>
+    </w:p>
+    <w:p>
+      <w:pPr>
+        <w:pStyle w:val="NormalWeb"/>
+        <w:spacing w:before="0" w:beforeAutospacing="0"/>
+        <w:jc w:val="both"/>
+        <w:rPr>
+          <w:rFonts w:ascii="Arial" w:hAnsi="Arial" w:cs="Arial"/>
+        </w:rPr>
+      </w:pPr>
+    </w:p>
+    <w:p>
+      <w:pPr>
+        <w:pStyle w:val="NormalWeb"/>
+        <w:spacing w:before="0" w:beforeAutospacing="0"/>
+        <w:jc w:val="both"/>
+        <w:rPr>
+          <w:rFonts w:ascii="Arial" w:hAnsi="Arial" w:cs="Arial"/>
+        </w:rPr>
+      </w:pPr>
+    </w:p>
+    <w:p>
+      <w:pPr>
+        <w:pStyle w:val="NormalWeb"/>
+        <w:spacing w:before="0" w:beforeAutospacing="0"/>
+        <w:jc w:val="both"/>
+        <w:rPr>
+          <w:rFonts w:ascii="Arial" w:hAnsi="Arial" w:cs="Arial"/>
+        </w:rPr>
+      </w:pPr>
+    </w:p>
+    <w:p>
+      <w:pPr>
+        <w:pStyle w:val="NormalWeb"/>
+        <w:spacing w:before="0" w:beforeAutospacing="0"/>
+        <w:jc w:val="both"/>
+        <w:rPr>
+          <w:rFonts w:ascii="Arial" w:hAnsi="Arial" w:cs="Arial"/>
+        </w:rPr>
+      </w:pPr>
+    </w:p>
+    <w:tbl>
+      <w:tblPr>
+        <w:tblStyle w:val="Grilledutableau"/>
+        <w:tblW w:w="9264" w:type="dxa"/>
+        <w:tblLook w:val="04A0" w:firstRow="1" w:lastRow="0" w:firstColumn="1" w:lastColumn="0" w:noHBand="0" w:noVBand="1"/>
+      </w:tblPr>
+      <w:tblGrid>
+        <w:gridCol w:w="4632"/>
+        <w:gridCol w:w="4632"/>
+      </w:tblGrid>
+      <w:tr>
+        <w:trPr>
+          <w:trHeight w:val="399"/>
+        </w:trPr>
+        <w:tc>
+          <w:tcPr>
+            <w:tcW w:w="4632" w:type="dxa"/>
+            <w:shd w:val="clear" w:color="auto" w:fill="0E2841" w:themeFill="text2"/>
+          </w:tcPr>
+          <w:p>
+            <w:pPr>
+              <w:pStyle w:val="NormalWeb"/>
+              <w:spacing w:before="0" w:beforeAutospacing="0"/>
+              <w:jc w:val="both"/>
+              <w:rPr>
+                <w:rFonts w:ascii="Arial" w:hAnsi="Arial" w:cs="Arial"/>
+                <w:b/>
+                <w:bCs/>
+                <w:color w:val="FFFFFF" w:themeColor="background1"/>
+              </w:rPr>
+            </w:pPr>
+            <w:r>
+              <w:rPr>
+                <w:rFonts w:ascii="Arial" w:hAnsi="Arial" w:cs="Arial"/>
+                <w:b/>
+                <w:bCs/>
+                <w:color w:val="FFFFFF" w:themeColor="background1"/>
+              </w:rPr>
+              <w:lastRenderedPageBreak/>
+              <w:t>Nom du Serveur</w:t>
+            </w:r>
+          </w:p>
+        </w:tc>
+        <w:tc>
+          <w:tcPr>
+            <w:tcW w:w="4632" w:type="dxa"/>
+            <w:shd w:val="clear" w:color="auto" w:fill="0E2841" w:themeFill="text2"/>
+          </w:tcPr>
+          <w:p>
+            <w:pPr>
+              <w:pStyle w:val="NormalWeb"/>
+              <w:spacing w:before="0" w:beforeAutospacing="0"/>
+              <w:jc w:val="both"/>
+              <w:rPr>
+                <w:rFonts w:ascii="Arial" w:hAnsi="Arial" w:cs="Arial"/>
+                <w:b/>
+                <w:bCs/>
+                <w:color w:val="FFFFFF" w:themeColor="background1"/>
+              </w:rPr>
+            </w:pPr>
+            <w:r>
+              <w:rPr>
+                <w:rFonts w:ascii="Arial" w:hAnsi="Arial" w:cs="Arial"/>
+                <w:b/>
+                <w:bCs/>
+                <w:color w:val="FFFFFF" w:themeColor="background1"/>
+              </w:rPr>
+              <w:t>Rôle et Fonctionnalité principale</w:t>
+            </w:r>
+          </w:p>
+        </w:tc>
+      </w:tr>
+      <w:tr>
+        <w:trPr>
+          <w:trHeight w:val="399"/>
+        </w:trPr>
+        <w:tc>
+          <w:tcPr>
+            <w:tcW w:w="4632" w:type="dxa"/>
+          </w:tcPr>
+          <w:p>
+            <w:pPr>
+              <w:pStyle w:val="NormalWeb"/>
+              <w:spacing w:before="0" w:beforeAutospacing="0"/>
+              <w:jc w:val="both"/>
+              <w:rPr>
+                <w:rFonts w:ascii="Arial" w:hAnsi="Arial" w:cs="Arial"/>
+              </w:rPr>
+            </w:pPr>
+            <w:r>
+              <w:rPr>
+                <w:rFonts w:ascii="Arial" w:hAnsi="Arial" w:cs="Arial"/>
+              </w:rPr>
+              <w:t>DC01</w:t>
+            </w:r>
+          </w:p>
+        </w:tc>
+        <w:tc>
+          <w:tcPr>
+            <w:tcW w:w="4632" w:type="dxa"/>
+          </w:tcPr>
+          <w:p>
+            <w:pPr>
+              <w:pStyle w:val="NormalWeb"/>
+              <w:spacing w:before="0" w:beforeAutospacing="0"/>
+              <w:jc w:val="both"/>
+              <w:rPr>
+                <w:rFonts w:ascii="Arial" w:hAnsi="Arial" w:cs="Arial"/>
+              </w:rPr>
+            </w:pPr>
+            <w:r>
+              <w:rPr>
+                <w:rFonts w:ascii="Arial" w:hAnsi="Arial" w:cs="Arial"/>
+              </w:rPr>
+              <w:t>Contrôleur de domaine assurant la gestion de l'Active Directory et du DNS</w:t>
+            </w:r>
+          </w:p>
+          <w:p>
+            <w:pPr>
+              <w:pStyle w:val="NormalWeb"/>
+              <w:spacing w:before="0" w:beforeAutospacing="0"/>
+              <w:jc w:val="both"/>
+              <w:rPr>
+                <w:rFonts w:ascii="Arial" w:hAnsi="Arial" w:cs="Arial"/>
+              </w:rPr>
+            </w:pPr>
+          </w:p>
+        </w:tc>
+      </w:tr>
+      <w:tr>
+        <w:trPr>
+          <w:trHeight w:val="382"/>
+        </w:trPr>
+        <w:tc>
+          <w:tcPr>
+            <w:tcW w:w="4632" w:type="dxa"/>
+          </w:tcPr>
+          <w:p>
+            <w:pPr>
+              <w:pStyle w:val="NormalWeb"/>
+              <w:spacing w:before="0" w:beforeAutospacing="0"/>
+              <w:jc w:val="both"/>
+              <w:rPr>
+                <w:rFonts w:ascii="Arial" w:hAnsi="Arial" w:cs="Arial"/>
+              </w:rPr>
+            </w:pPr>
+            <w:r>
+              <w:rPr>
+                <w:rFonts w:ascii="Arial" w:hAnsi="Arial" w:cs="Arial"/>
+              </w:rPr>
+              <w:t>FS01</w:t>
+            </w:r>
+          </w:p>
+        </w:tc>
+        <w:tc>
+          <w:tcPr>
+            <w:tcW w:w="4632" w:type="dxa"/>
+          </w:tcPr>
+          <w:p>
+            <w:pPr>
+              <w:pStyle w:val="NormalWeb"/>
+              <w:spacing w:before="0" w:beforeAutospacing="0"/>
+              <w:jc w:val="both"/>
+              <w:rPr>
+                <w:rFonts w:ascii="Arial" w:hAnsi="Arial" w:cs="Arial"/>
+              </w:rPr>
+            </w:pPr>
+            <w:r>
+              <w:rPr>
+                <w:rFonts w:ascii="Arial" w:hAnsi="Arial" w:cs="Arial"/>
+              </w:rPr>
+              <w:t>Serveur de fichiers dédié au stockage et au partage des données de l'entreprise.</w:t>
+            </w:r>
+          </w:p>
+        </w:tc>
+      </w:tr>
+      <w:tr>
+        <w:trPr>
+          <w:trHeight w:val="399"/>
+        </w:trPr>
+        <w:tc>
+          <w:tcPr>
+            <w:tcW w:w="4632" w:type="dxa"/>
+          </w:tcPr>
+          <w:p>
+            <w:pPr>
+              <w:pStyle w:val="NormalWeb"/>
+              <w:spacing w:before="0" w:beforeAutospacing="0"/>
+              <w:jc w:val="both"/>
+              <w:rPr>
+                <w:rFonts w:ascii="Arial" w:hAnsi="Arial" w:cs="Arial"/>
+              </w:rPr>
+            </w:pPr>
+            <w:r>
+              <w:rPr>
+                <w:rFonts w:ascii="Arial" w:hAnsi="Arial" w:cs="Arial"/>
+              </w:rPr>
+              <w:t>WEB01</w:t>
+            </w:r>
+          </w:p>
+        </w:tc>
+        <w:tc>
+          <w:tcPr>
+            <w:tcW w:w="4632" w:type="dxa"/>
+          </w:tcPr>
+          <w:p>
+            <w:pPr>
+              <w:pStyle w:val="NormalWeb"/>
+              <w:spacing w:before="0" w:beforeAutospacing="0"/>
+              <w:jc w:val="both"/>
+              <w:rPr>
+                <w:rFonts w:ascii="Arial" w:hAnsi="Arial" w:cs="Arial"/>
+              </w:rPr>
+            </w:pPr>
+            <w:r>
+              <w:rPr>
+                <w:rFonts w:ascii="Arial" w:hAnsi="Arial" w:cs="Arial"/>
+              </w:rPr>
+              <w:t>Serveur web hébergeant la plateforme SaaS, placé en zone DMZ pour plus de sécurité.</w:t>
+            </w:r>
+          </w:p>
+          <w:p>
+            <w:pPr>
+              <w:pStyle w:val="NormalWeb"/>
+              <w:spacing w:before="0" w:beforeAutospacing="0"/>
+              <w:jc w:val="both"/>
+              <w:rPr>
+                <w:rFonts w:ascii="Arial" w:hAnsi="Arial" w:cs="Arial"/>
+              </w:rPr>
+            </w:pPr>
+          </w:p>
+        </w:tc>
+      </w:tr>
+      <w:tr>
+        <w:trPr>
+          <w:trHeight w:val="399"/>
+        </w:trPr>
+        <w:tc>
+          <w:tcPr>
+            <w:tcW w:w="4632" w:type="dxa"/>
+          </w:tcPr>
+          <w:p>
+            <w:pPr>
+              <w:pStyle w:val="NormalWeb"/>
+              <w:spacing w:before="0" w:beforeAutospacing="0"/>
+              <w:jc w:val="both"/>
+              <w:rPr>
+                <w:rFonts w:ascii="Arial" w:hAnsi="Arial" w:cs="Arial"/>
+              </w:rPr>
+            </w:pPr>
+            <w:r>
+              <w:rPr>
+                <w:rFonts w:ascii="Arial" w:hAnsi="Arial" w:cs="Arial"/>
+              </w:rPr>
+              <w:t>LOG01</w:t>
+            </w:r>
+          </w:p>
+        </w:tc>
+        <w:tc>
+          <w:tcPr>
+            <w:tcW w:w="4632" w:type="dxa"/>
+          </w:tcPr>
+          <w:p>
+            <w:pPr>
+              <w:pStyle w:val="NormalWeb"/>
+              <w:spacing w:before="0" w:beforeAutospacing="0"/>
+              <w:jc w:val="both"/>
+              <w:rPr>
+                <w:rFonts w:ascii="Arial" w:hAnsi="Arial" w:cs="Arial"/>
+              </w:rPr>
+            </w:pPr>
+            <w:r>
+              <w:rPr>
+                <w:rFonts w:ascii="Arial" w:hAnsi="Arial" w:cs="Arial"/>
+              </w:rPr>
+              <w:t>Serveur de centralisation des logs pour la supervision et l'analyse de sécurité.</w:t>
+            </w:r>
+          </w:p>
+          <w:p>
+            <w:pPr>
+              <w:pStyle w:val="NormalWeb"/>
+              <w:spacing w:before="0" w:beforeAutospacing="0"/>
+              <w:jc w:val="both"/>
+              <w:rPr>
+                <w:rFonts w:ascii="Arial" w:hAnsi="Arial" w:cs="Arial"/>
+              </w:rPr>
+            </w:pPr>
+          </w:p>
+        </w:tc>
+      </w:tr>
+      <w:tr>
+        <w:trPr>
+          <w:trHeight w:val="399"/>
+        </w:trPr>
+        <w:tc>
+          <w:tcPr>
+            <w:tcW w:w="4632" w:type="dxa"/>
+          </w:tcPr>
+          <w:p>
+            <w:pPr>
+              <w:pStyle w:val="NormalWeb"/>
+              <w:spacing w:before="0" w:beforeAutospacing="0"/>
+              <w:jc w:val="both"/>
+              <w:rPr>
+                <w:rFonts w:ascii="Arial" w:hAnsi="Arial" w:cs="Arial"/>
+              </w:rPr>
+            </w:pPr>
+            <w:r>
+              <w:rPr>
+                <w:rFonts w:ascii="Arial" w:hAnsi="Arial" w:cs="Arial"/>
+              </w:rPr>
+              <w:t>DEVOPS01</w:t>
+            </w:r>
+          </w:p>
+        </w:tc>
+        <w:tc>
+          <w:tcPr>
+            <w:tcW w:w="4632" w:type="dxa"/>
+          </w:tcPr>
+          <w:p>
+            <w:pPr>
+              <w:pStyle w:val="NormalWeb"/>
+              <w:spacing w:before="0" w:beforeAutospacing="0"/>
+              <w:jc w:val="both"/>
+              <w:rPr>
+                <w:rFonts w:ascii="Arial" w:hAnsi="Arial" w:cs="Arial"/>
+              </w:rPr>
+            </w:pPr>
+            <w:r>
+              <w:rPr>
+                <w:rFonts w:ascii="Arial" w:hAnsi="Arial" w:cs="Arial"/>
+              </w:rPr>
+              <w:t>Station technique dédiée à l'automatisation des déploiements via Ansible.</w:t>
+            </w:r>
+          </w:p>
+          <w:p>
+            <w:pPr>
+              <w:pStyle w:val="NormalWeb"/>
+              <w:spacing w:before="0" w:beforeAutospacing="0"/>
+              <w:jc w:val="both"/>
+              <w:rPr>
+                <w:rFonts w:ascii="Arial" w:hAnsi="Arial" w:cs="Arial"/>
+              </w:rPr>
+            </w:pPr>
+          </w:p>
+        </w:tc>
+      </w:tr>
+      <w:tr>
+        <w:trPr>
+          <w:trHeight w:val="399"/>
+        </w:trPr>
+        <w:tc>
+          <w:tcPr>
+            <w:tcW w:w="4632" w:type="dxa"/>
+          </w:tcPr>
+          <w:p>
+            <w:pPr>
+              <w:pStyle w:val="NormalWeb"/>
+              <w:spacing w:before="0" w:beforeAutospacing="0"/>
+              <w:jc w:val="both"/>
+              <w:rPr>
+                <w:rFonts w:ascii="Arial" w:hAnsi="Arial" w:cs="Arial"/>
+              </w:rPr>
+            </w:pPr>
+            <w:r>
+              <w:rPr>
+                <w:rFonts w:ascii="Arial" w:hAnsi="Arial" w:cs="Arial"/>
+              </w:rPr>
+              <w:t>CLIENT01</w:t>
+            </w:r>
+          </w:p>
+        </w:tc>
+        <w:tc>
+          <w:tcPr>
+            <w:tcW w:w="4632" w:type="dxa"/>
+          </w:tcPr>
+          <w:p>
+            <w:pPr>
+              <w:pStyle w:val="NormalWeb"/>
+              <w:spacing w:before="0" w:beforeAutospacing="0"/>
+              <w:jc w:val="both"/>
+              <w:rPr>
+                <w:rFonts w:ascii="Arial" w:hAnsi="Arial" w:cs="Arial"/>
+              </w:rPr>
+            </w:pPr>
+            <w:r>
+              <w:rPr>
+                <w:rFonts w:ascii="Arial" w:hAnsi="Arial" w:cs="Arial"/>
+              </w:rPr>
+              <w:t>Poste de travail Windows/Linux utilisé pour valider et tester les accès utilisateurs.</w:t>
+            </w:r>
+          </w:p>
+          <w:p>
+            <w:pPr>
+              <w:pStyle w:val="NormalWeb"/>
+              <w:spacing w:before="0" w:beforeAutospacing="0"/>
+              <w:jc w:val="both"/>
+              <w:rPr>
+                <w:rFonts w:ascii="Arial" w:hAnsi="Arial" w:cs="Arial"/>
+              </w:rPr>
+            </w:pPr>
+          </w:p>
+        </w:tc>
+      </w:tr>
+    </w:tbl>
+    <w:p>
+      <w:pPr>
+        <w:pStyle w:val="NormalWeb"/>
+        <w:spacing w:before="0" w:beforeAutospacing="0"/>
+        <w:jc w:val="both"/>
+        <w:rPr>
+          <w:rFonts w:ascii="Arial" w:hAnsi="Arial" w:cs="Arial"/>
+        </w:rPr>
+      </w:pPr>
+    </w:p>
+    <w:p>
+      <w:pPr>
+        <w:pStyle w:val="NormalWeb"/>
+        <w:spacing w:before="0" w:beforeAutospacing="0"/>
+        <w:jc w:val="both"/>
+        <w:rPr>
+          <w:rFonts w:ascii="Arial" w:hAnsi="Arial" w:cs="Arial"/>
+        </w:rPr>
+      </w:pPr>
+    </w:p>
+    <w:p>
+      <w:pPr>
+        <w:pStyle w:val="NormalWeb"/>
+        <w:spacing w:before="0" w:beforeAutospacing="0"/>
+        <w:jc w:val="both"/>
+        <w:rPr>
+          <w:rFonts w:ascii="Arial" w:hAnsi="Arial" w:cs="Arial"/>
+        </w:rPr>
+      </w:pPr>
+      <w:r>
+        <w:rPr>
+          <w:rFonts w:ascii="Arial" w:hAnsi="Arial" w:cs="Arial"/>
+        </w:rPr>
+        <w:t>Cette organisation rigoureuse nous permet de reproduire fidèlement une infrastructure d'entreprise réelle et professionnelle. Chaque machine a été dimensionnée pour répondre aux besoins spécifiques de CYNA tout en conservant une marge d'évolution</w:t>
+      </w:r>
+    </w:p>
+    <w:p>
+      <w:pPr>
+        <w:pStyle w:val="NormalWeb"/>
+        <w:spacing w:before="0" w:beforeAutospacing="0"/>
+        <w:jc w:val="both"/>
+        <w:rPr>
+          <w:rFonts w:ascii="Arial" w:hAnsi="Arial" w:cs="Arial"/>
+        </w:rPr>
+      </w:pPr>
+    </w:p>
+    <w:p/>
+    <w:p/>
+    <w:p>
+      <w:pPr>
+        <w:pStyle w:val="Titre2"/>
+        <w:rPr>
+          <w:rFonts w:eastAsia="Times New Roman"/>
+          <w:lang w:eastAsia="fr-FR"/>
+        </w:rPr>
+      </w:pPr>
+      <w:bookmarkStart w:id="10" w:name="_Toc226489033"/>
+      <w:r>
+        <w:rPr>
+          <w:rFonts w:eastAsia="Times New Roman"/>
+          <w:lang w:eastAsia="fr-FR"/>
+        </w:rPr>
+        <w:t>Active Directory</w:t>
+      </w:r>
+      <w:bookmarkEnd w:id="10"/>
+    </w:p>
+    <w:p>
+      <w:pPr>
+        <w:jc w:val="both"/>
+        <w:rPr>
+          <w:lang w:eastAsia="fr-FR"/>
+        </w:rPr>
+      </w:pPr>
+      <w:r>
+        <w:rPr>
+          <w:lang w:eastAsia="fr-FR"/>
+        </w:rPr>
+        <w:t xml:space="preserve">Le pilier central de l’infrastructure de CYNA repose sur la mise en place d'un contrôleur de domaine robuste, identifié sous le nom de </w:t>
+      </w:r>
+      <w:r>
+        <w:rPr>
+          <w:b/>
+          <w:bCs/>
+          <w:lang w:eastAsia="fr-FR"/>
+        </w:rPr>
+        <w:t>DC01</w:t>
+      </w:r>
+      <w:r>
+        <w:rPr>
+          <w:lang w:eastAsia="fr-FR"/>
+        </w:rPr>
+        <w:t>. Ce serveur a pour mission de centraliser la gestion des identités et des accès pour l'ensemble du système d'information.</w:t>
+      </w:r>
+    </w:p>
+    <w:p>
+      <w:pPr>
+        <w:pStyle w:val="Titre3"/>
+        <w:numPr>
+          <w:ilvl w:val="0"/>
+          <w:numId w:val="0"/>
+        </w:numPr>
+        <w:rPr>
+          <w:lang w:eastAsia="fr-FR"/>
+        </w:rPr>
+      </w:pPr>
+    </w:p>
+    <w:p>
+      <w:pPr>
+        <w:pStyle w:val="Titre3"/>
+        <w:rPr>
+          <w:lang w:eastAsia="fr-FR"/>
+        </w:rPr>
+      </w:pPr>
+      <w:bookmarkStart w:id="11" w:name="_Toc226489034"/>
+      <w:r>
+        <w:rPr>
+          <w:lang w:eastAsia="fr-FR"/>
+        </w:rPr>
+        <w:t>Rôle et Architecture du Domaine</w:t>
+      </w:r>
+      <w:bookmarkEnd w:id="11"/>
+    </w:p>
+    <w:p>
+      <w:pPr>
+        <w:jc w:val="both"/>
+        <w:rPr>
+          <w:lang w:eastAsia="fr-FR"/>
+        </w:rPr>
+      </w:pPr>
+      <w:r>
+        <w:rPr>
+          <w:lang w:eastAsia="fr-FR"/>
+        </w:rPr>
+        <w:t>Pour répondre aux exigences de CYNA, nous avons configuré le domaine interne suivant</w:t>
+      </w:r>
+      <w:r>
+        <w:rPr>
+          <w:lang w:eastAsia="fr-FR"/>
+        </w:rPr>
+        <w:t xml:space="preserve"> </w:t>
+      </w:r>
+      <w:proofErr w:type="spellStart"/>
+      <w:proofErr w:type="gramStart"/>
+      <w:r>
+        <w:rPr>
+          <w:b/>
+          <w:bCs/>
+          <w:lang w:eastAsia="fr-FR"/>
+        </w:rPr>
+        <w:t>corp.cyna</w:t>
+      </w:r>
+      <w:proofErr w:type="gramEnd"/>
+      <w:r>
+        <w:rPr>
+          <w:b/>
+          <w:bCs/>
+          <w:lang w:eastAsia="fr-FR"/>
+        </w:rPr>
+        <w:t>.local</w:t>
+      </w:r>
+      <w:proofErr w:type="spellEnd"/>
+      <w:r>
+        <w:rPr>
+          <w:lang w:eastAsia="fr-FR"/>
+        </w:rPr>
+        <w:t>. Ce choix permet d'isoler l'annuaire interne des ressources publiques de l'entreprise. L'Active Directory (AD) constitue ainsi le cerveau du système d'information, où chaque objet (utilisateur, ordinateur, imprimante) est répertorié et sécurisé.</w:t>
+      </w:r>
+    </w:p>
+    <w:p>
+      <w:pPr>
+        <w:pStyle w:val="Titre3"/>
+        <w:rPr>
+          <w:lang w:eastAsia="fr-FR"/>
+        </w:rPr>
+      </w:pPr>
+      <w:r>
+        <w:rPr>
+          <w:lang w:eastAsia="fr-FR"/>
+        </w:rPr>
+        <w:t>Fonctions principales déployées</w:t>
+      </w:r>
+    </w:p>
+    <w:p>
+      <w:pPr>
+        <w:pStyle w:val="NormalWeb"/>
+        <w:spacing w:before="0" w:beforeAutospacing="0"/>
+        <w:ind w:left="708"/>
+        <w:jc w:val="both"/>
+        <w:rPr>
+          <w:rFonts w:ascii="Arial" w:hAnsi="Arial" w:cs="Arial"/>
+        </w:rPr>
+      </w:pPr>
+      <w:r>
+        <w:rPr>
+          <w:rFonts w:hAnsi="Symbol"/>
+        </w:rPr>
+        <w:t></w:t>
+      </w:r>
+      <w:r>
+        <w:t xml:space="preserve"> </w:t>
+      </w:r>
+      <w:r>
+        <w:rPr>
+          <w:rStyle w:val="citation-154"/>
+          <w:rFonts w:ascii="Arial" w:eastAsiaTheme="majorEastAsia" w:hAnsi="Arial" w:cs="Arial"/>
+          <w:b/>
+          <w:bCs/>
+        </w:rPr>
+        <w:t>Gestion centralisée des identités</w:t>
+      </w:r>
+      <w:r>
+        <w:rPr>
+          <w:rStyle w:val="citation-154"/>
+          <w:rFonts w:ascii="Arial" w:eastAsiaTheme="majorEastAsia" w:hAnsi="Arial" w:cs="Arial"/>
+        </w:rPr>
+        <w:t xml:space="preserve"> : Création et administration de l'ensemble des comptes utilisateurs et des groupes de services (SOC, Finance, IT)</w:t>
+      </w:r>
+      <w:r>
+        <w:rPr>
+          <w:rFonts w:ascii="Arial" w:hAnsi="Arial" w:cs="Arial"/>
+        </w:rPr>
+        <w:t>.</w:t>
+      </w:r>
+    </w:p>
+    <w:p>
+      <w:pPr>
+        <w:pStyle w:val="NormalWeb"/>
+        <w:spacing w:before="0" w:beforeAutospacing="0"/>
+        <w:ind w:left="708"/>
+        <w:jc w:val="both"/>
+        <w:rPr>
+          <w:rFonts w:ascii="Arial" w:hAnsi="Arial" w:cs="Arial"/>
+        </w:rPr>
+      </w:pPr>
+      <w:r>
+        <w:rPr>
+          <w:rFonts w:hAnsi="Symbol"/>
+        </w:rPr>
+        <w:t></w:t>
+      </w:r>
+      <w:r>
+        <w:t xml:space="preserve"> </w:t>
+      </w:r>
+      <w:r>
+        <w:rPr>
+          <w:rStyle w:val="citation-153"/>
+          <w:rFonts w:ascii="Arial" w:eastAsiaTheme="majorEastAsia" w:hAnsi="Arial" w:cs="Arial"/>
+          <w:b/>
+          <w:bCs/>
+        </w:rPr>
+        <w:t>Contrôle des accès aux postes de travail</w:t>
+      </w:r>
+      <w:r>
+        <w:rPr>
+          <w:rStyle w:val="citation-153"/>
+          <w:rFonts w:ascii="Arial" w:eastAsiaTheme="majorEastAsia" w:hAnsi="Arial" w:cs="Arial"/>
+        </w:rPr>
+        <w:t xml:space="preserve"> : Seuls les équipements enregistrés dans le domaine peuvent se connecter aux ressources du réseau</w:t>
+      </w:r>
+      <w:r>
+        <w:rPr>
+          <w:rFonts w:ascii="Arial" w:hAnsi="Arial" w:cs="Arial"/>
+        </w:rPr>
+        <w:t>.</w:t>
+      </w:r>
+    </w:p>
+    <w:p>
+      <w:pPr>
+        <w:pStyle w:val="NormalWeb"/>
+        <w:spacing w:before="0" w:beforeAutospacing="0"/>
+        <w:ind w:left="708"/>
+        <w:jc w:val="both"/>
+        <w:rPr>
+          <w:rFonts w:ascii="Arial" w:hAnsi="Arial" w:cs="Arial"/>
+        </w:rPr>
+      </w:pPr>
+      <w:r>
+        <w:rPr>
+          <w:rFonts w:hAnsi="Symbol"/>
+        </w:rPr>
+        <w:t></w:t>
+      </w:r>
+      <w:r>
+        <w:t xml:space="preserve"> </w:t>
+      </w:r>
+      <w:r>
+        <w:rPr>
+          <w:rStyle w:val="citation-152"/>
+          <w:rFonts w:ascii="Arial" w:eastAsiaTheme="majorEastAsia" w:hAnsi="Arial" w:cs="Arial"/>
+          <w:b/>
+          <w:bCs/>
+        </w:rPr>
+        <w:t>Application des stratégies de sécurité (GPO)</w:t>
+      </w:r>
+      <w:r>
+        <w:rPr>
+          <w:rStyle w:val="citation-152"/>
+          <w:rFonts w:ascii="Arial" w:eastAsiaTheme="majorEastAsia" w:hAnsi="Arial" w:cs="Arial"/>
+        </w:rPr>
+        <w:t xml:space="preserve"> : Mise en place de règles automatiques (Group Policy </w:t>
+      </w:r>
+      <w:proofErr w:type="spellStart"/>
+      <w:r>
+        <w:rPr>
+          <w:rStyle w:val="citation-152"/>
+          <w:rFonts w:ascii="Arial" w:eastAsiaTheme="majorEastAsia" w:hAnsi="Arial" w:cs="Arial"/>
+        </w:rPr>
+        <w:t>Objects</w:t>
+      </w:r>
+      <w:proofErr w:type="spellEnd"/>
+      <w:r>
+        <w:rPr>
+          <w:rStyle w:val="citation-152"/>
+          <w:rFonts w:ascii="Arial" w:eastAsiaTheme="majorEastAsia" w:hAnsi="Arial" w:cs="Arial"/>
+        </w:rPr>
+        <w:t>) pour imposer des paramètres de sécurité identiques sur tous les postes (complexité des mots de passe, verrouillage de session, etc.)</w:t>
+      </w:r>
+      <w:r>
+        <w:rPr>
+          <w:rFonts w:ascii="Arial" w:hAnsi="Arial" w:cs="Arial"/>
+        </w:rPr>
+        <w:t>.</w:t>
+      </w:r>
+    </w:p>
+    <w:p>
+      <w:pPr>
+        <w:pStyle w:val="NormalWeb"/>
+        <w:spacing w:before="0" w:beforeAutospacing="0"/>
+        <w:ind w:left="708"/>
+        <w:jc w:val="both"/>
+        <w:rPr>
+          <w:rFonts w:ascii="Arial" w:hAnsi="Arial" w:cs="Arial"/>
+        </w:rPr>
+      </w:pPr>
+      <w:r>
+        <w:rPr>
+          <w:rFonts w:hAnsi="Symbol"/>
+        </w:rPr>
+        <w:t></w:t>
+      </w:r>
+      <w:r>
+        <w:t xml:space="preserve"> </w:t>
+      </w:r>
+      <w:r>
+        <w:rPr>
+          <w:rStyle w:val="citation-151"/>
+          <w:rFonts w:ascii="Arial" w:eastAsiaTheme="majorEastAsia" w:hAnsi="Arial" w:cs="Arial"/>
+          <w:b/>
+          <w:bCs/>
+        </w:rPr>
+        <w:t>Service de résolution de noms (DNS)</w:t>
+      </w:r>
+      <w:r>
+        <w:rPr>
+          <w:rStyle w:val="citation-151"/>
+          <w:rFonts w:ascii="Arial" w:eastAsiaTheme="majorEastAsia" w:hAnsi="Arial" w:cs="Arial"/>
+        </w:rPr>
+        <w:t xml:space="preserve"> : L'AD intègre un serveur DNS indispensable pour que les machines du réseau interne puissent communiquer entre elles via leurs noms (</w:t>
+      </w:r>
+      <w:r>
+        <w:rPr>
+          <w:rStyle w:val="citation-151"/>
+          <w:rFonts w:ascii="Arial" w:eastAsiaTheme="majorEastAsia" w:hAnsi="Arial" w:cs="Arial"/>
+        </w:rPr>
+        <w:t>exemple :</w:t>
+      </w:r>
+      <w:r>
+        <w:rPr>
+          <w:rStyle w:val="citation-151"/>
+          <w:rFonts w:ascii="Arial" w:eastAsiaTheme="majorEastAsia" w:hAnsi="Arial" w:cs="Arial"/>
+        </w:rPr>
+        <w:t xml:space="preserve"> FS01) plutôt que par leurs adresses IP</w:t>
+      </w:r>
+      <w:r>
+        <w:rPr>
+          <w:rFonts w:ascii="Arial" w:hAnsi="Arial" w:cs="Arial"/>
+        </w:rPr>
+        <w:t>.</w:t>
+      </w:r>
+    </w:p>
+    <w:p>
+      <w:pPr>
+        <w:pStyle w:val="Titre3"/>
+      </w:pPr>
+      <w:r>
+        <w:rPr>
+          <w:rFonts w:eastAsia="Times New Roman"/>
+        </w:rPr>
+        <w:t>Unités Organisationnelles</w:t>
+      </w:r>
+      <w:r>
+        <w:t xml:space="preserve"> (OU)</w:t>
+      </w:r>
+    </w:p>
+    <w:p>
+      <w:pPr>
+        <w:jc w:val="both"/>
+      </w:pPr>
+      <w:r>
+        <w:t>Afin de structurer l'annuaire de manière professionnelle, nous avons organisé les objets par services. Cela permet d'appliquer des droits d'accès spécifiques : par exemple, un membre de l'équipe "Finance" n'aura pas accès aux outils techniques de l'équipe "SOC".</w:t>
+      </w:r>
+    </w:p>
+    <w:p>
+      <w:pPr>
+        <w:jc w:val="both"/>
+        <w:rPr>
+          <w:lang w:eastAsia="fr-FR"/>
+        </w:rPr>
+      </w:pPr>
+    </w:p>
+    <w:p>
+      <w:pPr>
+        <w:pStyle w:val="Titre2"/>
+        <w:rPr>
+          <w:rFonts w:eastAsia="Times New Roman"/>
+          <w:lang w:eastAsia="fr-FR"/>
+        </w:rPr>
+      </w:pPr>
+      <w:bookmarkStart w:id="12" w:name="_Toc226489035"/>
+      <w:r>
+        <w:rPr>
+          <w:rFonts w:eastAsia="Times New Roman"/>
+          <w:lang w:eastAsia="fr-FR"/>
+        </w:rPr>
+        <w:t>Infrastructure hybride (Entra ID &amp; Intune)</w:t>
+      </w:r>
+      <w:bookmarkEnd w:id="12"/>
+    </w:p>
+    <w:p>
+      <w:pPr>
+        <w:jc w:val="both"/>
+        <w:rPr>
+          <w:lang w:eastAsia="fr-FR"/>
+        </w:rPr>
+      </w:pPr>
+      <w:r>
+        <w:rPr>
+          <w:lang w:eastAsia="fr-FR"/>
+        </w:rPr>
+        <w:t>L’infrastructure de CYNA ne se limite pas à ses serveurs physiques à Genève. Pour accompagner l'ouverture de la filiale à Paris et répondre aux besoins de mobilité des collaborateurs, nous avons intégré une dimension hybride indispensable à la gestion moderne d'une entreprise de cybersécurité.</w:t>
+      </w:r>
+    </w:p>
+    <w:p>
+      <w:pPr>
+        <w:pStyle w:val="Titre3"/>
+        <w:rPr>
+          <w:lang w:eastAsia="fr-FR"/>
+        </w:rPr>
+      </w:pPr>
+      <w:r>
+        <w:rPr>
+          <w:lang w:eastAsia="fr-FR"/>
+        </w:rPr>
+        <w:t>Synchronisation avec Microsoft Entra ID</w:t>
+      </w:r>
+    </w:p>
+    <w:p>
+      <w:pPr>
+        <w:jc w:val="both"/>
+        <w:rPr>
+          <w:lang w:eastAsia="fr-FR"/>
+        </w:rPr>
+      </w:pPr>
+      <w:r>
+        <w:rPr>
+          <w:lang w:eastAsia="fr-FR"/>
+        </w:rPr>
+        <w:t xml:space="preserve">L'une des pièces maîtresses de cette architecture est la liaison entre notre Active Directory local (situé sur le serveur DC01) et le service Cloud </w:t>
+      </w:r>
+      <w:r>
+        <w:rPr>
+          <w:b/>
+          <w:bCs/>
+          <w:lang w:eastAsia="fr-FR"/>
+        </w:rPr>
+        <w:t>Microsoft Entra ID</w:t>
+      </w:r>
+      <w:r>
+        <w:rPr>
+          <w:lang w:eastAsia="fr-FR"/>
+        </w:rPr>
+        <w:t xml:space="preserve"> (anciennement Azure AD).</w:t>
+      </w:r>
+    </w:p>
+    <w:p>
+      <w:pPr>
+        <w:jc w:val="both"/>
+        <w:rPr>
+          <w:lang w:eastAsia="fr-FR"/>
+        </w:rPr>
+      </w:pPr>
+      <w:r>
+        <w:rPr>
+          <w:lang w:eastAsia="fr-FR"/>
+        </w:rPr>
+        <w:t>Cette synchronisation permet plusieurs avantages stratégiques :</w:t>
+      </w:r>
+    </w:p>
+    <w:p>
+      <w:pPr>
+        <w:numPr>
+          <w:ilvl w:val="0"/>
+          <w:numId w:val="32"/>
+        </w:numPr>
+        <w:jc w:val="both"/>
+        <w:rPr>
+          <w:lang w:eastAsia="fr-FR"/>
+        </w:rPr>
+      </w:pPr>
+      <w:r>
+        <w:rPr>
+          <w:b/>
+          <w:bCs/>
+          <w:lang w:eastAsia="fr-FR"/>
+        </w:rPr>
+        <w:lastRenderedPageBreak/>
+        <w:t>Identité unique (SSO)</w:t>
+      </w:r>
+      <w:r>
+        <w:rPr>
+          <w:lang w:eastAsia="fr-FR"/>
+        </w:rPr>
+        <w:t xml:space="preserve"> : Un collaborateur utilise le même identifiant et mot de passe pour ouvrir sa session Windows à Genève et pour accéder à ses </w:t>
+      </w:r>
+      <w:proofErr w:type="gramStart"/>
+      <w:r>
+        <w:rPr>
+          <w:lang w:eastAsia="fr-FR"/>
+        </w:rPr>
+        <w:t>emails</w:t>
+      </w:r>
+      <w:proofErr w:type="gramEnd"/>
+      <w:r>
+        <w:rPr>
+          <w:lang w:eastAsia="fr-FR"/>
+        </w:rPr>
+        <w:t xml:space="preserve"> Microsoft 365 dans le train ou à Paris.</w:t>
+      </w:r>
+    </w:p>
+    <w:p>
+      <w:pPr>
+        <w:numPr>
+          <w:ilvl w:val="0"/>
+          <w:numId w:val="32"/>
+        </w:numPr>
+        <w:jc w:val="both"/>
+        <w:rPr>
+          <w:lang w:eastAsia="fr-FR"/>
+        </w:rPr>
+      </w:pPr>
+      <w:r>
+        <w:rPr>
+          <w:b/>
+          <w:bCs/>
+          <w:lang w:eastAsia="fr-FR"/>
+        </w:rPr>
+        <w:t>Ouverture vers les services Cloud</w:t>
+      </w:r>
+      <w:r>
+        <w:rPr>
+          <w:lang w:eastAsia="fr-FR"/>
+        </w:rPr>
+        <w:t xml:space="preserve"> : Cela facilite l’accès sécurisé à toutes les applications SaaS utilisées par CYNA sans multiplier les comptes.</w:t>
+      </w:r>
+    </w:p>
+    <w:p>
+      <w:pPr>
+        <w:numPr>
+          <w:ilvl w:val="0"/>
+          <w:numId w:val="32"/>
+        </w:numPr>
+        <w:jc w:val="both"/>
+        <w:rPr>
+          <w:lang w:eastAsia="fr-FR"/>
+        </w:rPr>
+      </w:pPr>
+      <w:r>
+        <w:rPr>
+          <w:b/>
+          <w:bCs/>
+          <w:lang w:eastAsia="fr-FR"/>
+        </w:rPr>
+        <w:t>Gestion moderne des identités</w:t>
+      </w:r>
+      <w:r>
+        <w:rPr>
+          <w:lang w:eastAsia="fr-FR"/>
+        </w:rPr>
+        <w:t xml:space="preserve"> : Nous passons d'une gestion purement locale à une administration capable de gérer des utilisateurs partout dans le monde.</w:t>
+      </w:r>
+    </w:p>
+    <w:p>
+      <w:pPr>
+        <w:rPr>
+          <w:lang w:eastAsia="fr-FR"/>
+        </w:rPr>
+      </w:pPr>
+    </w:p>
+    <w:p>
+      <w:pPr>
+        <w:pStyle w:val="Titre3"/>
+        <w:rPr>
+          <w:lang w:eastAsia="fr-FR"/>
+        </w:rPr>
+      </w:pPr>
+      <w:r>
+        <w:rPr>
+          <w:lang w:eastAsia="fr-FR"/>
+        </w:rPr>
+        <w:t>Gestion de la flotte via Microsoft Intune</w:t>
+      </w:r>
+    </w:p>
+    <w:p>
+      <w:pPr>
+        <w:jc w:val="both"/>
+        <w:rPr>
+          <w:lang w:eastAsia="fr-FR"/>
+        </w:rPr>
+      </w:pPr>
+      <w:r>
+        <w:rPr>
+          <w:lang w:eastAsia="fr-FR"/>
+        </w:rPr>
+        <w:t xml:space="preserve">Pour garantir que les postes de travail de Paris et les ordinateurs portables des consultants sont aussi sécurisés que les postes fixes de Genève, nous déployons </w:t>
+      </w:r>
+      <w:r>
+        <w:rPr>
+          <w:b/>
+          <w:bCs/>
+          <w:lang w:eastAsia="fr-FR"/>
+        </w:rPr>
+        <w:t>Microsoft Intune</w:t>
+      </w:r>
+      <w:r>
+        <w:rPr>
+          <w:lang w:eastAsia="fr-FR"/>
+        </w:rPr>
+        <w:t>.</w:t>
+      </w:r>
+    </w:p>
+    <w:p>
+      <w:pPr>
+        <w:jc w:val="both"/>
+        <w:rPr>
+          <w:lang w:eastAsia="fr-FR"/>
+        </w:rPr>
+      </w:pPr>
+      <w:r>
+        <w:rPr>
+          <w:lang w:eastAsia="fr-FR"/>
+        </w:rPr>
+        <w:t>Grâce à cet outil de gestion de terminaux (MDM), nous assurons :</w:t>
+      </w:r>
+    </w:p>
+    <w:p>
+      <w:pPr>
+        <w:numPr>
+          <w:ilvl w:val="0"/>
+          <w:numId w:val="34"/>
+        </w:numPr>
+        <w:jc w:val="both"/>
+        <w:rPr>
+          <w:lang w:eastAsia="fr-FR"/>
+        </w:rPr>
+      </w:pPr>
+      <w:r>
+        <w:rPr>
+          <w:b/>
+          <w:bCs/>
+          <w:lang w:eastAsia="fr-FR"/>
+        </w:rPr>
+        <w:t>Le déploiement de politiques de sécurité à distance</w:t>
+      </w:r>
+      <w:r>
+        <w:rPr>
+          <w:lang w:eastAsia="fr-FR"/>
+        </w:rPr>
+        <w:t xml:space="preserve"> : Nous pouvons configurer les antivirus ou le chiffrement des disques sans que le poste ne soit physiquement présent dans l'entreprise.</w:t>
+      </w:r>
+    </w:p>
+    <w:p>
+      <w:pPr>
+        <w:numPr>
+          <w:ilvl w:val="0"/>
+          <w:numId w:val="34"/>
+        </w:numPr>
+        <w:jc w:val="both"/>
+        <w:rPr>
+          <w:lang w:eastAsia="fr-FR"/>
+        </w:rPr>
+      </w:pPr>
+      <w:r>
+        <w:rPr>
+          <w:b/>
+          <w:bCs/>
+          <w:lang w:eastAsia="fr-FR"/>
+        </w:rPr>
+        <w:t>La gestion globale des équipements</w:t>
+      </w:r>
+      <w:r>
+        <w:rPr>
+          <w:lang w:eastAsia="fr-FR"/>
+        </w:rPr>
+        <w:t xml:space="preserve"> : L'équipe informatique dispose d'un inventaire en temps réel de tout le matériel de CYNA.</w:t>
+      </w:r>
+    </w:p>
+    <w:p>
+      <w:pPr>
+        <w:numPr>
+          <w:ilvl w:val="0"/>
+          <w:numId w:val="34"/>
+        </w:numPr>
+        <w:jc w:val="both"/>
+        <w:rPr>
+          <w:lang w:eastAsia="fr-FR"/>
+        </w:rPr>
+      </w:pPr>
+      <w:r>
+        <w:rPr>
+          <w:b/>
+          <w:bCs/>
+          <w:lang w:eastAsia="fr-FR"/>
+        </w:rPr>
+        <w:t>Le contrôle de la conformité</w:t>
+      </w:r>
+      <w:r>
+        <w:rPr>
+          <w:lang w:eastAsia="fr-FR"/>
+        </w:rPr>
+        <w:t xml:space="preserve"> : Si un poste n'est pas à jour ou présente une faille de sécurité, Intune peut lui bloquer l'accès aux données de l'entreprise jusqu'à sa remise aux normes.</w:t>
+      </w:r>
+    </w:p>
+    <w:p>
+      <w:pPr>
+        <w:rPr>
+          <w:lang w:eastAsia="fr-FR"/>
+        </w:rPr>
+      </w:pPr>
+    </w:p>
+    <w:p>
+      <w:pPr>
+        <w:rPr>
+          <w:lang w:eastAsia="fr-FR"/>
+        </w:rPr>
+      </w:pPr>
+    </w:p>
+    <w:p>
+      <w:pPr>
+        <w:rPr>
+          <w:lang w:eastAsia="fr-FR"/>
+        </w:rPr>
+      </w:pPr>
+    </w:p>
+    <w:tbl>
+      <w:tblPr>
+        <w:tblStyle w:val="Grilledutableau"/>
+        <w:tblW w:w="9635" w:type="dxa"/>
+        <w:tblLook w:val="04A0" w:firstRow="1" w:lastRow="0" w:firstColumn="1" w:lastColumn="0" w:noHBand="0" w:noVBand="1"/>
+      </w:tblPr>
+      <w:tblGrid>
+        <w:gridCol w:w="3211"/>
+        <w:gridCol w:w="3212"/>
+        <w:gridCol w:w="3212"/>
+      </w:tblGrid>
+      <w:tr>
+        <w:trPr>
+          <w:trHeight w:val="803"/>
+        </w:trPr>
+        <w:tc>
+          <w:tcPr>
+            <w:tcW w:w="3211" w:type="dxa"/>
+            <w:shd w:val="clear" w:color="auto" w:fill="0E2841" w:themeFill="text2"/>
+          </w:tcPr>
+          <w:p>
+            <w:pPr>
+              <w:jc w:val="both"/>
+              <w:rPr>
+                <w:rFonts w:ascii="Arial" w:hAnsi="Arial" w:cs="Arial"/>
+                <w:color w:val="E8E8E8" w:themeColor="background2"/>
+              </w:rPr>
+            </w:pPr>
+            <w:r>
+              <w:rPr>
+                <w:rStyle w:val="lev"/>
+                <w:rFonts w:ascii="Arial" w:hAnsi="Arial" w:cs="Arial"/>
+                <w:color w:val="E8E8E8" w:themeColor="background2"/>
+              </w:rPr>
+              <w:t>Fonctionnalité</w:t>
+            </w:r>
+          </w:p>
+          <w:p>
+            <w:pPr>
+              <w:jc w:val="both"/>
+              <w:rPr>
+                <w:color w:val="E8E8E8" w:themeColor="background2"/>
+                <w:lang w:eastAsia="fr-FR"/>
+              </w:rPr>
+            </w:pPr>
+          </w:p>
+        </w:tc>
+        <w:tc>
+          <w:tcPr>
+            <w:tcW w:w="3212" w:type="dxa"/>
+            <w:shd w:val="clear" w:color="auto" w:fill="0E2841" w:themeFill="text2"/>
+          </w:tcPr>
+          <w:p>
+            <w:pPr>
+              <w:jc w:val="both"/>
+              <w:rPr>
+                <w:b/>
+                <w:bCs/>
+                <w:color w:val="E8E8E8" w:themeColor="background2"/>
+                <w:lang w:eastAsia="fr-FR"/>
+              </w:rPr>
+            </w:pPr>
+            <w:r>
+              <w:rPr>
+                <w:b/>
+                <w:bCs/>
+                <w:color w:val="E8E8E8" w:themeColor="background2"/>
+                <w:lang w:eastAsia="fr-FR"/>
+              </w:rPr>
+              <w:t>Active Directory (Local)</w:t>
+            </w:r>
+          </w:p>
+        </w:tc>
+        <w:tc>
+          <w:tcPr>
+            <w:tcW w:w="3212" w:type="dxa"/>
+            <w:shd w:val="clear" w:color="auto" w:fill="0E2841" w:themeFill="text2"/>
+          </w:tcPr>
+          <w:p>
+            <w:pPr>
+              <w:jc w:val="both"/>
+              <w:rPr>
+                <w:b/>
+                <w:bCs/>
+                <w:color w:val="E8E8E8" w:themeColor="background2"/>
+                <w:lang w:eastAsia="fr-FR"/>
+              </w:rPr>
+            </w:pPr>
+            <w:r>
+              <w:rPr>
+                <w:b/>
+                <w:bCs/>
+                <w:color w:val="E8E8E8" w:themeColor="background2"/>
+                <w:lang w:eastAsia="fr-FR"/>
+              </w:rPr>
+              <w:t>Entra ID / Intune (Cloud)</w:t>
+            </w:r>
+          </w:p>
+        </w:tc>
+      </w:tr>
+      <w:tr>
+        <w:trPr>
+          <w:trHeight w:val="803"/>
+        </w:trPr>
+        <w:tc>
+          <w:tcPr>
+            <w:tcW w:w="3211" w:type="dxa"/>
+          </w:tcPr>
+          <w:p>
+            <w:pPr>
+              <w:jc w:val="both"/>
+              <w:rPr>
+                <w:lang w:eastAsia="fr-FR"/>
+              </w:rPr>
+            </w:pPr>
+            <w:r>
+              <w:rPr>
+                <w:lang w:eastAsia="fr-FR"/>
+              </w:rPr>
+              <w:t>Utilisation principale</w:t>
+            </w:r>
+          </w:p>
+        </w:tc>
+        <w:tc>
+          <w:tcPr>
+            <w:tcW w:w="3212" w:type="dxa"/>
+          </w:tcPr>
+          <w:p>
+            <w:pPr>
+              <w:jc w:val="both"/>
+              <w:rPr>
+                <w:lang w:eastAsia="fr-FR"/>
+              </w:rPr>
+            </w:pPr>
+            <w:r>
+              <w:rPr>
+                <w:lang w:eastAsia="fr-FR"/>
+              </w:rPr>
+              <w:t>Gestion des serveurs et PC locaux du siège.</w:t>
+            </w:r>
+          </w:p>
+          <w:p>
+            <w:pPr>
+              <w:jc w:val="both"/>
+              <w:rPr>
+                <w:lang w:eastAsia="fr-FR"/>
+              </w:rPr>
+            </w:pPr>
+          </w:p>
+        </w:tc>
+        <w:tc>
+          <w:tcPr>
+            <w:tcW w:w="3212" w:type="dxa"/>
+          </w:tcPr>
+          <w:p>
+            <w:pPr>
+              <w:jc w:val="both"/>
+              <w:rPr>
+                <w:lang w:eastAsia="fr-FR"/>
+              </w:rPr>
+            </w:pPr>
+            <w:r>
+              <w:rPr>
+                <w:lang w:eastAsia="fr-FR"/>
+              </w:rPr>
+              <w:t>Mobilité et accès aux services Web pour la filiale.</w:t>
+            </w:r>
+          </w:p>
+        </w:tc>
+      </w:tr>
+      <w:tr>
+        <w:trPr>
+          <w:trHeight w:val="837"/>
+        </w:trPr>
+        <w:tc>
+          <w:tcPr>
+            <w:tcW w:w="3211" w:type="dxa"/>
+          </w:tcPr>
+          <w:p>
+            <w:pPr>
+              <w:jc w:val="both"/>
+              <w:rPr>
+                <w:lang w:eastAsia="fr-FR"/>
+              </w:rPr>
+            </w:pPr>
+            <w:r>
+              <w:rPr>
+                <w:lang w:eastAsia="fr-FR"/>
+              </w:rPr>
+              <w:t>Sécurité</w:t>
+            </w:r>
+          </w:p>
+        </w:tc>
+        <w:tc>
+          <w:tcPr>
+            <w:tcW w:w="3212" w:type="dxa"/>
+          </w:tcPr>
+          <w:p>
+            <w:pPr>
+              <w:jc w:val="both"/>
+              <w:rPr>
+                <w:lang w:eastAsia="fr-FR"/>
+              </w:rPr>
+            </w:pPr>
+            <w:r>
+              <w:rPr>
+                <w:lang w:eastAsia="fr-FR"/>
+              </w:rPr>
+              <w:t>Stratégies de groupe (GPO) pour le parc interne.</w:t>
+            </w:r>
+          </w:p>
+          <w:p>
+            <w:pPr>
+              <w:jc w:val="both"/>
+              <w:rPr>
+                <w:lang w:eastAsia="fr-FR"/>
+              </w:rPr>
+            </w:pPr>
+          </w:p>
+        </w:tc>
+        <w:tc>
+          <w:tcPr>
+            <w:tcW w:w="3212" w:type="dxa"/>
+          </w:tcPr>
+          <w:p>
+            <w:pPr>
+              <w:jc w:val="both"/>
+              <w:rPr>
+                <w:lang w:eastAsia="fr-FR"/>
+              </w:rPr>
+            </w:pPr>
+            <w:r>
+              <w:rPr>
+                <w:lang w:eastAsia="fr-FR"/>
+              </w:rPr>
+              <w:t>Politiques de conformité et gestion à distance</w:t>
+            </w:r>
+          </w:p>
+        </w:tc>
+      </w:tr>
+      <w:tr>
+        <w:trPr>
+          <w:trHeight w:val="803"/>
+        </w:trPr>
+        <w:tc>
+          <w:tcPr>
+            <w:tcW w:w="3211" w:type="dxa"/>
+          </w:tcPr>
+          <w:p>
+            <w:pPr>
+              <w:jc w:val="both"/>
+              <w:rPr>
+                <w:lang w:eastAsia="fr-FR"/>
+              </w:rPr>
+            </w:pPr>
+            <w:r>
+              <w:rPr>
+                <w:lang w:eastAsia="fr-FR"/>
+              </w:rPr>
+              <w:t>Localisation</w:t>
+            </w:r>
+          </w:p>
+        </w:tc>
+        <w:tc>
+          <w:tcPr>
+            <w:tcW w:w="3212" w:type="dxa"/>
+          </w:tcPr>
+          <w:p>
+            <w:pPr>
+              <w:jc w:val="both"/>
+              <w:rPr>
+                <w:lang w:eastAsia="fr-FR"/>
+              </w:rPr>
+            </w:pPr>
+            <w:r>
+              <w:rPr>
+                <w:lang w:eastAsia="fr-FR"/>
+              </w:rPr>
+              <w:t>Siège social à Genève.</w:t>
+            </w:r>
+          </w:p>
+          <w:p>
+            <w:pPr>
+              <w:jc w:val="both"/>
+              <w:rPr>
+                <w:lang w:eastAsia="fr-FR"/>
+              </w:rPr>
+            </w:pPr>
+          </w:p>
+        </w:tc>
+        <w:tc>
+          <w:tcPr>
+            <w:tcW w:w="3212" w:type="dxa"/>
+          </w:tcPr>
+          <w:p>
+            <w:pPr>
+              <w:rPr>
+                <w:lang w:eastAsia="fr-FR"/>
+              </w:rPr>
+            </w:pPr>
+            <w:r>
+              <w:rPr>
+                <w:lang w:eastAsia="fr-FR"/>
+              </w:rPr>
+              <w:t xml:space="preserve">Filiale à </w:t>
+            </w:r>
+            <w:r>
+              <w:rPr>
+                <w:lang w:eastAsia="fr-FR"/>
+              </w:rPr>
+              <w:t xml:space="preserve">Paris et </w:t>
+            </w:r>
+            <w:r>
+              <w:rPr>
+                <w:lang w:eastAsia="fr-FR"/>
+              </w:rPr>
+              <w:t>collaborateurs en télétravail.</w:t>
+            </w:r>
+          </w:p>
+          <w:p>
+            <w:pPr>
+              <w:jc w:val="both"/>
+              <w:rPr>
+                <w:lang w:eastAsia="fr-FR"/>
+              </w:rPr>
+            </w:pPr>
+          </w:p>
+        </w:tc>
+      </w:tr>
+    </w:tbl>
+    <w:p>
+      <w:pPr>
+        <w:jc w:val="both"/>
+        <w:rPr>
+          <w:lang w:eastAsia="fr-FR"/>
+        </w:rPr>
+      </w:pPr>
+    </w:p>
+    <w:p>
+      <w:pPr>
+        <w:jc w:val="both"/>
+        <w:rPr>
+          <w:lang w:eastAsia="fr-FR"/>
+        </w:rPr>
+      </w:pPr>
+    </w:p>
+    <w:p>
+      <w:pPr>
+        <w:pStyle w:val="Titre2"/>
+        <w:rPr>
+          <w:rFonts w:eastAsia="Times New Roman"/>
+          <w:lang w:eastAsia="fr-FR"/>
+        </w:rPr>
+      </w:pPr>
+      <w:bookmarkStart w:id="13" w:name="_Toc226489036"/>
+      <w:r>
+        <w:rPr>
+          <w:rFonts w:eastAsia="Times New Roman"/>
+          <w:lang w:eastAsia="fr-FR"/>
+        </w:rPr>
+        <w:t>Serveur de fichiers</w:t>
+      </w:r>
+      <w:bookmarkEnd w:id="13"/>
+    </w:p>
+    <w:p>
+      <w:pPr>
+        <w:pStyle w:val="Titre2"/>
+      </w:pPr>
+      <w:bookmarkStart w:id="14" w:name="_Toc226489037"/>
+      <w:r>
+        <w:t>Ser</w:t>
+      </w:r>
+      <w:r>
+        <w:t>veur web et conteneurisation</w:t>
+      </w:r>
+      <w:bookmarkEnd w:id="14"/>
+    </w:p>
+    <w:p>
+      <w:pPr>
+        <w:pStyle w:val="Titre2"/>
+      </w:pPr>
+      <w:bookmarkStart w:id="15" w:name="_Toc226489038"/>
+      <w:r>
+        <w:t>S</w:t>
+      </w:r>
+      <w:r>
+        <w:t>upervision et centralisation des logs</w:t>
+      </w:r>
+      <w:bookmarkEnd w:id="15"/>
+    </w:p>
+    <w:p>
+      <w:pPr>
+        <w:pStyle w:val="Titre2"/>
+      </w:pPr>
+      <w:bookmarkStart w:id="16" w:name="_Toc226489039"/>
+      <w:r>
+        <w:t>Automatisation (DevOps)</w:t>
+      </w:r>
+      <w:bookmarkEnd w:id="16"/>
+    </w:p>
+    <w:p/>
     <w:p>
       <w:pPr>
         <w:pStyle w:val="Titre1"/>
@@ -1417,7 +4733,7 @@
           <w:szCs w:val="56"/>
         </w:rPr>
       </w:pPr>
-      <w:bookmarkStart w:id="7" w:name="_Toc225787805"/>
+      <w:bookmarkStart w:id="17" w:name="_Toc226489040"/>
       <w:r>
         <w:rPr>
           <w:sz w:val="56"/>
@@ -1425,23 +4741,23 @@
         </w:rPr>
         <w:t>Chapitre 3 – Organisation et Pilotage</w:t>
       </w:r>
-      <w:bookmarkEnd w:id="7"/>
+      <w:bookmarkEnd w:id="17"/>
     </w:p>
     <w:p>
       <w:pPr>
         <w:pStyle w:val="Titre1"/>
       </w:pPr>
-      <w:bookmarkStart w:id="8" w:name="_Toc225787806"/>
+      <w:bookmarkStart w:id="18" w:name="_Toc226489041"/>
       <w:r>
         <w:t>Organisation du projet</w:t>
       </w:r>
-      <w:bookmarkEnd w:id="8"/>
+      <w:bookmarkEnd w:id="18"/>
     </w:p>
     <w:p>
       <w:pPr>
         <w:pStyle w:val="Titre2"/>
       </w:pPr>
-      <w:bookmarkStart w:id="9" w:name="_Toc225787807"/>
+      <w:bookmarkStart w:id="19" w:name="_Toc226489042"/>
       <w:r>
         <w:t xml:space="preserve">Répartition des </w:t>
       </w:r>
@@ -1454,17 +4770,17 @@
       <w:r>
         <w:t xml:space="preserve"> :</w:t>
       </w:r>
-      <w:bookmarkEnd w:id="9"/>
+      <w:bookmarkEnd w:id="19"/>
     </w:p>
     <w:p>
       <w:pPr>
         <w:pStyle w:val="Titre2"/>
       </w:pPr>
-      <w:bookmarkStart w:id="10" w:name="_Toc225787808"/>
+      <w:bookmarkStart w:id="20" w:name="_Toc226489043"/>
       <w:r>
         <w:t>Planning prévisionnel :</w:t>
       </w:r>
-      <w:bookmarkEnd w:id="10"/>
+      <w:bookmarkEnd w:id="20"/>
     </w:p>
     <w:p>
       <w:pPr>
@@ -1478,7 +4794,7 @@
           <w:szCs w:val="56"/>
         </w:rPr>
       </w:pPr>
-      <w:bookmarkStart w:id="11" w:name="_Toc225787809"/>
+      <w:bookmarkStart w:id="21" w:name="_Toc226489044"/>
       <w:r>
         <w:rPr>
           <w:sz w:val="56"/>
@@ -1486,18 +4802,29 @@
         </w:rPr>
         <w:t>Chapitre 4 – Qualité et Risques</w:t>
       </w:r>
-      <w:bookmarkEnd w:id="11"/>
+      <w:bookmarkEnd w:id="21"/>
     </w:p>
     <w:p>
       <w:pPr>
         <w:pStyle w:val="Titre1"/>
       </w:pPr>
-      <w:bookmarkStart w:id="12" w:name="_Toc225787810"/>
+      <w:bookmarkStart w:id="22" w:name="_Toc226489045"/>
       <w:r>
         <w:t>Analyse des Risques et Recette</w:t>
       </w:r>
-      <w:bookmarkEnd w:id="12"/>
-    </w:p>
+      <w:bookmarkEnd w:id="22"/>
+    </w:p>
+    <w:p>
+      <w:pPr>
+        <w:pStyle w:val="Titre2"/>
+      </w:pPr>
+      <w:bookmarkStart w:id="23" w:name="_Toc226489046"/>
+      <w:r>
+        <w:t>Sauvegarde et PRA/PCA</w:t>
+      </w:r>
+      <w:bookmarkEnd w:id="23"/>
+    </w:p>
+    <w:p/>
     <w:p/>
     <w:sectPr>
       <w:pgSz w:w="11906" w:h="16838"/>
@@ -1509,9 +4836,208 @@
 </w:document>
 </file>
 
+<file path=word/endnotes.xml><?xml version="1.0" encoding="utf-8"?>
+<w:endnotes xmlns:wpc="http://schemas.microsoft.com/office/word/2010/wordprocessingCanvas" xmlns:cx="http://schemas.microsoft.com/office/drawing/2014/chartex" xmlns:cx1="http://schemas.microsoft.com/office/drawing/2015/9/8/chartex" xmlns:cx2="http://schemas.microsoft.com/office/drawing/2015/10/21/chartex" xmlns:cx3="http://schemas.microsoft.com/office/drawing/2016/5/9/chartex" xmlns:cx4="http://schemas.microsoft.com/office/drawing/2016/5/10/chartex" xmlns:cx5="http://schemas.microsoft.com/office/drawing/2016/5/11/chartex" xmlns:cx6="http://schemas.microsoft.com/office/drawing/2016/5/12/chartex" xmlns:cx7="http://schemas.microsoft.com/office/drawing/2016/5/13/chartex" xmlns:cx8="http://schemas.microsoft.com/office/drawing/2016/5/14/chartex" xmlns:mc="http://schemas.openxmlformats.org/markup-compatibility/2006" xmlns:aink="http://schemas.microsoft.com/office/drawing/2016/ink" xmlns:am3d="http://schemas.microsoft.com/office/drawing/2017/model3d" xmlns:o="urn:schemas-microsoft-com:office:office" xmlns:oel="http://schemas.microsoft.com/office/2019/extlst" xmlns:r="http://schemas.openxmlformats.org/officeDocument/2006/relationships" xmlns:m="http://schemas.openxmlformats.org/officeDocument/2006/math" xmlns:v="urn:schemas-microsoft-com:vml" xmlns:wp14="http://schemas.microsoft.com/office/word/2010/wordprocessingDrawing" xmlns:wp="http://schemas.openxmlformats.org/drawingml/2006/wordprocessingDrawing" xmlns:w10="urn:schemas-microsoft-com:office:word" xmlns:w="http://schemas.openxmlformats.org/wordprocessingml/2006/main" xmlns:w14="http://schemas.microsoft.com/office/word/2010/wordml" xmlns:w15="http://schemas.microsoft.com/office/word/2012/wordml" xmlns:w16cex="http://schemas.microsoft.com/office/word/2018/wordml/cex" xmlns:w16cid="http://schemas.microsoft.com/office/word/2016/wordml/cid" xmlns:w16="http://schemas.microsoft.com/office/word/2018/wordml" xmlns:w16du="http://schemas.microsoft.com/office/word/2023/wordml/word16du" xmlns:w16sdtdh="http://schemas.microsoft.com/office/word/2020/wordml/sdtdatahash" xmlns:w16sdtfl="http://schemas.microsoft.com/office/word/2024/wordml/sdtformatlock" xmlns:w16se="http://schemas.microsoft.com/office/word/2015/wordml/symex" xmlns:wpg="http://schemas.microsoft.com/office/word/2010/wordprocessingGroup" xmlns:wpi="http://schemas.microsoft.com/office/word/2010/wordprocessingInk" xmlns:wne="http://schemas.microsoft.com/office/word/2006/wordml" xmlns:wps="http://schemas.microsoft.com/office/word/2010/wordprocessingShape" mc:Ignorable="w14 w15 w16se w16cid w16 w16cex w16sdtdh w16sdtfl w16du wp14">
+  <w:endnote w:type="separator" w:id="-1">
+    <w:p>
+      <w:pPr>
+        <w:spacing w:after="0" w:line="240" w:lineRule="auto"/>
+      </w:pPr>
+      <w:r>
+        <w:separator/>
+      </w:r>
+    </w:p>
+  </w:endnote>
+  <w:endnote w:type="continuationSeparator" w:id="0">
+    <w:p>
+      <w:pPr>
+        <w:spacing w:after="0" w:line="240" w:lineRule="auto"/>
+      </w:pPr>
+      <w:r>
+        <w:continuationSeparator/>
+      </w:r>
+    </w:p>
+  </w:endnote>
+</w:endnotes>
+</file>
+
+<file path=word/footnotes.xml><?xml version="1.0" encoding="utf-8"?>
+<w:footnotes xmlns:wpc="http://schemas.microsoft.com/office/word/2010/wordprocessingCanvas" xmlns:cx="http://schemas.microsoft.com/office/drawing/2014/chartex" xmlns:cx1="http://schemas.microsoft.com/office/drawing/2015/9/8/chartex" xmlns:cx2="http://schemas.microsoft.com/office/drawing/2015/10/21/chartex" xmlns:cx3="http://schemas.microsoft.com/office/drawing/2016/5/9/chartex" xmlns:cx4="http://schemas.microsoft.com/office/drawing/2016/5/10/chartex" xmlns:cx5="http://schemas.microsoft.com/office/drawing/2016/5/11/chartex" xmlns:cx6="http://schemas.microsoft.com/office/drawing/2016/5/12/chartex" xmlns:cx7="http://schemas.microsoft.com/office/drawing/2016/5/13/chartex" xmlns:cx8="http://schemas.microsoft.com/office/drawing/2016/5/14/chartex" xmlns:mc="http://schemas.openxmlformats.org/markup-compatibility/2006" xmlns:aink="http://schemas.microsoft.com/office/drawing/2016/ink" xmlns:am3d="http://schemas.microsoft.com/office/drawing/2017/model3d" xmlns:o="urn:schemas-microsoft-com:office:office" xmlns:oel="http://schemas.microsoft.com/office/2019/extlst" xmlns:r="http://schemas.openxmlformats.org/officeDocument/2006/relationships" xmlns:m="http://schemas.openxmlformats.org/officeDocument/2006/math" xmlns:v="urn:schemas-microsoft-com:vml" xmlns:wp14="http://schemas.microsoft.com/office/word/2010/wordprocessingDrawing" xmlns:wp="http://schemas.openxmlformats.org/drawingml/2006/wordprocessingDrawing" xmlns:w10="urn:schemas-microsoft-com:office:word" xmlns:w="http://schemas.openxmlformats.org/wordprocessingml/2006/main" xmlns:w14="http://schemas.microsoft.com/office/word/2010/wordml" xmlns:w15="http://schemas.microsoft.com/office/word/2012/wordml" xmlns:w16cex="http://schemas.microsoft.com/office/word/2018/wordml/cex" xmlns:w16cid="http://schemas.microsoft.com/office/word/2016/wordml/cid" xmlns:w16="http://schemas.microsoft.com/office/word/2018/wordml" xmlns:w16du="http://schemas.microsoft.com/office/word/2023/wordml/word16du" xmlns:w16sdtdh="http://schemas.microsoft.com/office/word/2020/wordml/sdtdatahash" xmlns:w16sdtfl="http://schemas.microsoft.com/office/word/2024/wordml/sdtformatlock" xmlns:w16se="http://schemas.microsoft.com/office/word/2015/wordml/symex" xmlns:wpg="http://schemas.microsoft.com/office/word/2010/wordprocessingGroup" xmlns:wpi="http://schemas.microsoft.com/office/word/2010/wordprocessingInk" xmlns:wne="http://schemas.microsoft.com/office/word/2006/wordml" xmlns:wps="http://schemas.microsoft.com/office/word/2010/wordprocessingShape" mc:Ignorable="w14 w15 w16se w16cid w16 w16cex w16sdtdh w16sdtfl w16du wp14">
+  <w:footnote w:type="separator" w:id="-1">
+    <w:p>
+      <w:pPr>
+        <w:spacing w:after="0" w:line="240" w:lineRule="auto"/>
+      </w:pPr>
+      <w:r>
+        <w:separator/>
+      </w:r>
+    </w:p>
+  </w:footnote>
+  <w:footnote w:type="continuationSeparator" w:id="0">
+    <w:p>
+      <w:pPr>
+        <w:spacing w:after="0" w:line="240" w:lineRule="auto"/>
+      </w:pPr>
+      <w:r>
+        <w:continuationSeparator/>
+      </w:r>
+    </w:p>
+  </w:footnote>
+</w:footnotes>
+</file>
+
 <file path=word/numbering.xml><?xml version="1.0" encoding="utf-8"?>
 <w:numbering xmlns:wpc="http://schemas.microsoft.com/office/word/2010/wordprocessingCanvas" xmlns:cx="http://schemas.microsoft.com/office/drawing/2014/chartex" xmlns:cx1="http://schemas.microsoft.com/office/drawing/2015/9/8/chartex" xmlns:cx2="http://schemas.microsoft.com/office/drawing/2015/10/21/chartex" xmlns:cx3="http://schemas.microsoft.com/office/drawing/2016/5/9/chartex" xmlns:cx4="http://schemas.microsoft.com/office/drawing/2016/5/10/chartex" xmlns:cx5="http://schemas.microsoft.com/office/drawing/2016/5/11/chartex" xmlns:cx6="http://schemas.microsoft.com/office/drawing/2016/5/12/chartex" xmlns:cx7="http://schemas.microsoft.com/office/drawing/2016/5/13/chartex" xmlns:cx8="http://schemas.microsoft.com/office/drawing/2016/5/14/chartex" xmlns:mc="http://schemas.openxmlformats.org/markup-compatibility/2006" xmlns:aink="http://schemas.microsoft.com/office/drawing/2016/ink" xmlns:am3d="http://schemas.microsoft.com/office/drawing/2017/model3d" xmlns:o="urn:schemas-microsoft-com:office:office" xmlns:oel="http://schemas.microsoft.com/office/2019/extlst" xmlns:r="http://schemas.openxmlformats.org/officeDocument/2006/relationships" xmlns:m="http://schemas.openxmlformats.org/officeDocument/2006/math" xmlns:v="urn:schemas-microsoft-com:vml" xmlns:wp14="http://schemas.microsoft.com/office/word/2010/wordprocessingDrawing" xmlns:wp="http://schemas.openxmlformats.org/drawingml/2006/wordprocessingDrawing" xmlns:w10="urn:schemas-microsoft-com:office:word" xmlns:w="http://schemas.openxmlformats.org/wordprocessingml/2006/main" xmlns:w14="http://schemas.microsoft.com/office/word/2010/wordml" xmlns:w15="http://schemas.microsoft.com/office/word/2012/wordml" xmlns:w16cex="http://schemas.microsoft.com/office/word/2018/wordml/cex" xmlns:w16cid="http://schemas.microsoft.com/office/word/2016/wordml/cid" xmlns:w16="http://schemas.microsoft.com/office/word/2018/wordml" xmlns:w16du="http://schemas.microsoft.com/office/word/2023/wordml/word16du" xmlns:w16sdtdh="http://schemas.microsoft.com/office/word/2020/wordml/sdtdatahash" xmlns:w16sdtfl="http://schemas.microsoft.com/office/word/2024/wordml/sdtformatlock" xmlns:w16se="http://schemas.microsoft.com/office/word/2015/wordml/symex" xmlns:wpg="http://schemas.microsoft.com/office/word/2010/wordprocessingGroup" xmlns:wpi="http://schemas.microsoft.com/office/word/2010/wordprocessingInk" xmlns:wne="http://schemas.microsoft.com/office/word/2006/wordml" xmlns:wps="http://schemas.microsoft.com/office/word/2010/wordprocessingShape" mc:Ignorable="w14 w15 w16se w16cid w16 w16cex w16sdtdh w16sdtfl w16du wp14">
   <w:abstractNum w:abstractNumId="0" w15:restartNumberingAfterBreak="0">
+    <w:nsid w:val="012352BD"/>
+    <w:multiLevelType w:val="multilevel"/>
+    <w:tmpl w:val="CC10FEFA"/>
+    <w:lvl w:ilvl="0">
+      <w:start w:val="1"/>
+      <w:numFmt w:val="bullet"/>
+      <w:lvlText w:val=""/>
+      <w:lvlJc w:val="left"/>
+      <w:pPr>
+        <w:tabs>
+          <w:tab w:val="num" w:pos="720"/>
+        </w:tabs>
+        <w:ind w:left="720" w:hanging="360"/>
+      </w:pPr>
+      <w:rPr>
+        <w:rFonts w:ascii="Symbol" w:hAnsi="Symbol" w:hint="default"/>
+        <w:sz w:val="20"/>
+      </w:rPr>
+    </w:lvl>
+    <w:lvl w:ilvl="1" w:tentative="1">
+      <w:start w:val="1"/>
+      <w:numFmt w:val="bullet"/>
+      <w:lvlText w:val="o"/>
+      <w:lvlJc w:val="left"/>
+      <w:pPr>
+        <w:tabs>
+          <w:tab w:val="num" w:pos="1440"/>
+        </w:tabs>
+        <w:ind w:left="1440" w:hanging="360"/>
+      </w:pPr>
+      <w:rPr>
+        <w:rFonts w:ascii="Courier New" w:hAnsi="Courier New" w:hint="default"/>
+        <w:sz w:val="20"/>
+      </w:rPr>
+    </w:lvl>
+    <w:lvl w:ilvl="2" w:tentative="1">
+      <w:start w:val="1"/>
+      <w:numFmt w:val="bullet"/>
+      <w:lvlText w:val=""/>
+      <w:lvlJc w:val="left"/>
+      <w:pPr>
+        <w:tabs>
+          <w:tab w:val="num" w:pos="2160"/>
+        </w:tabs>
+        <w:ind w:left="2160" w:hanging="360"/>
+      </w:pPr>
+      <w:rPr>
+        <w:rFonts w:ascii="Wingdings" w:hAnsi="Wingdings" w:hint="default"/>
+        <w:sz w:val="20"/>
+      </w:rPr>
+    </w:lvl>
+    <w:lvl w:ilvl="3" w:tentative="1">
+      <w:start w:val="1"/>
+      <w:numFmt w:val="bullet"/>
+      <w:lvlText w:val=""/>
+      <w:lvlJc w:val="left"/>
+      <w:pPr>
+        <w:tabs>
+          <w:tab w:val="num" w:pos="2880"/>
+        </w:tabs>
+        <w:ind w:left="2880" w:hanging="360"/>
+      </w:pPr>
+      <w:rPr>
+        <w:rFonts w:ascii="Wingdings" w:hAnsi="Wingdings" w:hint="default"/>
+        <w:sz w:val="20"/>
+      </w:rPr>
+    </w:lvl>
+    <w:lvl w:ilvl="4" w:tentative="1">
+      <w:start w:val="1"/>
+      <w:numFmt w:val="bullet"/>
+      <w:lvlText w:val=""/>
+      <w:lvlJc w:val="left"/>
+      <w:pPr>
+        <w:tabs>
+          <w:tab w:val="num" w:pos="3600"/>
+        </w:tabs>
+        <w:ind w:left="3600" w:hanging="360"/>
+      </w:pPr>
+      <w:rPr>
+        <w:rFonts w:ascii="Wingdings" w:hAnsi="Wingdings" w:hint="default"/>
+        <w:sz w:val="20"/>
+      </w:rPr>
+    </w:lvl>
+    <w:lvl w:ilvl="5" w:tentative="1">
+      <w:start w:val="1"/>
+      <w:numFmt w:val="bullet"/>
+      <w:lvlText w:val=""/>
+      <w:lvlJc w:val="left"/>
+      <w:pPr>
+        <w:tabs>
+          <w:tab w:val="num" w:pos="4320"/>
+        </w:tabs>
+        <w:ind w:left="4320" w:hanging="360"/>
+      </w:pPr>
+      <w:rPr>
+        <w:rFonts w:ascii="Wingdings" w:hAnsi="Wingdings" w:hint="default"/>
+        <w:sz w:val="20"/>
+      </w:rPr>
+    </w:lvl>
+    <w:lvl w:ilvl="6" w:tentative="1">
+      <w:start w:val="1"/>
+      <w:numFmt w:val="bullet"/>
+      <w:lvlText w:val=""/>
+      <w:lvlJc w:val="left"/>
+      <w:pPr>
+        <w:tabs>
+          <w:tab w:val="num" w:pos="5040"/>
+        </w:tabs>
+        <w:ind w:left="5040" w:hanging="360"/>
+      </w:pPr>
+      <w:rPr>
+        <w:rFonts w:ascii="Wingdings" w:hAnsi="Wingdings" w:hint="default"/>
+        <w:sz w:val="20"/>
+      </w:rPr>
+    </w:lvl>
+    <w:lvl w:ilvl="7" w:tentative="1">
+      <w:start w:val="1"/>
+      <w:numFmt w:val="bullet"/>
+      <w:lvlText w:val=""/>
+      <w:lvlJc w:val="left"/>
+      <w:pPr>
+        <w:tabs>
+          <w:tab w:val="num" w:pos="5760"/>
+        </w:tabs>
+        <w:ind w:left="5760" w:hanging="360"/>
+      </w:pPr>
+      <w:rPr>
+        <w:rFonts w:ascii="Wingdings" w:hAnsi="Wingdings" w:hint="default"/>
+        <w:sz w:val="20"/>
+      </w:rPr>
+    </w:lvl>
+    <w:lvl w:ilvl="8" w:tentative="1">
+      <w:start w:val="1"/>
+      <w:numFmt w:val="bullet"/>
+      <w:lvlText w:val=""/>
+      <w:lvlJc w:val="left"/>
+      <w:pPr>
+        <w:tabs>
+          <w:tab w:val="num" w:pos="6480"/>
+        </w:tabs>
+        <w:ind w:left="6480" w:hanging="360"/>
+      </w:pPr>
+      <w:rPr>
+        <w:rFonts w:ascii="Wingdings" w:hAnsi="Wingdings" w:hint="default"/>
+        <w:sz w:val="20"/>
+      </w:rPr>
+    </w:lvl>
+  </w:abstractNum>
+  <w:abstractNum w:abstractNumId="1" w15:restartNumberingAfterBreak="0">
     <w:nsid w:val="06645CDB"/>
     <w:multiLevelType w:val="multilevel"/>
     <w:tmpl w:val="040C001F"/>
@@ -1597,7 +5123,7 @@
       </w:pPr>
     </w:lvl>
   </w:abstractNum>
-  <w:abstractNum w:abstractNumId="1" w15:restartNumberingAfterBreak="0">
+  <w:abstractNum w:abstractNumId="2" w15:restartNumberingAfterBreak="0">
     <w:nsid w:val="094E308C"/>
     <w:multiLevelType w:val="multilevel"/>
     <w:tmpl w:val="CD8CF358"/>
@@ -1683,7 +5209,156 @@
       </w:pPr>
     </w:lvl>
   </w:abstractNum>
-  <w:abstractNum w:abstractNumId="2" w15:restartNumberingAfterBreak="0">
+  <w:abstractNum w:abstractNumId="3" w15:restartNumberingAfterBreak="0">
+    <w:nsid w:val="09E005E2"/>
+    <w:multiLevelType w:val="multilevel"/>
+    <w:tmpl w:val="CDF4BE96"/>
+    <w:lvl w:ilvl="0">
+      <w:start w:val="1"/>
+      <w:numFmt w:val="bullet"/>
+      <w:lvlText w:val=""/>
+      <w:lvlJc w:val="left"/>
+      <w:pPr>
+        <w:tabs>
+          <w:tab w:val="num" w:pos="720"/>
+        </w:tabs>
+        <w:ind w:left="720" w:hanging="360"/>
+      </w:pPr>
+      <w:rPr>
+        <w:rFonts w:ascii="Symbol" w:hAnsi="Symbol" w:hint="default"/>
+        <w:sz w:val="20"/>
+      </w:rPr>
+    </w:lvl>
+    <w:lvl w:ilvl="1" w:tentative="1">
+      <w:start w:val="1"/>
+      <w:numFmt w:val="bullet"/>
+      <w:lvlText w:val="o"/>
+      <w:lvlJc w:val="left"/>
+      <w:pPr>
+        <w:tabs>
+          <w:tab w:val="num" w:pos="1440"/>
+        </w:tabs>
+        <w:ind w:left="1440" w:hanging="360"/>
+      </w:pPr>
+      <w:rPr>
+        <w:rFonts w:ascii="Courier New" w:hAnsi="Courier New" w:hint="default"/>
+        <w:sz w:val="20"/>
+      </w:rPr>
+    </w:lvl>
+    <w:lvl w:ilvl="2" w:tentative="1">
+      <w:start w:val="1"/>
+      <w:numFmt w:val="bullet"/>
+      <w:lvlText w:val=""/>
+      <w:lvlJc w:val="left"/>
+      <w:pPr>
+        <w:tabs>
+          <w:tab w:val="num" w:pos="2160"/>
+        </w:tabs>
+        <w:ind w:left="2160" w:hanging="360"/>
+      </w:pPr>
+      <w:rPr>
+        <w:rFonts w:ascii="Wingdings" w:hAnsi="Wingdings" w:hint="default"/>
+        <w:sz w:val="20"/>
+      </w:rPr>
+    </w:lvl>
+    <w:lvl w:ilvl="3" w:tentative="1">
+      <w:start w:val="1"/>
+      <w:numFmt w:val="bullet"/>
+      <w:lvlText w:val=""/>
+      <w:lvlJc w:val="left"/>
+      <w:pPr>
+        <w:tabs>
+          <w:tab w:val="num" w:pos="2880"/>
+        </w:tabs>
+        <w:ind w:left="2880" w:hanging="360"/>
+      </w:pPr>
+      <w:rPr>
+        <w:rFonts w:ascii="Wingdings" w:hAnsi="Wingdings" w:hint="default"/>
+        <w:sz w:val="20"/>
+      </w:rPr>
+    </w:lvl>
+    <w:lvl w:ilvl="4" w:tentative="1">
+      <w:start w:val="1"/>
+      <w:numFmt w:val="bullet"/>
+      <w:lvlText w:val=""/>
+      <w:lvlJc w:val="left"/>
+      <w:pPr>
+        <w:tabs>
+          <w:tab w:val="num" w:pos="3600"/>
+        </w:tabs>
+        <w:ind w:left="3600" w:hanging="360"/>
+      </w:pPr>
+      <w:rPr>
+        <w:rFonts w:ascii="Wingdings" w:hAnsi="Wingdings" w:hint="default"/>
+        <w:sz w:val="20"/>
+      </w:rPr>
+    </w:lvl>
+    <w:lvl w:ilvl="5" w:tentative="1">
+      <w:start w:val="1"/>
+      <w:numFmt w:val="bullet"/>
+      <w:lvlText w:val=""/>
+      <w:lvlJc w:val="left"/>
+      <w:pPr>
+        <w:tabs>
+          <w:tab w:val="num" w:pos="4320"/>
+        </w:tabs>
+        <w:ind w:left="4320" w:hanging="360"/>
+      </w:pPr>
+      <w:rPr>
+        <w:rFonts w:ascii="Wingdings" w:hAnsi="Wingdings" w:hint="default"/>
+        <w:sz w:val="20"/>
+      </w:rPr>
+    </w:lvl>
+    <w:lvl w:ilvl="6" w:tentative="1">
+      <w:start w:val="1"/>
+      <w:numFmt w:val="bullet"/>
+      <w:lvlText w:val=""/>
+      <w:lvlJc w:val="left"/>
+      <w:pPr>
+        <w:tabs>
+          <w:tab w:val="num" w:pos="5040"/>
+        </w:tabs>
+        <w:ind w:left="5040" w:hanging="360"/>
+      </w:pPr>
+      <w:rPr>
+        <w:rFonts w:ascii="Wingdings" w:hAnsi="Wingdings" w:hint="default"/>
+        <w:sz w:val="20"/>
+      </w:rPr>
+    </w:lvl>
+    <w:lvl w:ilvl="7" w:tentative="1">
+      <w:start w:val="1"/>
+      <w:numFmt w:val="bullet"/>
+      <w:lvlText w:val=""/>
+      <w:lvlJc w:val="left"/>
+      <w:pPr>
+        <w:tabs>
+          <w:tab w:val="num" w:pos="5760"/>
+        </w:tabs>
+        <w:ind w:left="5760" w:hanging="360"/>
+      </w:pPr>
+      <w:rPr>
+        <w:rFonts w:ascii="Wingdings" w:hAnsi="Wingdings" w:hint="default"/>
+        <w:sz w:val="20"/>
+      </w:rPr>
+    </w:lvl>
+    <w:lvl w:ilvl="8" w:tentative="1">
+      <w:start w:val="1"/>
+      <w:numFmt w:val="bullet"/>
+      <w:lvlText w:val=""/>
+      <w:lvlJc w:val="left"/>
+      <w:pPr>
+        <w:tabs>
+          <w:tab w:val="num" w:pos="6480"/>
+        </w:tabs>
+        <w:ind w:left="6480" w:hanging="360"/>
+      </w:pPr>
+      <w:rPr>
+        <w:rFonts w:ascii="Wingdings" w:hAnsi="Wingdings" w:hint="default"/>
+        <w:sz w:val="20"/>
+      </w:rPr>
+    </w:lvl>
+  </w:abstractNum>
+  <w:abstractNum w:abstractNumId="4" w15:restartNumberingAfterBreak="0">
     <w:nsid w:val="0D0228DB"/>
     <w:multiLevelType w:val="multilevel"/>
     <w:tmpl w:val="748CC1DE"/>
@@ -1769,7 +5444,328 @@
       </w:pPr>
     </w:lvl>
   </w:abstractNum>
-  <w:abstractNum w:abstractNumId="3" w15:restartNumberingAfterBreak="0">
+  <w:abstractNum w:abstractNumId="5" w15:restartNumberingAfterBreak="0">
+    <w:nsid w:val="0D0C2C2F"/>
+    <w:multiLevelType w:val="multilevel"/>
+    <w:tmpl w:val="9296199C"/>
+    <w:lvl w:ilvl="0">
+      <w:start w:val="1"/>
+      <w:numFmt w:val="decimal"/>
+      <w:lvlText w:val="%1"/>
+      <w:lvlJc w:val="left"/>
+      <w:pPr>
+        <w:ind w:left="432" w:hanging="432"/>
+      </w:pPr>
+    </w:lvl>
+    <w:lvl w:ilvl="1">
+      <w:start w:val="1"/>
+      <w:numFmt w:val="decimal"/>
+      <w:lvlText w:val="%1.%2"/>
+      <w:lvlJc w:val="left"/>
+      <w:pPr>
+        <w:ind w:left="576" w:hanging="576"/>
+      </w:pPr>
+    </w:lvl>
+    <w:lvl w:ilvl="2">
+      <w:start w:val="1"/>
+      <w:numFmt w:val="decimal"/>
+      <w:lvlText w:val="%1.%2.%3"/>
+      <w:lvlJc w:val="left"/>
+      <w:pPr>
+        <w:ind w:left="720" w:hanging="720"/>
+      </w:pPr>
+    </w:lvl>
+    <w:lvl w:ilvl="3">
+      <w:start w:val="1"/>
+      <w:numFmt w:val="decimal"/>
+      <w:lvlText w:val="%1.%2.%3.%4"/>
+      <w:lvlJc w:val="left"/>
+      <w:pPr>
+        <w:ind w:left="864" w:hanging="864"/>
+      </w:pPr>
+    </w:lvl>
+    <w:lvl w:ilvl="4">
+      <w:start w:val="1"/>
+      <w:numFmt w:val="decimal"/>
+      <w:lvlText w:val="%1.%2.%3.%4.%5"/>
+      <w:lvlJc w:val="left"/>
+      <w:pPr>
+        <w:ind w:left="1008" w:hanging="1008"/>
+      </w:pPr>
+    </w:lvl>
+    <w:lvl w:ilvl="5">
+      <w:start w:val="1"/>
+      <w:numFmt w:val="decimal"/>
+      <w:lvlText w:val="%1.%2.%3.%4.%5.%6"/>
+      <w:lvlJc w:val="left"/>
+      <w:pPr>
+        <w:ind w:left="1152" w:hanging="1152"/>
+      </w:pPr>
+    </w:lvl>
+    <w:lvl w:ilvl="6">
+      <w:start w:val="1"/>
+      <w:numFmt w:val="decimal"/>
+      <w:lvlText w:val="%1.%2.%3.%4.%5.%6.%7"/>
+      <w:lvlJc w:val="left"/>
+      <w:pPr>
+        <w:ind w:left="1296" w:hanging="1296"/>
+      </w:pPr>
+    </w:lvl>
+    <w:lvl w:ilvl="7">
+      <w:start w:val="1"/>
+      <w:numFmt w:val="decimal"/>
+      <w:lvlText w:val="%1.%2.%3.%4.%5.%6.%7.%8"/>
+      <w:lvlJc w:val="left"/>
+      <w:pPr>
+        <w:ind w:left="1440" w:hanging="1440"/>
+      </w:pPr>
+    </w:lvl>
+    <w:lvl w:ilvl="8">
+      <w:start w:val="1"/>
+      <w:numFmt w:val="decimal"/>
+      <w:lvlText w:val="%1.%2.%3.%4.%5.%6.%7.%8.%9"/>
+      <w:lvlJc w:val="left"/>
+      <w:pPr>
+        <w:ind w:left="1584" w:hanging="1584"/>
+      </w:pPr>
+    </w:lvl>
+  </w:abstractNum>
+  <w:abstractNum w:abstractNumId="6" w15:restartNumberingAfterBreak="0">
+    <w:nsid w:val="111043DB"/>
+    <w:multiLevelType w:val="multilevel"/>
+    <w:tmpl w:val="EF2284EA"/>
+    <w:lvl w:ilvl="0">
+      <w:start w:val="1"/>
+      <w:numFmt w:val="bullet"/>
+      <w:lvlText w:val=""/>
+      <w:lvlJc w:val="left"/>
+      <w:pPr>
+        <w:tabs>
+          <w:tab w:val="num" w:pos="720"/>
+        </w:tabs>
+        <w:ind w:left="720" w:hanging="360"/>
+      </w:pPr>
+      <w:rPr>
+        <w:rFonts w:ascii="Symbol" w:hAnsi="Symbol" w:hint="default"/>
+        <w:sz w:val="20"/>
+      </w:rPr>
+    </w:lvl>
+    <w:lvl w:ilvl="1" w:tentative="1">
+      <w:start w:val="1"/>
+      <w:numFmt w:val="bullet"/>
+      <w:lvlText w:val="o"/>
+      <w:lvlJc w:val="left"/>
+      <w:pPr>
+        <w:tabs>
+          <w:tab w:val="num" w:pos="1440"/>
+        </w:tabs>
+        <w:ind w:left="1440" w:hanging="360"/>
+      </w:pPr>
+      <w:rPr>
+        <w:rFonts w:ascii="Courier New" w:hAnsi="Courier New" w:hint="default"/>
+        <w:sz w:val="20"/>
+      </w:rPr>
+    </w:lvl>
+    <w:lvl w:ilvl="2" w:tentative="1">
+      <w:start w:val="1"/>
+      <w:numFmt w:val="bullet"/>
+      <w:lvlText w:val=""/>
+      <w:lvlJc w:val="left"/>
+      <w:pPr>
+        <w:tabs>
+          <w:tab w:val="num" w:pos="2160"/>
+        </w:tabs>
+        <w:ind w:left="2160" w:hanging="360"/>
+      </w:pPr>
+      <w:rPr>
+        <w:rFonts w:ascii="Wingdings" w:hAnsi="Wingdings" w:hint="default"/>
+        <w:sz w:val="20"/>
+      </w:rPr>
+    </w:lvl>
+    <w:lvl w:ilvl="3" w:tentative="1">
+      <w:start w:val="1"/>
+      <w:numFmt w:val="bullet"/>
+      <w:lvlText w:val=""/>
+      <w:lvlJc w:val="left"/>
+      <w:pPr>
+        <w:tabs>
+          <w:tab w:val="num" w:pos="2880"/>
+        </w:tabs>
+        <w:ind w:left="2880" w:hanging="360"/>
+      </w:pPr>
+      <w:rPr>
+        <w:rFonts w:ascii="Wingdings" w:hAnsi="Wingdings" w:hint="default"/>
+        <w:sz w:val="20"/>
+      </w:rPr>
+    </w:lvl>
+    <w:lvl w:ilvl="4" w:tentative="1">
+      <w:start w:val="1"/>
+      <w:numFmt w:val="bullet"/>
+      <w:lvlText w:val=""/>
+      <w:lvlJc w:val="left"/>
+      <w:pPr>
+        <w:tabs>
+          <w:tab w:val="num" w:pos="3600"/>
+        </w:tabs>
+        <w:ind w:left="3600" w:hanging="360"/>
+      </w:pPr>
+      <w:rPr>
+        <w:rFonts w:ascii="Wingdings" w:hAnsi="Wingdings" w:hint="default"/>
+        <w:sz w:val="20"/>
+      </w:rPr>
+    </w:lvl>
+    <w:lvl w:ilvl="5" w:tentative="1">
+      <w:start w:val="1"/>
+      <w:numFmt w:val="bullet"/>
+      <w:lvlText w:val=""/>
+      <w:lvlJc w:val="left"/>
+      <w:pPr>
+        <w:tabs>
+          <w:tab w:val="num" w:pos="4320"/>
+        </w:tabs>
+        <w:ind w:left="4320" w:hanging="360"/>
+      </w:pPr>
+      <w:rPr>
+        <w:rFonts w:ascii="Wingdings" w:hAnsi="Wingdings" w:hint="default"/>
+        <w:sz w:val="20"/>
+      </w:rPr>
+    </w:lvl>
+    <w:lvl w:ilvl="6" w:tentative="1">
+      <w:start w:val="1"/>
+      <w:numFmt w:val="bullet"/>
+      <w:lvlText w:val=""/>
+      <w:lvlJc w:val="left"/>
+      <w:pPr>
+        <w:tabs>
+          <w:tab w:val="num" w:pos="5040"/>
+        </w:tabs>
+        <w:ind w:left="5040" w:hanging="360"/>
+      </w:pPr>
+      <w:rPr>
+        <w:rFonts w:ascii="Wingdings" w:hAnsi="Wingdings" w:hint="default"/>
+        <w:sz w:val="20"/>
+      </w:rPr>
+    </w:lvl>
+    <w:lvl w:ilvl="7" w:tentative="1">
+      <w:start w:val="1"/>
+      <w:numFmt w:val="bullet"/>
+      <w:lvlText w:val=""/>
+      <w:lvlJc w:val="left"/>
+      <w:pPr>
+        <w:tabs>
+          <w:tab w:val="num" w:pos="5760"/>
+        </w:tabs>
+        <w:ind w:left="5760" w:hanging="360"/>
+      </w:pPr>
+      <w:rPr>
+        <w:rFonts w:ascii="Wingdings" w:hAnsi="Wingdings" w:hint="default"/>
+        <w:sz w:val="20"/>
+      </w:rPr>
+    </w:lvl>
+    <w:lvl w:ilvl="8" w:tentative="1">
+      <w:start w:val="1"/>
+      <w:numFmt w:val="bullet"/>
+      <w:lvlText w:val=""/>
+      <w:lvlJc w:val="left"/>
+      <w:pPr>
+        <w:tabs>
+          <w:tab w:val="num" w:pos="6480"/>
+        </w:tabs>
+        <w:ind w:left="6480" w:hanging="360"/>
+      </w:pPr>
+      <w:rPr>
+        <w:rFonts w:ascii="Wingdings" w:hAnsi="Wingdings" w:hint="default"/>
+        <w:sz w:val="20"/>
+      </w:rPr>
+    </w:lvl>
+  </w:abstractNum>
+  <w:abstractNum w:abstractNumId="7" w15:restartNumberingAfterBreak="0">
+    <w:nsid w:val="1182563B"/>
+    <w:multiLevelType w:val="multilevel"/>
+    <w:tmpl w:val="793EE106"/>
+    <w:lvl w:ilvl="0">
+      <w:start w:val="1"/>
+      <w:numFmt w:val="decimal"/>
+      <w:lvlText w:val="%1"/>
+      <w:lvlJc w:val="left"/>
+      <w:pPr>
+        <w:ind w:left="432" w:hanging="432"/>
+      </w:pPr>
+    </w:lvl>
+    <w:lvl w:ilvl="1">
+      <w:start w:val="1"/>
+      <w:numFmt w:val="decimal"/>
+      <w:lvlText w:val="%1.%2"/>
+      <w:lvlJc w:val="left"/>
+      <w:pPr>
+        <w:ind w:left="576" w:hanging="576"/>
+      </w:pPr>
+    </w:lvl>
+    <w:lvl w:ilvl="2">
+      <w:start w:val="1"/>
+      <w:numFmt w:val="decimal"/>
+      <w:lvlText w:val="%1.%2.%3"/>
+      <w:lvlJc w:val="left"/>
+      <w:pPr>
+        <w:ind w:left="720" w:hanging="720"/>
+      </w:pPr>
+    </w:lvl>
+    <w:lvl w:ilvl="3">
+      <w:start w:val="1"/>
+      <w:numFmt w:val="decimal"/>
+      <w:lvlText w:val="%1.%2.%3.%4"/>
+      <w:lvlJc w:val="left"/>
+      <w:pPr>
+        <w:ind w:left="864" w:hanging="864"/>
+      </w:pPr>
+    </w:lvl>
+    <w:lvl w:ilvl="4">
+      <w:start w:val="1"/>
+      <w:numFmt w:val="decimal"/>
+      <w:lvlText w:val="%1.%2.%3.%4.%5"/>
+      <w:lvlJc w:val="left"/>
+      <w:pPr>
+        <w:ind w:left="1008" w:hanging="1008"/>
+      </w:pPr>
+    </w:lvl>
+    <w:lvl w:ilvl="5">
+      <w:start w:val="1"/>
+      <w:numFmt w:val="decimal"/>
+      <w:lvlText w:val="%1.%2.%3.%4.%5.%6"/>
+      <w:lvlJc w:val="left"/>
+      <w:pPr>
+        <w:ind w:left="1152" w:hanging="1152"/>
+      </w:pPr>
+    </w:lvl>
+    <w:lvl w:ilvl="6">
+      <w:start w:val="1"/>
+      <w:numFmt w:val="decimal"/>
+      <w:lvlText w:val="%1.%2.%3.%4.%5.%6.%7"/>
+      <w:lvlJc w:val="left"/>
+      <w:pPr>
+        <w:ind w:left="1296" w:hanging="1296"/>
+      </w:pPr>
+    </w:lvl>
+    <w:lvl w:ilvl="7">
+      <w:start w:val="1"/>
+      <w:numFmt w:val="decimal"/>
+      <w:lvlText w:val="%1.%2.%3.%4.%5.%6.%7.%8"/>
+      <w:lvlJc w:val="left"/>
+      <w:pPr>
+        <w:ind w:left="1440" w:hanging="1440"/>
+      </w:pPr>
+    </w:lvl>
+    <w:lvl w:ilvl="8">
+      <w:start w:val="1"/>
+      <w:numFmt w:val="decimal"/>
+      <w:lvlText w:val="%1.%2.%3.%4.%5.%6.%7.%8.%9"/>
+      <w:lvlJc w:val="left"/>
+      <w:pPr>
+        <w:ind w:left="1584" w:hanging="1584"/>
+      </w:pPr>
+    </w:lvl>
+  </w:abstractNum>
+  <w:abstractNum w:abstractNumId="8" w15:restartNumberingAfterBreak="0">
     <w:nsid w:val="1DEC28E7"/>
     <w:multiLevelType w:val="multilevel"/>
     <w:tmpl w:val="040C001F"/>
@@ -1855,7 +5851,7 @@
       </w:pPr>
     </w:lvl>
   </w:abstractNum>
-  <w:abstractNum w:abstractNumId="4" w15:restartNumberingAfterBreak="0">
+  <w:abstractNum w:abstractNumId="9" w15:restartNumberingAfterBreak="0">
     <w:nsid w:val="26DF7D40"/>
     <w:multiLevelType w:val="multilevel"/>
     <w:tmpl w:val="040C001F"/>
@@ -1941,7 +5937,7 @@
       </w:pPr>
     </w:lvl>
   </w:abstractNum>
-  <w:abstractNum w:abstractNumId="5" w15:restartNumberingAfterBreak="0">
+  <w:abstractNum w:abstractNumId="10" w15:restartNumberingAfterBreak="0">
     <w:nsid w:val="26E96BBB"/>
     <w:multiLevelType w:val="multilevel"/>
     <w:tmpl w:val="0BAABA36"/>
@@ -2027,7 +6023,7 @@
       </w:pPr>
     </w:lvl>
   </w:abstractNum>
-  <w:abstractNum w:abstractNumId="6" w15:restartNumberingAfterBreak="0">
+  <w:abstractNum w:abstractNumId="11" w15:restartNumberingAfterBreak="0">
     <w:nsid w:val="33A57043"/>
     <w:multiLevelType w:val="multilevel"/>
     <w:tmpl w:val="040C0025"/>
@@ -2113,7 +6109,7 @@
       </w:pPr>
     </w:lvl>
   </w:abstractNum>
-  <w:abstractNum w:abstractNumId="7" w15:restartNumberingAfterBreak="0">
+  <w:abstractNum w:abstractNumId="12" w15:restartNumberingAfterBreak="0">
     <w:nsid w:val="33F32E51"/>
     <w:multiLevelType w:val="hybridMultilevel"/>
     <w:tmpl w:val="0C628148"/>
@@ -2202,7 +6198,156 @@
       </w:pPr>
     </w:lvl>
   </w:abstractNum>
-  <w:abstractNum w:abstractNumId="8" w15:restartNumberingAfterBreak="0">
+  <w:abstractNum w:abstractNumId="13" w15:restartNumberingAfterBreak="0">
+    <w:nsid w:val="34BF5021"/>
+    <w:multiLevelType w:val="multilevel"/>
+    <w:tmpl w:val="908CB34C"/>
+    <w:lvl w:ilvl="0">
+      <w:start w:val="1"/>
+      <w:numFmt w:val="bullet"/>
+      <w:lvlText w:val=""/>
+      <w:lvlJc w:val="left"/>
+      <w:pPr>
+        <w:tabs>
+          <w:tab w:val="num" w:pos="720"/>
+        </w:tabs>
+        <w:ind w:left="720" w:hanging="360"/>
+      </w:pPr>
+      <w:rPr>
+        <w:rFonts w:ascii="Symbol" w:hAnsi="Symbol" w:hint="default"/>
+        <w:sz w:val="20"/>
+      </w:rPr>
+    </w:lvl>
+    <w:lvl w:ilvl="1" w:tentative="1">
+      <w:start w:val="1"/>
+      <w:numFmt w:val="bullet"/>
+      <w:lvlText w:val="o"/>
+      <w:lvlJc w:val="left"/>
+      <w:pPr>
+        <w:tabs>
+          <w:tab w:val="num" w:pos="1440"/>
+        </w:tabs>
+        <w:ind w:left="1440" w:hanging="360"/>
+      </w:pPr>
+      <w:rPr>
+        <w:rFonts w:ascii="Courier New" w:hAnsi="Courier New" w:hint="default"/>
+        <w:sz w:val="20"/>
+      </w:rPr>
+    </w:lvl>
+    <w:lvl w:ilvl="2" w:tentative="1">
+      <w:start w:val="1"/>
+      <w:numFmt w:val="bullet"/>
+      <w:lvlText w:val=""/>
+      <w:lvlJc w:val="left"/>
+      <w:pPr>
+        <w:tabs>
+          <w:tab w:val="num" w:pos="2160"/>
+        </w:tabs>
+        <w:ind w:left="2160" w:hanging="360"/>
+      </w:pPr>
+      <w:rPr>
+        <w:rFonts w:ascii="Wingdings" w:hAnsi="Wingdings" w:hint="default"/>
+        <w:sz w:val="20"/>
+      </w:rPr>
+    </w:lvl>
+    <w:lvl w:ilvl="3" w:tentative="1">
+      <w:start w:val="1"/>
+      <w:numFmt w:val="bullet"/>
+      <w:lvlText w:val=""/>
+      <w:lvlJc w:val="left"/>
+      <w:pPr>
+        <w:tabs>
+          <w:tab w:val="num" w:pos="2880"/>
+        </w:tabs>
+        <w:ind w:left="2880" w:hanging="360"/>
+      </w:pPr>
+      <w:rPr>
+        <w:rFonts w:ascii="Wingdings" w:hAnsi="Wingdings" w:hint="default"/>
+        <w:sz w:val="20"/>
+      </w:rPr>
+    </w:lvl>
+    <w:lvl w:ilvl="4" w:tentative="1">
+      <w:start w:val="1"/>
+      <w:numFmt w:val="bullet"/>
+      <w:lvlText w:val=""/>
+      <w:lvlJc w:val="left"/>
+      <w:pPr>
+        <w:tabs>
+          <w:tab w:val="num" w:pos="3600"/>
+        </w:tabs>
+        <w:ind w:left="3600" w:hanging="360"/>
+      </w:pPr>
+      <w:rPr>
+        <w:rFonts w:ascii="Wingdings" w:hAnsi="Wingdings" w:hint="default"/>
+        <w:sz w:val="20"/>
+      </w:rPr>
+    </w:lvl>
+    <w:lvl w:ilvl="5" w:tentative="1">
+      <w:start w:val="1"/>
+      <w:numFmt w:val="bullet"/>
+      <w:lvlText w:val=""/>
+      <w:lvlJc w:val="left"/>
+      <w:pPr>
+        <w:tabs>
+          <w:tab w:val="num" w:pos="4320"/>
+        </w:tabs>
+        <w:ind w:left="4320" w:hanging="360"/>
+      </w:pPr>
+      <w:rPr>
+        <w:rFonts w:ascii="Wingdings" w:hAnsi="Wingdings" w:hint="default"/>
+        <w:sz w:val="20"/>
+      </w:rPr>
+    </w:lvl>
+    <w:lvl w:ilvl="6" w:tentative="1">
+      <w:start w:val="1"/>
+      <w:numFmt w:val="bullet"/>
+      <w:lvlText w:val=""/>
+      <w:lvlJc w:val="left"/>
+      <w:pPr>
+        <w:tabs>
+          <w:tab w:val="num" w:pos="5040"/>
+        </w:tabs>
+        <w:ind w:left="5040" w:hanging="360"/>
+      </w:pPr>
+      <w:rPr>
+        <w:rFonts w:ascii="Wingdings" w:hAnsi="Wingdings" w:hint="default"/>
+        <w:sz w:val="20"/>
+      </w:rPr>
+    </w:lvl>
+    <w:lvl w:ilvl="7" w:tentative="1">
+      <w:start w:val="1"/>
+      <w:numFmt w:val="bullet"/>
+      <w:lvlText w:val=""/>
+      <w:lvlJc w:val="left"/>
+      <w:pPr>
+        <w:tabs>
+          <w:tab w:val="num" w:pos="5760"/>
+        </w:tabs>
+        <w:ind w:left="5760" w:hanging="360"/>
+      </w:pPr>
+      <w:rPr>
+        <w:rFonts w:ascii="Wingdings" w:hAnsi="Wingdings" w:hint="default"/>
+        <w:sz w:val="20"/>
+      </w:rPr>
+    </w:lvl>
+    <w:lvl w:ilvl="8" w:tentative="1">
+      <w:start w:val="1"/>
+      <w:numFmt w:val="bullet"/>
+      <w:lvlText w:val=""/>
+      <w:lvlJc w:val="left"/>
+      <w:pPr>
+        <w:tabs>
+          <w:tab w:val="num" w:pos="6480"/>
+        </w:tabs>
+        <w:ind w:left="6480" w:hanging="360"/>
+      </w:pPr>
+      <w:rPr>
+        <w:rFonts w:ascii="Wingdings" w:hAnsi="Wingdings" w:hint="default"/>
+        <w:sz w:val="20"/>
+      </w:rPr>
+    </w:lvl>
+  </w:abstractNum>
+  <w:abstractNum w:abstractNumId="14" w15:restartNumberingAfterBreak="0">
     <w:nsid w:val="34D6324D"/>
     <w:multiLevelType w:val="multilevel"/>
     <w:tmpl w:val="00449BC6"/>
@@ -2351,7 +6496,242 @@
       </w:rPr>
     </w:lvl>
   </w:abstractNum>
-  <w:abstractNum w:abstractNumId="9" w15:restartNumberingAfterBreak="0">
+  <w:abstractNum w:abstractNumId="15" w15:restartNumberingAfterBreak="0">
+    <w:nsid w:val="351E016C"/>
+    <w:multiLevelType w:val="multilevel"/>
+    <w:tmpl w:val="7CBC947C"/>
+    <w:lvl w:ilvl="0">
+      <w:start w:val="1"/>
+      <w:numFmt w:val="bullet"/>
+      <w:lvlText w:val=""/>
+      <w:lvlJc w:val="left"/>
+      <w:pPr>
+        <w:tabs>
+          <w:tab w:val="num" w:pos="720"/>
+        </w:tabs>
+        <w:ind w:left="720" w:hanging="360"/>
+      </w:pPr>
+      <w:rPr>
+        <w:rFonts w:ascii="Symbol" w:hAnsi="Symbol" w:hint="default"/>
+        <w:sz w:val="20"/>
+      </w:rPr>
+    </w:lvl>
+    <w:lvl w:ilvl="1" w:tentative="1">
+      <w:start w:val="1"/>
+      <w:numFmt w:val="bullet"/>
+      <w:lvlText w:val="o"/>
+      <w:lvlJc w:val="left"/>
+      <w:pPr>
+        <w:tabs>
+          <w:tab w:val="num" w:pos="1440"/>
+        </w:tabs>
+        <w:ind w:left="1440" w:hanging="360"/>
+      </w:pPr>
+      <w:rPr>
+        <w:rFonts w:ascii="Courier New" w:hAnsi="Courier New" w:hint="default"/>
+        <w:sz w:val="20"/>
+      </w:rPr>
+    </w:lvl>
+    <w:lvl w:ilvl="2" w:tentative="1">
+      <w:start w:val="1"/>
+      <w:numFmt w:val="bullet"/>
+      <w:lvlText w:val=""/>
+      <w:lvlJc w:val="left"/>
+      <w:pPr>
+        <w:tabs>
+          <w:tab w:val="num" w:pos="2160"/>
+        </w:tabs>
+        <w:ind w:left="2160" w:hanging="360"/>
+      </w:pPr>
+      <w:rPr>
+        <w:rFonts w:ascii="Wingdings" w:hAnsi="Wingdings" w:hint="default"/>
+        <w:sz w:val="20"/>
+      </w:rPr>
+    </w:lvl>
+    <w:lvl w:ilvl="3" w:tentative="1">
+      <w:start w:val="1"/>
+      <w:numFmt w:val="bullet"/>
+      <w:lvlText w:val=""/>
+      <w:lvlJc w:val="left"/>
+      <w:pPr>
+        <w:tabs>
+          <w:tab w:val="num" w:pos="2880"/>
+        </w:tabs>
+        <w:ind w:left="2880" w:hanging="360"/>
+      </w:pPr>
+      <w:rPr>
+        <w:rFonts w:ascii="Wingdings" w:hAnsi="Wingdings" w:hint="default"/>
+        <w:sz w:val="20"/>
+      </w:rPr>
+    </w:lvl>
+    <w:lvl w:ilvl="4" w:tentative="1">
+      <w:start w:val="1"/>
+      <w:numFmt w:val="bullet"/>
+      <w:lvlText w:val=""/>
+      <w:lvlJc w:val="left"/>
+      <w:pPr>
+        <w:tabs>
+          <w:tab w:val="num" w:pos="3600"/>
+        </w:tabs>
+        <w:ind w:left="3600" w:hanging="360"/>
+      </w:pPr>
+      <w:rPr>
+        <w:rFonts w:ascii="Wingdings" w:hAnsi="Wingdings" w:hint="default"/>
+        <w:sz w:val="20"/>
+      </w:rPr>
+    </w:lvl>
+    <w:lvl w:ilvl="5" w:tentative="1">
+      <w:start w:val="1"/>
+      <w:numFmt w:val="bullet"/>
+      <w:lvlText w:val=""/>
+      <w:lvlJc w:val="left"/>
+      <w:pPr>
+        <w:tabs>
+          <w:tab w:val="num" w:pos="4320"/>
+        </w:tabs>
+        <w:ind w:left="4320" w:hanging="360"/>
+      </w:pPr>
+      <w:rPr>
+        <w:rFonts w:ascii="Wingdings" w:hAnsi="Wingdings" w:hint="default"/>
+        <w:sz w:val="20"/>
+      </w:rPr>
+    </w:lvl>
+    <w:lvl w:ilvl="6" w:tentative="1">
+      <w:start w:val="1"/>
+      <w:numFmt w:val="bullet"/>
+      <w:lvlText w:val=""/>
+      <w:lvlJc w:val="left"/>
+      <w:pPr>
+        <w:tabs>
+          <w:tab w:val="num" w:pos="5040"/>
+        </w:tabs>
+        <w:ind w:left="5040" w:hanging="360"/>
+      </w:pPr>
+      <w:rPr>
+        <w:rFonts w:ascii="Wingdings" w:hAnsi="Wingdings" w:hint="default"/>
+        <w:sz w:val="20"/>
+      </w:rPr>
+    </w:lvl>
+    <w:lvl w:ilvl="7" w:tentative="1">
+      <w:start w:val="1"/>
+      <w:numFmt w:val="bullet"/>
+      <w:lvlText w:val=""/>
+      <w:lvlJc w:val="left"/>
+      <w:pPr>
+        <w:tabs>
+          <w:tab w:val="num" w:pos="5760"/>
+        </w:tabs>
+        <w:ind w:left="5760" w:hanging="360"/>
+      </w:pPr>
+      <w:rPr>
+        <w:rFonts w:ascii="Wingdings" w:hAnsi="Wingdings" w:hint="default"/>
+        <w:sz w:val="20"/>
+      </w:rPr>
+    </w:lvl>
+    <w:lvl w:ilvl="8" w:tentative="1">
+      <w:start w:val="1"/>
+      <w:numFmt w:val="bullet"/>
+      <w:lvlText w:val=""/>
+      <w:lvlJc w:val="left"/>
+      <w:pPr>
+        <w:tabs>
+          <w:tab w:val="num" w:pos="6480"/>
+        </w:tabs>
+        <w:ind w:left="6480" w:hanging="360"/>
+      </w:pPr>
+      <w:rPr>
+        <w:rFonts w:ascii="Wingdings" w:hAnsi="Wingdings" w:hint="default"/>
+        <w:sz w:val="20"/>
+      </w:rPr>
+    </w:lvl>
+  </w:abstractNum>
+  <w:abstractNum w:abstractNumId="16" w15:restartNumberingAfterBreak="0">
+    <w:nsid w:val="373473EF"/>
+    <w:multiLevelType w:val="multilevel"/>
+    <w:tmpl w:val="2EA0F562"/>
+    <w:lvl w:ilvl="0">
+      <w:start w:val="1"/>
+      <w:numFmt w:val="decimal"/>
+      <w:lvlText w:val="%1"/>
+      <w:lvlJc w:val="left"/>
+      <w:pPr>
+        <w:ind w:left="432" w:hanging="432"/>
+      </w:pPr>
+    </w:lvl>
+    <w:lvl w:ilvl="1">
+      <w:start w:val="1"/>
+      <w:numFmt w:val="decimal"/>
+      <w:lvlText w:val="%1.%2"/>
+      <w:lvlJc w:val="left"/>
+      <w:pPr>
+        <w:ind w:left="576" w:hanging="576"/>
+      </w:pPr>
+    </w:lvl>
+    <w:lvl w:ilvl="2">
+      <w:start w:val="1"/>
+      <w:numFmt w:val="decimal"/>
+      <w:lvlText w:val="%1.%2.%3"/>
+      <w:lvlJc w:val="left"/>
+      <w:pPr>
+        <w:ind w:left="720" w:hanging="720"/>
+      </w:pPr>
+    </w:lvl>
+    <w:lvl w:ilvl="3">
+      <w:start w:val="1"/>
+      <w:numFmt w:val="decimal"/>
+      <w:lvlText w:val="%1.%2.%3.%4"/>
+      <w:lvlJc w:val="left"/>
+      <w:pPr>
+        <w:ind w:left="864" w:hanging="864"/>
+      </w:pPr>
+    </w:lvl>
+    <w:lvl w:ilvl="4">
+      <w:start w:val="1"/>
+      <w:numFmt w:val="decimal"/>
+      <w:lvlText w:val="%1.%2.%3.%4.%5"/>
+      <w:lvlJc w:val="left"/>
+      <w:pPr>
+        <w:ind w:left="1008" w:hanging="1008"/>
+      </w:pPr>
+    </w:lvl>
+    <w:lvl w:ilvl="5">
+      <w:start w:val="1"/>
+      <w:numFmt w:val="decimal"/>
+      <w:lvlText w:val="%1.%2.%3.%4.%5.%6"/>
+      <w:lvlJc w:val="left"/>
+      <w:pPr>
+        <w:ind w:left="1152" w:hanging="1152"/>
+      </w:pPr>
+    </w:lvl>
+    <w:lvl w:ilvl="6">
+      <w:start w:val="1"/>
+      <w:numFmt w:val="decimal"/>
+      <w:lvlText w:val="%1.%2.%3.%4.%5.%6.%7"/>
+      <w:lvlJc w:val="left"/>
+      <w:pPr>
+        <w:ind w:left="1296" w:hanging="1296"/>
+      </w:pPr>
+    </w:lvl>
+    <w:lvl w:ilvl="7">
+      <w:start w:val="1"/>
+      <w:numFmt w:val="decimal"/>
+      <w:lvlText w:val="%1.%2.%3.%4.%5.%6.%7.%8"/>
+      <w:lvlJc w:val="left"/>
+      <w:pPr>
+        <w:ind w:left="1440" w:hanging="1440"/>
+      </w:pPr>
+    </w:lvl>
+    <w:lvl w:ilvl="8">
+      <w:start w:val="1"/>
+      <w:numFmt w:val="decimal"/>
+      <w:lvlText w:val="%1.%2.%3.%4.%5.%6.%7.%8.%9"/>
+      <w:lvlJc w:val="left"/>
+      <w:pPr>
+        <w:ind w:left="1584" w:hanging="1584"/>
+      </w:pPr>
+    </w:lvl>
+  </w:abstractNum>
+  <w:abstractNum w:abstractNumId="17" w15:restartNumberingAfterBreak="0">
     <w:nsid w:val="39CB571B"/>
     <w:multiLevelType w:val="multilevel"/>
     <w:tmpl w:val="040C001F"/>
@@ -2437,7 +6817,7 @@
       </w:pPr>
     </w:lvl>
   </w:abstractNum>
-  <w:abstractNum w:abstractNumId="10" w15:restartNumberingAfterBreak="0">
+  <w:abstractNum w:abstractNumId="18" w15:restartNumberingAfterBreak="0">
     <w:nsid w:val="3B4D3C5A"/>
     <w:multiLevelType w:val="multilevel"/>
     <w:tmpl w:val="58BE0838"/>
@@ -2523,7 +6903,7 @@
       </w:pPr>
     </w:lvl>
   </w:abstractNum>
-  <w:abstractNum w:abstractNumId="11" w15:restartNumberingAfterBreak="0">
+  <w:abstractNum w:abstractNumId="19" w15:restartNumberingAfterBreak="0">
     <w:nsid w:val="3E3779FD"/>
     <w:multiLevelType w:val="multilevel"/>
     <w:tmpl w:val="C5F49768"/>
@@ -2609,7 +6989,179 @@
       </w:pPr>
     </w:lvl>
   </w:abstractNum>
-  <w:abstractNum w:abstractNumId="12" w15:restartNumberingAfterBreak="0">
+  <w:abstractNum w:abstractNumId="20" w15:restartNumberingAfterBreak="0">
+    <w:nsid w:val="4597625F"/>
+    <w:multiLevelType w:val="multilevel"/>
+    <w:tmpl w:val="087025E8"/>
+    <w:lvl w:ilvl="0">
+      <w:start w:val="1"/>
+      <w:numFmt w:val="decimal"/>
+      <w:lvlText w:val="%1"/>
+      <w:lvlJc w:val="left"/>
+      <w:pPr>
+        <w:ind w:left="432" w:hanging="432"/>
+      </w:pPr>
+    </w:lvl>
+    <w:lvl w:ilvl="1">
+      <w:start w:val="1"/>
+      <w:numFmt w:val="decimal"/>
+      <w:lvlText w:val="%1.%2"/>
+      <w:lvlJc w:val="left"/>
+      <w:pPr>
+        <w:ind w:left="576" w:hanging="576"/>
+      </w:pPr>
+    </w:lvl>
+    <w:lvl w:ilvl="2">
+      <w:start w:val="1"/>
+      <w:numFmt w:val="decimal"/>
+      <w:lvlText w:val="%1.%2.%3"/>
+      <w:lvlJc w:val="left"/>
+      <w:pPr>
+        <w:ind w:left="720" w:hanging="720"/>
+      </w:pPr>
+    </w:lvl>
+    <w:lvl w:ilvl="3">
+      <w:start w:val="1"/>
+      <w:numFmt w:val="decimal"/>
+      <w:lvlText w:val="%1.%2.%3.%4"/>
+      <w:lvlJc w:val="left"/>
+      <w:pPr>
+        <w:ind w:left="864" w:hanging="864"/>
+      </w:pPr>
+    </w:lvl>
+    <w:lvl w:ilvl="4">
+      <w:start w:val="1"/>
+      <w:numFmt w:val="decimal"/>
+      <w:lvlText w:val="%1.%2.%3.%4.%5"/>
+      <w:lvlJc w:val="left"/>
+      <w:pPr>
+        <w:ind w:left="1008" w:hanging="1008"/>
+      </w:pPr>
+    </w:lvl>
+    <w:lvl w:ilvl="5">
+      <w:start w:val="1"/>
+      <w:numFmt w:val="decimal"/>
+      <w:lvlText w:val="%1.%2.%3.%4.%5.%6"/>
+      <w:lvlJc w:val="left"/>
+      <w:pPr>
+        <w:ind w:left="1152" w:hanging="1152"/>
+      </w:pPr>
+    </w:lvl>
+    <w:lvl w:ilvl="6">
+      <w:start w:val="1"/>
+      <w:numFmt w:val="decimal"/>
+      <w:lvlText w:val="%1.%2.%3.%4.%5.%6.%7"/>
+      <w:lvlJc w:val="left"/>
+      <w:pPr>
+        <w:ind w:left="1296" w:hanging="1296"/>
+      </w:pPr>
+    </w:lvl>
+    <w:lvl w:ilvl="7">
+      <w:start w:val="1"/>
+      <w:numFmt w:val="decimal"/>
+      <w:lvlText w:val="%1.%2.%3.%4.%5.%6.%7.%8"/>
+      <w:lvlJc w:val="left"/>
+      <w:pPr>
+        <w:ind w:left="1440" w:hanging="1440"/>
+      </w:pPr>
+    </w:lvl>
+    <w:lvl w:ilvl="8">
+      <w:start w:val="1"/>
+      <w:numFmt w:val="decimal"/>
+      <w:lvlText w:val="%1.%2.%3.%4.%5.%6.%7.%8.%9"/>
+      <w:lvlJc w:val="left"/>
+      <w:pPr>
+        <w:ind w:left="1584" w:hanging="1584"/>
+      </w:pPr>
+    </w:lvl>
+  </w:abstractNum>
+  <w:abstractNum w:abstractNumId="21" w15:restartNumberingAfterBreak="0">
+    <w:nsid w:val="46486C3D"/>
+    <w:multiLevelType w:val="multilevel"/>
+    <w:tmpl w:val="37CC1F2A"/>
+    <w:lvl w:ilvl="0">
+      <w:start w:val="1"/>
+      <w:numFmt w:val="decimal"/>
+      <w:lvlText w:val="%1"/>
+      <w:lvlJc w:val="left"/>
+      <w:pPr>
+        <w:ind w:left="432" w:hanging="432"/>
+      </w:pPr>
+    </w:lvl>
+    <w:lvl w:ilvl="1">
+      <w:start w:val="1"/>
+      <w:numFmt w:val="decimal"/>
+      <w:lvlText w:val="%1.%2"/>
+      <w:lvlJc w:val="left"/>
+      <w:pPr>
+        <w:ind w:left="576" w:hanging="576"/>
+      </w:pPr>
+    </w:lvl>
+    <w:lvl w:ilvl="2">
+      <w:start w:val="1"/>
+      <w:numFmt w:val="decimal"/>
+      <w:lvlText w:val="%1.%2.%3"/>
+      <w:lvlJc w:val="left"/>
+      <w:pPr>
+        <w:ind w:left="720" w:hanging="720"/>
+      </w:pPr>
+    </w:lvl>
+    <w:lvl w:ilvl="3">
+      <w:start w:val="1"/>
+      <w:numFmt w:val="decimal"/>
+      <w:lvlText w:val="%1.%2.%3.%4"/>
+      <w:lvlJc w:val="left"/>
+      <w:pPr>
+        <w:ind w:left="864" w:hanging="864"/>
+      </w:pPr>
+    </w:lvl>
+    <w:lvl w:ilvl="4">
+      <w:start w:val="1"/>
+      <w:numFmt w:val="decimal"/>
+      <w:lvlText w:val="%1.%2.%3.%4.%5"/>
+      <w:lvlJc w:val="left"/>
+      <w:pPr>
+        <w:ind w:left="1008" w:hanging="1008"/>
+      </w:pPr>
+    </w:lvl>
+    <w:lvl w:ilvl="5">
+      <w:start w:val="1"/>
+      <w:numFmt w:val="decimal"/>
+      <w:lvlText w:val="%1.%2.%3.%4.%5.%6"/>
+      <w:lvlJc w:val="left"/>
+      <w:pPr>
+        <w:ind w:left="1152" w:hanging="1152"/>
+      </w:pPr>
+    </w:lvl>
+    <w:lvl w:ilvl="6">
+      <w:start w:val="1"/>
+      <w:numFmt w:val="decimal"/>
+      <w:lvlText w:val="%1.%2.%3.%4.%5.%6.%7"/>
+      <w:lvlJc w:val="left"/>
+      <w:pPr>
+        <w:ind w:left="1296" w:hanging="1296"/>
+      </w:pPr>
+    </w:lvl>
+    <w:lvl w:ilvl="7">
+      <w:start w:val="1"/>
+      <w:numFmt w:val="decimal"/>
+      <w:lvlText w:val="%1.%2.%3.%4.%5.%6.%7.%8"/>
+      <w:lvlJc w:val="left"/>
+      <w:pPr>
+        <w:ind w:left="1440" w:hanging="1440"/>
+      </w:pPr>
+    </w:lvl>
+    <w:lvl w:ilvl="8">
+      <w:start w:val="1"/>
+      <w:numFmt w:val="decimal"/>
+      <w:lvlText w:val="%1.%2.%3.%4.%5.%6.%7.%8.%9"/>
+      <w:lvlJc w:val="left"/>
+      <w:pPr>
+        <w:ind w:left="1584" w:hanging="1584"/>
+      </w:pPr>
+    </w:lvl>
+  </w:abstractNum>
+  <w:abstractNum w:abstractNumId="22" w15:restartNumberingAfterBreak="0">
     <w:nsid w:val="48954075"/>
     <w:multiLevelType w:val="multilevel"/>
     <w:tmpl w:val="040C001F"/>
@@ -2695,7 +7247,7 @@
       </w:pPr>
     </w:lvl>
   </w:abstractNum>
-  <w:abstractNum w:abstractNumId="13" w15:restartNumberingAfterBreak="0">
+  <w:abstractNum w:abstractNumId="23" w15:restartNumberingAfterBreak="0">
     <w:nsid w:val="4A1C529A"/>
     <w:multiLevelType w:val="multilevel"/>
     <w:tmpl w:val="F508D53A"/>
@@ -2781,7 +7333,156 @@
       </w:pPr>
     </w:lvl>
   </w:abstractNum>
-  <w:abstractNum w:abstractNumId="14" w15:restartNumberingAfterBreak="0">
+  <w:abstractNum w:abstractNumId="24" w15:restartNumberingAfterBreak="0">
+    <w:nsid w:val="4A636D46"/>
+    <w:multiLevelType w:val="multilevel"/>
+    <w:tmpl w:val="CE52BA2A"/>
+    <w:lvl w:ilvl="0">
+      <w:start w:val="1"/>
+      <w:numFmt w:val="bullet"/>
+      <w:lvlText w:val=""/>
+      <w:lvlJc w:val="left"/>
+      <w:pPr>
+        <w:tabs>
+          <w:tab w:val="num" w:pos="720"/>
+        </w:tabs>
+        <w:ind w:left="720" w:hanging="360"/>
+      </w:pPr>
+      <w:rPr>
+        <w:rFonts w:ascii="Symbol" w:hAnsi="Symbol" w:hint="default"/>
+        <w:sz w:val="20"/>
+      </w:rPr>
+    </w:lvl>
+    <w:lvl w:ilvl="1">
+      <w:start w:val="1"/>
+      <w:numFmt w:val="bullet"/>
+      <w:lvlText w:val="o"/>
+      <w:lvlJc w:val="left"/>
+      <w:pPr>
+        <w:tabs>
+          <w:tab w:val="num" w:pos="1440"/>
+        </w:tabs>
+        <w:ind w:left="1440" w:hanging="360"/>
+      </w:pPr>
+      <w:rPr>
+        <w:rFonts w:ascii="Courier New" w:hAnsi="Courier New" w:cs="Times New Roman" w:hint="default"/>
+        <w:sz w:val="20"/>
+      </w:rPr>
+    </w:lvl>
+    <w:lvl w:ilvl="2">
+      <w:start w:val="1"/>
+      <w:numFmt w:val="bullet"/>
+      <w:lvlText w:val=""/>
+      <w:lvlJc w:val="left"/>
+      <w:pPr>
+        <w:tabs>
+          <w:tab w:val="num" w:pos="2160"/>
+        </w:tabs>
+        <w:ind w:left="2160" w:hanging="360"/>
+      </w:pPr>
+      <w:rPr>
+        <w:rFonts w:ascii="Wingdings" w:hAnsi="Wingdings" w:hint="default"/>
+        <w:sz w:val="20"/>
+      </w:rPr>
+    </w:lvl>
+    <w:lvl w:ilvl="3">
+      <w:start w:val="1"/>
+      <w:numFmt w:val="bullet"/>
+      <w:lvlText w:val=""/>
+      <w:lvlJc w:val="left"/>
+      <w:pPr>
+        <w:tabs>
+          <w:tab w:val="num" w:pos="2880"/>
+        </w:tabs>
+        <w:ind w:left="2880" w:hanging="360"/>
+      </w:pPr>
+      <w:rPr>
+        <w:rFonts w:ascii="Wingdings" w:hAnsi="Wingdings" w:hint="default"/>
+        <w:sz w:val="20"/>
+      </w:rPr>
+    </w:lvl>
+    <w:lvl w:ilvl="4">
+      <w:start w:val="1"/>
+      <w:numFmt w:val="bullet"/>
+      <w:lvlText w:val=""/>
+      <w:lvlJc w:val="left"/>
+      <w:pPr>
+        <w:tabs>
+          <w:tab w:val="num" w:pos="3600"/>
+        </w:tabs>
+        <w:ind w:left="3600" w:hanging="360"/>
+      </w:pPr>
+      <w:rPr>
+        <w:rFonts w:ascii="Wingdings" w:hAnsi="Wingdings" w:hint="default"/>
+        <w:sz w:val="20"/>
+      </w:rPr>
+    </w:lvl>
+    <w:lvl w:ilvl="5">
+      <w:start w:val="1"/>
+      <w:numFmt w:val="bullet"/>
+      <w:lvlText w:val=""/>
+      <w:lvlJc w:val="left"/>
+      <w:pPr>
+        <w:tabs>
+          <w:tab w:val="num" w:pos="4320"/>
+        </w:tabs>
+        <w:ind w:left="4320" w:hanging="360"/>
+      </w:pPr>
+      <w:rPr>
+        <w:rFonts w:ascii="Wingdings" w:hAnsi="Wingdings" w:hint="default"/>
+        <w:sz w:val="20"/>
+      </w:rPr>
+    </w:lvl>
+    <w:lvl w:ilvl="6">
+      <w:start w:val="1"/>
+      <w:numFmt w:val="bullet"/>
+      <w:lvlText w:val=""/>
+      <w:lvlJc w:val="left"/>
+      <w:pPr>
+        <w:tabs>
+          <w:tab w:val="num" w:pos="5040"/>
+        </w:tabs>
+        <w:ind w:left="5040" w:hanging="360"/>
+      </w:pPr>
+      <w:rPr>
+        <w:rFonts w:ascii="Wingdings" w:hAnsi="Wingdings" w:hint="default"/>
+        <w:sz w:val="20"/>
+      </w:rPr>
+    </w:lvl>
+    <w:lvl w:ilvl="7">
+      <w:start w:val="1"/>
+      <w:numFmt w:val="bullet"/>
+      <w:lvlText w:val=""/>
+      <w:lvlJc w:val="left"/>
+      <w:pPr>
+        <w:tabs>
+          <w:tab w:val="num" w:pos="5760"/>
+        </w:tabs>
+        <w:ind w:left="5760" w:hanging="360"/>
+      </w:pPr>
+      <w:rPr>
+        <w:rFonts w:ascii="Wingdings" w:hAnsi="Wingdings" w:hint="default"/>
+        <w:sz w:val="20"/>
+      </w:rPr>
+    </w:lvl>
+    <w:lvl w:ilvl="8">
+      <w:start w:val="1"/>
+      <w:numFmt w:val="bullet"/>
+      <w:lvlText w:val=""/>
+      <w:lvlJc w:val="left"/>
+      <w:pPr>
+        <w:tabs>
+          <w:tab w:val="num" w:pos="6480"/>
+        </w:tabs>
+        <w:ind w:left="6480" w:hanging="360"/>
+      </w:pPr>
+      <w:rPr>
+        <w:rFonts w:ascii="Wingdings" w:hAnsi="Wingdings" w:hint="default"/>
+        <w:sz w:val="20"/>
+      </w:rPr>
+    </w:lvl>
+  </w:abstractNum>
+  <w:abstractNum w:abstractNumId="25" w15:restartNumberingAfterBreak="0">
     <w:nsid w:val="4E502324"/>
     <w:multiLevelType w:val="multilevel"/>
     <w:tmpl w:val="52E2FB9A"/>
@@ -2867,7 +7568,7 @@
       </w:pPr>
     </w:lvl>
   </w:abstractNum>
-  <w:abstractNum w:abstractNumId="15" w15:restartNumberingAfterBreak="0">
+  <w:abstractNum w:abstractNumId="26" w15:restartNumberingAfterBreak="0">
     <w:nsid w:val="551B360B"/>
     <w:multiLevelType w:val="multilevel"/>
     <w:tmpl w:val="7A2A06FC"/>
@@ -2953,7 +7654,102 @@
       </w:pPr>
     </w:lvl>
   </w:abstractNum>
-  <w:abstractNum w:abstractNumId="16" w15:restartNumberingAfterBreak="0">
+  <w:abstractNum w:abstractNumId="27" w15:restartNumberingAfterBreak="0">
+    <w:nsid w:val="6938582E"/>
+    <w:multiLevelType w:val="multilevel"/>
+    <w:tmpl w:val="040C0025"/>
+    <w:lvl w:ilvl="0">
+      <w:start w:val="1"/>
+      <w:numFmt w:val="decimal"/>
+      <w:pStyle w:val="Titre1"/>
+      <w:lvlText w:val="%1"/>
+      <w:lvlJc w:val="left"/>
+      <w:pPr>
+        <w:ind w:left="432" w:hanging="432"/>
+      </w:pPr>
+    </w:lvl>
+    <w:lvl w:ilvl="1">
+      <w:start w:val="1"/>
+      <w:numFmt w:val="decimal"/>
+      <w:pStyle w:val="Titre2"/>
+      <w:lvlText w:val="%1.%2"/>
+      <w:lvlJc w:val="left"/>
+      <w:pPr>
+        <w:ind w:left="576" w:hanging="576"/>
+      </w:pPr>
+    </w:lvl>
+    <w:lvl w:ilvl="2">
+      <w:start w:val="1"/>
+      <w:numFmt w:val="decimal"/>
+      <w:pStyle w:val="Titre3"/>
+      <w:lvlText w:val="%1.%2.%3"/>
+      <w:lvlJc w:val="left"/>
+      <w:pPr>
+        <w:ind w:left="720" w:hanging="720"/>
+      </w:pPr>
+    </w:lvl>
+    <w:lvl w:ilvl="3">
+      <w:start w:val="1"/>
+      <w:numFmt w:val="decimal"/>
+      <w:pStyle w:val="Titre4"/>
+      <w:lvlText w:val="%1.%2.%3.%4"/>
+      <w:lvlJc w:val="left"/>
+      <w:pPr>
+        <w:ind w:left="864" w:hanging="864"/>
+      </w:pPr>
+    </w:lvl>
+    <w:lvl w:ilvl="4">
+      <w:start w:val="1"/>
+      <w:numFmt w:val="decimal"/>
+      <w:pStyle w:val="Titre5"/>
+      <w:lvlText w:val="%1.%2.%3.%4.%5"/>
+      <w:lvlJc w:val="left"/>
+      <w:pPr>
+        <w:ind w:left="1008" w:hanging="1008"/>
+      </w:pPr>
+    </w:lvl>
+    <w:lvl w:ilvl="5">
+      <w:start w:val="1"/>
+      <w:numFmt w:val="decimal"/>
+      <w:pStyle w:val="Titre6"/>
+      <w:lvlText w:val="%1.%2.%3.%4.%5.%6"/>
+      <w:lvlJc w:val="left"/>
+      <w:pPr>
+        <w:ind w:left="1152" w:hanging="1152"/>
+      </w:pPr>
+    </w:lvl>
+    <w:lvl w:ilvl="6">
+      <w:start w:val="1"/>
+      <w:numFmt w:val="decimal"/>
+      <w:pStyle w:val="Titre7"/>
+      <w:lvlText w:val="%1.%2.%3.%4.%5.%6.%7"/>
+      <w:lvlJc w:val="left"/>
+      <w:pPr>
+        <w:ind w:left="1296" w:hanging="1296"/>
+      </w:pPr>
+    </w:lvl>
+    <w:lvl w:ilvl="7">
+      <w:start w:val="1"/>
+      <w:numFmt w:val="decimal"/>
+      <w:pStyle w:val="Titre8"/>
+      <w:lvlText w:val="%1.%2.%3.%4.%5.%6.%7.%8"/>
+      <w:lvlJc w:val="left"/>
+      <w:pPr>
+        <w:ind w:left="1440" w:hanging="1440"/>
+      </w:pPr>
+    </w:lvl>
+    <w:lvl w:ilvl="8">
+      <w:start w:val="1"/>
+      <w:numFmt w:val="decimal"/>
+      <w:pStyle w:val="Titre9"/>
+      <w:lvlText w:val="%1.%2.%3.%4.%5.%6.%7.%8.%9"/>
+      <w:lvlJc w:val="left"/>
+      <w:pPr>
+        <w:ind w:left="1584" w:hanging="1584"/>
+      </w:pPr>
+    </w:lvl>
+  </w:abstractNum>
+  <w:abstractNum w:abstractNumId="28" w15:restartNumberingAfterBreak="0">
     <w:nsid w:val="697E5047"/>
     <w:multiLevelType w:val="multilevel"/>
     <w:tmpl w:val="040C001F"/>
@@ -3039,7 +7835,7 @@
       </w:pPr>
     </w:lvl>
   </w:abstractNum>
-  <w:abstractNum w:abstractNumId="17" w15:restartNumberingAfterBreak="0">
+  <w:abstractNum w:abstractNumId="29" w15:restartNumberingAfterBreak="0">
     <w:nsid w:val="739C76C5"/>
     <w:multiLevelType w:val="multilevel"/>
     <w:tmpl w:val="226E4ED6"/>
@@ -3125,14 +7921,162 @@
       </w:pPr>
     </w:lvl>
   </w:abstractNum>
-  <w:abstractNum w:abstractNumId="18" w15:restartNumberingAfterBreak="0">
+  <w:abstractNum w:abstractNumId="30" w15:restartNumberingAfterBreak="0">
+    <w:nsid w:val="75191DA3"/>
+    <w:multiLevelType w:val="multilevel"/>
+    <w:tmpl w:val="3AE858AC"/>
+    <w:lvl w:ilvl="0">
+      <w:start w:val="1"/>
+      <w:numFmt w:val="bullet"/>
+      <w:lvlText w:val=""/>
+      <w:lvlJc w:val="left"/>
+      <w:pPr>
+        <w:tabs>
+          <w:tab w:val="num" w:pos="720"/>
+        </w:tabs>
+        <w:ind w:left="720" w:hanging="360"/>
+      </w:pPr>
+      <w:rPr>
+        <w:rFonts w:ascii="Symbol" w:hAnsi="Symbol" w:hint="default"/>
+        <w:sz w:val="20"/>
+      </w:rPr>
+    </w:lvl>
+    <w:lvl w:ilvl="1" w:tentative="1">
+      <w:start w:val="1"/>
+      <w:numFmt w:val="bullet"/>
+      <w:lvlText w:val="o"/>
+      <w:lvlJc w:val="left"/>
+      <w:pPr>
+        <w:tabs>
+          <w:tab w:val="num" w:pos="1440"/>
+        </w:tabs>
+        <w:ind w:left="1440" w:hanging="360"/>
+      </w:pPr>
+      <w:rPr>
+        <w:rFonts w:ascii="Courier New" w:hAnsi="Courier New" w:hint="default"/>
+        <w:sz w:val="20"/>
+      </w:rPr>
+    </w:lvl>
+    <w:lvl w:ilvl="2" w:tentative="1">
+      <w:start w:val="1"/>
+      <w:numFmt w:val="bullet"/>
+      <w:lvlText w:val=""/>
+      <w:lvlJc w:val="left"/>
+      <w:pPr>
+        <w:tabs>
+          <w:tab w:val="num" w:pos="2160"/>
+        </w:tabs>
+        <w:ind w:left="2160" w:hanging="360"/>
+      </w:pPr>
+      <w:rPr>
+        <w:rFonts w:ascii="Wingdings" w:hAnsi="Wingdings" w:hint="default"/>
+        <w:sz w:val="20"/>
+      </w:rPr>
+    </w:lvl>
+    <w:lvl w:ilvl="3" w:tentative="1">
+      <w:start w:val="1"/>
+      <w:numFmt w:val="bullet"/>
+      <w:lvlText w:val=""/>
+      <w:lvlJc w:val="left"/>
+      <w:pPr>
+        <w:tabs>
+          <w:tab w:val="num" w:pos="2880"/>
+        </w:tabs>
+        <w:ind w:left="2880" w:hanging="360"/>
+      </w:pPr>
+      <w:rPr>
+        <w:rFonts w:ascii="Wingdings" w:hAnsi="Wingdings" w:hint="default"/>
+        <w:sz w:val="20"/>
+      </w:rPr>
+    </w:lvl>
+    <w:lvl w:ilvl="4" w:tentative="1">
+      <w:start w:val="1"/>
+      <w:numFmt w:val="bullet"/>
+      <w:lvlText w:val=""/>
+      <w:lvlJc w:val="left"/>
+      <w:pPr>
+        <w:tabs>
+          <w:tab w:val="num" w:pos="3600"/>
+        </w:tabs>
+        <w:ind w:left="3600" w:hanging="360"/>
+      </w:pPr>
+      <w:rPr>
+        <w:rFonts w:ascii="Wingdings" w:hAnsi="Wingdings" w:hint="default"/>
+        <w:sz w:val="20"/>
+      </w:rPr>
+    </w:lvl>
+    <w:lvl w:ilvl="5" w:tentative="1">
+      <w:start w:val="1"/>
+      <w:numFmt w:val="bullet"/>
+      <w:lvlText w:val=""/>
+      <w:lvlJc w:val="left"/>
+      <w:pPr>
+        <w:tabs>
+          <w:tab w:val="num" w:pos="4320"/>
+        </w:tabs>
+        <w:ind w:left="4320" w:hanging="360"/>
+      </w:pPr>
+      <w:rPr>
+        <w:rFonts w:ascii="Wingdings" w:hAnsi="Wingdings" w:hint="default"/>
+        <w:sz w:val="20"/>
+      </w:rPr>
+    </w:lvl>
+    <w:lvl w:ilvl="6" w:tentative="1">
+      <w:start w:val="1"/>
+      <w:numFmt w:val="bullet"/>
+      <w:lvlText w:val=""/>
+      <w:lvlJc w:val="left"/>
+      <w:pPr>
+        <w:tabs>
+          <w:tab w:val="num" w:pos="5040"/>
+        </w:tabs>
+        <w:ind w:left="5040" w:hanging="360"/>
+      </w:pPr>
+      <w:rPr>
+        <w:rFonts w:ascii="Wingdings" w:hAnsi="Wingdings" w:hint="default"/>
+        <w:sz w:val="20"/>
+      </w:rPr>
+    </w:lvl>
+    <w:lvl w:ilvl="7" w:tentative="1">
+      <w:start w:val="1"/>
+      <w:numFmt w:val="bullet"/>
+      <w:lvlText w:val=""/>
+      <w:lvlJc w:val="left"/>
+      <w:pPr>
+        <w:tabs>
+          <w:tab w:val="num" w:pos="5760"/>
+        </w:tabs>
+        <w:ind w:left="5760" w:hanging="360"/>
+      </w:pPr>
+      <w:rPr>
+        <w:rFonts w:ascii="Wingdings" w:hAnsi="Wingdings" w:hint="default"/>
+        <w:sz w:val="20"/>
+      </w:rPr>
+    </w:lvl>
+    <w:lvl w:ilvl="8" w:tentative="1">
+      <w:start w:val="1"/>
+      <w:numFmt w:val="bullet"/>
+      <w:lvlText w:val=""/>
+      <w:lvlJc w:val="left"/>
+      <w:pPr>
+        <w:tabs>
+          <w:tab w:val="num" w:pos="6480"/>
+        </w:tabs>
+        <w:ind w:left="6480" w:hanging="360"/>
+      </w:pPr>
+      <w:rPr>
+        <w:rFonts w:ascii="Wingdings" w:hAnsi="Wingdings" w:hint="default"/>
+        <w:sz w:val="20"/>
+      </w:rPr>
+    </w:lvl>
+  </w:abstractNum>
+  <w:abstractNum w:abstractNumId="31" w15:restartNumberingAfterBreak="0">
     <w:nsid w:val="7AF143FB"/>
     <w:multiLevelType w:val="multilevel"/>
-    <w:tmpl w:val="040C0025"/>
+    <w:tmpl w:val="62D0354E"/>
     <w:lvl w:ilvl="0">
       <w:start w:val="1"/>
       <w:numFmt w:val="decimal"/>
-      <w:pStyle w:val="Titre1"/>
       <w:lvlText w:val="%1"/>
       <w:lvlJc w:val="left"/>
       <w:pPr>
@@ -3142,7 +8086,6 @@
     <w:lvl w:ilvl="1">
       <w:start w:val="1"/>
       <w:numFmt w:val="decimal"/>
-      <w:pStyle w:val="Titre2"/>
       <w:lvlText w:val="%1.%2"/>
       <w:lvlJc w:val="left"/>
       <w:pPr>
@@ -3152,7 +8095,6 @@
     <w:lvl w:ilvl="2">
       <w:start w:val="1"/>
       <w:numFmt w:val="decimal"/>
-      <w:pStyle w:val="Titre3"/>
       <w:lvlText w:val="%1.%2.%3"/>
       <w:lvlJc w:val="left"/>
       <w:pPr>
@@ -3162,7 +8104,6 @@
     <w:lvl w:ilvl="3">
       <w:start w:val="1"/>
       <w:numFmt w:val="decimal"/>
-      <w:pStyle w:val="Titre4"/>
       <w:lvlText w:val="%1.%2.%3.%4"/>
       <w:lvlJc w:val="left"/>
       <w:pPr>
@@ -3172,7 +8113,6 @@
     <w:lvl w:ilvl="4">
       <w:start w:val="1"/>
       <w:numFmt w:val="decimal"/>
-      <w:pStyle w:val="Titre5"/>
       <w:lvlText w:val="%1.%2.%3.%4.%5"/>
       <w:lvlJc w:val="left"/>
       <w:pPr>
@@ -3182,7 +8122,6 @@
     <w:lvl w:ilvl="5">
       <w:start w:val="1"/>
       <w:numFmt w:val="decimal"/>
-      <w:pStyle w:val="Titre6"/>
       <w:lvlText w:val="%1.%2.%3.%4.%5.%6"/>
       <w:lvlJc w:val="left"/>
       <w:pPr>
@@ -3192,7 +8131,6 @@
     <w:lvl w:ilvl="6">
       <w:start w:val="1"/>
       <w:numFmt w:val="decimal"/>
-      <w:pStyle w:val="Titre7"/>
       <w:lvlText w:val="%1.%2.%3.%4.%5.%6.%7"/>
       <w:lvlJc w:val="left"/>
       <w:pPr>
@@ -3202,7 +8140,6 @@
     <w:lvl w:ilvl="7">
       <w:start w:val="1"/>
       <w:numFmt w:val="decimal"/>
-      <w:pStyle w:val="Titre8"/>
       <w:lvlText w:val="%1.%2.%3.%4.%5.%6.%7.%8"/>
       <w:lvlJc w:val="left"/>
       <w:pPr>
@@ -3212,7 +8149,6 @@
     <w:lvl w:ilvl="8">
       <w:start w:val="1"/>
       <w:numFmt w:val="decimal"/>
-      <w:pStyle w:val="Titre9"/>
       <w:lvlText w:val="%1.%2.%3.%4.%5.%6.%7.%8.%9"/>
       <w:lvlJc w:val="left"/>
       <w:pPr>
@@ -3220,7 +8156,93 @@
       </w:pPr>
     </w:lvl>
   </w:abstractNum>
-  <w:abstractNum w:abstractNumId="19" w15:restartNumberingAfterBreak="0">
+  <w:abstractNum w:abstractNumId="32" w15:restartNumberingAfterBreak="0">
+    <w:nsid w:val="7C24453A"/>
+    <w:multiLevelType w:val="multilevel"/>
+    <w:tmpl w:val="26F018B8"/>
+    <w:lvl w:ilvl="0">
+      <w:start w:val="1"/>
+      <w:numFmt w:val="decimal"/>
+      <w:lvlText w:val="%1"/>
+      <w:lvlJc w:val="left"/>
+      <w:pPr>
+        <w:ind w:left="432" w:hanging="432"/>
+      </w:pPr>
+    </w:lvl>
+    <w:lvl w:ilvl="1">
+      <w:start w:val="1"/>
+      <w:numFmt w:val="decimal"/>
+      <w:lvlText w:val="%1.%2"/>
+      <w:lvlJc w:val="left"/>
+      <w:pPr>
+        <w:ind w:left="576" w:hanging="576"/>
+      </w:pPr>
+    </w:lvl>
+    <w:lvl w:ilvl="2">
+      <w:start w:val="1"/>
+      <w:numFmt w:val="decimal"/>
+      <w:lvlText w:val="%1.%2.%3"/>
+      <w:lvlJc w:val="left"/>
+      <w:pPr>
+        <w:ind w:left="720" w:hanging="720"/>
+      </w:pPr>
+    </w:lvl>
+    <w:lvl w:ilvl="3">
+      <w:start w:val="1"/>
+      <w:numFmt w:val="decimal"/>
+      <w:lvlText w:val="%1.%2.%3.%4"/>
+      <w:lvlJc w:val="left"/>
+      <w:pPr>
+        <w:ind w:left="864" w:hanging="864"/>
+      </w:pPr>
+    </w:lvl>
+    <w:lvl w:ilvl="4">
+      <w:start w:val="1"/>
+      <w:numFmt w:val="decimal"/>
+      <w:lvlText w:val="%1.%2.%3.%4.%5"/>
+      <w:lvlJc w:val="left"/>
+      <w:pPr>
+        <w:ind w:left="1008" w:hanging="1008"/>
+      </w:pPr>
+    </w:lvl>
+    <w:lvl w:ilvl="5">
+      <w:start w:val="1"/>
+      <w:numFmt w:val="decimal"/>
+      <w:lvlText w:val="%1.%2.%3.%4.%5.%6"/>
+      <w:lvlJc w:val="left"/>
+      <w:pPr>
+        <w:ind w:left="1152" w:hanging="1152"/>
+      </w:pPr>
+    </w:lvl>
+    <w:lvl w:ilvl="6">
+      <w:start w:val="1"/>
+      <w:numFmt w:val="decimal"/>
+      <w:lvlText w:val="%1.%2.%3.%4.%5.%6.%7"/>
+      <w:lvlJc w:val="left"/>
+      <w:pPr>
+        <w:ind w:left="1296" w:hanging="1296"/>
+      </w:pPr>
+    </w:lvl>
+    <w:lvl w:ilvl="7">
+      <w:start w:val="1"/>
+      <w:numFmt w:val="decimal"/>
+      <w:lvlText w:val="%1.%2.%3.%4.%5.%6.%7.%8"/>
+      <w:lvlJc w:val="left"/>
+      <w:pPr>
+        <w:ind w:left="1440" w:hanging="1440"/>
+      </w:pPr>
+    </w:lvl>
+    <w:lvl w:ilvl="8">
+      <w:start w:val="1"/>
+      <w:numFmt w:val="decimal"/>
+      <w:lvlText w:val="%1.%2.%3.%4.%5.%6.%7.%8.%9"/>
+      <w:lvlJc w:val="left"/>
+      <w:pPr>
+        <w:ind w:left="1584" w:hanging="1584"/>
+      </w:pPr>
+    </w:lvl>
+  </w:abstractNum>
+  <w:abstractNum w:abstractNumId="33" w15:restartNumberingAfterBreak="0">
     <w:nsid w:val="7F5B0C58"/>
     <w:multiLevelType w:val="multilevel"/>
     <w:tmpl w:val="91EC7248"/>
@@ -3334,64 +8356,106 @@
     </w:lvl>
   </w:abstractNum>
   <w:num w:numId="1" w16cid:durableId="1188789583">
+    <w:abstractNumId w:val="14"/>
+  </w:num>
+  <w:num w:numId="2" w16cid:durableId="440609958">
+    <w:abstractNumId w:val="12"/>
+  </w:num>
+  <w:num w:numId="3" w16cid:durableId="218904257">
+    <w:abstractNumId w:val="22"/>
+  </w:num>
+  <w:num w:numId="4" w16cid:durableId="124196844">
+    <w:abstractNumId w:val="28"/>
+  </w:num>
+  <w:num w:numId="5" w16cid:durableId="1146051183">
     <w:abstractNumId w:val="8"/>
   </w:num>
-  <w:num w:numId="2" w16cid:durableId="440609958">
+  <w:num w:numId="6" w16cid:durableId="577599232">
+    <w:abstractNumId w:val="1"/>
+  </w:num>
+  <w:num w:numId="7" w16cid:durableId="1970937105">
+    <w:abstractNumId w:val="17"/>
+  </w:num>
+  <w:num w:numId="8" w16cid:durableId="1745446758">
+    <w:abstractNumId w:val="33"/>
+  </w:num>
+  <w:num w:numId="9" w16cid:durableId="917593929">
+    <w:abstractNumId w:val="23"/>
+  </w:num>
+  <w:num w:numId="10" w16cid:durableId="1827628933">
+    <w:abstractNumId w:val="9"/>
+  </w:num>
+  <w:num w:numId="11" w16cid:durableId="251397721">
+    <w:abstractNumId w:val="11"/>
+  </w:num>
+  <w:num w:numId="12" w16cid:durableId="1947230462">
+    <w:abstractNumId w:val="19"/>
+  </w:num>
+  <w:num w:numId="13" w16cid:durableId="47458466">
+    <w:abstractNumId w:val="2"/>
+  </w:num>
+  <w:num w:numId="14" w16cid:durableId="923801352">
+    <w:abstractNumId w:val="26"/>
+  </w:num>
+  <w:num w:numId="15" w16cid:durableId="58868294">
+    <w:abstractNumId w:val="18"/>
+  </w:num>
+  <w:num w:numId="16" w16cid:durableId="484050388">
+    <w:abstractNumId w:val="25"/>
+  </w:num>
+  <w:num w:numId="17" w16cid:durableId="1709142157">
+    <w:abstractNumId w:val="10"/>
+  </w:num>
+  <w:num w:numId="18" w16cid:durableId="987248335">
+    <w:abstractNumId w:val="29"/>
+  </w:num>
+  <w:num w:numId="19" w16cid:durableId="1815029915">
+    <w:abstractNumId w:val="4"/>
+  </w:num>
+  <w:num w:numId="20" w16cid:durableId="1925456400">
+    <w:abstractNumId w:val="31"/>
+  </w:num>
+  <w:num w:numId="21" w16cid:durableId="586309144">
+    <w:abstractNumId w:val="0"/>
+  </w:num>
+  <w:num w:numId="22" w16cid:durableId="271741918">
+    <w:abstractNumId w:val="13"/>
+  </w:num>
+  <w:num w:numId="23" w16cid:durableId="117841872">
+    <w:abstractNumId w:val="3"/>
+  </w:num>
+  <w:num w:numId="24" w16cid:durableId="452019654">
+    <w:abstractNumId w:val="24"/>
+  </w:num>
+  <w:num w:numId="25" w16cid:durableId="2018533657">
+    <w:abstractNumId w:val="16"/>
+  </w:num>
+  <w:num w:numId="26" w16cid:durableId="1404327065">
+    <w:abstractNumId w:val="6"/>
+  </w:num>
+  <w:num w:numId="27" w16cid:durableId="1267539803">
+    <w:abstractNumId w:val="5"/>
+  </w:num>
+  <w:num w:numId="28" w16cid:durableId="1768502402">
     <w:abstractNumId w:val="7"/>
   </w:num>
-  <w:num w:numId="3" w16cid:durableId="218904257">
-    <w:abstractNumId w:val="12"/>
+  <w:num w:numId="29" w16cid:durableId="2081096581">
+    <w:abstractNumId w:val="21"/>
   </w:num>
-  <w:num w:numId="4" w16cid:durableId="124196844">
-    <w:abstractNumId w:val="16"/>
+  <w:num w:numId="30" w16cid:durableId="317925748">
+    <w:abstractNumId w:val="32"/>
   </w:num>
-  <w:num w:numId="5" w16cid:durableId="1146051183">
-    <w:abstractNumId w:val="3"/>
+  <w:num w:numId="31" w16cid:durableId="573852908">
+    <w:abstractNumId w:val="20"/>
   </w:num>
-  <w:num w:numId="6" w16cid:durableId="577599232">
-    <w:abstractNumId w:val="0"/>
-  </w:num>
-  <w:num w:numId="7" w16cid:durableId="1970937105">
-    <w:abstractNumId w:val="9"/>
-  </w:num>
-  <w:num w:numId="8" w16cid:durableId="1745446758">
-    <w:abstractNumId w:val="19"/>
-  </w:num>
-  <w:num w:numId="9" w16cid:durableId="917593929">
-    <w:abstractNumId w:val="13"/>
-  </w:num>
-  <w:num w:numId="10" w16cid:durableId="1827628933">
-    <w:abstractNumId w:val="4"/>
-  </w:num>
-  <w:num w:numId="11" w16cid:durableId="251397721">
-    <w:abstractNumId w:val="6"/>
-  </w:num>
-  <w:num w:numId="12" w16cid:durableId="1947230462">
-    <w:abstractNumId w:val="11"/>
-  </w:num>
-  <w:num w:numId="13" w16cid:durableId="47458466">
-    <w:abstractNumId w:val="1"/>
-  </w:num>
-  <w:num w:numId="14" w16cid:durableId="923801352">
+  <w:num w:numId="32" w16cid:durableId="1667202000">
     <w:abstractNumId w:val="15"/>
   </w:num>
-  <w:num w:numId="15" w16cid:durableId="58868294">
-    <w:abstractNumId w:val="10"/>
+  <w:num w:numId="33" w16cid:durableId="1568370451">
+    <w:abstractNumId w:val="27"/>
   </w:num>
-  <w:num w:numId="16" w16cid:durableId="484050388">
-    <w:abstractNumId w:val="14"/>
-  </w:num>
-  <w:num w:numId="17" w16cid:durableId="1709142157">
-    <w:abstractNumId w:val="5"/>
-  </w:num>
-  <w:num w:numId="18" w16cid:durableId="987248335">
-    <w:abstractNumId w:val="17"/>
-  </w:num>
-  <w:num w:numId="19" w16cid:durableId="1815029915">
-    <w:abstractNumId w:val="2"/>
-  </w:num>
-  <w:num w:numId="20" w16cid:durableId="1925456400">
-    <w:abstractNumId w:val="18"/>
+  <w:num w:numId="34" w16cid:durableId="735207177">
+    <w:abstractNumId w:val="30"/>
   </w:num>
 </w:numbering>
 </file>
@@ -3809,7 +8873,7 @@
       <w:keepNext/>
       <w:keepLines/>
       <w:numPr>
-        <w:numId w:val="20"/>
+        <w:numId w:val="33"/>
       </w:numPr>
       <w:spacing w:before="360" w:after="80"/>
       <w:outlineLvl w:val="0"/>
@@ -3835,7 +8899,7 @@
       <w:keepLines/>
       <w:numPr>
         <w:ilvl w:val="1"/>
-        <w:numId w:val="20"/>
+        <w:numId w:val="33"/>
       </w:numPr>
       <w:spacing w:before="160" w:after="80"/>
       <w:outlineLvl w:val="1"/>
@@ -3861,7 +8925,7 @@
       <w:keepLines/>
       <w:numPr>
         <w:ilvl w:val="2"/>
-        <w:numId w:val="20"/>
+        <w:numId w:val="33"/>
       </w:numPr>
       <w:spacing w:before="160" w:after="80"/>
       <w:outlineLvl w:val="2"/>
@@ -3888,7 +8952,7 @@
       <w:keepLines/>
       <w:numPr>
         <w:ilvl w:val="3"/>
-        <w:numId w:val="20"/>
+        <w:numId w:val="33"/>
       </w:numPr>
       <w:spacing w:before="80" w:after="40"/>
       <w:outlineLvl w:val="3"/>
@@ -3915,7 +8979,7 @@
       <w:keepLines/>
       <w:numPr>
         <w:ilvl w:val="4"/>
-        <w:numId w:val="20"/>
+        <w:numId w:val="33"/>
       </w:numPr>
       <w:spacing w:before="80" w:after="40"/>
       <w:outlineLvl w:val="4"/>
@@ -3940,7 +9004,7 @@
       <w:keepLines/>
       <w:numPr>
         <w:ilvl w:val="5"/>
-        <w:numId w:val="20"/>
+        <w:numId w:val="33"/>
       </w:numPr>
       <w:spacing w:before="40" w:after="0"/>
       <w:outlineLvl w:val="5"/>
@@ -3967,7 +9031,7 @@
       <w:keepLines/>
       <w:numPr>
         <w:ilvl w:val="6"/>
-        <w:numId w:val="20"/>
+        <w:numId w:val="33"/>
       </w:numPr>
       <w:spacing w:before="40" w:after="0"/>
       <w:outlineLvl w:val="6"/>
@@ -3992,7 +9056,7 @@
       <w:keepLines/>
       <w:numPr>
         <w:ilvl w:val="7"/>
-        <w:numId w:val="20"/>
+        <w:numId w:val="33"/>
       </w:numPr>
       <w:spacing w:after="0"/>
       <w:outlineLvl w:val="7"/>
@@ -4019,7 +9083,7 @@
       <w:keepLines/>
       <w:numPr>
         <w:ilvl w:val="8"/>
-        <w:numId w:val="20"/>
+        <w:numId w:val="33"/>
       </w:numPr>
       <w:spacing w:after="0"/>
       <w:outlineLvl w:val="8"/>
@@ -4032,7 +9096,6 @@
   <w:style w:type="character" w:default="1" w:styleId="Policepardfaut">
     <w:name w:val="Default Paragraph Font"/>
     <w:uiPriority w:val="1"/>
-    <w:semiHidden/>
     <w:unhideWhenUsed/>
   </w:style>
   <w:style w:type="table" w:default="1" w:styleId="TableauNormal">
@@ -4409,6 +9472,149 @@
       <w:spacing w:after="0" w:line="240" w:lineRule="auto"/>
     </w:pPr>
   </w:style>
+  <w:style w:type="paragraph" w:styleId="NormalWeb">
+    <w:name w:val="Normal (Web)"/>
+    <w:basedOn w:val="Normal"/>
+    <w:uiPriority w:val="99"/>
+    <w:unhideWhenUsed/>
+    <w:rsid w:val="0012496E"/>
+    <w:pPr>
+      <w:spacing w:before="100" w:beforeAutospacing="1" w:after="100" w:afterAutospacing="1" w:line="240" w:lineRule="auto"/>
+    </w:pPr>
+    <w:rPr>
+      <w:rFonts w:ascii="Times New Roman" w:eastAsia="Times New Roman" w:hAnsi="Times New Roman" w:cs="Times New Roman"/>
+      <w:kern w:val="0"/>
+      <w:lang w:eastAsia="fr-FR"/>
+      <w14:ligatures w14:val="none"/>
+    </w:rPr>
+  </w:style>
+  <w:style w:type="character" w:customStyle="1" w:styleId="citation-227">
+    <w:name w:val="citation-227"/>
+    <w:basedOn w:val="Policepardfaut"/>
+    <w:rsid w:val="0012496E"/>
+  </w:style>
+  <w:style w:type="character" w:customStyle="1" w:styleId="citation-226">
+    <w:name w:val="citation-226"/>
+    <w:basedOn w:val="Policepardfaut"/>
+    <w:rsid w:val="0012496E"/>
+  </w:style>
+  <w:style w:type="character" w:customStyle="1" w:styleId="citation-225">
+    <w:name w:val="citation-225"/>
+    <w:basedOn w:val="Policepardfaut"/>
+    <w:rsid w:val="0012496E"/>
+  </w:style>
+  <w:style w:type="character" w:customStyle="1" w:styleId="citation-390">
+    <w:name w:val="citation-390"/>
+    <w:basedOn w:val="Policepardfaut"/>
+    <w:rsid w:val="00B90751"/>
+  </w:style>
+  <w:style w:type="table" w:styleId="Grilledutableau">
+    <w:name w:val="Table Grid"/>
+    <w:basedOn w:val="TableauNormal"/>
+    <w:uiPriority w:val="39"/>
+    <w:rsid w:val="00BD6346"/>
+    <w:pPr>
+      <w:spacing w:after="0" w:line="240" w:lineRule="auto"/>
+    </w:pPr>
+    <w:tblPr>
+      <w:tblBorders>
+        <w:top w:val="single" w:sz="4" w:space="0" w:color="auto"/>
+        <w:left w:val="single" w:sz="4" w:space="0" w:color="auto"/>
+        <w:bottom w:val="single" w:sz="4" w:space="0" w:color="auto"/>
+        <w:right w:val="single" w:sz="4" w:space="0" w:color="auto"/>
+        <w:insideH w:val="single" w:sz="4" w:space="0" w:color="auto"/>
+        <w:insideV w:val="single" w:sz="4" w:space="0" w:color="auto"/>
+      </w:tblBorders>
+    </w:tblPr>
+  </w:style>
+  <w:style w:type="paragraph" w:styleId="En-tte">
+    <w:name w:val="header"/>
+    <w:basedOn w:val="Normal"/>
+    <w:link w:val="En-tteCar"/>
+    <w:uiPriority w:val="99"/>
+    <w:unhideWhenUsed/>
+    <w:rsid w:val="00BD6346"/>
+    <w:pPr>
+      <w:tabs>
+        <w:tab w:val="center" w:pos="4536"/>
+        <w:tab w:val="right" w:pos="9072"/>
+      </w:tabs>
+      <w:spacing w:after="0" w:line="240" w:lineRule="auto"/>
+    </w:pPr>
+  </w:style>
+  <w:style w:type="character" w:customStyle="1" w:styleId="En-tteCar">
+    <w:name w:val="En-tête Car"/>
+    <w:basedOn w:val="Policepardfaut"/>
+    <w:link w:val="En-tte"/>
+    <w:uiPriority w:val="99"/>
+    <w:rsid w:val="00BD6346"/>
+  </w:style>
+  <w:style w:type="paragraph" w:styleId="Pieddepage">
+    <w:name w:val="footer"/>
+    <w:basedOn w:val="Normal"/>
+    <w:link w:val="PieddepageCar"/>
+    <w:uiPriority w:val="99"/>
+    <w:unhideWhenUsed/>
+    <w:rsid w:val="00BD6346"/>
+    <w:pPr>
+      <w:tabs>
+        <w:tab w:val="center" w:pos="4536"/>
+        <w:tab w:val="right" w:pos="9072"/>
+      </w:tabs>
+      <w:spacing w:after="0" w:line="240" w:lineRule="auto"/>
+    </w:pPr>
+  </w:style>
+  <w:style w:type="character" w:customStyle="1" w:styleId="PieddepageCar">
+    <w:name w:val="Pied de page Car"/>
+    <w:basedOn w:val="Policepardfaut"/>
+    <w:link w:val="Pieddepage"/>
+    <w:uiPriority w:val="99"/>
+    <w:rsid w:val="00BD6346"/>
+  </w:style>
+  <w:style w:type="paragraph" w:styleId="TM3">
+    <w:name w:val="toc 3"/>
+    <w:basedOn w:val="Normal"/>
+    <w:next w:val="Normal"/>
+    <w:autoRedefine/>
+    <w:uiPriority w:val="39"/>
+    <w:unhideWhenUsed/>
+    <w:rsid w:val="00D55C3A"/>
+    <w:pPr>
+      <w:spacing w:after="100"/>
+      <w:ind w:left="480"/>
+    </w:pPr>
+  </w:style>
+  <w:style w:type="character" w:customStyle="1" w:styleId="citation-154">
+    <w:name w:val="citation-154"/>
+    <w:basedOn w:val="Policepardfaut"/>
+    <w:rsid w:val="00D55C3A"/>
+  </w:style>
+  <w:style w:type="character" w:customStyle="1" w:styleId="citation-153">
+    <w:name w:val="citation-153"/>
+    <w:basedOn w:val="Policepardfaut"/>
+    <w:rsid w:val="00D55C3A"/>
+  </w:style>
+  <w:style w:type="character" w:customStyle="1" w:styleId="citation-152">
+    <w:name w:val="citation-152"/>
+    <w:basedOn w:val="Policepardfaut"/>
+    <w:rsid w:val="00D55C3A"/>
+  </w:style>
+  <w:style w:type="character" w:customStyle="1" w:styleId="citation-151">
+    <w:name w:val="citation-151"/>
+    <w:basedOn w:val="Policepardfaut"/>
+    <w:rsid w:val="00D55C3A"/>
+  </w:style>
+  <w:style w:type="character" w:styleId="lev">
+    <w:name w:val="Strong"/>
+    <w:basedOn w:val="Policepardfaut"/>
+    <w:uiPriority w:val="22"/>
+    <w:qFormat/>
+    <w:rsid w:val="00F642F4"/>
+    <w:rPr>
+      <w:b/>
+      <w:bCs/>
+    </w:rPr>
+  </w:style>
 </w:styles>
 </file>
 

--- a/Document_Cadrage.docx
+++ b/Document_Cadrage.docx
@@ -4,7 +4,7 @@
   <w:body>
     <w:p>
       <w:pPr>
-        <w:jc w:val="center"/>
+        <w:jc w:val="both"/>
       </w:pPr>
       <w:r>
         <w:rPr>
@@ -31,17 +31,17 @@
     </w:p>
     <w:p>
       <w:pPr>
-        <w:jc w:val="center"/>
-      </w:pPr>
-    </w:p>
-    <w:p>
-      <w:pPr>
-        <w:jc w:val="center"/>
-      </w:pPr>
-    </w:p>
-    <w:p>
-      <w:pPr>
-        <w:jc w:val="center"/>
+        <w:jc w:val="both"/>
+      </w:pPr>
+    </w:p>
+    <w:p>
+      <w:pPr>
+        <w:jc w:val="both"/>
+      </w:pPr>
+    </w:p>
+    <w:p>
+      <w:pPr>
+        <w:jc w:val="both"/>
       </w:pPr>
       <w:r>
         <w:rPr>
@@ -71,10 +71,13 @@
     </w:p>
     <w:p>
       <w:pPr>
-        <w:jc w:val="center"/>
-      </w:pPr>
-    </w:p>
-    <w:p>
+        <w:jc w:val="both"/>
+      </w:pPr>
+    </w:p>
+    <w:p>
+      <w:pPr>
+        <w:jc w:val="both"/>
+      </w:pPr>
       <w:r>
         <w:rPr>
           <w:b/>
@@ -92,6 +95,7 @@
           <w:ilvl w:val="0"/>
           <w:numId w:val="1"/>
         </w:numPr>
+        <w:jc w:val="both"/>
       </w:pPr>
       <w:r>
         <w:rPr>
@@ -110,6 +114,7 @@
           <w:ilvl w:val="0"/>
           <w:numId w:val="1"/>
         </w:numPr>
+        <w:jc w:val="both"/>
       </w:pPr>
       <w:r>
         <w:rPr>
@@ -128,6 +133,7 @@
           <w:ilvl w:val="0"/>
           <w:numId w:val="1"/>
         </w:numPr>
+        <w:jc w:val="both"/>
       </w:pPr>
       <w:r>
         <w:rPr>
@@ -147,6 +153,7 @@
           <w:ilvl w:val="0"/>
           <w:numId w:val="1"/>
         </w:numPr>
+        <w:jc w:val="both"/>
       </w:pPr>
       <w:r>
         <w:rPr>
@@ -160,6 +167,9 @@
       </w:r>
     </w:p>
     <w:p>
+      <w:pPr>
+        <w:jc w:val="both"/>
+      </w:pPr>
       <w:r>
         <w:br w:type="page"/>
       </w:r>
@@ -195,6 +205,7 @@
               <w:ilvl w:val="0"/>
               <w:numId w:val="0"/>
             </w:numPr>
+            <w:jc w:val="both"/>
           </w:pPr>
           <w:r>
             <w:t>Table des matières</w:t>
@@ -221,7 +232,7 @@
           <w:r>
             <w:fldChar w:fldCharType="separate"/>
           </w:r>
-          <w:hyperlink w:anchor="_Toc226489023" w:history="1">
+          <w:hyperlink w:anchor="_Toc226552589" w:history="1">
             <w:r>
               <w:rPr>
                 <w:rStyle w:val="Lienhypertexte"/>
@@ -248,7 +259,7 @@
                 <w:noProof/>
                 <w:webHidden/>
               </w:rPr>
-              <w:instrText xml:space="preserve"> PAGEREF _Toc226489023 \h </w:instrText>
+              <w:instrText xml:space="preserve"> PAGEREF _Toc226552589 \h </w:instrText>
             </w:r>
             <w:r>
               <w:rPr>
@@ -268,7 +279,7 @@
                 <w:noProof/>
                 <w:webHidden/>
               </w:rPr>
-              <w:t>3</w:t>
+              <w:t>4</w:t>
             </w:r>
             <w:r>
               <w:rPr>
@@ -291,7 +302,7 @@
               <w:lang w:eastAsia="fr-FR"/>
             </w:rPr>
           </w:pPr>
-          <w:hyperlink w:anchor="_Toc226489024" w:history="1">
+          <w:hyperlink w:anchor="_Toc226552590" w:history="1">
             <w:r>
               <w:rPr>
                 <w:rStyle w:val="Lienhypertexte"/>
@@ -318,7 +329,7 @@
                 <w:noProof/>
                 <w:webHidden/>
               </w:rPr>
-              <w:instrText xml:space="preserve"> PAGEREF _Toc226489024 \h </w:instrText>
+              <w:instrText xml:space="preserve"> PAGEREF _Toc226552590 \h </w:instrText>
             </w:r>
             <w:r>
               <w:rPr>
@@ -338,7 +349,7 @@
                 <w:noProof/>
                 <w:webHidden/>
               </w:rPr>
-              <w:t>4</w:t>
+              <w:t>5</w:t>
             </w:r>
             <w:r>
               <w:rPr>
@@ -362,7 +373,7 @@
               <w:lang w:eastAsia="fr-FR"/>
             </w:rPr>
           </w:pPr>
-          <w:hyperlink w:anchor="_Toc226489025" w:history="1">
+          <w:hyperlink w:anchor="_Toc226552591" w:history="1">
             <w:r>
               <w:rPr>
                 <w:rStyle w:val="Lienhypertexte"/>
@@ -404,7 +415,7 @@
                 <w:noProof/>
                 <w:webHidden/>
               </w:rPr>
-              <w:instrText xml:space="preserve"> PAGEREF _Toc226489025 \h </w:instrText>
+              <w:instrText xml:space="preserve"> PAGEREF _Toc226552591 \h </w:instrText>
             </w:r>
             <w:r>
               <w:rPr>
@@ -424,7 +435,7 @@
                 <w:noProof/>
                 <w:webHidden/>
               </w:rPr>
-              <w:t>4</w:t>
+              <w:t>5</w:t>
             </w:r>
             <w:r>
               <w:rPr>
@@ -448,7 +459,7 @@
               <w:lang w:eastAsia="fr-FR"/>
             </w:rPr>
           </w:pPr>
-          <w:hyperlink w:anchor="_Toc226489026" w:history="1">
+          <w:hyperlink w:anchor="_Toc226552592" w:history="1">
             <w:r>
               <w:rPr>
                 <w:rStyle w:val="Lienhypertexte"/>
@@ -490,7 +501,7 @@
                 <w:noProof/>
                 <w:webHidden/>
               </w:rPr>
-              <w:instrText xml:space="preserve"> PAGEREF _Toc226489026 \h </w:instrText>
+              <w:instrText xml:space="preserve"> PAGEREF _Toc226552592 \h </w:instrText>
             </w:r>
             <w:r>
               <w:rPr>
@@ -510,7 +521,7 @@
                 <w:noProof/>
                 <w:webHidden/>
               </w:rPr>
-              <w:t>4</w:t>
+              <w:t>5</w:t>
             </w:r>
             <w:r>
               <w:rPr>
@@ -534,7 +545,7 @@
               <w:lang w:eastAsia="fr-FR"/>
             </w:rPr>
           </w:pPr>
-          <w:hyperlink w:anchor="_Toc226489027" w:history="1">
+          <w:hyperlink w:anchor="_Toc226552593" w:history="1">
             <w:r>
               <w:rPr>
                 <w:rStyle w:val="Lienhypertexte"/>
@@ -576,7 +587,7 @@
                 <w:noProof/>
                 <w:webHidden/>
               </w:rPr>
-              <w:instrText xml:space="preserve"> PAGEREF _Toc226489027 \h </w:instrText>
+              <w:instrText xml:space="preserve"> PAGEREF _Toc226552593 \h </w:instrText>
             </w:r>
             <w:r>
               <w:rPr>
@@ -596,7 +607,7 @@
                 <w:noProof/>
                 <w:webHidden/>
               </w:rPr>
-              <w:t>4</w:t>
+              <w:t>5</w:t>
             </w:r>
             <w:r>
               <w:rPr>
@@ -619,7 +630,7 @@
               <w:lang w:eastAsia="fr-FR"/>
             </w:rPr>
           </w:pPr>
-          <w:hyperlink w:anchor="_Toc226489028" w:history="1">
+          <w:hyperlink w:anchor="_Toc226552594" w:history="1">
             <w:r>
               <w:rPr>
                 <w:rStyle w:val="Lienhypertexte"/>
@@ -646,7 +657,7 @@
                 <w:noProof/>
                 <w:webHidden/>
               </w:rPr>
-              <w:instrText xml:space="preserve"> PAGEREF _Toc226489028 \h </w:instrText>
+              <w:instrText xml:space="preserve"> PAGEREF _Toc226552594 \h </w:instrText>
             </w:r>
             <w:r>
               <w:rPr>
@@ -666,7 +677,7 @@
                 <w:noProof/>
                 <w:webHidden/>
               </w:rPr>
-              <w:t>5</w:t>
+              <w:t>6</w:t>
             </w:r>
             <w:r>
               <w:rPr>
@@ -690,7 +701,7 @@
               <w:lang w:eastAsia="fr-FR"/>
             </w:rPr>
           </w:pPr>
-          <w:hyperlink w:anchor="_Toc226489029" w:history="1">
+          <w:hyperlink w:anchor="_Toc226552595" w:history="1">
             <w:r>
               <w:rPr>
                 <w:rStyle w:val="Lienhypertexte"/>
@@ -732,7 +743,7 @@
                 <w:noProof/>
                 <w:webHidden/>
               </w:rPr>
-              <w:instrText xml:space="preserve"> PAGEREF _Toc226489029 \h </w:instrText>
+              <w:instrText xml:space="preserve"> PAGEREF _Toc226552595 \h </w:instrText>
             </w:r>
             <w:r>
               <w:rPr>
@@ -752,7 +763,7 @@
                 <w:noProof/>
                 <w:webHidden/>
               </w:rPr>
-              <w:t>5</w:t>
+              <w:t>6</w:t>
             </w:r>
             <w:r>
               <w:rPr>
@@ -776,7 +787,7 @@
               <w:lang w:eastAsia="fr-FR"/>
             </w:rPr>
           </w:pPr>
-          <w:hyperlink w:anchor="_Toc226489030" w:history="1">
+          <w:hyperlink w:anchor="_Toc226552596" w:history="1">
             <w:r>
               <w:rPr>
                 <w:rStyle w:val="Lienhypertexte"/>
@@ -822,7 +833,7 @@
                 <w:noProof/>
                 <w:webHidden/>
               </w:rPr>
-              <w:instrText xml:space="preserve"> PAGEREF _Toc226489030 \h </w:instrText>
+              <w:instrText xml:space="preserve"> PAGEREF _Toc226552596 \h </w:instrText>
             </w:r>
             <w:r>
               <w:rPr>
@@ -842,7 +853,7 @@
                 <w:noProof/>
                 <w:webHidden/>
               </w:rPr>
-              <w:t>5</w:t>
+              <w:t>6</w:t>
             </w:r>
             <w:r>
               <w:rPr>
@@ -866,7 +877,7 @@
               <w:lang w:eastAsia="fr-FR"/>
             </w:rPr>
           </w:pPr>
-          <w:hyperlink w:anchor="_Toc226489031" w:history="1">
+          <w:hyperlink w:anchor="_Toc226552597" w:history="1">
             <w:r>
               <w:rPr>
                 <w:rStyle w:val="Lienhypertexte"/>
@@ -912,7 +923,7 @@
                 <w:noProof/>
                 <w:webHidden/>
               </w:rPr>
-              <w:instrText xml:space="preserve"> PAGEREF _Toc226489031 \h </w:instrText>
+              <w:instrText xml:space="preserve"> PAGEREF _Toc226552597 \h </w:instrText>
             </w:r>
             <w:r>
               <w:rPr>
@@ -932,7 +943,7 @@
                 <w:noProof/>
                 <w:webHidden/>
               </w:rPr>
-              <w:t>6</w:t>
+              <w:t>7</w:t>
             </w:r>
             <w:r>
               <w:rPr>
@@ -956,7 +967,7 @@
               <w:lang w:eastAsia="fr-FR"/>
             </w:rPr>
           </w:pPr>
-          <w:hyperlink w:anchor="_Toc226489032" w:history="1">
+          <w:hyperlink w:anchor="_Toc226552598" w:history="1">
             <w:r>
               <w:rPr>
                 <w:rStyle w:val="Lienhypertexte"/>
@@ -998,7 +1009,7 @@
                 <w:noProof/>
                 <w:webHidden/>
               </w:rPr>
-              <w:instrText xml:space="preserve"> PAGEREF _Toc226489032 \h </w:instrText>
+              <w:instrText xml:space="preserve"> PAGEREF _Toc226552598 \h </w:instrText>
             </w:r>
             <w:r>
               <w:rPr>
@@ -1018,7 +1029,7 @@
                 <w:noProof/>
                 <w:webHidden/>
               </w:rPr>
-              <w:t>6</w:t>
+              <w:t>7</w:t>
             </w:r>
             <w:r>
               <w:rPr>
@@ -1042,7 +1053,7 @@
               <w:lang w:eastAsia="fr-FR"/>
             </w:rPr>
           </w:pPr>
-          <w:hyperlink w:anchor="_Toc226489033" w:history="1">
+          <w:hyperlink w:anchor="_Toc226552599" w:history="1">
             <w:r>
               <w:rPr>
                 <w:rStyle w:val="Lienhypertexte"/>
@@ -1088,7 +1099,7 @@
                 <w:noProof/>
                 <w:webHidden/>
               </w:rPr>
-              <w:instrText xml:space="preserve"> PAGEREF _Toc226489033 \h </w:instrText>
+              <w:instrText xml:space="preserve"> PAGEREF _Toc226552599 \h </w:instrText>
             </w:r>
             <w:r>
               <w:rPr>
@@ -1108,7 +1119,7 @@
                 <w:noProof/>
                 <w:webHidden/>
               </w:rPr>
-              <w:t>7</w:t>
+              <w:t>8</w:t>
             </w:r>
             <w:r>
               <w:rPr>
@@ -1127,10 +1138,12 @@
               <w:tab w:val="right" w:leader="dot" w:pos="9062"/>
             </w:tabs>
             <w:rPr>
+              <w:rFonts w:eastAsiaTheme="minorEastAsia"/>
               <w:noProof/>
+              <w:lang w:eastAsia="fr-FR"/>
             </w:rPr>
           </w:pPr>
-          <w:hyperlink w:anchor="_Toc226489034" w:history="1">
+          <w:hyperlink w:anchor="_Toc226552600" w:history="1">
             <w:r>
               <w:rPr>
                 <w:rStyle w:val="Lienhypertexte"/>
@@ -1141,7 +1154,9 @@
             </w:r>
             <w:r>
               <w:rPr>
-                <w:noProof/>
+                <w:rFonts w:eastAsiaTheme="minorEastAsia"/>
+                <w:noProof/>
+                <w:lang w:eastAsia="fr-FR"/>
               </w:rPr>
               <w:tab/>
             </w:r>
@@ -1172,7 +1187,7 @@
                 <w:noProof/>
                 <w:webHidden/>
               </w:rPr>
-              <w:instrText xml:space="preserve"> PAGEREF _Toc226489034 \h </w:instrText>
+              <w:instrText xml:space="preserve"> PAGEREF _Toc226552600 \h </w:instrText>
             </w:r>
             <w:r>
               <w:rPr>
@@ -1192,7 +1207,189 @@
                 <w:noProof/>
                 <w:webHidden/>
               </w:rPr>
-              <w:t>8</w:t>
+              <w:t>9</w:t>
+            </w:r>
+            <w:r>
+              <w:rPr>
+                <w:noProof/>
+                <w:webHidden/>
+              </w:rPr>
+              <w:fldChar w:fldCharType="end"/>
+            </w:r>
+          </w:hyperlink>
+        </w:p>
+        <w:p>
+          <w:pPr>
+            <w:pStyle w:val="TM3"/>
+            <w:tabs>
+              <w:tab w:val="left" w:pos="1440"/>
+              <w:tab w:val="right" w:leader="dot" w:pos="9062"/>
+            </w:tabs>
+            <w:rPr>
+              <w:rFonts w:eastAsiaTheme="minorEastAsia"/>
+              <w:noProof/>
+              <w:lang w:eastAsia="fr-FR"/>
+            </w:rPr>
+          </w:pPr>
+          <w:hyperlink w:anchor="_Toc226552601" w:history="1">
+            <w:r>
+              <w:rPr>
+                <w:rStyle w:val="Lienhypertexte"/>
+                <w:noProof/>
+                <w:lang w:eastAsia="fr-FR"/>
+              </w:rPr>
+              <w:t>2.4.2</w:t>
+            </w:r>
+            <w:r>
+              <w:rPr>
+                <w:rFonts w:eastAsiaTheme="minorEastAsia"/>
+                <w:noProof/>
+                <w:lang w:eastAsia="fr-FR"/>
+              </w:rPr>
+              <w:tab/>
+            </w:r>
+            <w:r>
+              <w:rPr>
+                <w:rStyle w:val="Lienhypertexte"/>
+                <w:noProof/>
+                <w:lang w:eastAsia="fr-FR"/>
+              </w:rPr>
+              <w:t>Fonctions principales déployées</w:t>
+            </w:r>
+            <w:r>
+              <w:rPr>
+                <w:noProof/>
+                <w:webHidden/>
+              </w:rPr>
+              <w:tab/>
+            </w:r>
+            <w:r>
+              <w:rPr>
+                <w:noProof/>
+                <w:webHidden/>
+              </w:rPr>
+              <w:fldChar w:fldCharType="begin"/>
+            </w:r>
+            <w:r>
+              <w:rPr>
+                <w:noProof/>
+                <w:webHidden/>
+              </w:rPr>
+              <w:instrText xml:space="preserve"> PAGEREF _Toc226552601 \h </w:instrText>
+            </w:r>
+            <w:r>
+              <w:rPr>
+                <w:noProof/>
+                <w:webHidden/>
+              </w:rPr>
+            </w:r>
+            <w:r>
+              <w:rPr>
+                <w:noProof/>
+                <w:webHidden/>
+              </w:rPr>
+              <w:fldChar w:fldCharType="separate"/>
+            </w:r>
+            <w:r>
+              <w:rPr>
+                <w:noProof/>
+                <w:webHidden/>
+              </w:rPr>
+              <w:t>9</w:t>
+            </w:r>
+            <w:r>
+              <w:rPr>
+                <w:noProof/>
+                <w:webHidden/>
+              </w:rPr>
+              <w:fldChar w:fldCharType="end"/>
+            </w:r>
+          </w:hyperlink>
+        </w:p>
+        <w:p>
+          <w:pPr>
+            <w:pStyle w:val="TM3"/>
+            <w:tabs>
+              <w:tab w:val="left" w:pos="1440"/>
+              <w:tab w:val="right" w:leader="dot" w:pos="9062"/>
+            </w:tabs>
+            <w:rPr>
+              <w:rFonts w:eastAsiaTheme="minorEastAsia"/>
+              <w:noProof/>
+              <w:lang w:eastAsia="fr-FR"/>
+            </w:rPr>
+          </w:pPr>
+          <w:hyperlink w:anchor="_Toc226552602" w:history="1">
+            <w:r>
+              <w:rPr>
+                <w:rStyle w:val="Lienhypertexte"/>
+                <w:noProof/>
+              </w:rPr>
+              <w:t>2.4.3</w:t>
+            </w:r>
+            <w:r>
+              <w:rPr>
+                <w:rFonts w:eastAsiaTheme="minorEastAsia"/>
+                <w:noProof/>
+                <w:lang w:eastAsia="fr-FR"/>
+              </w:rPr>
+              <w:tab/>
+            </w:r>
+            <w:r>
+              <w:rPr>
+                <w:rStyle w:val="Lienhypertexte"/>
+                <w:rFonts w:eastAsia="Times New Roman"/>
+                <w:noProof/>
+              </w:rPr>
+              <w:t>Unités Organisationnelles</w:t>
+            </w:r>
+            <w:r>
+              <w:rPr>
+                <w:rStyle w:val="Lienhypertexte"/>
+                <w:noProof/>
+              </w:rPr>
+              <w:t xml:space="preserve"> (OU)</w:t>
+            </w:r>
+            <w:r>
+              <w:rPr>
+                <w:noProof/>
+                <w:webHidden/>
+              </w:rPr>
+              <w:tab/>
+            </w:r>
+            <w:r>
+              <w:rPr>
+                <w:noProof/>
+                <w:webHidden/>
+              </w:rPr>
+              <w:fldChar w:fldCharType="begin"/>
+            </w:r>
+            <w:r>
+              <w:rPr>
+                <w:noProof/>
+                <w:webHidden/>
+              </w:rPr>
+              <w:instrText xml:space="preserve"> PAGEREF _Toc226552602 \h </w:instrText>
+            </w:r>
+            <w:r>
+              <w:rPr>
+                <w:noProof/>
+                <w:webHidden/>
+              </w:rPr>
+            </w:r>
+            <w:r>
+              <w:rPr>
+                <w:noProof/>
+                <w:webHidden/>
+              </w:rPr>
+              <w:fldChar w:fldCharType="separate"/>
+            </w:r>
+            <w:r>
+              <w:rPr>
+                <w:noProof/>
+                <w:webHidden/>
+              </w:rPr>
+              <w:t>9</w:t>
             </w:r>
             <w:r>
               <w:rPr>
@@ -1216,7 +1413,7 @@
               <w:lang w:eastAsia="fr-FR"/>
             </w:rPr>
           </w:pPr>
-          <w:hyperlink w:anchor="_Toc226489035" w:history="1">
+          <w:hyperlink w:anchor="_Toc226552603" w:history="1">
             <w:r>
               <w:rPr>
                 <w:rStyle w:val="Lienhypertexte"/>
@@ -1262,7 +1459,7 @@
                 <w:noProof/>
                 <w:webHidden/>
               </w:rPr>
-              <w:instrText xml:space="preserve"> PAGEREF _Toc226489035 \h </w:instrText>
+              <w:instrText xml:space="preserve"> PAGEREF _Toc226552603 \h </w:instrText>
             </w:r>
             <w:r>
               <w:rPr>
@@ -1282,7 +1479,183 @@
                 <w:noProof/>
                 <w:webHidden/>
               </w:rPr>
-              <w:t>8</w:t>
+              <w:t>9</w:t>
+            </w:r>
+            <w:r>
+              <w:rPr>
+                <w:noProof/>
+                <w:webHidden/>
+              </w:rPr>
+              <w:fldChar w:fldCharType="end"/>
+            </w:r>
+          </w:hyperlink>
+        </w:p>
+        <w:p>
+          <w:pPr>
+            <w:pStyle w:val="TM3"/>
+            <w:tabs>
+              <w:tab w:val="left" w:pos="1440"/>
+              <w:tab w:val="right" w:leader="dot" w:pos="9062"/>
+            </w:tabs>
+            <w:rPr>
+              <w:rFonts w:eastAsiaTheme="minorEastAsia"/>
+              <w:noProof/>
+              <w:lang w:eastAsia="fr-FR"/>
+            </w:rPr>
+          </w:pPr>
+          <w:hyperlink w:anchor="_Toc226552604" w:history="1">
+            <w:r>
+              <w:rPr>
+                <w:rStyle w:val="Lienhypertexte"/>
+                <w:noProof/>
+                <w:lang w:eastAsia="fr-FR"/>
+              </w:rPr>
+              <w:t>2.5.1</w:t>
+            </w:r>
+            <w:r>
+              <w:rPr>
+                <w:rFonts w:eastAsiaTheme="minorEastAsia"/>
+                <w:noProof/>
+                <w:lang w:eastAsia="fr-FR"/>
+              </w:rPr>
+              <w:tab/>
+            </w:r>
+            <w:r>
+              <w:rPr>
+                <w:rStyle w:val="Lienhypertexte"/>
+                <w:noProof/>
+                <w:lang w:eastAsia="fr-FR"/>
+              </w:rPr>
+              <w:t>Synchronisation avec Microsoft Entra ID</w:t>
+            </w:r>
+            <w:r>
+              <w:rPr>
+                <w:noProof/>
+                <w:webHidden/>
+              </w:rPr>
+              <w:tab/>
+            </w:r>
+            <w:r>
+              <w:rPr>
+                <w:noProof/>
+                <w:webHidden/>
+              </w:rPr>
+              <w:fldChar w:fldCharType="begin"/>
+            </w:r>
+            <w:r>
+              <w:rPr>
+                <w:noProof/>
+                <w:webHidden/>
+              </w:rPr>
+              <w:instrText xml:space="preserve"> PAGEREF _Toc226552604 \h </w:instrText>
+            </w:r>
+            <w:r>
+              <w:rPr>
+                <w:noProof/>
+                <w:webHidden/>
+              </w:rPr>
+            </w:r>
+            <w:r>
+              <w:rPr>
+                <w:noProof/>
+                <w:webHidden/>
+              </w:rPr>
+              <w:fldChar w:fldCharType="separate"/>
+            </w:r>
+            <w:r>
+              <w:rPr>
+                <w:noProof/>
+                <w:webHidden/>
+              </w:rPr>
+              <w:t>9</w:t>
+            </w:r>
+            <w:r>
+              <w:rPr>
+                <w:noProof/>
+                <w:webHidden/>
+              </w:rPr>
+              <w:fldChar w:fldCharType="end"/>
+            </w:r>
+          </w:hyperlink>
+        </w:p>
+        <w:p>
+          <w:pPr>
+            <w:pStyle w:val="TM3"/>
+            <w:tabs>
+              <w:tab w:val="left" w:pos="1440"/>
+              <w:tab w:val="right" w:leader="dot" w:pos="9062"/>
+            </w:tabs>
+            <w:rPr>
+              <w:rFonts w:eastAsiaTheme="minorEastAsia"/>
+              <w:noProof/>
+              <w:lang w:eastAsia="fr-FR"/>
+            </w:rPr>
+          </w:pPr>
+          <w:hyperlink w:anchor="_Toc226552605" w:history="1">
+            <w:r>
+              <w:rPr>
+                <w:rStyle w:val="Lienhypertexte"/>
+                <w:noProof/>
+                <w:lang w:eastAsia="fr-FR"/>
+              </w:rPr>
+              <w:t>2.5.2</w:t>
+            </w:r>
+            <w:r>
+              <w:rPr>
+                <w:rFonts w:eastAsiaTheme="minorEastAsia"/>
+                <w:noProof/>
+                <w:lang w:eastAsia="fr-FR"/>
+              </w:rPr>
+              <w:tab/>
+            </w:r>
+            <w:r>
+              <w:rPr>
+                <w:rStyle w:val="Lienhypertexte"/>
+                <w:noProof/>
+                <w:lang w:eastAsia="fr-FR"/>
+              </w:rPr>
+              <w:t>Gestion de la flotte via Microsoft Intune</w:t>
+            </w:r>
+            <w:r>
+              <w:rPr>
+                <w:noProof/>
+                <w:webHidden/>
+              </w:rPr>
+              <w:tab/>
+            </w:r>
+            <w:r>
+              <w:rPr>
+                <w:noProof/>
+                <w:webHidden/>
+              </w:rPr>
+              <w:fldChar w:fldCharType="begin"/>
+            </w:r>
+            <w:r>
+              <w:rPr>
+                <w:noProof/>
+                <w:webHidden/>
+              </w:rPr>
+              <w:instrText xml:space="preserve"> PAGEREF _Toc226552605 \h </w:instrText>
+            </w:r>
+            <w:r>
+              <w:rPr>
+                <w:noProof/>
+                <w:webHidden/>
+              </w:rPr>
+            </w:r>
+            <w:r>
+              <w:rPr>
+                <w:noProof/>
+                <w:webHidden/>
+              </w:rPr>
+              <w:fldChar w:fldCharType="separate"/>
+            </w:r>
+            <w:r>
+              <w:rPr>
+                <w:noProof/>
+                <w:webHidden/>
+              </w:rPr>
+              <w:t>10</w:t>
             </w:r>
             <w:r>
               <w:rPr>
@@ -1306,7 +1679,7 @@
               <w:lang w:eastAsia="fr-FR"/>
             </w:rPr>
           </w:pPr>
-          <w:hyperlink w:anchor="_Toc226489036" w:history="1">
+          <w:hyperlink w:anchor="_Toc226552606" w:history="1">
             <w:r>
               <w:rPr>
                 <w:rStyle w:val="Lienhypertexte"/>
@@ -1352,7 +1725,7 @@
                 <w:noProof/>
                 <w:webHidden/>
               </w:rPr>
-              <w:instrText xml:space="preserve"> PAGEREF _Toc226489036 \h </w:instrText>
+              <w:instrText xml:space="preserve"> PAGEREF _Toc226552606 \h </w:instrText>
             </w:r>
             <w:r>
               <w:rPr>
@@ -1372,7 +1745,181 @@
                 <w:noProof/>
                 <w:webHidden/>
               </w:rPr>
-              <w:t>8</w:t>
+              <w:t>11</w:t>
+            </w:r>
+            <w:r>
+              <w:rPr>
+                <w:noProof/>
+                <w:webHidden/>
+              </w:rPr>
+              <w:fldChar w:fldCharType="end"/>
+            </w:r>
+          </w:hyperlink>
+        </w:p>
+        <w:p>
+          <w:pPr>
+            <w:pStyle w:val="TM3"/>
+            <w:tabs>
+              <w:tab w:val="left" w:pos="1440"/>
+              <w:tab w:val="right" w:leader="dot" w:pos="9062"/>
+            </w:tabs>
+            <w:rPr>
+              <w:rFonts w:eastAsiaTheme="minorEastAsia"/>
+              <w:noProof/>
+              <w:lang w:eastAsia="fr-FR"/>
+            </w:rPr>
+          </w:pPr>
+          <w:hyperlink w:anchor="_Toc226552607" w:history="1">
+            <w:r>
+              <w:rPr>
+                <w:rStyle w:val="Lienhypertexte"/>
+                <w:noProof/>
+                <w:lang w:eastAsia="fr-FR"/>
+              </w:rPr>
+              <w:t>2.6.1</w:t>
+            </w:r>
+            <w:r>
+              <w:rPr>
+                <w:rFonts w:eastAsiaTheme="minorEastAsia"/>
+                <w:noProof/>
+                <w:lang w:eastAsia="fr-FR"/>
+              </w:rPr>
+              <w:tab/>
+            </w:r>
+            <w:r>
+              <w:rPr>
+                <w:rStyle w:val="Lienhypertexte"/>
+                <w:noProof/>
+                <w:lang w:eastAsia="fr-FR"/>
+              </w:rPr>
+              <w:t>Organisation et structure des données</w:t>
+            </w:r>
+            <w:r>
+              <w:rPr>
+                <w:noProof/>
+                <w:webHidden/>
+              </w:rPr>
+              <w:tab/>
+            </w:r>
+            <w:r>
+              <w:rPr>
+                <w:noProof/>
+                <w:webHidden/>
+              </w:rPr>
+              <w:fldChar w:fldCharType="begin"/>
+            </w:r>
+            <w:r>
+              <w:rPr>
+                <w:noProof/>
+                <w:webHidden/>
+              </w:rPr>
+              <w:instrText xml:space="preserve"> PAGEREF _Toc226552607 \h </w:instrText>
+            </w:r>
+            <w:r>
+              <w:rPr>
+                <w:noProof/>
+                <w:webHidden/>
+              </w:rPr>
+            </w:r>
+            <w:r>
+              <w:rPr>
+                <w:noProof/>
+                <w:webHidden/>
+              </w:rPr>
+              <w:fldChar w:fldCharType="separate"/>
+            </w:r>
+            <w:r>
+              <w:rPr>
+                <w:noProof/>
+                <w:webHidden/>
+              </w:rPr>
+              <w:t>11</w:t>
+            </w:r>
+            <w:r>
+              <w:rPr>
+                <w:noProof/>
+                <w:webHidden/>
+              </w:rPr>
+              <w:fldChar w:fldCharType="end"/>
+            </w:r>
+          </w:hyperlink>
+        </w:p>
+        <w:p>
+          <w:pPr>
+            <w:pStyle w:val="TM3"/>
+            <w:tabs>
+              <w:tab w:val="left" w:pos="1440"/>
+              <w:tab w:val="right" w:leader="dot" w:pos="9062"/>
+            </w:tabs>
+            <w:rPr>
+              <w:rFonts w:eastAsiaTheme="minorEastAsia"/>
+              <w:noProof/>
+              <w:lang w:eastAsia="fr-FR"/>
+            </w:rPr>
+          </w:pPr>
+          <w:hyperlink w:anchor="_Toc226552608" w:history="1">
+            <w:r>
+              <w:rPr>
+                <w:rStyle w:val="Lienhypertexte"/>
+                <w:noProof/>
+              </w:rPr>
+              <w:t>2.6.2</w:t>
+            </w:r>
+            <w:r>
+              <w:rPr>
+                <w:rFonts w:eastAsiaTheme="minorEastAsia"/>
+                <w:noProof/>
+                <w:lang w:eastAsia="fr-FR"/>
+              </w:rPr>
+              <w:tab/>
+            </w:r>
+            <w:r>
+              <w:rPr>
+                <w:rStyle w:val="Lienhypertexte"/>
+                <w:noProof/>
+              </w:rPr>
+              <w:t>Gestion des droits et Sécurité</w:t>
+            </w:r>
+            <w:r>
+              <w:rPr>
+                <w:noProof/>
+                <w:webHidden/>
+              </w:rPr>
+              <w:tab/>
+            </w:r>
+            <w:r>
+              <w:rPr>
+                <w:noProof/>
+                <w:webHidden/>
+              </w:rPr>
+              <w:fldChar w:fldCharType="begin"/>
+            </w:r>
+            <w:r>
+              <w:rPr>
+                <w:noProof/>
+                <w:webHidden/>
+              </w:rPr>
+              <w:instrText xml:space="preserve"> PAGEREF _Toc226552608 \h </w:instrText>
+            </w:r>
+            <w:r>
+              <w:rPr>
+                <w:noProof/>
+                <w:webHidden/>
+              </w:rPr>
+            </w:r>
+            <w:r>
+              <w:rPr>
+                <w:noProof/>
+                <w:webHidden/>
+              </w:rPr>
+              <w:fldChar w:fldCharType="separate"/>
+            </w:r>
+            <w:r>
+              <w:rPr>
+                <w:noProof/>
+                <w:webHidden/>
+              </w:rPr>
+              <w:t>11</w:t>
             </w:r>
             <w:r>
               <w:rPr>
@@ -1396,7 +1943,7 @@
               <w:lang w:eastAsia="fr-FR"/>
             </w:rPr>
           </w:pPr>
-          <w:hyperlink w:anchor="_Toc226489037" w:history="1">
+          <w:hyperlink w:anchor="_Toc226552609" w:history="1">
             <w:r>
               <w:rPr>
                 <w:rStyle w:val="Lienhypertexte"/>
@@ -1438,7 +1985,7 @@
                 <w:noProof/>
                 <w:webHidden/>
               </w:rPr>
-              <w:instrText xml:space="preserve"> PAGEREF _Toc226489037 \h </w:instrText>
+              <w:instrText xml:space="preserve"> PAGEREF _Toc226552609 \h </w:instrText>
             </w:r>
             <w:r>
               <w:rPr>
@@ -1458,7 +2005,179 @@
                 <w:noProof/>
                 <w:webHidden/>
               </w:rPr>
-              <w:t>8</w:t>
+              <w:t>12</w:t>
+            </w:r>
+            <w:r>
+              <w:rPr>
+                <w:noProof/>
+                <w:webHidden/>
+              </w:rPr>
+              <w:fldChar w:fldCharType="end"/>
+            </w:r>
+          </w:hyperlink>
+        </w:p>
+        <w:p>
+          <w:pPr>
+            <w:pStyle w:val="TM3"/>
+            <w:tabs>
+              <w:tab w:val="left" w:pos="1440"/>
+              <w:tab w:val="right" w:leader="dot" w:pos="9062"/>
+            </w:tabs>
+            <w:rPr>
+              <w:rFonts w:eastAsiaTheme="minorEastAsia"/>
+              <w:noProof/>
+              <w:lang w:eastAsia="fr-FR"/>
+            </w:rPr>
+          </w:pPr>
+          <w:hyperlink w:anchor="_Toc226552610" w:history="1">
+            <w:r>
+              <w:rPr>
+                <w:rStyle w:val="Lienhypertexte"/>
+                <w:noProof/>
+              </w:rPr>
+              <w:t>2.7.1</w:t>
+            </w:r>
+            <w:r>
+              <w:rPr>
+                <w:rFonts w:eastAsiaTheme="minorEastAsia"/>
+                <w:noProof/>
+                <w:lang w:eastAsia="fr-FR"/>
+              </w:rPr>
+              <w:tab/>
+            </w:r>
+            <w:r>
+              <w:rPr>
+                <w:rStyle w:val="Lienhypertexte"/>
+                <w:noProof/>
+              </w:rPr>
+              <w:t>Environnement technique (Docker)</w:t>
+            </w:r>
+            <w:r>
+              <w:rPr>
+                <w:noProof/>
+                <w:webHidden/>
+              </w:rPr>
+              <w:tab/>
+            </w:r>
+            <w:r>
+              <w:rPr>
+                <w:noProof/>
+                <w:webHidden/>
+              </w:rPr>
+              <w:fldChar w:fldCharType="begin"/>
+            </w:r>
+            <w:r>
+              <w:rPr>
+                <w:noProof/>
+                <w:webHidden/>
+              </w:rPr>
+              <w:instrText xml:space="preserve"> PAGEREF _Toc226552610 \h </w:instrText>
+            </w:r>
+            <w:r>
+              <w:rPr>
+                <w:noProof/>
+                <w:webHidden/>
+              </w:rPr>
+            </w:r>
+            <w:r>
+              <w:rPr>
+                <w:noProof/>
+                <w:webHidden/>
+              </w:rPr>
+              <w:fldChar w:fldCharType="separate"/>
+            </w:r>
+            <w:r>
+              <w:rPr>
+                <w:noProof/>
+                <w:webHidden/>
+              </w:rPr>
+              <w:t>12</w:t>
+            </w:r>
+            <w:r>
+              <w:rPr>
+                <w:noProof/>
+                <w:webHidden/>
+              </w:rPr>
+              <w:fldChar w:fldCharType="end"/>
+            </w:r>
+          </w:hyperlink>
+        </w:p>
+        <w:p>
+          <w:pPr>
+            <w:pStyle w:val="TM3"/>
+            <w:tabs>
+              <w:tab w:val="left" w:pos="1440"/>
+              <w:tab w:val="right" w:leader="dot" w:pos="9062"/>
+            </w:tabs>
+            <w:rPr>
+              <w:rFonts w:eastAsiaTheme="minorEastAsia"/>
+              <w:noProof/>
+              <w:lang w:eastAsia="fr-FR"/>
+            </w:rPr>
+          </w:pPr>
+          <w:hyperlink w:anchor="_Toc226552611" w:history="1">
+            <w:r>
+              <w:rPr>
+                <w:rStyle w:val="Lienhypertexte"/>
+                <w:noProof/>
+              </w:rPr>
+              <w:t>2.7.2</w:t>
+            </w:r>
+            <w:r>
+              <w:rPr>
+                <w:rFonts w:eastAsiaTheme="minorEastAsia"/>
+                <w:noProof/>
+                <w:lang w:eastAsia="fr-FR"/>
+              </w:rPr>
+              <w:tab/>
+            </w:r>
+            <w:r>
+              <w:rPr>
+                <w:rStyle w:val="Lienhypertexte"/>
+                <w:noProof/>
+              </w:rPr>
+              <w:t>Sécurité et placement en DMZ</w:t>
+            </w:r>
+            <w:r>
+              <w:rPr>
+                <w:noProof/>
+                <w:webHidden/>
+              </w:rPr>
+              <w:tab/>
+            </w:r>
+            <w:r>
+              <w:rPr>
+                <w:noProof/>
+                <w:webHidden/>
+              </w:rPr>
+              <w:fldChar w:fldCharType="begin"/>
+            </w:r>
+            <w:r>
+              <w:rPr>
+                <w:noProof/>
+                <w:webHidden/>
+              </w:rPr>
+              <w:instrText xml:space="preserve"> PAGEREF _Toc226552611 \h </w:instrText>
+            </w:r>
+            <w:r>
+              <w:rPr>
+                <w:noProof/>
+                <w:webHidden/>
+              </w:rPr>
+            </w:r>
+            <w:r>
+              <w:rPr>
+                <w:noProof/>
+                <w:webHidden/>
+              </w:rPr>
+              <w:fldChar w:fldCharType="separate"/>
+            </w:r>
+            <w:r>
+              <w:rPr>
+                <w:noProof/>
+                <w:webHidden/>
+              </w:rPr>
+              <w:t>12</w:t>
             </w:r>
             <w:r>
               <w:rPr>
@@ -1482,7 +2201,7 @@
               <w:lang w:eastAsia="fr-FR"/>
             </w:rPr>
           </w:pPr>
-          <w:hyperlink w:anchor="_Toc226489038" w:history="1">
+          <w:hyperlink w:anchor="_Toc226552612" w:history="1">
             <w:r>
               <w:rPr>
                 <w:rStyle w:val="Lienhypertexte"/>
@@ -1524,7 +2243,7 @@
                 <w:noProof/>
                 <w:webHidden/>
               </w:rPr>
-              <w:instrText xml:space="preserve"> PAGEREF _Toc226489038 \h </w:instrText>
+              <w:instrText xml:space="preserve"> PAGEREF _Toc226552612 \h </w:instrText>
             </w:r>
             <w:r>
               <w:rPr>
@@ -1544,7 +2263,179 @@
                 <w:noProof/>
                 <w:webHidden/>
               </w:rPr>
-              <w:t>8</w:t>
+              <w:t>13</w:t>
+            </w:r>
+            <w:r>
+              <w:rPr>
+                <w:noProof/>
+                <w:webHidden/>
+              </w:rPr>
+              <w:fldChar w:fldCharType="end"/>
+            </w:r>
+          </w:hyperlink>
+        </w:p>
+        <w:p>
+          <w:pPr>
+            <w:pStyle w:val="TM3"/>
+            <w:tabs>
+              <w:tab w:val="left" w:pos="1440"/>
+              <w:tab w:val="right" w:leader="dot" w:pos="9062"/>
+            </w:tabs>
+            <w:rPr>
+              <w:rFonts w:eastAsiaTheme="minorEastAsia"/>
+              <w:noProof/>
+              <w:lang w:eastAsia="fr-FR"/>
+            </w:rPr>
+          </w:pPr>
+          <w:hyperlink w:anchor="_Toc226552613" w:history="1">
+            <w:r>
+              <w:rPr>
+                <w:rStyle w:val="Lienhypertexte"/>
+                <w:noProof/>
+              </w:rPr>
+              <w:t>2.8.1</w:t>
+            </w:r>
+            <w:r>
+              <w:rPr>
+                <w:rFonts w:eastAsiaTheme="minorEastAsia"/>
+                <w:noProof/>
+                <w:lang w:eastAsia="fr-FR"/>
+              </w:rPr>
+              <w:tab/>
+            </w:r>
+            <w:r>
+              <w:rPr>
+                <w:rStyle w:val="Lienhypertexte"/>
+                <w:noProof/>
+              </w:rPr>
+              <w:t>Objectifs de la centralisation</w:t>
+            </w:r>
+            <w:r>
+              <w:rPr>
+                <w:noProof/>
+                <w:webHidden/>
+              </w:rPr>
+              <w:tab/>
+            </w:r>
+            <w:r>
+              <w:rPr>
+                <w:noProof/>
+                <w:webHidden/>
+              </w:rPr>
+              <w:fldChar w:fldCharType="begin"/>
+            </w:r>
+            <w:r>
+              <w:rPr>
+                <w:noProof/>
+                <w:webHidden/>
+              </w:rPr>
+              <w:instrText xml:space="preserve"> PAGEREF _Toc226552613 \h </w:instrText>
+            </w:r>
+            <w:r>
+              <w:rPr>
+                <w:noProof/>
+                <w:webHidden/>
+              </w:rPr>
+            </w:r>
+            <w:r>
+              <w:rPr>
+                <w:noProof/>
+                <w:webHidden/>
+              </w:rPr>
+              <w:fldChar w:fldCharType="separate"/>
+            </w:r>
+            <w:r>
+              <w:rPr>
+                <w:noProof/>
+                <w:webHidden/>
+              </w:rPr>
+              <w:t>13</w:t>
+            </w:r>
+            <w:r>
+              <w:rPr>
+                <w:noProof/>
+                <w:webHidden/>
+              </w:rPr>
+              <w:fldChar w:fldCharType="end"/>
+            </w:r>
+          </w:hyperlink>
+        </w:p>
+        <w:p>
+          <w:pPr>
+            <w:pStyle w:val="TM3"/>
+            <w:tabs>
+              <w:tab w:val="left" w:pos="1440"/>
+              <w:tab w:val="right" w:leader="dot" w:pos="9062"/>
+            </w:tabs>
+            <w:rPr>
+              <w:rFonts w:eastAsiaTheme="minorEastAsia"/>
+              <w:noProof/>
+              <w:lang w:eastAsia="fr-FR"/>
+            </w:rPr>
+          </w:pPr>
+          <w:hyperlink w:anchor="_Toc226552614" w:history="1">
+            <w:r>
+              <w:rPr>
+                <w:rStyle w:val="Lienhypertexte"/>
+                <w:noProof/>
+              </w:rPr>
+              <w:t>2.8.2</w:t>
+            </w:r>
+            <w:r>
+              <w:rPr>
+                <w:rFonts w:eastAsiaTheme="minorEastAsia"/>
+                <w:noProof/>
+                <w:lang w:eastAsia="fr-FR"/>
+              </w:rPr>
+              <w:tab/>
+            </w:r>
+            <w:r>
+              <w:rPr>
+                <w:rStyle w:val="Lienhypertexte"/>
+                <w:noProof/>
+              </w:rPr>
+              <w:t>Importance pour la Qualité et la Sécurité</w:t>
+            </w:r>
+            <w:r>
+              <w:rPr>
+                <w:noProof/>
+                <w:webHidden/>
+              </w:rPr>
+              <w:tab/>
+            </w:r>
+            <w:r>
+              <w:rPr>
+                <w:noProof/>
+                <w:webHidden/>
+              </w:rPr>
+              <w:fldChar w:fldCharType="begin"/>
+            </w:r>
+            <w:r>
+              <w:rPr>
+                <w:noProof/>
+                <w:webHidden/>
+              </w:rPr>
+              <w:instrText xml:space="preserve"> PAGEREF _Toc226552614 \h </w:instrText>
+            </w:r>
+            <w:r>
+              <w:rPr>
+                <w:noProof/>
+                <w:webHidden/>
+              </w:rPr>
+            </w:r>
+            <w:r>
+              <w:rPr>
+                <w:noProof/>
+                <w:webHidden/>
+              </w:rPr>
+              <w:fldChar w:fldCharType="separate"/>
+            </w:r>
+            <w:r>
+              <w:rPr>
+                <w:noProof/>
+                <w:webHidden/>
+              </w:rPr>
+              <w:t>14</w:t>
             </w:r>
             <w:r>
               <w:rPr>
@@ -1568,7 +2459,7 @@
               <w:lang w:eastAsia="fr-FR"/>
             </w:rPr>
           </w:pPr>
-          <w:hyperlink w:anchor="_Toc226489039" w:history="1">
+          <w:hyperlink w:anchor="_Toc226552615" w:history="1">
             <w:r>
               <w:rPr>
                 <w:rStyle w:val="Lienhypertexte"/>
@@ -1610,7 +2501,7 @@
                 <w:noProof/>
                 <w:webHidden/>
               </w:rPr>
-              <w:instrText xml:space="preserve"> PAGEREF _Toc226489039 \h </w:instrText>
+              <w:instrText xml:space="preserve"> PAGEREF _Toc226552615 \h </w:instrText>
             </w:r>
             <w:r>
               <w:rPr>
@@ -1630,7 +2521,179 @@
                 <w:noProof/>
                 <w:webHidden/>
               </w:rPr>
-              <w:t>8</w:t>
+              <w:t>14</w:t>
+            </w:r>
+            <w:r>
+              <w:rPr>
+                <w:noProof/>
+                <w:webHidden/>
+              </w:rPr>
+              <w:fldChar w:fldCharType="end"/>
+            </w:r>
+          </w:hyperlink>
+        </w:p>
+        <w:p>
+          <w:pPr>
+            <w:pStyle w:val="TM3"/>
+            <w:tabs>
+              <w:tab w:val="left" w:pos="1440"/>
+              <w:tab w:val="right" w:leader="dot" w:pos="9062"/>
+            </w:tabs>
+            <w:rPr>
+              <w:rFonts w:eastAsiaTheme="minorEastAsia"/>
+              <w:noProof/>
+              <w:lang w:eastAsia="fr-FR"/>
+            </w:rPr>
+          </w:pPr>
+          <w:hyperlink w:anchor="_Toc226552616" w:history="1">
+            <w:r>
+              <w:rPr>
+                <w:rStyle w:val="Lienhypertexte"/>
+                <w:noProof/>
+              </w:rPr>
+              <w:t>2.9.1</w:t>
+            </w:r>
+            <w:r>
+              <w:rPr>
+                <w:rFonts w:eastAsiaTheme="minorEastAsia"/>
+                <w:noProof/>
+                <w:lang w:eastAsia="fr-FR"/>
+              </w:rPr>
+              <w:tab/>
+            </w:r>
+            <w:r>
+              <w:rPr>
+                <w:rStyle w:val="Lienhypertexte"/>
+                <w:noProof/>
+              </w:rPr>
+              <w:t>Objectifs de l'automatisation avec Ansible</w:t>
+            </w:r>
+            <w:r>
+              <w:rPr>
+                <w:noProof/>
+                <w:webHidden/>
+              </w:rPr>
+              <w:tab/>
+            </w:r>
+            <w:r>
+              <w:rPr>
+                <w:noProof/>
+                <w:webHidden/>
+              </w:rPr>
+              <w:fldChar w:fldCharType="begin"/>
+            </w:r>
+            <w:r>
+              <w:rPr>
+                <w:noProof/>
+                <w:webHidden/>
+              </w:rPr>
+              <w:instrText xml:space="preserve"> PAGEREF _Toc226552616 \h </w:instrText>
+            </w:r>
+            <w:r>
+              <w:rPr>
+                <w:noProof/>
+                <w:webHidden/>
+              </w:rPr>
+            </w:r>
+            <w:r>
+              <w:rPr>
+                <w:noProof/>
+                <w:webHidden/>
+              </w:rPr>
+              <w:fldChar w:fldCharType="separate"/>
+            </w:r>
+            <w:r>
+              <w:rPr>
+                <w:noProof/>
+                <w:webHidden/>
+              </w:rPr>
+              <w:t>14</w:t>
+            </w:r>
+            <w:r>
+              <w:rPr>
+                <w:noProof/>
+                <w:webHidden/>
+              </w:rPr>
+              <w:fldChar w:fldCharType="end"/>
+            </w:r>
+          </w:hyperlink>
+        </w:p>
+        <w:p>
+          <w:pPr>
+            <w:pStyle w:val="TM3"/>
+            <w:tabs>
+              <w:tab w:val="left" w:pos="1440"/>
+              <w:tab w:val="right" w:leader="dot" w:pos="9062"/>
+            </w:tabs>
+            <w:rPr>
+              <w:rFonts w:eastAsiaTheme="minorEastAsia"/>
+              <w:noProof/>
+              <w:lang w:eastAsia="fr-FR"/>
+            </w:rPr>
+          </w:pPr>
+          <w:hyperlink w:anchor="_Toc226552617" w:history="1">
+            <w:r>
+              <w:rPr>
+                <w:rStyle w:val="Lienhypertexte"/>
+                <w:noProof/>
+              </w:rPr>
+              <w:t>2.9.2</w:t>
+            </w:r>
+            <w:r>
+              <w:rPr>
+                <w:rFonts w:eastAsiaTheme="minorEastAsia"/>
+                <w:noProof/>
+                <w:lang w:eastAsia="fr-FR"/>
+              </w:rPr>
+              <w:tab/>
+            </w:r>
+            <w:r>
+              <w:rPr>
+                <w:rStyle w:val="Lienhypertexte"/>
+                <w:noProof/>
+              </w:rPr>
+              <w:t>Mise en œuvre technique</w:t>
+            </w:r>
+            <w:r>
+              <w:rPr>
+                <w:noProof/>
+                <w:webHidden/>
+              </w:rPr>
+              <w:tab/>
+            </w:r>
+            <w:r>
+              <w:rPr>
+                <w:noProof/>
+                <w:webHidden/>
+              </w:rPr>
+              <w:fldChar w:fldCharType="begin"/>
+            </w:r>
+            <w:r>
+              <w:rPr>
+                <w:noProof/>
+                <w:webHidden/>
+              </w:rPr>
+              <w:instrText xml:space="preserve"> PAGEREF _Toc226552617 \h </w:instrText>
+            </w:r>
+            <w:r>
+              <w:rPr>
+                <w:noProof/>
+                <w:webHidden/>
+              </w:rPr>
+            </w:r>
+            <w:r>
+              <w:rPr>
+                <w:noProof/>
+                <w:webHidden/>
+              </w:rPr>
+              <w:fldChar w:fldCharType="separate"/>
+            </w:r>
+            <w:r>
+              <w:rPr>
+                <w:noProof/>
+                <w:webHidden/>
+              </w:rPr>
+              <w:t>15</w:t>
             </w:r>
             <w:r>
               <w:rPr>
@@ -1653,7 +2716,7 @@
               <w:lang w:eastAsia="fr-FR"/>
             </w:rPr>
           </w:pPr>
-          <w:hyperlink w:anchor="_Toc226489040" w:history="1">
+          <w:hyperlink w:anchor="_Toc226552618" w:history="1">
             <w:r>
               <w:rPr>
                 <w:rStyle w:val="Lienhypertexte"/>
@@ -1680,7 +2743,7 @@
                 <w:noProof/>
                 <w:webHidden/>
               </w:rPr>
-              <w:instrText xml:space="preserve"> PAGEREF _Toc226489040 \h </w:instrText>
+              <w:instrText xml:space="preserve"> PAGEREF _Toc226552618 \h </w:instrText>
             </w:r>
             <w:r>
               <w:rPr>
@@ -1700,7 +2763,7 @@
                 <w:noProof/>
                 <w:webHidden/>
               </w:rPr>
-              <w:t>8</w:t>
+              <w:t>16</w:t>
             </w:r>
             <w:r>
               <w:rPr>
@@ -1724,7 +2787,7 @@
               <w:lang w:eastAsia="fr-FR"/>
             </w:rPr>
           </w:pPr>
-          <w:hyperlink w:anchor="_Toc226489041" w:history="1">
+          <w:hyperlink w:anchor="_Toc226552619" w:history="1">
             <w:r>
               <w:rPr>
                 <w:rStyle w:val="Lienhypertexte"/>
@@ -1766,7 +2829,7 @@
                 <w:noProof/>
                 <w:webHidden/>
               </w:rPr>
-              <w:instrText xml:space="preserve"> PAGEREF _Toc226489041 \h </w:instrText>
+              <w:instrText xml:space="preserve"> PAGEREF _Toc226552619 \h </w:instrText>
             </w:r>
             <w:r>
               <w:rPr>
@@ -1786,7 +2849,7 @@
                 <w:noProof/>
                 <w:webHidden/>
               </w:rPr>
-              <w:t>8</w:t>
+              <w:t>16</w:t>
             </w:r>
             <w:r>
               <w:rPr>
@@ -1810,7 +2873,7 @@
               <w:lang w:eastAsia="fr-FR"/>
             </w:rPr>
           </w:pPr>
-          <w:hyperlink w:anchor="_Toc226489042" w:history="1">
+          <w:hyperlink w:anchor="_Toc226552620" w:history="1">
             <w:r>
               <w:rPr>
                 <w:rStyle w:val="Lienhypertexte"/>
@@ -1852,7 +2915,7 @@
                 <w:noProof/>
                 <w:webHidden/>
               </w:rPr>
-              <w:instrText xml:space="preserve"> PAGEREF _Toc226489042 \h </w:instrText>
+              <w:instrText xml:space="preserve"> PAGEREF _Toc226552620 \h </w:instrText>
             </w:r>
             <w:r>
               <w:rPr>
@@ -1872,7 +2935,7 @@
                 <w:noProof/>
                 <w:webHidden/>
               </w:rPr>
-              <w:t>8</w:t>
+              <w:t>16</w:t>
             </w:r>
             <w:r>
               <w:rPr>
@@ -1896,7 +2959,7 @@
               <w:lang w:eastAsia="fr-FR"/>
             </w:rPr>
           </w:pPr>
-          <w:hyperlink w:anchor="_Toc226489043" w:history="1">
+          <w:hyperlink w:anchor="_Toc226552621" w:history="1">
             <w:r>
               <w:rPr>
                 <w:rStyle w:val="Lienhypertexte"/>
@@ -1938,7 +3001,7 @@
                 <w:noProof/>
                 <w:webHidden/>
               </w:rPr>
-              <w:instrText xml:space="preserve"> PAGEREF _Toc226489043 \h </w:instrText>
+              <w:instrText xml:space="preserve"> PAGEREF _Toc226552621 \h </w:instrText>
             </w:r>
             <w:r>
               <w:rPr>
@@ -1958,7 +3021,7 @@
                 <w:noProof/>
                 <w:webHidden/>
               </w:rPr>
-              <w:t>8</w:t>
+              <w:t>16</w:t>
             </w:r>
             <w:r>
               <w:rPr>
@@ -1981,7 +3044,7 @@
               <w:lang w:eastAsia="fr-FR"/>
             </w:rPr>
           </w:pPr>
-          <w:hyperlink w:anchor="_Toc226489044" w:history="1">
+          <w:hyperlink w:anchor="_Toc226552622" w:history="1">
             <w:r>
               <w:rPr>
                 <w:rStyle w:val="Lienhypertexte"/>
@@ -2008,7 +3071,7 @@
                 <w:noProof/>
                 <w:webHidden/>
               </w:rPr>
-              <w:instrText xml:space="preserve"> PAGEREF _Toc226489044 \h </w:instrText>
+              <w:instrText xml:space="preserve"> PAGEREF _Toc226552622 \h </w:instrText>
             </w:r>
             <w:r>
               <w:rPr>
@@ -2028,7 +3091,7 @@
                 <w:noProof/>
                 <w:webHidden/>
               </w:rPr>
-              <w:t>8</w:t>
+              <w:t>16</w:t>
             </w:r>
             <w:r>
               <w:rPr>
@@ -2052,7 +3115,7 @@
               <w:lang w:eastAsia="fr-FR"/>
             </w:rPr>
           </w:pPr>
-          <w:hyperlink w:anchor="_Toc226489045" w:history="1">
+          <w:hyperlink w:anchor="_Toc226552623" w:history="1">
             <w:r>
               <w:rPr>
                 <w:rStyle w:val="Lienhypertexte"/>
@@ -2094,7 +3157,7 @@
                 <w:noProof/>
                 <w:webHidden/>
               </w:rPr>
-              <w:instrText xml:space="preserve"> PAGEREF _Toc226489045 \h </w:instrText>
+              <w:instrText xml:space="preserve"> PAGEREF _Toc226552623 \h </w:instrText>
             </w:r>
             <w:r>
               <w:rPr>
@@ -2114,7 +3177,7 @@
                 <w:noProof/>
                 <w:webHidden/>
               </w:rPr>
-              <w:t>8</w:t>
+              <w:t>16</w:t>
             </w:r>
             <w:r>
               <w:rPr>
@@ -2138,7 +3201,7 @@
               <w:lang w:eastAsia="fr-FR"/>
             </w:rPr>
           </w:pPr>
-          <w:hyperlink w:anchor="_Toc226489046" w:history="1">
+          <w:hyperlink w:anchor="_Toc226552624" w:history="1">
             <w:r>
               <w:rPr>
                 <w:rStyle w:val="Lienhypertexte"/>
@@ -2180,7 +3243,7 @@
                 <w:noProof/>
                 <w:webHidden/>
               </w:rPr>
-              <w:instrText xml:space="preserve"> PAGEREF _Toc226489046 \h </w:instrText>
+              <w:instrText xml:space="preserve"> PAGEREF _Toc226552624 \h </w:instrText>
             </w:r>
             <w:r>
               <w:rPr>
@@ -2200,7 +3263,7 @@
                 <w:noProof/>
                 <w:webHidden/>
               </w:rPr>
-              <w:t>8</w:t>
+              <w:t>16</w:t>
             </w:r>
             <w:r>
               <w:rPr>
@@ -2212,6 +3275,9 @@
           </w:hyperlink>
         </w:p>
         <w:p>
+          <w:pPr>
+            <w:jc w:val="both"/>
+          </w:pPr>
           <w:r>
             <w:rPr>
               <w:b/>
@@ -2223,18 +3289,36 @@
       </w:sdtContent>
     </w:sdt>
     <w:p>
+      <w:pPr>
+        <w:jc w:val="both"/>
+      </w:pPr>
       <w:r>
         <w:br w:type="page"/>
       </w:r>
     </w:p>
-    <w:p/>
-    <w:p/>
-    <w:p>
+    <w:p>
+      <w:pPr>
+        <w:jc w:val="both"/>
+      </w:pPr>
+    </w:p>
+    <w:p>
+      <w:pPr>
+        <w:jc w:val="both"/>
+      </w:pPr>
+    </w:p>
+    <w:p>
+      <w:pPr>
+        <w:jc w:val="both"/>
+      </w:pPr>
       <w:r>
         <w:t xml:space="preserve"> </w:t>
       </w:r>
     </w:p>
-    <w:p/>
+    <w:p>
+      <w:pPr>
+        <w:jc w:val="both"/>
+      </w:pPr>
+    </w:p>
     <w:p>
       <w:pPr>
         <w:pStyle w:val="Titre1"/>
@@ -2242,12 +3326,13 @@
           <w:ilvl w:val="0"/>
           <w:numId w:val="0"/>
         </w:numPr>
+        <w:jc w:val="both"/>
         <w:rPr>
           <w:sz w:val="56"/>
           <w:szCs w:val="56"/>
         </w:rPr>
       </w:pPr>
-      <w:bookmarkStart w:id="0" w:name="_Toc226489023"/>
+      <w:bookmarkStart w:id="0" w:name="_Toc226552589"/>
       <w:r>
         <w:rPr>
           <w:sz w:val="56"/>
@@ -2281,9 +3366,14 @@
         <w:t>Ce document de cadrage a pour but de définir les fondations de cette nouvelle infrastructure. Nous y détaillerons les choix technologiques retenus, l'organisation de notre équipe pour répondre aux délais impartis, ainsi que les dispositifs mis en place pour assurer la continuité d'activité de CYNA face aux risques technologiques.</w:t>
       </w:r>
     </w:p>
-    <w:p/>
-    <w:p>
-      <w:pPr>
+    <w:p>
+      <w:pPr>
+        <w:jc w:val="both"/>
+      </w:pPr>
+    </w:p>
+    <w:p>
+      <w:pPr>
+        <w:jc w:val="both"/>
         <w:rPr>
           <w:rFonts w:asciiTheme="majorHAnsi" w:eastAsiaTheme="majorEastAsia" w:hAnsiTheme="majorHAnsi" w:cstheme="majorBidi"/>
           <w:color w:val="0F4761" w:themeColor="accent1" w:themeShade="BF"/>
@@ -2302,12 +3392,13 @@
           <w:ilvl w:val="0"/>
           <w:numId w:val="0"/>
         </w:numPr>
+        <w:jc w:val="both"/>
         <w:rPr>
           <w:sz w:val="56"/>
           <w:szCs w:val="56"/>
         </w:rPr>
       </w:pPr>
-      <w:bookmarkStart w:id="1" w:name="_Toc226489024"/>
+      <w:bookmarkStart w:id="1" w:name="_Toc226552590"/>
       <w:r>
         <w:rPr>
           <w:sz w:val="56"/>
@@ -2328,19 +3419,25 @@
     <w:p>
       <w:pPr>
         <w:pStyle w:val="Titre1"/>
-      </w:pPr>
-      <w:bookmarkStart w:id="2" w:name="_Toc226489025"/>
+        <w:jc w:val="both"/>
+      </w:pPr>
+      <w:bookmarkStart w:id="2" w:name="_Toc226552591"/>
       <w:r>
         <w:t>Contexte et Objectifs</w:t>
       </w:r>
       <w:bookmarkEnd w:id="2"/>
     </w:p>
-    <w:p/>
+    <w:p>
+      <w:pPr>
+        <w:jc w:val="both"/>
+      </w:pPr>
+    </w:p>
     <w:p>
       <w:pPr>
         <w:pStyle w:val="Titre2"/>
-      </w:pPr>
-      <w:bookmarkStart w:id="3" w:name="_Toc226489026"/>
+        <w:jc w:val="both"/>
+      </w:pPr>
+      <w:bookmarkStart w:id="3" w:name="_Toc226552592"/>
       <w:r>
         <w:t>Context</w:t>
       </w:r>
@@ -2451,8 +3548,9 @@
     <w:p>
       <w:pPr>
         <w:pStyle w:val="Titre2"/>
-      </w:pPr>
-      <w:bookmarkStart w:id="4" w:name="_Toc226489027"/>
+        <w:jc w:val="both"/>
+      </w:pPr>
+      <w:bookmarkStart w:id="4" w:name="_Toc226552593"/>
       <w:r>
         <w:t>Objectifs</w:t>
       </w:r>
@@ -2568,7 +3666,11 @@
         <w:t xml:space="preserve"> L'un de nos buts est de réduire les erreurs humaines par l'automatisation des configurations avec Ansible. Parallèlement, nous mettons un point d'honneur à garantir la disponibilité des données par une stratégie de sauvegarde et un plan de reprise d'activité (PRA) efficace.</w:t>
       </w:r>
     </w:p>
-    <w:p/>
+    <w:p>
+      <w:pPr>
+        <w:jc w:val="both"/>
+      </w:pPr>
+    </w:p>
     <w:p>
       <w:pPr>
         <w:pStyle w:val="Titre1"/>
@@ -2576,12 +3678,13 @@
           <w:ilvl w:val="0"/>
           <w:numId w:val="0"/>
         </w:numPr>
+        <w:jc w:val="both"/>
         <w:rPr>
           <w:sz w:val="56"/>
           <w:szCs w:val="56"/>
         </w:rPr>
       </w:pPr>
-      <w:bookmarkStart w:id="5" w:name="_Toc226489028"/>
+      <w:bookmarkStart w:id="5" w:name="_Toc226552594"/>
       <w:r>
         <w:rPr>
           <w:sz w:val="56"/>
@@ -2594,8 +3697,9 @@
     <w:p>
       <w:pPr>
         <w:pStyle w:val="Titre1"/>
-      </w:pPr>
-      <w:bookmarkStart w:id="6" w:name="_Toc226489029"/>
+        <w:jc w:val="both"/>
+      </w:pPr>
+      <w:bookmarkStart w:id="6" w:name="_Toc226552595"/>
       <w:r>
         <w:t>Architecture Cible et Cloud Hybride</w:t>
       </w:r>
@@ -2609,16 +3713,21 @@
         <w:t>L’infrastructure que nous avons conçue pour CYNA repose sur un modèle hybride. L'idée est de conserver une base locale virtualisée très sécurisée pour le siège de Genève, tout en s'ouvrant aux services Cloud pour accompagner l'expansion à Paris.</w:t>
       </w:r>
     </w:p>
-    <w:p/>
+    <w:p>
+      <w:pPr>
+        <w:jc w:val="both"/>
+      </w:pPr>
+    </w:p>
     <w:p>
       <w:pPr>
         <w:pStyle w:val="Titre2"/>
+        <w:jc w:val="both"/>
         <w:rPr>
           <w:rFonts w:eastAsia="Times New Roman"/>
           <w:lang w:eastAsia="fr-FR"/>
         </w:rPr>
       </w:pPr>
-      <w:bookmarkStart w:id="7" w:name="_Toc226489030"/>
+      <w:bookmarkStart w:id="7" w:name="_Toc226552596"/>
       <w:r>
         <w:rPr>
           <w:rFonts w:eastAsia="Times New Roman"/>
@@ -2728,7 +3837,6 @@
           <w:ilvl w:val="0"/>
           <w:numId w:val="22"/>
         </w:numPr>
-        <w:jc w:val="both"/>
         <w:rPr>
           <w:lang w:eastAsia="fr-FR"/>
         </w:rPr>
@@ -2780,6 +3888,7 @@
     </w:p>
     <w:p>
       <w:pPr>
+        <w:jc w:val="both"/>
         <w:rPr>
           <w:lang w:eastAsia="fr-FR"/>
         </w:rPr>
@@ -2788,12 +3897,13 @@
     <w:p>
       <w:pPr>
         <w:pStyle w:val="Titre2"/>
+        <w:jc w:val="both"/>
         <w:rPr>
           <w:rFonts w:eastAsia="Times New Roman"/>
           <w:lang w:eastAsia="fr-FR"/>
         </w:rPr>
       </w:pPr>
-      <w:bookmarkStart w:id="8" w:name="_Toc226489031"/>
+      <w:bookmarkStart w:id="8" w:name="_Toc226552597"/>
       <w:r>
         <w:rPr>
           <w:rFonts w:eastAsia="Times New Roman"/>
@@ -3052,6 +4162,7 @@
     </w:p>
     <w:p>
       <w:pPr>
+        <w:jc w:val="both"/>
         <w:rPr>
           <w:lang w:eastAsia="fr-FR"/>
         </w:rPr>
@@ -3060,8 +4171,9 @@
     <w:p>
       <w:pPr>
         <w:pStyle w:val="Titre2"/>
-      </w:pPr>
-      <w:bookmarkStart w:id="9" w:name="_Toc226489032"/>
+        <w:jc w:val="both"/>
+      </w:pPr>
+      <w:bookmarkStart w:id="9" w:name="_Toc226552598"/>
       <w:r>
         <w:t>Infrastructure Serveur</w:t>
       </w:r>
@@ -3613,17 +4725,26 @@
         </w:rPr>
       </w:pPr>
     </w:p>
-    <w:p/>
-    <w:p/>
+    <w:p>
+      <w:pPr>
+        <w:jc w:val="both"/>
+      </w:pPr>
+    </w:p>
+    <w:p>
+      <w:pPr>
+        <w:jc w:val="both"/>
+      </w:pPr>
+    </w:p>
     <w:p>
       <w:pPr>
         <w:pStyle w:val="Titre2"/>
+        <w:jc w:val="both"/>
         <w:rPr>
           <w:rFonts w:eastAsia="Times New Roman"/>
           <w:lang w:eastAsia="fr-FR"/>
         </w:rPr>
       </w:pPr>
-      <w:bookmarkStart w:id="10" w:name="_Toc226489033"/>
+      <w:bookmarkStart w:id="10" w:name="_Toc226552599"/>
       <w:r>
         <w:rPr>
           <w:rFonts w:eastAsia="Times New Roman"/>
@@ -3668,6 +4789,7 @@
           <w:ilvl w:val="0"/>
           <w:numId w:val="0"/>
         </w:numPr>
+        <w:jc w:val="both"/>
         <w:rPr>
           <w:lang w:eastAsia="fr-FR"/>
         </w:rPr>
@@ -3676,11 +4798,12 @@
     <w:p>
       <w:pPr>
         <w:pStyle w:val="Titre3"/>
+        <w:jc w:val="both"/>
         <w:rPr>
           <w:lang w:eastAsia="fr-FR"/>
         </w:rPr>
       </w:pPr>
-      <w:bookmarkStart w:id="11" w:name="_Toc226489034"/>
+      <w:bookmarkStart w:id="11" w:name="_Toc226552600"/>
       <w:r>
         <w:rPr>
           <w:lang w:eastAsia="fr-FR"/>
@@ -3738,16 +4861,19 @@
     <w:p>
       <w:pPr>
         <w:pStyle w:val="Titre3"/>
+        <w:jc w:val="both"/>
         <w:rPr>
           <w:lang w:eastAsia="fr-FR"/>
         </w:rPr>
       </w:pPr>
+      <w:bookmarkStart w:id="12" w:name="_Toc226552601"/>
       <w:r>
         <w:rPr>
           <w:lang w:eastAsia="fr-FR"/>
         </w:rPr>
         <w:t>Fonctions principales déployées</w:t>
       </w:r>
+      <w:bookmarkEnd w:id="12"/>
     </w:p>
     <w:p>
       <w:pPr>
@@ -3924,21 +5050,7 @@
           <w:rStyle w:val="citation-151"/>
           <w:rFonts w:ascii="Arial" w:eastAsiaTheme="majorEastAsia" w:hAnsi="Arial" w:cs="Arial"/>
         </w:rPr>
-        <w:t xml:space="preserve"> : L'AD intègre un serveur DNS indispensable pour que les machines du réseau interne puissent communiquer entre elles via leurs noms (</w:t>
-      </w:r>
-      <w:r>
-        <w:rPr>
-          <w:rStyle w:val="citation-151"/>
-          <w:rFonts w:ascii="Arial" w:eastAsiaTheme="majorEastAsia" w:hAnsi="Arial" w:cs="Arial"/>
-        </w:rPr>
-        <w:t>exemple :</w:t>
-      </w:r>
-      <w:r>
-        <w:rPr>
-          <w:rStyle w:val="citation-151"/>
-          <w:rFonts w:ascii="Arial" w:eastAsiaTheme="majorEastAsia" w:hAnsi="Arial" w:cs="Arial"/>
-        </w:rPr>
-        <w:t xml:space="preserve"> FS01) plutôt que par leurs adresses IP</w:t>
+        <w:t xml:space="preserve"> : L'AD intègre un serveur DNS indispensable pour que les machines du réseau interne puissent communiquer entre elles via leurs noms (exemple : FS01) plutôt que par leurs adresses IP</w:t>
       </w:r>
       <w:r>
         <w:rPr>
@@ -3950,7 +5062,9 @@
     <w:p>
       <w:pPr>
         <w:pStyle w:val="Titre3"/>
-      </w:pPr>
+        <w:jc w:val="both"/>
+      </w:pPr>
+      <w:bookmarkStart w:id="13" w:name="_Toc226552602"/>
       <w:r>
         <w:rPr>
           <w:rFonts w:eastAsia="Times New Roman"/>
@@ -3960,6 +5074,7 @@
       <w:r>
         <w:t xml:space="preserve"> (OU)</w:t>
       </w:r>
+      <w:bookmarkEnd w:id="13"/>
     </w:p>
     <w:p>
       <w:pPr>
@@ -3980,12 +5095,13 @@
     <w:p>
       <w:pPr>
         <w:pStyle w:val="Titre2"/>
+        <w:jc w:val="both"/>
         <w:rPr>
           <w:rFonts w:eastAsia="Times New Roman"/>
           <w:lang w:eastAsia="fr-FR"/>
         </w:rPr>
       </w:pPr>
-      <w:bookmarkStart w:id="12" w:name="_Toc226489035"/>
+      <w:bookmarkStart w:id="14" w:name="_Toc226552603"/>
       <w:r>
         <w:rPr>
           <w:rFonts w:eastAsia="Times New Roman"/>
@@ -3993,7 +5109,7 @@
         </w:rPr>
         <w:t>Infrastructure hybride (Entra ID &amp; Intune)</w:t>
       </w:r>
-      <w:bookmarkEnd w:id="12"/>
+      <w:bookmarkEnd w:id="14"/>
     </w:p>
     <w:p>
       <w:pPr>
@@ -4012,16 +5128,19 @@
     <w:p>
       <w:pPr>
         <w:pStyle w:val="Titre3"/>
+        <w:jc w:val="both"/>
         <w:rPr>
           <w:lang w:eastAsia="fr-FR"/>
         </w:rPr>
       </w:pPr>
+      <w:bookmarkStart w:id="15" w:name="_Toc226552604"/>
       <w:r>
         <w:rPr>
           <w:lang w:eastAsia="fr-FR"/>
         </w:rPr>
         <w:t>Synchronisation avec Microsoft Entra ID</w:t>
       </w:r>
+      <w:bookmarkEnd w:id="15"/>
     </w:p>
     <w:p>
       <w:pPr>
@@ -4160,6 +5279,7 @@
     </w:p>
     <w:p>
       <w:pPr>
+        <w:jc w:val="both"/>
         <w:rPr>
           <w:lang w:eastAsia="fr-FR"/>
         </w:rPr>
@@ -4168,16 +5288,19 @@
     <w:p>
       <w:pPr>
         <w:pStyle w:val="Titre3"/>
+        <w:jc w:val="both"/>
         <w:rPr>
           <w:lang w:eastAsia="fr-FR"/>
         </w:rPr>
       </w:pPr>
+      <w:bookmarkStart w:id="16" w:name="_Toc226552605"/>
       <w:r>
         <w:rPr>
           <w:lang w:eastAsia="fr-FR"/>
         </w:rPr>
         <w:t>Gestion de la flotte via Microsoft Intune</w:t>
       </w:r>
+      <w:bookmarkEnd w:id="16"/>
     </w:p>
     <w:p>
       <w:pPr>
@@ -4301,6 +5424,7 @@
     </w:p>
     <w:p>
       <w:pPr>
+        <w:jc w:val="both"/>
         <w:rPr>
           <w:lang w:eastAsia="fr-FR"/>
         </w:rPr>
@@ -4308,6 +5432,7 @@
     </w:p>
     <w:p>
       <w:pPr>
+        <w:jc w:val="both"/>
         <w:rPr>
           <w:lang w:eastAsia="fr-FR"/>
         </w:rPr>
@@ -4315,6 +5440,7 @@
     </w:p>
     <w:p>
       <w:pPr>
+        <w:jc w:val="both"/>
         <w:rPr>
           <w:lang w:eastAsia="fr-FR"/>
         </w:rPr>
@@ -4616,6 +5742,7 @@
           </w:tcPr>
           <w:p>
             <w:pPr>
+              <w:jc w:val="both"/>
               <w:rPr>
                 <w:lang w:eastAsia="fr-FR"/>
               </w:rPr>
@@ -4669,12 +5796,13 @@
     <w:p>
       <w:pPr>
         <w:pStyle w:val="Titre2"/>
+        <w:jc w:val="both"/>
         <w:rPr>
           <w:rFonts w:eastAsia="Times New Roman"/>
           <w:lang w:eastAsia="fr-FR"/>
         </w:rPr>
       </w:pPr>
-      <w:bookmarkStart w:id="13" w:name="_Toc226489036"/>
+      <w:bookmarkStart w:id="17" w:name="_Toc226552606"/>
       <w:r>
         <w:rPr>
           <w:rFonts w:eastAsia="Times New Roman"/>
@@ -4682,45 +5810,1950 @@
         </w:rPr>
         <w:t>Serveur de fichiers</w:t>
       </w:r>
-      <w:bookmarkEnd w:id="13"/>
+      <w:bookmarkEnd w:id="17"/>
+    </w:p>
+    <w:p>
+      <w:pPr>
+        <w:jc w:val="both"/>
+        <w:rPr>
+          <w:lang w:eastAsia="fr-FR"/>
+        </w:rPr>
+      </w:pPr>
+      <w:r>
+        <w:rPr>
+          <w:lang w:eastAsia="fr-FR"/>
+        </w:rPr>
+        <w:t xml:space="preserve">Afin de centraliser l’ensemble des données de l’entreprise et d’en garantir la sécurité, un serveur de fichiers dédié, nommé </w:t>
+      </w:r>
+      <w:r>
+        <w:rPr>
+          <w:b/>
+          <w:bCs/>
+          <w:lang w:eastAsia="fr-FR"/>
+        </w:rPr>
+        <w:t>FS01</w:t>
+      </w:r>
+      <w:r>
+        <w:rPr>
+          <w:lang w:eastAsia="fr-FR"/>
+        </w:rPr>
+        <w:t>, est intégré à l'infrastructure. Ce serveur ne se limite pas à un simple espace de stockage ; il constitue une plateforme structurée pour le partage collaboratif entre les différents départements de CYNA.</w:t>
+      </w:r>
+    </w:p>
+    <w:p>
+      <w:pPr>
+        <w:pStyle w:val="Titre3"/>
+        <w:jc w:val="both"/>
+        <w:rPr>
+          <w:lang w:eastAsia="fr-FR"/>
+        </w:rPr>
+      </w:pPr>
+      <w:bookmarkStart w:id="18" w:name="_Toc226552607"/>
+      <w:r>
+        <w:rPr>
+          <w:lang w:eastAsia="fr-FR"/>
+        </w:rPr>
+        <w:t>Organisation et structure des données</w:t>
+      </w:r>
+      <w:bookmarkEnd w:id="18"/>
+    </w:p>
+    <w:p>
+      <w:pPr>
+        <w:jc w:val="both"/>
+        <w:rPr>
+          <w:lang w:eastAsia="fr-FR"/>
+        </w:rPr>
+      </w:pPr>
+      <w:r>
+        <w:rPr>
+          <w:lang w:eastAsia="fr-FR"/>
+        </w:rPr>
+        <w:t>La gestion des données est organisée par services afin de refléter la structure réelle de l’entreprise. Nous avons mis en place une arborescence de dossiers spécifique pour chaque métier :</w:t>
+      </w:r>
+    </w:p>
+    <w:p>
+      <w:pPr>
+        <w:numPr>
+          <w:ilvl w:val="0"/>
+          <w:numId w:val="36"/>
+        </w:numPr>
+        <w:jc w:val="both"/>
+        <w:rPr>
+          <w:lang w:eastAsia="fr-FR"/>
+        </w:rPr>
+      </w:pPr>
+      <w:r>
+        <w:rPr>
+          <w:b/>
+          <w:bCs/>
+          <w:lang w:eastAsia="fr-FR"/>
+        </w:rPr>
+        <w:t>Direction</w:t>
+      </w:r>
+      <w:r>
+        <w:rPr>
+          <w:lang w:eastAsia="fr-FR"/>
+        </w:rPr>
+        <w:t xml:space="preserve"> : Pour les documents stratégiques et confidentiels.</w:t>
+      </w:r>
+    </w:p>
+    <w:p>
+      <w:pPr>
+        <w:numPr>
+          <w:ilvl w:val="0"/>
+          <w:numId w:val="36"/>
+        </w:numPr>
+        <w:jc w:val="both"/>
+        <w:rPr>
+          <w:lang w:eastAsia="fr-FR"/>
+        </w:rPr>
+      </w:pPr>
+      <w:r>
+        <w:rPr>
+          <w:b/>
+          <w:bCs/>
+          <w:lang w:eastAsia="fr-FR"/>
+        </w:rPr>
+        <w:t>SOC (Security Operations Center)</w:t>
+      </w:r>
+      <w:r>
+        <w:rPr>
+          <w:lang w:eastAsia="fr-FR"/>
+        </w:rPr>
+        <w:t xml:space="preserve"> : Pour les rapports d'incidents et les procédures techniques.</w:t>
+      </w:r>
+    </w:p>
+    <w:p>
+      <w:pPr>
+        <w:numPr>
+          <w:ilvl w:val="0"/>
+          <w:numId w:val="36"/>
+        </w:numPr>
+        <w:jc w:val="both"/>
+        <w:rPr>
+          <w:lang w:eastAsia="fr-FR"/>
+        </w:rPr>
+      </w:pPr>
+      <w:r>
+        <w:rPr>
+          <w:b/>
+          <w:bCs/>
+          <w:lang w:eastAsia="fr-FR"/>
+        </w:rPr>
+        <w:t>Finance / Comptabilité</w:t>
+      </w:r>
+      <w:r>
+        <w:rPr>
+          <w:lang w:eastAsia="fr-FR"/>
+        </w:rPr>
+        <w:t xml:space="preserve"> : Pour la gestion administrative et financière.</w:t>
+      </w:r>
+    </w:p>
+    <w:p>
+      <w:pPr>
+        <w:numPr>
+          <w:ilvl w:val="0"/>
+          <w:numId w:val="36"/>
+        </w:numPr>
+        <w:jc w:val="both"/>
+        <w:rPr>
+          <w:lang w:eastAsia="fr-FR"/>
+        </w:rPr>
+      </w:pPr>
+      <w:r>
+        <w:rPr>
+          <w:b/>
+          <w:bCs/>
+          <w:lang w:eastAsia="fr-FR"/>
+        </w:rPr>
+        <w:t>IT / Informatique</w:t>
+      </w:r>
+      <w:r>
+        <w:rPr>
+          <w:lang w:eastAsia="fr-FR"/>
+        </w:rPr>
+        <w:t xml:space="preserve"> : Pour la documentation technique et les scripts de déploiement.</w:t>
+      </w:r>
+    </w:p>
+    <w:p>
+      <w:pPr>
+        <w:pStyle w:val="Titre3"/>
+        <w:jc w:val="both"/>
+      </w:pPr>
+      <w:bookmarkStart w:id="19" w:name="_Toc226552608"/>
+      <w:r>
+        <w:t>Gestion des droits et Sécurité</w:t>
+      </w:r>
+      <w:bookmarkEnd w:id="19"/>
+    </w:p>
+    <w:p>
+      <w:pPr>
+        <w:jc w:val="both"/>
+      </w:pPr>
+      <w:r>
+        <w:t>En tant que responsable Qualité, la sécurité des accès est une priorité absolue. La gestion des permissions repose entièrement sur l'</w:t>
+      </w:r>
+      <w:r>
+        <w:rPr>
+          <w:b/>
+          <w:bCs/>
+        </w:rPr>
+        <w:t>Active Directory</w:t>
+      </w:r>
+      <w:r>
+        <w:t>.</w:t>
+      </w:r>
+    </w:p>
+    <w:p>
+      <w:pPr>
+        <w:numPr>
+          <w:ilvl w:val="0"/>
+          <w:numId w:val="38"/>
+        </w:numPr>
+        <w:jc w:val="both"/>
+      </w:pPr>
+      <w:r>
+        <w:rPr>
+          <w:b/>
+          <w:bCs/>
+        </w:rPr>
+        <w:t>Contrôle granulaire</w:t>
+      </w:r>
+      <w:r>
+        <w:t xml:space="preserve"> : Les droits sont attribués via des groupes de sécurité. Par exemple, seul le groupe "Comptabilité" peut lire et modifier les fichiers du dossier Finance.</w:t>
+      </w:r>
+    </w:p>
+    <w:p>
+      <w:pPr>
+        <w:numPr>
+          <w:ilvl w:val="0"/>
+          <w:numId w:val="38"/>
+        </w:numPr>
+        <w:jc w:val="both"/>
+      </w:pPr>
+      <w:r>
+        <w:rPr>
+          <w:b/>
+          <w:bCs/>
+        </w:rPr>
+        <w:t>Confidentialité</w:t>
+      </w:r>
+      <w:r>
+        <w:t xml:space="preserve"> : Cette organisation garantit qu'un utilisateur n'a accès qu'aux informations strictement nécessaires à ses missions, limitant ainsi les risques de fuites de données internes.</w:t>
+      </w:r>
+    </w:p>
+    <w:p>
+      <w:pPr>
+        <w:numPr>
+          <w:ilvl w:val="0"/>
+          <w:numId w:val="38"/>
+        </w:numPr>
+        <w:jc w:val="both"/>
+      </w:pPr>
+      <w:r>
+        <w:rPr>
+          <w:b/>
+          <w:bCs/>
+        </w:rPr>
+        <w:t>Centralisation</w:t>
+      </w:r>
+      <w:r>
+        <w:t xml:space="preserve"> : En regroupant les données sur FS01, nous facilitons également la mise en œuvre des politiques de sauvegarde pour protéger le patrimoine numérique de CYNA.</w:t>
+      </w:r>
+    </w:p>
+    <w:p>
+      <w:pPr>
+        <w:ind w:left="720"/>
+        <w:jc w:val="both"/>
+        <w:rPr>
+          <w:b/>
+          <w:bCs/>
+        </w:rPr>
+      </w:pPr>
+    </w:p>
+    <w:p>
+      <w:pPr>
+        <w:ind w:left="720"/>
+        <w:jc w:val="both"/>
+        <w:rPr>
+          <w:b/>
+          <w:bCs/>
+        </w:rPr>
+      </w:pPr>
+    </w:p>
+    <w:p>
+      <w:pPr>
+        <w:ind w:left="720"/>
+        <w:jc w:val="both"/>
+        <w:rPr>
+          <w:b/>
+          <w:bCs/>
+        </w:rPr>
+      </w:pPr>
+    </w:p>
+    <w:p>
+      <w:pPr>
+        <w:ind w:left="720"/>
+        <w:jc w:val="both"/>
+      </w:pPr>
+    </w:p>
+    <w:tbl>
+      <w:tblPr>
+        <w:tblStyle w:val="Grilledutableau"/>
+        <w:tblW w:w="8876" w:type="dxa"/>
+        <w:tblInd w:w="720" w:type="dxa"/>
+        <w:tblLook w:val="04A0" w:firstRow="1" w:lastRow="0" w:firstColumn="1" w:lastColumn="0" w:noHBand="0" w:noVBand="1"/>
+      </w:tblPr>
+      <w:tblGrid>
+        <w:gridCol w:w="2958"/>
+        <w:gridCol w:w="2959"/>
+        <w:gridCol w:w="2959"/>
+      </w:tblGrid>
+      <w:tr>
+        <w:trPr>
+          <w:trHeight w:val="648"/>
+        </w:trPr>
+        <w:tc>
+          <w:tcPr>
+            <w:tcW w:w="2958" w:type="dxa"/>
+            <w:shd w:val="clear" w:color="auto" w:fill="0E2841" w:themeFill="text2"/>
+          </w:tcPr>
+          <w:p>
+            <w:pPr>
+              <w:jc w:val="both"/>
+              <w:rPr>
+                <w:b/>
+                <w:bCs/>
+                <w:color w:val="F2F2F2" w:themeColor="background1" w:themeShade="F2"/>
+              </w:rPr>
+            </w:pPr>
+            <w:r>
+              <w:rPr>
+                <w:b/>
+                <w:bCs/>
+                <w:color w:val="F2F2F2" w:themeColor="background1" w:themeShade="F2"/>
+              </w:rPr>
+              <w:lastRenderedPageBreak/>
+              <w:t>Nom du Dossier</w:t>
+            </w:r>
+          </w:p>
+        </w:tc>
+        <w:tc>
+          <w:tcPr>
+            <w:tcW w:w="2959" w:type="dxa"/>
+            <w:shd w:val="clear" w:color="auto" w:fill="0E2841" w:themeFill="text2"/>
+          </w:tcPr>
+          <w:p>
+            <w:pPr>
+              <w:jc w:val="both"/>
+              <w:rPr>
+                <w:b/>
+                <w:bCs/>
+                <w:color w:val="F2F2F2" w:themeColor="background1" w:themeShade="F2"/>
+              </w:rPr>
+            </w:pPr>
+            <w:r>
+              <w:rPr>
+                <w:b/>
+                <w:bCs/>
+                <w:color w:val="F2F2F2" w:themeColor="background1" w:themeShade="F2"/>
+              </w:rPr>
+              <w:t>Groupe autorisé</w:t>
+            </w:r>
+          </w:p>
+        </w:tc>
+        <w:tc>
+          <w:tcPr>
+            <w:tcW w:w="2959" w:type="dxa"/>
+            <w:shd w:val="clear" w:color="auto" w:fill="0E2841" w:themeFill="text2"/>
+          </w:tcPr>
+          <w:p>
+            <w:pPr>
+              <w:jc w:val="both"/>
+              <w:rPr>
+                <w:b/>
+                <w:bCs/>
+                <w:color w:val="F2F2F2" w:themeColor="background1" w:themeShade="F2"/>
+              </w:rPr>
+            </w:pPr>
+            <w:r>
+              <w:rPr>
+                <w:b/>
+                <w:bCs/>
+                <w:color w:val="F2F2F2" w:themeColor="background1" w:themeShade="F2"/>
+              </w:rPr>
+              <w:t>Type d'accès (Lecture/Écriture)</w:t>
+            </w:r>
+          </w:p>
+        </w:tc>
+      </w:tr>
+      <w:tr>
+        <w:trPr>
+          <w:trHeight w:val="648"/>
+        </w:trPr>
+        <w:tc>
+          <w:tcPr>
+            <w:tcW w:w="2958" w:type="dxa"/>
+          </w:tcPr>
+          <w:p>
+            <w:pPr>
+              <w:jc w:val="both"/>
+            </w:pPr>
+            <w:r>
+              <w:t>Direction</w:t>
+            </w:r>
+          </w:p>
+        </w:tc>
+        <w:tc>
+          <w:tcPr>
+            <w:tcW w:w="2959" w:type="dxa"/>
+          </w:tcPr>
+          <w:p>
+            <w:pPr>
+              <w:jc w:val="both"/>
+            </w:pPr>
+            <w:proofErr w:type="spellStart"/>
+            <w:r>
+              <w:t>Direction</w:t>
+            </w:r>
+            <w:r>
+              <w:t>_</w:t>
+            </w:r>
+            <w:r>
+              <w:t>GRP</w:t>
+            </w:r>
+            <w:proofErr w:type="spellEnd"/>
+          </w:p>
+        </w:tc>
+        <w:tc>
+          <w:tcPr>
+            <w:tcW w:w="2959" w:type="dxa"/>
+          </w:tcPr>
+          <w:p>
+            <w:pPr>
+              <w:jc w:val="both"/>
+            </w:pPr>
+            <w:r>
+              <w:t>Lecture et Ecriture</w:t>
+            </w:r>
+          </w:p>
+        </w:tc>
+      </w:tr>
+      <w:tr>
+        <w:trPr>
+          <w:trHeight w:val="675"/>
+        </w:trPr>
+        <w:tc>
+          <w:tcPr>
+            <w:tcW w:w="2958" w:type="dxa"/>
+          </w:tcPr>
+          <w:p>
+            <w:pPr>
+              <w:jc w:val="both"/>
+            </w:pPr>
+            <w:r>
+              <w:t>Finance</w:t>
+            </w:r>
+          </w:p>
+        </w:tc>
+        <w:tc>
+          <w:tcPr>
+            <w:tcW w:w="2959" w:type="dxa"/>
+          </w:tcPr>
+          <w:p>
+            <w:pPr>
+              <w:jc w:val="both"/>
+            </w:pPr>
+            <w:proofErr w:type="spellStart"/>
+            <w:r>
+              <w:t>Comptabilite</w:t>
+            </w:r>
+            <w:r>
+              <w:t>_</w:t>
+            </w:r>
+            <w:r>
+              <w:t>GRP</w:t>
+            </w:r>
+            <w:proofErr w:type="spellEnd"/>
+          </w:p>
+        </w:tc>
+        <w:tc>
+          <w:tcPr>
+            <w:tcW w:w="2959" w:type="dxa"/>
+          </w:tcPr>
+          <w:p>
+            <w:pPr>
+              <w:jc w:val="both"/>
+            </w:pPr>
+            <w:r>
+              <w:t>Lecture et Ecriture</w:t>
+            </w:r>
+          </w:p>
+        </w:tc>
+      </w:tr>
+      <w:tr>
+        <w:trPr>
+          <w:trHeight w:val="648"/>
+        </w:trPr>
+        <w:tc>
+          <w:tcPr>
+            <w:tcW w:w="2958" w:type="dxa"/>
+          </w:tcPr>
+          <w:p>
+            <w:pPr>
+              <w:jc w:val="both"/>
+            </w:pPr>
+            <w:r>
+              <w:t>SOC</w:t>
+            </w:r>
+          </w:p>
+        </w:tc>
+        <w:tc>
+          <w:tcPr>
+            <w:tcW w:w="2959" w:type="dxa"/>
+          </w:tcPr>
+          <w:p>
+            <w:pPr>
+              <w:jc w:val="both"/>
+            </w:pPr>
+            <w:proofErr w:type="spellStart"/>
+            <w:r>
+              <w:t>Tech_SOC_GRP</w:t>
+            </w:r>
+            <w:proofErr w:type="spellEnd"/>
+          </w:p>
+        </w:tc>
+        <w:tc>
+          <w:tcPr>
+            <w:tcW w:w="2959" w:type="dxa"/>
+          </w:tcPr>
+          <w:p>
+            <w:pPr>
+              <w:jc w:val="both"/>
+            </w:pPr>
+            <w:r>
+              <w:t>Lecture et Ecriture</w:t>
+            </w:r>
+          </w:p>
+        </w:tc>
+      </w:tr>
+      <w:tr>
+        <w:trPr>
+          <w:trHeight w:val="648"/>
+        </w:trPr>
+        <w:tc>
+          <w:tcPr>
+            <w:tcW w:w="2958" w:type="dxa"/>
+          </w:tcPr>
+          <w:p>
+            <w:pPr>
+              <w:jc w:val="both"/>
+            </w:pPr>
+            <w:r>
+              <w:t>Commun</w:t>
+            </w:r>
+          </w:p>
+        </w:tc>
+        <w:tc>
+          <w:tcPr>
+            <w:tcW w:w="2959" w:type="dxa"/>
+          </w:tcPr>
+          <w:p>
+            <w:pPr>
+              <w:jc w:val="both"/>
+            </w:pPr>
+            <w:proofErr w:type="spellStart"/>
+            <w:r>
+              <w:t>Tous_Utilisateurs</w:t>
+            </w:r>
+            <w:proofErr w:type="spellEnd"/>
+          </w:p>
+        </w:tc>
+        <w:tc>
+          <w:tcPr>
+            <w:tcW w:w="2959" w:type="dxa"/>
+          </w:tcPr>
+          <w:p>
+            <w:pPr>
+              <w:jc w:val="both"/>
+            </w:pPr>
+            <w:r>
+              <w:t>Lecture</w:t>
+            </w:r>
+          </w:p>
+        </w:tc>
+      </w:tr>
+    </w:tbl>
+    <w:p>
+      <w:pPr>
+        <w:ind w:left="720"/>
+        <w:jc w:val="both"/>
+      </w:pPr>
+    </w:p>
+    <w:p>
+      <w:pPr>
+        <w:jc w:val="both"/>
+      </w:pPr>
+    </w:p>
+    <w:p>
+      <w:pPr>
+        <w:jc w:val="both"/>
+        <w:rPr>
+          <w:lang w:eastAsia="fr-FR"/>
+        </w:rPr>
+      </w:pPr>
     </w:p>
     <w:p>
       <w:pPr>
         <w:pStyle w:val="Titre2"/>
-      </w:pPr>
-      <w:bookmarkStart w:id="14" w:name="_Toc226489037"/>
+        <w:jc w:val="both"/>
+      </w:pPr>
+      <w:bookmarkStart w:id="20" w:name="_Toc226552609"/>
       <w:r>
         <w:t>Ser</w:t>
       </w:r>
       <w:r>
         <w:t>veur web et conteneurisation</w:t>
       </w:r>
-      <w:bookmarkEnd w:id="14"/>
+      <w:bookmarkEnd w:id="20"/>
+    </w:p>
+    <w:p>
+      <w:pPr>
+        <w:jc w:val="both"/>
+      </w:pPr>
+      <w:r>
+        <w:t xml:space="preserve">Afin d'héberger la plateforme SaaS (Software as </w:t>
+      </w:r>
+      <w:proofErr w:type="gramStart"/>
+      <w:r>
+        <w:t>a</w:t>
+      </w:r>
+      <w:proofErr w:type="gramEnd"/>
+      <w:r>
+        <w:t xml:space="preserve"> Service) de l'entreprise CYNA, nous avons déployé un serveur web spécifique nommé </w:t>
+      </w:r>
+      <w:r>
+        <w:rPr>
+          <w:b/>
+          <w:bCs/>
+        </w:rPr>
+        <w:t>WEB01</w:t>
+      </w:r>
+      <w:r>
+        <w:t>. Ce serveur ne repose pas sur une installation traditionnelle, mais utilise la technologie de conteneurisation pour maximiser l'efficacité et la sécurité.</w:t>
+      </w:r>
+    </w:p>
+    <w:p>
+      <w:pPr>
+        <w:pStyle w:val="Titre3"/>
+        <w:jc w:val="both"/>
+      </w:pPr>
+      <w:bookmarkStart w:id="21" w:name="_Toc226552610"/>
+      <w:r>
+        <w:t>Environnement technique (Docker)</w:t>
+      </w:r>
+      <w:bookmarkEnd w:id="21"/>
+    </w:p>
+    <w:p>
+      <w:pPr>
+        <w:jc w:val="both"/>
+      </w:pPr>
+      <w:r>
+        <w:t xml:space="preserve">Le serveur WEB01 est une machine virtuelle Linux (Ubuntu) sur laquelle nous avons installé le moteur </w:t>
+      </w:r>
+      <w:r>
+        <w:rPr>
+          <w:b/>
+          <w:bCs/>
+        </w:rPr>
+        <w:t>Docker</w:t>
+      </w:r>
+      <w:r>
+        <w:t>. L’application web est déployée sous forme de conteneur, ce qui offre des bénéfices majeurs pour une entreprise de cybersécurité :</w:t>
+      </w:r>
+    </w:p>
+    <w:p>
+      <w:pPr>
+        <w:numPr>
+          <w:ilvl w:val="0"/>
+          <w:numId w:val="40"/>
+        </w:numPr>
+        <w:jc w:val="both"/>
+      </w:pPr>
+      <w:r>
+        <w:rPr>
+          <w:b/>
+          <w:bCs/>
+        </w:rPr>
+        <w:t>Isolation complète</w:t>
+      </w:r>
+      <w:r>
+        <w:t xml:space="preserve"> : L’application fonctionne dans son propre environnement fermé, ce qui limite les risques pour le système d'exploitation hôte en cas de vulnérabilité logicielle.</w:t>
+      </w:r>
+    </w:p>
+    <w:p>
+      <w:pPr>
+        <w:numPr>
+          <w:ilvl w:val="0"/>
+          <w:numId w:val="40"/>
+        </w:numPr>
+        <w:jc w:val="both"/>
+      </w:pPr>
+      <w:r>
+        <w:rPr>
+          <w:b/>
+          <w:bCs/>
+        </w:rPr>
+        <w:t>Portabilité et agilité</w:t>
+      </w:r>
+      <w:r>
+        <w:t xml:space="preserve"> : Cette méthode permet un déploiement rapide et identique, que ce soit en phase de test ou en production, s'inscrivant ainsi dans une véritable logique DevOps.</w:t>
+      </w:r>
+    </w:p>
+    <w:p>
+      <w:pPr>
+        <w:numPr>
+          <w:ilvl w:val="0"/>
+          <w:numId w:val="40"/>
+        </w:numPr>
+        <w:jc w:val="both"/>
+      </w:pPr>
+      <w:r>
+        <w:rPr>
+          <w:b/>
+          <w:bCs/>
+        </w:rPr>
+        <w:t>Mises à jour simplifiées</w:t>
+      </w:r>
+      <w:r>
+        <w:t xml:space="preserve"> : Le remplacement ou la mise à jour de l'application se fait en quelques secondes en changeant simplement l'image du conteneur.</w:t>
+      </w:r>
+    </w:p>
+    <w:p>
+      <w:pPr>
+        <w:pStyle w:val="Titre3"/>
+        <w:jc w:val="both"/>
+      </w:pPr>
+      <w:bookmarkStart w:id="22" w:name="_Toc226552611"/>
+      <w:r>
+        <w:t>Sécurité et placement en DMZ</w:t>
+      </w:r>
+      <w:bookmarkEnd w:id="22"/>
+    </w:p>
+    <w:p>
+      <w:pPr>
+        <w:jc w:val="both"/>
+      </w:pPr>
+      <w:r>
+        <w:t xml:space="preserve">En tant que responsable Qualité, le placement de ce serveur est un point critique du document de cadrage. Le serveur WEB01 est isolé au sein de la </w:t>
+      </w:r>
+      <w:r>
+        <w:rPr>
+          <w:b/>
+          <w:bCs/>
+        </w:rPr>
+        <w:t>zone DMZ</w:t>
+      </w:r>
+      <w:r>
+        <w:t>.</w:t>
+      </w:r>
+    </w:p>
+    <w:p>
+      <w:pPr>
+        <w:numPr>
+          <w:ilvl w:val="0"/>
+          <w:numId w:val="42"/>
+        </w:numPr>
+        <w:jc w:val="both"/>
+      </w:pPr>
+      <w:r>
+        <w:rPr>
+          <w:b/>
+          <w:bCs/>
+        </w:rPr>
+        <w:lastRenderedPageBreak/>
+        <w:t>Filtrage des flux</w:t>
+      </w:r>
+      <w:r>
+        <w:t xml:space="preserve"> : Cette zone est la seule accessible depuis l'extérieur (via Internet), mais elle est strictement isolée du réseau interne (LAN) par le pare-feu </w:t>
+      </w:r>
+      <w:proofErr w:type="spellStart"/>
+      <w:r>
+        <w:t>pfSense</w:t>
+      </w:r>
+      <w:proofErr w:type="spellEnd"/>
+      <w:r>
+        <w:t>.</w:t>
+      </w:r>
+    </w:p>
+    <w:p>
+      <w:pPr>
+        <w:numPr>
+          <w:ilvl w:val="0"/>
+          <w:numId w:val="42"/>
+        </w:numPr>
+        <w:jc w:val="both"/>
+      </w:pPr>
+      <w:r>
+        <w:rPr>
+          <w:b/>
+          <w:bCs/>
+        </w:rPr>
+        <w:t>Limitation des risques</w:t>
+      </w:r>
+      <w:r>
+        <w:t xml:space="preserve"> : En cas de compromission du serveur web, l'attaquant reste bloqué dans la DMZ et ne peut pas rebondir vers le contrôleur de domaine ou le serveur de fichiers, protégeant ainsi le cœur de métier de CYNA.</w:t>
+      </w:r>
+    </w:p>
+    <w:p>
+      <w:pPr>
+        <w:ind w:left="720"/>
+        <w:jc w:val="both"/>
+        <w:rPr>
+          <w:b/>
+          <w:bCs/>
+          <w:sz w:val="32"/>
+          <w:szCs w:val="32"/>
+        </w:rPr>
+      </w:pPr>
+      <w:r>
+        <w:rPr>
+          <w:b/>
+          <w:bCs/>
+          <w:sz w:val="32"/>
+          <w:szCs w:val="32"/>
+        </w:rPr>
+        <w:t>Schéma de la DMZ</w:t>
+      </w:r>
+      <w:r>
+        <w:rPr>
+          <w:b/>
+          <w:bCs/>
+          <w:sz w:val="32"/>
+          <w:szCs w:val="32"/>
+        </w:rPr>
+        <w:t xml:space="preserve"> </w:t>
+      </w:r>
+      <w:r>
+        <w:rPr>
+          <w:b/>
+          <w:bCs/>
+          <w:sz w:val="32"/>
+          <w:szCs w:val="32"/>
+        </w:rPr>
+        <w:t xml:space="preserve">un schéma montrant le pare-feu </w:t>
+      </w:r>
+      <w:proofErr w:type="spellStart"/>
+      <w:r>
+        <w:rPr>
+          <w:b/>
+          <w:bCs/>
+          <w:sz w:val="32"/>
+          <w:szCs w:val="32"/>
+        </w:rPr>
+        <w:t>pfSense</w:t>
+      </w:r>
+      <w:proofErr w:type="spellEnd"/>
+      <w:r>
+        <w:rPr>
+          <w:b/>
+          <w:bCs/>
+          <w:sz w:val="32"/>
+          <w:szCs w:val="32"/>
+        </w:rPr>
+        <w:t xml:space="preserve"> au milieu, avec Internet d'un côté et le serveur WEB01 de l'autre dans sa bulle "DMZ".</w:t>
+      </w:r>
+    </w:p>
+    <w:p>
+      <w:pPr>
+        <w:ind w:left="720"/>
+        <w:jc w:val="both"/>
+      </w:pPr>
+    </w:p>
+    <w:tbl>
+      <w:tblPr>
+        <w:tblStyle w:val="Grilledutableau"/>
+        <w:tblW w:w="10073" w:type="dxa"/>
+        <w:tblLook w:val="04A0" w:firstRow="1" w:lastRow="0" w:firstColumn="1" w:lastColumn="0" w:noHBand="0" w:noVBand="1"/>
+      </w:tblPr>
+      <w:tblGrid>
+        <w:gridCol w:w="3357"/>
+        <w:gridCol w:w="3358"/>
+        <w:gridCol w:w="3358"/>
+      </w:tblGrid>
+      <w:tr>
+        <w:trPr>
+          <w:trHeight w:val="827"/>
+        </w:trPr>
+        <w:tc>
+          <w:tcPr>
+            <w:tcW w:w="3357" w:type="dxa"/>
+            <w:shd w:val="clear" w:color="auto" w:fill="0E2841" w:themeFill="text2"/>
+          </w:tcPr>
+          <w:p>
+            <w:pPr>
+              <w:jc w:val="both"/>
+              <w:rPr>
+                <w:rFonts w:ascii="Arial" w:hAnsi="Arial" w:cs="Arial"/>
+                <w:color w:val="FFFFFF" w:themeColor="background1"/>
+              </w:rPr>
+            </w:pPr>
+            <w:r>
+              <w:rPr>
+                <w:rStyle w:val="lev"/>
+                <w:rFonts w:ascii="Arial" w:hAnsi="Arial" w:cs="Arial"/>
+                <w:color w:val="FFFFFF" w:themeColor="background1"/>
+              </w:rPr>
+              <w:t>Élément</w:t>
+            </w:r>
+            <w:r>
+              <w:rPr>
+                <w:rStyle w:val="lev"/>
+                <w:rFonts w:ascii="Arial" w:hAnsi="Arial" w:cs="Arial"/>
+                <w:color w:val="FFFFFF" w:themeColor="background1"/>
+              </w:rPr>
+              <w:t>s</w:t>
+            </w:r>
+          </w:p>
+          <w:p>
+            <w:pPr>
+              <w:jc w:val="both"/>
+              <w:rPr>
+                <w:color w:val="FFFFFF" w:themeColor="background1"/>
+              </w:rPr>
+            </w:pPr>
+          </w:p>
+        </w:tc>
+        <w:tc>
+          <w:tcPr>
+            <w:tcW w:w="3358" w:type="dxa"/>
+            <w:shd w:val="clear" w:color="auto" w:fill="0E2841" w:themeFill="text2"/>
+          </w:tcPr>
+          <w:p>
+            <w:pPr>
+              <w:jc w:val="both"/>
+              <w:rPr>
+                <w:b/>
+                <w:bCs/>
+                <w:color w:val="FFFFFF" w:themeColor="background1"/>
+              </w:rPr>
+            </w:pPr>
+            <w:r>
+              <w:rPr>
+                <w:b/>
+                <w:bCs/>
+                <w:color w:val="FFFFFF" w:themeColor="background1"/>
+              </w:rPr>
+              <w:t>Caractéristique</w:t>
+            </w:r>
+          </w:p>
+        </w:tc>
+        <w:tc>
+          <w:tcPr>
+            <w:tcW w:w="3358" w:type="dxa"/>
+            <w:shd w:val="clear" w:color="auto" w:fill="0E2841" w:themeFill="text2"/>
+          </w:tcPr>
+          <w:p>
+            <w:pPr>
+              <w:jc w:val="both"/>
+              <w:rPr>
+                <w:b/>
+                <w:bCs/>
+                <w:color w:val="FFFFFF" w:themeColor="background1"/>
+              </w:rPr>
+            </w:pPr>
+            <w:r>
+              <w:rPr>
+                <w:b/>
+                <w:bCs/>
+                <w:color w:val="FFFFFF" w:themeColor="background1"/>
+              </w:rPr>
+              <w:t>Avantage pour CYNA</w:t>
+            </w:r>
+          </w:p>
+        </w:tc>
+      </w:tr>
+      <w:tr>
+        <w:trPr>
+          <w:trHeight w:val="827"/>
+        </w:trPr>
+        <w:tc>
+          <w:tcPr>
+            <w:tcW w:w="3357" w:type="dxa"/>
+          </w:tcPr>
+          <w:p>
+            <w:pPr>
+              <w:jc w:val="both"/>
+            </w:pPr>
+            <w:r>
+              <w:t>Technologie</w:t>
+            </w:r>
+          </w:p>
+        </w:tc>
+        <w:tc>
+          <w:tcPr>
+            <w:tcW w:w="3358" w:type="dxa"/>
+          </w:tcPr>
+          <w:p>
+            <w:pPr>
+              <w:jc w:val="both"/>
+            </w:pPr>
+            <w:r>
+              <w:t>Docker / Conteneurs</w:t>
+            </w:r>
+          </w:p>
+        </w:tc>
+        <w:tc>
+          <w:tcPr>
+            <w:tcW w:w="3358" w:type="dxa"/>
+          </w:tcPr>
+          <w:p>
+            <w:pPr>
+              <w:jc w:val="both"/>
+            </w:pPr>
+            <w:r>
+              <w:t>Isolation applicative renforcée.</w:t>
+            </w:r>
+          </w:p>
+        </w:tc>
+      </w:tr>
+      <w:tr>
+        <w:trPr>
+          <w:trHeight w:val="862"/>
+        </w:trPr>
+        <w:tc>
+          <w:tcPr>
+            <w:tcW w:w="3357" w:type="dxa"/>
+          </w:tcPr>
+          <w:p>
+            <w:pPr>
+              <w:jc w:val="both"/>
+            </w:pPr>
+            <w:r>
+              <w:t>OS Hôte</w:t>
+            </w:r>
+          </w:p>
+        </w:tc>
+        <w:tc>
+          <w:tcPr>
+            <w:tcW w:w="3358" w:type="dxa"/>
+          </w:tcPr>
+          <w:p>
+            <w:pPr>
+              <w:jc w:val="both"/>
+            </w:pPr>
+            <w:r>
+              <w:t>Ubuntu Server</w:t>
+            </w:r>
+          </w:p>
+        </w:tc>
+        <w:tc>
+          <w:tcPr>
+            <w:tcW w:w="3358" w:type="dxa"/>
+          </w:tcPr>
+          <w:p>
+            <w:pPr>
+              <w:jc w:val="both"/>
+            </w:pPr>
+            <w:r>
+              <w:t>Stabilité et légèreté du système.</w:t>
+            </w:r>
+          </w:p>
+        </w:tc>
+      </w:tr>
+      <w:tr>
+        <w:trPr>
+          <w:trHeight w:val="827"/>
+        </w:trPr>
+        <w:tc>
+          <w:tcPr>
+            <w:tcW w:w="3357" w:type="dxa"/>
+          </w:tcPr>
+          <w:p>
+            <w:pPr>
+              <w:jc w:val="both"/>
+            </w:pPr>
+            <w:r>
+              <w:t>Sécurité</w:t>
+            </w:r>
+          </w:p>
+        </w:tc>
+        <w:tc>
+          <w:tcPr>
+            <w:tcW w:w="3358" w:type="dxa"/>
+          </w:tcPr>
+          <w:p>
+            <w:pPr>
+              <w:jc w:val="both"/>
+            </w:pPr>
+            <w:r>
+              <w:t>Zone DMZ</w:t>
+            </w:r>
+          </w:p>
+        </w:tc>
+        <w:tc>
+          <w:tcPr>
+            <w:tcW w:w="3358" w:type="dxa"/>
+          </w:tcPr>
+          <w:p>
+            <w:pPr>
+              <w:jc w:val="both"/>
+            </w:pPr>
+            <w:r>
+              <w:t>Protection du réseau interne (LAN)</w:t>
+            </w:r>
+            <w:r>
+              <w:t>.</w:t>
+            </w:r>
+          </w:p>
+        </w:tc>
+      </w:tr>
+    </w:tbl>
+    <w:p>
+      <w:pPr>
+        <w:jc w:val="both"/>
+      </w:pPr>
+    </w:p>
+    <w:p>
+      <w:pPr>
+        <w:jc w:val="both"/>
+      </w:pPr>
     </w:p>
     <w:p>
       <w:pPr>
         <w:pStyle w:val="Titre2"/>
-      </w:pPr>
-      <w:bookmarkStart w:id="15" w:name="_Toc226489038"/>
+        <w:jc w:val="both"/>
+      </w:pPr>
+      <w:bookmarkStart w:id="23" w:name="_Toc226552612"/>
       <w:r>
         <w:t>S</w:t>
       </w:r>
       <w:r>
         <w:t>upervision et centralisation des logs</w:t>
       </w:r>
-      <w:bookmarkEnd w:id="15"/>
+      <w:bookmarkEnd w:id="23"/>
+    </w:p>
+    <w:p>
+      <w:pPr>
+        <w:jc w:val="both"/>
+      </w:pPr>
+      <w:r>
+        <w:t xml:space="preserve">Pour une entreprise spécialisée en cybersécurité comme CYNA, il est impensable de laisser une infrastructure fonctionner sans surveillance. C’est pourquoi nous avons intégré un serveur dédié à la centralisation des logs, nommé </w:t>
+      </w:r>
+      <w:r>
+        <w:rPr>
+          <w:b/>
+          <w:bCs/>
+        </w:rPr>
+        <w:t>LOG01</w:t>
+      </w:r>
+      <w:r>
+        <w:t>, qui agit comme la "boîte noire" de tout notre système d'information.</w:t>
+      </w:r>
+    </w:p>
+    <w:p>
+      <w:pPr>
+        <w:pStyle w:val="Titre3"/>
+        <w:jc w:val="both"/>
+      </w:pPr>
+      <w:bookmarkStart w:id="24" w:name="_Toc226552613"/>
+      <w:r>
+        <w:t>Objectifs de la centralisation</w:t>
+      </w:r>
+      <w:bookmarkEnd w:id="24"/>
+    </w:p>
+    <w:p>
+      <w:pPr>
+        <w:jc w:val="both"/>
+      </w:pPr>
+      <w:r>
+        <w:t>La mise en place de ce serveur répond à des besoins critiques de sécurité et d'opérabilité :</w:t>
+      </w:r>
+    </w:p>
+    <w:p>
+      <w:pPr>
+        <w:numPr>
+          <w:ilvl w:val="0"/>
+          <w:numId w:val="44"/>
+        </w:numPr>
+        <w:jc w:val="both"/>
+      </w:pPr>
+      <w:r>
+        <w:rPr>
+          <w:b/>
+          <w:bCs/>
+        </w:rPr>
+        <w:t>Collecte exhaustive des données</w:t>
+      </w:r>
+      <w:r>
+        <w:t xml:space="preserve"> : Le serveur LOG01 récupère en temps réel les journaux d'événements (logs) provenant de tous les autres serveurs (AD, Web, Fichiers) ainsi que du pare-feu </w:t>
+      </w:r>
+      <w:proofErr w:type="spellStart"/>
+      <w:r>
+        <w:t>pfSense</w:t>
+      </w:r>
+      <w:proofErr w:type="spellEnd"/>
+      <w:r>
+        <w:t>.</w:t>
+      </w:r>
+    </w:p>
+    <w:p>
+      <w:pPr>
+        <w:numPr>
+          <w:ilvl w:val="0"/>
+          <w:numId w:val="44"/>
+        </w:numPr>
+        <w:jc w:val="both"/>
+      </w:pPr>
+      <w:r>
+        <w:rPr>
+          <w:b/>
+          <w:bCs/>
+        </w:rPr>
+        <w:lastRenderedPageBreak/>
+        <w:t>Analyse des événements</w:t>
+      </w:r>
+      <w:r>
+        <w:t xml:space="preserve"> : Il permet de croiser les informations pour détecter des comportements anormaux, comme des tentatives de connexion répétées sur le contrôleur de domaine.</w:t>
+      </w:r>
+    </w:p>
+    <w:p>
+      <w:pPr>
+        <w:numPr>
+          <w:ilvl w:val="0"/>
+          <w:numId w:val="44"/>
+        </w:numPr>
+        <w:jc w:val="both"/>
+      </w:pPr>
+      <w:r>
+        <w:rPr>
+          <w:b/>
+          <w:bCs/>
+        </w:rPr>
+        <w:t>Détection d’anomalies et alertes</w:t>
+      </w:r>
+      <w:r>
+        <w:t xml:space="preserve"> : Cette approche s’inscrit dans une logique de SIEM (Security Information and Event Management) simplifié, permettant une réaction rapide en cas d'incident.</w:t>
+      </w:r>
+    </w:p>
+    <w:p>
+      <w:pPr>
+        <w:pStyle w:val="Titre3"/>
+        <w:jc w:val="both"/>
+      </w:pPr>
+      <w:bookmarkStart w:id="25" w:name="_Toc226552614"/>
+      <w:r>
+        <w:t>Importance pour la Qualité et la Sécurité</w:t>
+      </w:r>
+      <w:bookmarkEnd w:id="25"/>
+    </w:p>
+    <w:p>
+      <w:pPr>
+        <w:jc w:val="both"/>
+      </w:pPr>
+      <w:r>
+        <w:t xml:space="preserve">D'un point de vue Qualité, la centralisation des logs est une garantie de </w:t>
+      </w:r>
+      <w:r>
+        <w:rPr>
+          <w:b/>
+          <w:bCs/>
+        </w:rPr>
+        <w:t>traçabilité</w:t>
+      </w:r>
+      <w:r>
+        <w:t>. En cas de panne ou d'intrusion, nous disposons d'un historique fiable et horodaté pour comprendre l'origine du problème et éviter qu'il ne se reproduise. C'est un élément fondamental pour prouver la conformité de l'infrastructure aux standards de sécurité actuels.</w:t>
+      </w:r>
+    </w:p>
+    <w:p>
+      <w:pPr>
+        <w:jc w:val="both"/>
+      </w:pPr>
+    </w:p>
+    <w:tbl>
+      <w:tblPr>
+        <w:tblStyle w:val="Grilledutableau"/>
+        <w:tblW w:w="10097" w:type="dxa"/>
+        <w:tblLook w:val="04A0" w:firstRow="1" w:lastRow="0" w:firstColumn="1" w:lastColumn="0" w:noHBand="0" w:noVBand="1"/>
+      </w:tblPr>
+      <w:tblGrid>
+        <w:gridCol w:w="3365"/>
+        <w:gridCol w:w="3366"/>
+        <w:gridCol w:w="3366"/>
+      </w:tblGrid>
+      <w:tr>
+        <w:trPr>
+          <w:trHeight w:val="764"/>
+        </w:trPr>
+        <w:tc>
+          <w:tcPr>
+            <w:tcW w:w="3365" w:type="dxa"/>
+            <w:shd w:val="clear" w:color="auto" w:fill="0E2841" w:themeFill="text2"/>
+          </w:tcPr>
+          <w:p>
+            <w:pPr>
+              <w:jc w:val="both"/>
+              <w:rPr>
+                <w:b/>
+                <w:bCs/>
+                <w:color w:val="FFFFFF" w:themeColor="background1"/>
+              </w:rPr>
+            </w:pPr>
+            <w:r>
+              <w:rPr>
+                <w:b/>
+                <w:bCs/>
+                <w:color w:val="FFFFFF" w:themeColor="background1"/>
+              </w:rPr>
+              <w:t>Source du Log</w:t>
+            </w:r>
+          </w:p>
+        </w:tc>
+        <w:tc>
+          <w:tcPr>
+            <w:tcW w:w="3366" w:type="dxa"/>
+            <w:shd w:val="clear" w:color="auto" w:fill="0E2841" w:themeFill="text2"/>
+          </w:tcPr>
+          <w:p>
+            <w:pPr>
+              <w:jc w:val="both"/>
+              <w:rPr>
+                <w:b/>
+                <w:bCs/>
+                <w:color w:val="FFFFFF" w:themeColor="background1"/>
+              </w:rPr>
+            </w:pPr>
+            <w:r>
+              <w:rPr>
+                <w:b/>
+                <w:bCs/>
+                <w:color w:val="FFFFFF" w:themeColor="background1"/>
+              </w:rPr>
+              <w:t>Type d'événement surveillé</w:t>
+            </w:r>
+          </w:p>
+        </w:tc>
+        <w:tc>
+          <w:tcPr>
+            <w:tcW w:w="3366" w:type="dxa"/>
+            <w:shd w:val="clear" w:color="auto" w:fill="0E2841" w:themeFill="text2"/>
+          </w:tcPr>
+          <w:p>
+            <w:pPr>
+              <w:jc w:val="both"/>
+              <w:rPr>
+                <w:b/>
+                <w:bCs/>
+                <w:color w:val="FFFFFF" w:themeColor="background1"/>
+              </w:rPr>
+            </w:pPr>
+            <w:r>
+              <w:rPr>
+                <w:b/>
+                <w:bCs/>
+                <w:color w:val="FFFFFF" w:themeColor="background1"/>
+              </w:rPr>
+              <w:t>Importance pour CYNA</w:t>
+            </w:r>
+          </w:p>
+        </w:tc>
+      </w:tr>
+      <w:tr>
+        <w:trPr>
+          <w:trHeight w:val="764"/>
+        </w:trPr>
+        <w:tc>
+          <w:tcPr>
+            <w:tcW w:w="3365" w:type="dxa"/>
+          </w:tcPr>
+          <w:p>
+            <w:pPr>
+              <w:jc w:val="both"/>
+            </w:pPr>
+            <w:proofErr w:type="spellStart"/>
+            <w:proofErr w:type="gramStart"/>
+            <w:r>
+              <w:t>pfSense</w:t>
+            </w:r>
+            <w:proofErr w:type="spellEnd"/>
+            <w:proofErr w:type="gramEnd"/>
+            <w:r>
+              <w:t xml:space="preserve"> (Pare-feu)</w:t>
+            </w:r>
+          </w:p>
+        </w:tc>
+        <w:tc>
+          <w:tcPr>
+            <w:tcW w:w="3366" w:type="dxa"/>
+          </w:tcPr>
+          <w:p>
+            <w:pPr>
+              <w:jc w:val="both"/>
+            </w:pPr>
+            <w:r>
+              <w:t>Tentatives d'intrusion et flux bloqués.</w:t>
+            </w:r>
+          </w:p>
+        </w:tc>
+        <w:tc>
+          <w:tcPr>
+            <w:tcW w:w="3366" w:type="dxa"/>
+          </w:tcPr>
+          <w:p>
+            <w:pPr>
+              <w:jc w:val="both"/>
+            </w:pPr>
+            <w:r>
+              <w:t>Détection d'attaques externes.</w:t>
+            </w:r>
+          </w:p>
+        </w:tc>
+      </w:tr>
+      <w:tr>
+        <w:trPr>
+          <w:trHeight w:val="795"/>
+        </w:trPr>
+        <w:tc>
+          <w:tcPr>
+            <w:tcW w:w="3365" w:type="dxa"/>
+          </w:tcPr>
+          <w:p>
+            <w:pPr>
+              <w:jc w:val="both"/>
+            </w:pPr>
+            <w:r>
+              <w:t>Active Directory</w:t>
+            </w:r>
+          </w:p>
+        </w:tc>
+        <w:tc>
+          <w:tcPr>
+            <w:tcW w:w="3366" w:type="dxa"/>
+          </w:tcPr>
+          <w:p>
+            <w:pPr>
+              <w:jc w:val="both"/>
+            </w:pPr>
+            <w:r>
+              <w:t>Création</w:t>
+            </w:r>
+            <w:r>
+              <w:t xml:space="preserve"> de </w:t>
+            </w:r>
+            <w:r>
+              <w:t>comptes et échecs de connexion</w:t>
+            </w:r>
+          </w:p>
+        </w:tc>
+        <w:tc>
+          <w:tcPr>
+            <w:tcW w:w="3366" w:type="dxa"/>
+          </w:tcPr>
+          <w:p>
+            <w:pPr>
+              <w:jc w:val="both"/>
+            </w:pPr>
+            <w:r>
+              <w:t>Surveillance des accès internes.</w:t>
+            </w:r>
+          </w:p>
+        </w:tc>
+      </w:tr>
+      <w:tr>
+        <w:trPr>
+          <w:trHeight w:val="764"/>
+        </w:trPr>
+        <w:tc>
+          <w:tcPr>
+            <w:tcW w:w="3365" w:type="dxa"/>
+          </w:tcPr>
+          <w:p>
+            <w:pPr>
+              <w:jc w:val="both"/>
+            </w:pPr>
+            <w:r>
+              <w:t>Serveur Web (Docker)</w:t>
+            </w:r>
+          </w:p>
+        </w:tc>
+        <w:tc>
+          <w:tcPr>
+            <w:tcW w:w="3366" w:type="dxa"/>
+          </w:tcPr>
+          <w:p>
+            <w:pPr>
+              <w:jc w:val="both"/>
+            </w:pPr>
+            <w:r>
+              <w:t>Accès aux pages et erreurs applicatives.</w:t>
+            </w:r>
+          </w:p>
+        </w:tc>
+        <w:tc>
+          <w:tcPr>
+            <w:tcW w:w="3366" w:type="dxa"/>
+          </w:tcPr>
+          <w:p>
+            <w:pPr>
+              <w:jc w:val="both"/>
+            </w:pPr>
+            <w:r>
+              <w:t>Analyse de l'usage de la plateforme SaaS.</w:t>
+            </w:r>
+          </w:p>
+        </w:tc>
+      </w:tr>
+    </w:tbl>
+    <w:p>
+      <w:pPr>
+        <w:jc w:val="both"/>
+      </w:pPr>
+    </w:p>
+    <w:p>
+      <w:pPr>
+        <w:jc w:val="both"/>
+      </w:pPr>
     </w:p>
     <w:p>
       <w:pPr>
         <w:pStyle w:val="Titre2"/>
-      </w:pPr>
-      <w:bookmarkStart w:id="16" w:name="_Toc226489039"/>
+        <w:jc w:val="both"/>
+      </w:pPr>
+      <w:bookmarkStart w:id="26" w:name="_Toc226552615"/>
       <w:r>
         <w:t>Automatisation (DevOps)</w:t>
       </w:r>
-      <w:bookmarkEnd w:id="16"/>
-    </w:p>
-    <w:p/>
+      <w:bookmarkEnd w:id="26"/>
+    </w:p>
+    <w:p>
+      <w:pPr>
+        <w:jc w:val="both"/>
+      </w:pPr>
+      <w:r>
+        <w:t xml:space="preserve">Dans le but de moderniser l’exploitation de l’infrastructure de CYNA, nous avons intégré une approche </w:t>
+      </w:r>
+      <w:r>
+        <w:rPr>
+          <w:b/>
+          <w:bCs/>
+        </w:rPr>
+        <w:t>DevOps</w:t>
+      </w:r>
+      <w:r>
+        <w:t xml:space="preserve"> basée sur l’utilisation de l'outil </w:t>
+      </w:r>
+      <w:r>
+        <w:rPr>
+          <w:b/>
+          <w:bCs/>
+        </w:rPr>
+        <w:t>Ansible</w:t>
+      </w:r>
+      <w:r>
+        <w:t>. Cette méthode permet de passer d'une gestion manuelle à une gestion par le code (</w:t>
+      </w:r>
+      <w:r>
+        <w:rPr>
+          <w:i/>
+          <w:iCs/>
+        </w:rPr>
+        <w:t>Infrastructure as Code</w:t>
+      </w:r>
+      <w:r>
+        <w:t>).</w:t>
+      </w:r>
+    </w:p>
+    <w:p>
+      <w:pPr>
+        <w:pStyle w:val="Titre3"/>
+        <w:jc w:val="both"/>
+      </w:pPr>
+      <w:bookmarkStart w:id="27" w:name="_Toc226552616"/>
+      <w:r>
+        <w:t>Objectifs de l'automatisation avec Ansible</w:t>
+      </w:r>
+      <w:bookmarkEnd w:id="27"/>
+    </w:p>
+    <w:p>
+      <w:pPr>
+        <w:jc w:val="both"/>
+      </w:pPr>
+      <w:r>
+        <w:t xml:space="preserve">L'utilisation d'une station technique dédiée, nommée </w:t>
+      </w:r>
+      <w:r>
+        <w:rPr>
+          <w:b/>
+          <w:bCs/>
+        </w:rPr>
+        <w:t>DEVOPS01</w:t>
+      </w:r>
+      <w:r>
+        <w:t>, permet de piloter l'ensemble de notre parc de serveurs pour répondre à plusieurs objectifs critiques :</w:t>
+      </w:r>
+    </w:p>
+    <w:p>
+      <w:pPr>
+        <w:numPr>
+          <w:ilvl w:val="0"/>
+          <w:numId w:val="47"/>
+        </w:numPr>
+        <w:jc w:val="both"/>
+      </w:pPr>
+      <w:r>
+        <w:rPr>
+          <w:b/>
+          <w:bCs/>
+        </w:rPr>
+        <w:t>Standardisation des installations</w:t>
+      </w:r>
+      <w:r>
+        <w:t xml:space="preserve"> : Nous garantissons que chaque serveur est configuré exactement de la même manière, éliminant ainsi les disparités entre les machines.</w:t>
+      </w:r>
+    </w:p>
+    <w:p>
+      <w:pPr>
+        <w:numPr>
+          <w:ilvl w:val="0"/>
+          <w:numId w:val="47"/>
+        </w:numPr>
+        <w:jc w:val="both"/>
+      </w:pPr>
+      <w:r>
+        <w:rPr>
+          <w:b/>
+          <w:bCs/>
+        </w:rPr>
+        <w:lastRenderedPageBreak/>
+        <w:t>Réduction des erreurs humaines</w:t>
+      </w:r>
+      <w:r>
+        <w:t xml:space="preserve"> : En automatisant les tâches répétitives via des scripts (</w:t>
+      </w:r>
+      <w:proofErr w:type="spellStart"/>
+      <w:r>
+        <w:t>playbooks</w:t>
+      </w:r>
+      <w:proofErr w:type="spellEnd"/>
+      <w:r>
+        <w:t>), nous limitons drastiquement les risques de mauvaise configuration manuelle.</w:t>
+      </w:r>
+    </w:p>
+    <w:p>
+      <w:pPr>
+        <w:numPr>
+          <w:ilvl w:val="0"/>
+          <w:numId w:val="47"/>
+        </w:numPr>
+        <w:jc w:val="both"/>
+      </w:pPr>
+      <w:r>
+        <w:rPr>
+          <w:b/>
+          <w:bCs/>
+        </w:rPr>
+        <w:t>Amélioration de la reproductibilité</w:t>
+      </w:r>
+      <w:r>
+        <w:t xml:space="preserve"> : Si un serveur doit être reconstruit après un incident, l’automatisation permet de le remettre en service dans un état identique en quelques minutes.</w:t>
+      </w:r>
+    </w:p>
+    <w:p>
+      <w:pPr>
+        <w:numPr>
+          <w:ilvl w:val="0"/>
+          <w:numId w:val="47"/>
+        </w:numPr>
+        <w:jc w:val="both"/>
+      </w:pPr>
+      <w:r>
+        <w:rPr>
+          <w:b/>
+          <w:bCs/>
+        </w:rPr>
+        <w:t>Efficacité opérationnelle</w:t>
+      </w:r>
+      <w:r>
+        <w:t xml:space="preserve"> : Le déploiement des configurations et des mises à jour est accéléré, permettant à l'équipe technique de se concentrer sur des tâches à plus haute valeur ajoutée.</w:t>
+      </w:r>
+    </w:p>
+    <w:p>
+      <w:pPr>
+        <w:pStyle w:val="Titre3"/>
+        <w:jc w:val="both"/>
+      </w:pPr>
+      <w:bookmarkStart w:id="28" w:name="_Toc226552617"/>
+      <w:r>
+        <w:t>Mise en œuvre technique</w:t>
+      </w:r>
+      <w:bookmarkEnd w:id="28"/>
+    </w:p>
+    <w:p>
+      <w:pPr>
+        <w:jc w:val="both"/>
+      </w:pPr>
+      <w:r>
+        <w:t xml:space="preserve">L'outil Ansible agit sans agent sur les machines cibles, ce qui permet de maintenir une infrastructure légère et sécurisée. Depuis la station </w:t>
+      </w:r>
+      <w:r>
+        <w:rPr>
+          <w:b/>
+          <w:bCs/>
+        </w:rPr>
+        <w:t>DEVOPS01</w:t>
+      </w:r>
+      <w:r>
+        <w:t>, nous pilotons les configurations du serveur Web, des services réseaux et des paramètres de sécurité communs. Cette approche s'inscrit parfaitement dans la stratégie d'innovation de CYNA, garantissant une infrastructure agile et prête pour l'avenir.</w:t>
+      </w:r>
+    </w:p>
+    <w:p>
+      <w:pPr>
+        <w:jc w:val="both"/>
+      </w:pPr>
+    </w:p>
+    <w:tbl>
+      <w:tblPr>
+        <w:tblStyle w:val="Grilledutableau"/>
+        <w:tblW w:w="10136" w:type="dxa"/>
+        <w:tblLook w:val="04A0" w:firstRow="1" w:lastRow="0" w:firstColumn="1" w:lastColumn="0" w:noHBand="0" w:noVBand="1"/>
+      </w:tblPr>
+      <w:tblGrid>
+        <w:gridCol w:w="3378"/>
+        <w:gridCol w:w="3379"/>
+        <w:gridCol w:w="3379"/>
+      </w:tblGrid>
+      <w:tr>
+        <w:trPr>
+          <w:trHeight w:val="951"/>
+        </w:trPr>
+        <w:tc>
+          <w:tcPr>
+            <w:tcW w:w="3378" w:type="dxa"/>
+            <w:shd w:val="clear" w:color="auto" w:fill="0E2841" w:themeFill="text2"/>
+          </w:tcPr>
+          <w:p>
+            <w:pPr>
+              <w:jc w:val="both"/>
+              <w:rPr>
+                <w:rFonts w:ascii="Arial" w:hAnsi="Arial" w:cs="Arial"/>
+                <w:color w:val="FFFFFF" w:themeColor="background1"/>
+              </w:rPr>
+            </w:pPr>
+            <w:r>
+              <w:rPr>
+                <w:rStyle w:val="lev"/>
+                <w:rFonts w:ascii="Arial" w:hAnsi="Arial" w:cs="Arial"/>
+                <w:color w:val="FFFFFF" w:themeColor="background1"/>
+              </w:rPr>
+              <w:t>Service concerné</w:t>
+            </w:r>
+          </w:p>
+          <w:p>
+            <w:pPr>
+              <w:jc w:val="both"/>
+              <w:rPr>
+                <w:color w:val="FFFFFF" w:themeColor="background1"/>
+              </w:rPr>
+            </w:pPr>
+          </w:p>
+        </w:tc>
+        <w:tc>
+          <w:tcPr>
+            <w:tcW w:w="3379" w:type="dxa"/>
+            <w:shd w:val="clear" w:color="auto" w:fill="0E2841" w:themeFill="text2"/>
+          </w:tcPr>
+          <w:p>
+            <w:pPr>
+              <w:jc w:val="both"/>
+              <w:rPr>
+                <w:b/>
+                <w:bCs/>
+                <w:color w:val="FFFFFF" w:themeColor="background1"/>
+              </w:rPr>
+            </w:pPr>
+            <w:r>
+              <w:rPr>
+                <w:b/>
+                <w:bCs/>
+                <w:color w:val="FFFFFF" w:themeColor="background1"/>
+              </w:rPr>
+              <w:t>Tâche automatisée</w:t>
+            </w:r>
+          </w:p>
+        </w:tc>
+        <w:tc>
+          <w:tcPr>
+            <w:tcW w:w="3379" w:type="dxa"/>
+            <w:shd w:val="clear" w:color="auto" w:fill="0E2841" w:themeFill="text2"/>
+          </w:tcPr>
+          <w:p>
+            <w:pPr>
+              <w:jc w:val="both"/>
+              <w:rPr>
+                <w:b/>
+                <w:bCs/>
+                <w:color w:val="FFFFFF" w:themeColor="background1"/>
+              </w:rPr>
+            </w:pPr>
+            <w:r>
+              <w:rPr>
+                <w:b/>
+                <w:bCs/>
+                <w:color w:val="FFFFFF" w:themeColor="background1"/>
+              </w:rPr>
+              <w:t>Bénéfice pour la Qualité</w:t>
+            </w:r>
+          </w:p>
+        </w:tc>
+      </w:tr>
+      <w:tr>
+        <w:trPr>
+          <w:trHeight w:val="951"/>
+        </w:trPr>
+        <w:tc>
+          <w:tcPr>
+            <w:tcW w:w="3378" w:type="dxa"/>
+          </w:tcPr>
+          <w:p>
+            <w:pPr>
+              <w:jc w:val="both"/>
+            </w:pPr>
+            <w:r>
+              <w:t>Systèmes Linux</w:t>
+            </w:r>
+          </w:p>
+        </w:tc>
+        <w:tc>
+          <w:tcPr>
+            <w:tcW w:w="3379" w:type="dxa"/>
+          </w:tcPr>
+          <w:p>
+            <w:pPr>
+              <w:jc w:val="both"/>
+            </w:pPr>
+            <w:r>
+              <w:t>Mise à jour des paquets de sécurité.</w:t>
+            </w:r>
+          </w:p>
+        </w:tc>
+        <w:tc>
+          <w:tcPr>
+            <w:tcW w:w="3379" w:type="dxa"/>
+          </w:tcPr>
+          <w:p>
+            <w:pPr>
+              <w:jc w:val="both"/>
+            </w:pPr>
+            <w:r>
+              <w:t>Garantie d'un parc toujours à jour.</w:t>
+            </w:r>
+          </w:p>
+        </w:tc>
+      </w:tr>
+      <w:tr>
+        <w:trPr>
+          <w:trHeight w:val="915"/>
+        </w:trPr>
+        <w:tc>
+          <w:tcPr>
+            <w:tcW w:w="3378" w:type="dxa"/>
+          </w:tcPr>
+          <w:p>
+            <w:pPr>
+              <w:jc w:val="both"/>
+            </w:pPr>
+            <w:r>
+              <w:t>Serveur Web</w:t>
+            </w:r>
+          </w:p>
+        </w:tc>
+        <w:tc>
+          <w:tcPr>
+            <w:tcW w:w="3379" w:type="dxa"/>
+          </w:tcPr>
+          <w:p>
+            <w:pPr>
+              <w:jc w:val="both"/>
+            </w:pPr>
+            <w:r>
+              <w:t>Déploiement du conteneur Docker.</w:t>
+            </w:r>
+          </w:p>
+        </w:tc>
+        <w:tc>
+          <w:tcPr>
+            <w:tcW w:w="3379" w:type="dxa"/>
+          </w:tcPr>
+          <w:p>
+            <w:pPr>
+              <w:jc w:val="both"/>
+            </w:pPr>
+            <w:r>
+              <w:t>Rapidité et conformité du service SaaS.</w:t>
+            </w:r>
+          </w:p>
+        </w:tc>
+      </w:tr>
+      <w:tr>
+        <w:trPr>
+          <w:trHeight w:val="951"/>
+        </w:trPr>
+        <w:tc>
+          <w:tcPr>
+            <w:tcW w:w="3378" w:type="dxa"/>
+          </w:tcPr>
+          <w:p>
+            <w:pPr>
+              <w:jc w:val="both"/>
+            </w:pPr>
+            <w:r>
+              <w:t>Sécurité</w:t>
+            </w:r>
+          </w:p>
+        </w:tc>
+        <w:tc>
+          <w:tcPr>
+            <w:tcW w:w="3379" w:type="dxa"/>
+          </w:tcPr>
+          <w:p>
+            <w:pPr>
+              <w:jc w:val="both"/>
+            </w:pPr>
+            <w:r>
+              <w:t>Configuration des règles de pare-feu.</w:t>
+            </w:r>
+          </w:p>
+        </w:tc>
+        <w:tc>
+          <w:tcPr>
+            <w:tcW w:w="3379" w:type="dxa"/>
+          </w:tcPr>
+          <w:p>
+            <w:pPr>
+              <w:jc w:val="both"/>
+            </w:pPr>
+            <w:r>
+              <w:t>Homogénéité de la politique de sécurité.</w:t>
+            </w:r>
+          </w:p>
+        </w:tc>
+      </w:tr>
+    </w:tbl>
+    <w:p>
+      <w:pPr>
+        <w:jc w:val="both"/>
+      </w:pPr>
+    </w:p>
+    <w:p>
+      <w:pPr>
+        <w:jc w:val="both"/>
+      </w:pPr>
+    </w:p>
+    <w:p>
+      <w:pPr>
+        <w:jc w:val="both"/>
+      </w:pPr>
+    </w:p>
     <w:p>
       <w:pPr>
         <w:pStyle w:val="Titre1"/>
@@ -4728,36 +7761,40 @@
           <w:ilvl w:val="0"/>
           <w:numId w:val="0"/>
         </w:numPr>
+        <w:jc w:val="both"/>
         <w:rPr>
           <w:sz w:val="56"/>
           <w:szCs w:val="56"/>
         </w:rPr>
       </w:pPr>
-      <w:bookmarkStart w:id="17" w:name="_Toc226489040"/>
+      <w:bookmarkStart w:id="29" w:name="_Toc226552618"/>
       <w:r>
         <w:rPr>
           <w:sz w:val="56"/>
           <w:szCs w:val="56"/>
         </w:rPr>
+        <w:lastRenderedPageBreak/>
         <w:t>Chapitre 3 – Organisation et Pilotage</w:t>
       </w:r>
-      <w:bookmarkEnd w:id="17"/>
+      <w:bookmarkEnd w:id="29"/>
     </w:p>
     <w:p>
       <w:pPr>
         <w:pStyle w:val="Titre1"/>
-      </w:pPr>
-      <w:bookmarkStart w:id="18" w:name="_Toc226489041"/>
+        <w:jc w:val="both"/>
+      </w:pPr>
+      <w:bookmarkStart w:id="30" w:name="_Toc226552619"/>
       <w:r>
         <w:t>Organisation du projet</w:t>
       </w:r>
-      <w:bookmarkEnd w:id="18"/>
+      <w:bookmarkEnd w:id="30"/>
     </w:p>
     <w:p>
       <w:pPr>
         <w:pStyle w:val="Titre2"/>
-      </w:pPr>
-      <w:bookmarkStart w:id="19" w:name="_Toc226489042"/>
+        <w:jc w:val="both"/>
+      </w:pPr>
+      <w:bookmarkStart w:id="31" w:name="_Toc226552620"/>
       <w:r>
         <w:t xml:space="preserve">Répartition des </w:t>
       </w:r>
@@ -4770,17 +7807,18 @@
       <w:r>
         <w:t xml:space="preserve"> :</w:t>
       </w:r>
-      <w:bookmarkEnd w:id="19"/>
+      <w:bookmarkEnd w:id="31"/>
     </w:p>
     <w:p>
       <w:pPr>
         <w:pStyle w:val="Titre2"/>
-      </w:pPr>
-      <w:bookmarkStart w:id="20" w:name="_Toc226489043"/>
+        <w:jc w:val="both"/>
+      </w:pPr>
+      <w:bookmarkStart w:id="32" w:name="_Toc226552621"/>
       <w:r>
         <w:t>Planning prévisionnel :</w:t>
       </w:r>
-      <w:bookmarkEnd w:id="20"/>
+      <w:bookmarkEnd w:id="32"/>
     </w:p>
     <w:p>
       <w:pPr>
@@ -4789,12 +7827,13 @@
           <w:ilvl w:val="0"/>
           <w:numId w:val="0"/>
         </w:numPr>
+        <w:jc w:val="both"/>
         <w:rPr>
           <w:sz w:val="56"/>
           <w:szCs w:val="56"/>
         </w:rPr>
       </w:pPr>
-      <w:bookmarkStart w:id="21" w:name="_Toc226489044"/>
+      <w:bookmarkStart w:id="33" w:name="_Toc226552622"/>
       <w:r>
         <w:rPr>
           <w:sz w:val="56"/>
@@ -4802,30 +7841,40 @@
         </w:rPr>
         <w:t>Chapitre 4 – Qualité et Risques</w:t>
       </w:r>
-      <w:bookmarkEnd w:id="21"/>
+      <w:bookmarkEnd w:id="33"/>
     </w:p>
     <w:p>
       <w:pPr>
         <w:pStyle w:val="Titre1"/>
-      </w:pPr>
-      <w:bookmarkStart w:id="22" w:name="_Toc226489045"/>
+        <w:jc w:val="both"/>
+      </w:pPr>
+      <w:bookmarkStart w:id="34" w:name="_Toc226552623"/>
       <w:r>
         <w:t>Analyse des Risques et Recette</w:t>
       </w:r>
-      <w:bookmarkEnd w:id="22"/>
+      <w:bookmarkEnd w:id="34"/>
     </w:p>
     <w:p>
       <w:pPr>
         <w:pStyle w:val="Titre2"/>
-      </w:pPr>
-      <w:bookmarkStart w:id="23" w:name="_Toc226489046"/>
+        <w:jc w:val="both"/>
+      </w:pPr>
+      <w:bookmarkStart w:id="35" w:name="_Toc226552624"/>
       <w:r>
         <w:t>Sauvegarde et PRA/PCA</w:t>
       </w:r>
-      <w:bookmarkEnd w:id="23"/>
-    </w:p>
-    <w:p/>
-    <w:p/>
+      <w:bookmarkEnd w:id="35"/>
+    </w:p>
+    <w:p>
+      <w:pPr>
+        <w:jc w:val="both"/>
+      </w:pPr>
+    </w:p>
+    <w:p>
+      <w:pPr>
+        <w:jc w:val="both"/>
+      </w:pPr>
+    </w:p>
     <w:sectPr>
       <w:pgSz w:w="11906" w:h="16838"/>
       <w:pgMar w:top="1417" w:right="1417" w:bottom="1417" w:left="1417" w:header="708" w:footer="708" w:gutter="0"/>
@@ -4889,6 +7938,92 @@
 <file path=word/numbering.xml><?xml version="1.0" encoding="utf-8"?>
 <w:numbering xmlns:wpc="http://schemas.microsoft.com/office/word/2010/wordprocessingCanvas" xmlns:cx="http://schemas.microsoft.com/office/drawing/2014/chartex" xmlns:cx1="http://schemas.microsoft.com/office/drawing/2015/9/8/chartex" xmlns:cx2="http://schemas.microsoft.com/office/drawing/2015/10/21/chartex" xmlns:cx3="http://schemas.microsoft.com/office/drawing/2016/5/9/chartex" xmlns:cx4="http://schemas.microsoft.com/office/drawing/2016/5/10/chartex" xmlns:cx5="http://schemas.microsoft.com/office/drawing/2016/5/11/chartex" xmlns:cx6="http://schemas.microsoft.com/office/drawing/2016/5/12/chartex" xmlns:cx7="http://schemas.microsoft.com/office/drawing/2016/5/13/chartex" xmlns:cx8="http://schemas.microsoft.com/office/drawing/2016/5/14/chartex" xmlns:mc="http://schemas.openxmlformats.org/markup-compatibility/2006" xmlns:aink="http://schemas.microsoft.com/office/drawing/2016/ink" xmlns:am3d="http://schemas.microsoft.com/office/drawing/2017/model3d" xmlns:o="urn:schemas-microsoft-com:office:office" xmlns:oel="http://schemas.microsoft.com/office/2019/extlst" xmlns:r="http://schemas.openxmlformats.org/officeDocument/2006/relationships" xmlns:m="http://schemas.openxmlformats.org/officeDocument/2006/math" xmlns:v="urn:schemas-microsoft-com:vml" xmlns:wp14="http://schemas.microsoft.com/office/word/2010/wordprocessingDrawing" xmlns:wp="http://schemas.openxmlformats.org/drawingml/2006/wordprocessingDrawing" xmlns:w10="urn:schemas-microsoft-com:office:word" xmlns:w="http://schemas.openxmlformats.org/wordprocessingml/2006/main" xmlns:w14="http://schemas.microsoft.com/office/word/2010/wordml" xmlns:w15="http://schemas.microsoft.com/office/word/2012/wordml" xmlns:w16cex="http://schemas.microsoft.com/office/word/2018/wordml/cex" xmlns:w16cid="http://schemas.microsoft.com/office/word/2016/wordml/cid" xmlns:w16="http://schemas.microsoft.com/office/word/2018/wordml" xmlns:w16du="http://schemas.microsoft.com/office/word/2023/wordml/word16du" xmlns:w16sdtdh="http://schemas.microsoft.com/office/word/2020/wordml/sdtdatahash" xmlns:w16sdtfl="http://schemas.microsoft.com/office/word/2024/wordml/sdtformatlock" xmlns:w16se="http://schemas.microsoft.com/office/word/2015/wordml/symex" xmlns:wpg="http://schemas.microsoft.com/office/word/2010/wordprocessingGroup" xmlns:wpi="http://schemas.microsoft.com/office/word/2010/wordprocessingInk" xmlns:wne="http://schemas.microsoft.com/office/word/2006/wordml" xmlns:wps="http://schemas.microsoft.com/office/word/2010/wordprocessingShape" mc:Ignorable="w14 w15 w16se w16cid w16 w16cex w16sdtdh w16sdtfl w16du wp14">
   <w:abstractNum w:abstractNumId="0" w15:restartNumberingAfterBreak="0">
+    <w:nsid w:val="0039335D"/>
+    <w:multiLevelType w:val="multilevel"/>
+    <w:tmpl w:val="51A6A508"/>
+    <w:lvl w:ilvl="0">
+      <w:start w:val="1"/>
+      <w:numFmt w:val="decimal"/>
+      <w:lvlText w:val="%1"/>
+      <w:lvlJc w:val="left"/>
+      <w:pPr>
+        <w:ind w:left="432" w:hanging="432"/>
+      </w:pPr>
+    </w:lvl>
+    <w:lvl w:ilvl="1">
+      <w:start w:val="1"/>
+      <w:numFmt w:val="decimal"/>
+      <w:lvlText w:val="%1.%2"/>
+      <w:lvlJc w:val="left"/>
+      <w:pPr>
+        <w:ind w:left="576" w:hanging="576"/>
+      </w:pPr>
+    </w:lvl>
+    <w:lvl w:ilvl="2">
+      <w:start w:val="1"/>
+      <w:numFmt w:val="decimal"/>
+      <w:lvlText w:val="%1.%2.%3"/>
+      <w:lvlJc w:val="left"/>
+      <w:pPr>
+        <w:ind w:left="720" w:hanging="720"/>
+      </w:pPr>
+    </w:lvl>
+    <w:lvl w:ilvl="3">
+      <w:start w:val="1"/>
+      <w:numFmt w:val="decimal"/>
+      <w:lvlText w:val="%1.%2.%3.%4"/>
+      <w:lvlJc w:val="left"/>
+      <w:pPr>
+        <w:ind w:left="864" w:hanging="864"/>
+      </w:pPr>
+    </w:lvl>
+    <w:lvl w:ilvl="4">
+      <w:start w:val="1"/>
+      <w:numFmt w:val="decimal"/>
+      <w:lvlText w:val="%1.%2.%3.%4.%5"/>
+      <w:lvlJc w:val="left"/>
+      <w:pPr>
+        <w:ind w:left="1008" w:hanging="1008"/>
+      </w:pPr>
+    </w:lvl>
+    <w:lvl w:ilvl="5">
+      <w:start w:val="1"/>
+      <w:numFmt w:val="decimal"/>
+      <w:lvlText w:val="%1.%2.%3.%4.%5.%6"/>
+      <w:lvlJc w:val="left"/>
+      <w:pPr>
+        <w:ind w:left="1152" w:hanging="1152"/>
+      </w:pPr>
+    </w:lvl>
+    <w:lvl w:ilvl="6">
+      <w:start w:val="1"/>
+      <w:numFmt w:val="decimal"/>
+      <w:lvlText w:val="%1.%2.%3.%4.%5.%6.%7"/>
+      <w:lvlJc w:val="left"/>
+      <w:pPr>
+        <w:ind w:left="1296" w:hanging="1296"/>
+      </w:pPr>
+    </w:lvl>
+    <w:lvl w:ilvl="7">
+      <w:start w:val="1"/>
+      <w:numFmt w:val="decimal"/>
+      <w:lvlText w:val="%1.%2.%3.%4.%5.%6.%7.%8"/>
+      <w:lvlJc w:val="left"/>
+      <w:pPr>
+        <w:ind w:left="1440" w:hanging="1440"/>
+      </w:pPr>
+    </w:lvl>
+    <w:lvl w:ilvl="8">
+      <w:start w:val="1"/>
+      <w:numFmt w:val="decimal"/>
+      <w:lvlText w:val="%1.%2.%3.%4.%5.%6.%7.%8.%9"/>
+      <w:lvlJc w:val="left"/>
+      <w:pPr>
+        <w:ind w:left="1584" w:hanging="1584"/>
+      </w:pPr>
+    </w:lvl>
+  </w:abstractNum>
+  <w:abstractNum w:abstractNumId="1" w15:restartNumberingAfterBreak="0">
     <w:nsid w:val="012352BD"/>
     <w:multiLevelType w:val="multilevel"/>
     <w:tmpl w:val="CC10FEFA"/>
@@ -5037,7 +8172,7 @@
       </w:rPr>
     </w:lvl>
   </w:abstractNum>
-  <w:abstractNum w:abstractNumId="1" w15:restartNumberingAfterBreak="0">
+  <w:abstractNum w:abstractNumId="2" w15:restartNumberingAfterBreak="0">
     <w:nsid w:val="06645CDB"/>
     <w:multiLevelType w:val="multilevel"/>
     <w:tmpl w:val="040C001F"/>
@@ -5123,7 +8258,7 @@
       </w:pPr>
     </w:lvl>
   </w:abstractNum>
-  <w:abstractNum w:abstractNumId="2" w15:restartNumberingAfterBreak="0">
+  <w:abstractNum w:abstractNumId="3" w15:restartNumberingAfterBreak="0">
     <w:nsid w:val="094E308C"/>
     <w:multiLevelType w:val="multilevel"/>
     <w:tmpl w:val="CD8CF358"/>
@@ -5209,7 +8344,7 @@
       </w:pPr>
     </w:lvl>
   </w:abstractNum>
-  <w:abstractNum w:abstractNumId="3" w15:restartNumberingAfterBreak="0">
+  <w:abstractNum w:abstractNumId="4" w15:restartNumberingAfterBreak="0">
     <w:nsid w:val="09E005E2"/>
     <w:multiLevelType w:val="multilevel"/>
     <w:tmpl w:val="CDF4BE96"/>
@@ -5358,7 +8493,93 @@
       </w:rPr>
     </w:lvl>
   </w:abstractNum>
-  <w:abstractNum w:abstractNumId="4" w15:restartNumberingAfterBreak="0">
+  <w:abstractNum w:abstractNumId="5" w15:restartNumberingAfterBreak="0">
+    <w:nsid w:val="0A2602BC"/>
+    <w:multiLevelType w:val="multilevel"/>
+    <w:tmpl w:val="7FF41EB6"/>
+    <w:lvl w:ilvl="0">
+      <w:start w:val="1"/>
+      <w:numFmt w:val="decimal"/>
+      <w:lvlText w:val="%1"/>
+      <w:lvlJc w:val="left"/>
+      <w:pPr>
+        <w:ind w:left="432" w:hanging="432"/>
+      </w:pPr>
+    </w:lvl>
+    <w:lvl w:ilvl="1">
+      <w:start w:val="1"/>
+      <w:numFmt w:val="decimal"/>
+      <w:lvlText w:val="%1.%2"/>
+      <w:lvlJc w:val="left"/>
+      <w:pPr>
+        <w:ind w:left="576" w:hanging="576"/>
+      </w:pPr>
+    </w:lvl>
+    <w:lvl w:ilvl="2">
+      <w:start w:val="1"/>
+      <w:numFmt w:val="decimal"/>
+      <w:lvlText w:val="%1.%2.%3"/>
+      <w:lvlJc w:val="left"/>
+      <w:pPr>
+        <w:ind w:left="720" w:hanging="720"/>
+      </w:pPr>
+    </w:lvl>
+    <w:lvl w:ilvl="3">
+      <w:start w:val="1"/>
+      <w:numFmt w:val="decimal"/>
+      <w:lvlText w:val="%1.%2.%3.%4"/>
+      <w:lvlJc w:val="left"/>
+      <w:pPr>
+        <w:ind w:left="864" w:hanging="864"/>
+      </w:pPr>
+    </w:lvl>
+    <w:lvl w:ilvl="4">
+      <w:start w:val="1"/>
+      <w:numFmt w:val="decimal"/>
+      <w:lvlText w:val="%1.%2.%3.%4.%5"/>
+      <w:lvlJc w:val="left"/>
+      <w:pPr>
+        <w:ind w:left="1008" w:hanging="1008"/>
+      </w:pPr>
+    </w:lvl>
+    <w:lvl w:ilvl="5">
+      <w:start w:val="1"/>
+      <w:numFmt w:val="decimal"/>
+      <w:lvlText w:val="%1.%2.%3.%4.%5.%6"/>
+      <w:lvlJc w:val="left"/>
+      <w:pPr>
+        <w:ind w:left="1152" w:hanging="1152"/>
+      </w:pPr>
+    </w:lvl>
+    <w:lvl w:ilvl="6">
+      <w:start w:val="1"/>
+      <w:numFmt w:val="decimal"/>
+      <w:lvlText w:val="%1.%2.%3.%4.%5.%6.%7"/>
+      <w:lvlJc w:val="left"/>
+      <w:pPr>
+        <w:ind w:left="1296" w:hanging="1296"/>
+      </w:pPr>
+    </w:lvl>
+    <w:lvl w:ilvl="7">
+      <w:start w:val="1"/>
+      <w:numFmt w:val="decimal"/>
+      <w:lvlText w:val="%1.%2.%3.%4.%5.%6.%7.%8"/>
+      <w:lvlJc w:val="left"/>
+      <w:pPr>
+        <w:ind w:left="1440" w:hanging="1440"/>
+      </w:pPr>
+    </w:lvl>
+    <w:lvl w:ilvl="8">
+      <w:start w:val="1"/>
+      <w:numFmt w:val="decimal"/>
+      <w:lvlText w:val="%1.%2.%3.%4.%5.%6.%7.%8.%9"/>
+      <w:lvlJc w:val="left"/>
+      <w:pPr>
+        <w:ind w:left="1584" w:hanging="1584"/>
+      </w:pPr>
+    </w:lvl>
+  </w:abstractNum>
+  <w:abstractNum w:abstractNumId="6" w15:restartNumberingAfterBreak="0">
     <w:nsid w:val="0D0228DB"/>
     <w:multiLevelType w:val="multilevel"/>
     <w:tmpl w:val="748CC1DE"/>
@@ -5444,7 +8665,7 @@
       </w:pPr>
     </w:lvl>
   </w:abstractNum>
-  <w:abstractNum w:abstractNumId="5" w15:restartNumberingAfterBreak="0">
+  <w:abstractNum w:abstractNumId="7" w15:restartNumberingAfterBreak="0">
     <w:nsid w:val="0D0C2C2F"/>
     <w:multiLevelType w:val="multilevel"/>
     <w:tmpl w:val="9296199C"/>
@@ -5530,7 +8751,93 @@
       </w:pPr>
     </w:lvl>
   </w:abstractNum>
-  <w:abstractNum w:abstractNumId="6" w15:restartNumberingAfterBreak="0">
+  <w:abstractNum w:abstractNumId="8" w15:restartNumberingAfterBreak="0">
+    <w:nsid w:val="0E5335CA"/>
+    <w:multiLevelType w:val="multilevel"/>
+    <w:tmpl w:val="410A8EEE"/>
+    <w:lvl w:ilvl="0">
+      <w:start w:val="1"/>
+      <w:numFmt w:val="decimal"/>
+      <w:lvlText w:val="%1"/>
+      <w:lvlJc w:val="left"/>
+      <w:pPr>
+        <w:ind w:left="432" w:hanging="432"/>
+      </w:pPr>
+    </w:lvl>
+    <w:lvl w:ilvl="1">
+      <w:start w:val="1"/>
+      <w:numFmt w:val="decimal"/>
+      <w:lvlText w:val="%1.%2"/>
+      <w:lvlJc w:val="left"/>
+      <w:pPr>
+        <w:ind w:left="576" w:hanging="576"/>
+      </w:pPr>
+    </w:lvl>
+    <w:lvl w:ilvl="2">
+      <w:start w:val="1"/>
+      <w:numFmt w:val="decimal"/>
+      <w:lvlText w:val="%1.%2.%3"/>
+      <w:lvlJc w:val="left"/>
+      <w:pPr>
+        <w:ind w:left="720" w:hanging="720"/>
+      </w:pPr>
+    </w:lvl>
+    <w:lvl w:ilvl="3">
+      <w:start w:val="1"/>
+      <w:numFmt w:val="decimal"/>
+      <w:lvlText w:val="%1.%2.%3.%4"/>
+      <w:lvlJc w:val="left"/>
+      <w:pPr>
+        <w:ind w:left="864" w:hanging="864"/>
+      </w:pPr>
+    </w:lvl>
+    <w:lvl w:ilvl="4">
+      <w:start w:val="1"/>
+      <w:numFmt w:val="decimal"/>
+      <w:lvlText w:val="%1.%2.%3.%4.%5"/>
+      <w:lvlJc w:val="left"/>
+      <w:pPr>
+        <w:ind w:left="1008" w:hanging="1008"/>
+      </w:pPr>
+    </w:lvl>
+    <w:lvl w:ilvl="5">
+      <w:start w:val="1"/>
+      <w:numFmt w:val="decimal"/>
+      <w:lvlText w:val="%1.%2.%3.%4.%5.%6"/>
+      <w:lvlJc w:val="left"/>
+      <w:pPr>
+        <w:ind w:left="1152" w:hanging="1152"/>
+      </w:pPr>
+    </w:lvl>
+    <w:lvl w:ilvl="6">
+      <w:start w:val="1"/>
+      <w:numFmt w:val="decimal"/>
+      <w:lvlText w:val="%1.%2.%3.%4.%5.%6.%7"/>
+      <w:lvlJc w:val="left"/>
+      <w:pPr>
+        <w:ind w:left="1296" w:hanging="1296"/>
+      </w:pPr>
+    </w:lvl>
+    <w:lvl w:ilvl="7">
+      <w:start w:val="1"/>
+      <w:numFmt w:val="decimal"/>
+      <w:lvlText w:val="%1.%2.%3.%4.%5.%6.%7.%8"/>
+      <w:lvlJc w:val="left"/>
+      <w:pPr>
+        <w:ind w:left="1440" w:hanging="1440"/>
+      </w:pPr>
+    </w:lvl>
+    <w:lvl w:ilvl="8">
+      <w:start w:val="1"/>
+      <w:numFmt w:val="decimal"/>
+      <w:lvlText w:val="%1.%2.%3.%4.%5.%6.%7.%8.%9"/>
+      <w:lvlJc w:val="left"/>
+      <w:pPr>
+        <w:ind w:left="1584" w:hanging="1584"/>
+      </w:pPr>
+    </w:lvl>
+  </w:abstractNum>
+  <w:abstractNum w:abstractNumId="9" w15:restartNumberingAfterBreak="0">
     <w:nsid w:val="111043DB"/>
     <w:multiLevelType w:val="multilevel"/>
     <w:tmpl w:val="EF2284EA"/>
@@ -5679,7 +8986,7 @@
       </w:rPr>
     </w:lvl>
   </w:abstractNum>
-  <w:abstractNum w:abstractNumId="7" w15:restartNumberingAfterBreak="0">
+  <w:abstractNum w:abstractNumId="10" w15:restartNumberingAfterBreak="0">
     <w:nsid w:val="1182563B"/>
     <w:multiLevelType w:val="multilevel"/>
     <w:tmpl w:val="793EE106"/>
@@ -5765,7 +9072,93 @@
       </w:pPr>
     </w:lvl>
   </w:abstractNum>
-  <w:abstractNum w:abstractNumId="8" w15:restartNumberingAfterBreak="0">
+  <w:abstractNum w:abstractNumId="11" w15:restartNumberingAfterBreak="0">
+    <w:nsid w:val="1A7D6D54"/>
+    <w:multiLevelType w:val="multilevel"/>
+    <w:tmpl w:val="0986C1F2"/>
+    <w:lvl w:ilvl="0">
+      <w:start w:val="1"/>
+      <w:numFmt w:val="decimal"/>
+      <w:lvlText w:val="%1"/>
+      <w:lvlJc w:val="left"/>
+      <w:pPr>
+        <w:ind w:left="432" w:hanging="432"/>
+      </w:pPr>
+    </w:lvl>
+    <w:lvl w:ilvl="1">
+      <w:start w:val="1"/>
+      <w:numFmt w:val="decimal"/>
+      <w:lvlText w:val="%1.%2"/>
+      <w:lvlJc w:val="left"/>
+      <w:pPr>
+        <w:ind w:left="576" w:hanging="576"/>
+      </w:pPr>
+    </w:lvl>
+    <w:lvl w:ilvl="2">
+      <w:start w:val="1"/>
+      <w:numFmt w:val="decimal"/>
+      <w:lvlText w:val="%1.%2.%3"/>
+      <w:lvlJc w:val="left"/>
+      <w:pPr>
+        <w:ind w:left="720" w:hanging="720"/>
+      </w:pPr>
+    </w:lvl>
+    <w:lvl w:ilvl="3">
+      <w:start w:val="1"/>
+      <w:numFmt w:val="decimal"/>
+      <w:lvlText w:val="%1.%2.%3.%4"/>
+      <w:lvlJc w:val="left"/>
+      <w:pPr>
+        <w:ind w:left="864" w:hanging="864"/>
+      </w:pPr>
+    </w:lvl>
+    <w:lvl w:ilvl="4">
+      <w:start w:val="1"/>
+      <w:numFmt w:val="decimal"/>
+      <w:lvlText w:val="%1.%2.%3.%4.%5"/>
+      <w:lvlJc w:val="left"/>
+      <w:pPr>
+        <w:ind w:left="1008" w:hanging="1008"/>
+      </w:pPr>
+    </w:lvl>
+    <w:lvl w:ilvl="5">
+      <w:start w:val="1"/>
+      <w:numFmt w:val="decimal"/>
+      <w:lvlText w:val="%1.%2.%3.%4.%5.%6"/>
+      <w:lvlJc w:val="left"/>
+      <w:pPr>
+        <w:ind w:left="1152" w:hanging="1152"/>
+      </w:pPr>
+    </w:lvl>
+    <w:lvl w:ilvl="6">
+      <w:start w:val="1"/>
+      <w:numFmt w:val="decimal"/>
+      <w:lvlText w:val="%1.%2.%3.%4.%5.%6.%7"/>
+      <w:lvlJc w:val="left"/>
+      <w:pPr>
+        <w:ind w:left="1296" w:hanging="1296"/>
+      </w:pPr>
+    </w:lvl>
+    <w:lvl w:ilvl="7">
+      <w:start w:val="1"/>
+      <w:numFmt w:val="decimal"/>
+      <w:lvlText w:val="%1.%2.%3.%4.%5.%6.%7.%8"/>
+      <w:lvlJc w:val="left"/>
+      <w:pPr>
+        <w:ind w:left="1440" w:hanging="1440"/>
+      </w:pPr>
+    </w:lvl>
+    <w:lvl w:ilvl="8">
+      <w:start w:val="1"/>
+      <w:numFmt w:val="decimal"/>
+      <w:lvlText w:val="%1.%2.%3.%4.%5.%6.%7.%8.%9"/>
+      <w:lvlJc w:val="left"/>
+      <w:pPr>
+        <w:ind w:left="1584" w:hanging="1584"/>
+      </w:pPr>
+    </w:lvl>
+  </w:abstractNum>
+  <w:abstractNum w:abstractNumId="12" w15:restartNumberingAfterBreak="0">
     <w:nsid w:val="1DEC28E7"/>
     <w:multiLevelType w:val="multilevel"/>
     <w:tmpl w:val="040C001F"/>
@@ -5851,7 +9244,305 @@
       </w:pPr>
     </w:lvl>
   </w:abstractNum>
-  <w:abstractNum w:abstractNumId="9" w15:restartNumberingAfterBreak="0">
+  <w:abstractNum w:abstractNumId="13" w15:restartNumberingAfterBreak="0">
+    <w:nsid w:val="1F6D5039"/>
+    <w:multiLevelType w:val="multilevel"/>
+    <w:tmpl w:val="E5CAF5DA"/>
+    <w:lvl w:ilvl="0">
+      <w:start w:val="1"/>
+      <w:numFmt w:val="bullet"/>
+      <w:lvlText w:val=""/>
+      <w:lvlJc w:val="left"/>
+      <w:pPr>
+        <w:tabs>
+          <w:tab w:val="num" w:pos="720"/>
+        </w:tabs>
+        <w:ind w:left="720" w:hanging="360"/>
+      </w:pPr>
+      <w:rPr>
+        <w:rFonts w:ascii="Symbol" w:hAnsi="Symbol" w:hint="default"/>
+        <w:sz w:val="20"/>
+      </w:rPr>
+    </w:lvl>
+    <w:lvl w:ilvl="1" w:tentative="1">
+      <w:start w:val="1"/>
+      <w:numFmt w:val="bullet"/>
+      <w:lvlText w:val="o"/>
+      <w:lvlJc w:val="left"/>
+      <w:pPr>
+        <w:tabs>
+          <w:tab w:val="num" w:pos="1440"/>
+        </w:tabs>
+        <w:ind w:left="1440" w:hanging="360"/>
+      </w:pPr>
+      <w:rPr>
+        <w:rFonts w:ascii="Courier New" w:hAnsi="Courier New" w:hint="default"/>
+        <w:sz w:val="20"/>
+      </w:rPr>
+    </w:lvl>
+    <w:lvl w:ilvl="2" w:tentative="1">
+      <w:start w:val="1"/>
+      <w:numFmt w:val="bullet"/>
+      <w:lvlText w:val=""/>
+      <w:lvlJc w:val="left"/>
+      <w:pPr>
+        <w:tabs>
+          <w:tab w:val="num" w:pos="2160"/>
+        </w:tabs>
+        <w:ind w:left="2160" w:hanging="360"/>
+      </w:pPr>
+      <w:rPr>
+        <w:rFonts w:ascii="Wingdings" w:hAnsi="Wingdings" w:hint="default"/>
+        <w:sz w:val="20"/>
+      </w:rPr>
+    </w:lvl>
+    <w:lvl w:ilvl="3" w:tentative="1">
+      <w:start w:val="1"/>
+      <w:numFmt w:val="bullet"/>
+      <w:lvlText w:val=""/>
+      <w:lvlJc w:val="left"/>
+      <w:pPr>
+        <w:tabs>
+          <w:tab w:val="num" w:pos="2880"/>
+        </w:tabs>
+        <w:ind w:left="2880" w:hanging="360"/>
+      </w:pPr>
+      <w:rPr>
+        <w:rFonts w:ascii="Wingdings" w:hAnsi="Wingdings" w:hint="default"/>
+        <w:sz w:val="20"/>
+      </w:rPr>
+    </w:lvl>
+    <w:lvl w:ilvl="4" w:tentative="1">
+      <w:start w:val="1"/>
+      <w:numFmt w:val="bullet"/>
+      <w:lvlText w:val=""/>
+      <w:lvlJc w:val="left"/>
+      <w:pPr>
+        <w:tabs>
+          <w:tab w:val="num" w:pos="3600"/>
+        </w:tabs>
+        <w:ind w:left="3600" w:hanging="360"/>
+      </w:pPr>
+      <w:rPr>
+        <w:rFonts w:ascii="Wingdings" w:hAnsi="Wingdings" w:hint="default"/>
+        <w:sz w:val="20"/>
+      </w:rPr>
+    </w:lvl>
+    <w:lvl w:ilvl="5" w:tentative="1">
+      <w:start w:val="1"/>
+      <w:numFmt w:val="bullet"/>
+      <w:lvlText w:val=""/>
+      <w:lvlJc w:val="left"/>
+      <w:pPr>
+        <w:tabs>
+          <w:tab w:val="num" w:pos="4320"/>
+        </w:tabs>
+        <w:ind w:left="4320" w:hanging="360"/>
+      </w:pPr>
+      <w:rPr>
+        <w:rFonts w:ascii="Wingdings" w:hAnsi="Wingdings" w:hint="default"/>
+        <w:sz w:val="20"/>
+      </w:rPr>
+    </w:lvl>
+    <w:lvl w:ilvl="6" w:tentative="1">
+      <w:start w:val="1"/>
+      <w:numFmt w:val="bullet"/>
+      <w:lvlText w:val=""/>
+      <w:lvlJc w:val="left"/>
+      <w:pPr>
+        <w:tabs>
+          <w:tab w:val="num" w:pos="5040"/>
+        </w:tabs>
+        <w:ind w:left="5040" w:hanging="360"/>
+      </w:pPr>
+      <w:rPr>
+        <w:rFonts w:ascii="Wingdings" w:hAnsi="Wingdings" w:hint="default"/>
+        <w:sz w:val="20"/>
+      </w:rPr>
+    </w:lvl>
+    <w:lvl w:ilvl="7" w:tentative="1">
+      <w:start w:val="1"/>
+      <w:numFmt w:val="bullet"/>
+      <w:lvlText w:val=""/>
+      <w:lvlJc w:val="left"/>
+      <w:pPr>
+        <w:tabs>
+          <w:tab w:val="num" w:pos="5760"/>
+        </w:tabs>
+        <w:ind w:left="5760" w:hanging="360"/>
+      </w:pPr>
+      <w:rPr>
+        <w:rFonts w:ascii="Wingdings" w:hAnsi="Wingdings" w:hint="default"/>
+        <w:sz w:val="20"/>
+      </w:rPr>
+    </w:lvl>
+    <w:lvl w:ilvl="8" w:tentative="1">
+      <w:start w:val="1"/>
+      <w:numFmt w:val="bullet"/>
+      <w:lvlText w:val=""/>
+      <w:lvlJc w:val="left"/>
+      <w:pPr>
+        <w:tabs>
+          <w:tab w:val="num" w:pos="6480"/>
+        </w:tabs>
+        <w:ind w:left="6480" w:hanging="360"/>
+      </w:pPr>
+      <w:rPr>
+        <w:rFonts w:ascii="Wingdings" w:hAnsi="Wingdings" w:hint="default"/>
+        <w:sz w:val="20"/>
+      </w:rPr>
+    </w:lvl>
+  </w:abstractNum>
+  <w:abstractNum w:abstractNumId="14" w15:restartNumberingAfterBreak="0">
+    <w:nsid w:val="20F1058C"/>
+    <w:multiLevelType w:val="multilevel"/>
+    <w:tmpl w:val="EE76DD7C"/>
+    <w:lvl w:ilvl="0">
+      <w:start w:val="1"/>
+      <w:numFmt w:val="bullet"/>
+      <w:lvlText w:val=""/>
+      <w:lvlJc w:val="left"/>
+      <w:pPr>
+        <w:tabs>
+          <w:tab w:val="num" w:pos="720"/>
+        </w:tabs>
+        <w:ind w:left="720" w:hanging="360"/>
+      </w:pPr>
+      <w:rPr>
+        <w:rFonts w:ascii="Symbol" w:hAnsi="Symbol" w:hint="default"/>
+        <w:sz w:val="20"/>
+      </w:rPr>
+    </w:lvl>
+    <w:lvl w:ilvl="1" w:tentative="1">
+      <w:start w:val="1"/>
+      <w:numFmt w:val="bullet"/>
+      <w:lvlText w:val="o"/>
+      <w:lvlJc w:val="left"/>
+      <w:pPr>
+        <w:tabs>
+          <w:tab w:val="num" w:pos="1440"/>
+        </w:tabs>
+        <w:ind w:left="1440" w:hanging="360"/>
+      </w:pPr>
+      <w:rPr>
+        <w:rFonts w:ascii="Courier New" w:hAnsi="Courier New" w:hint="default"/>
+        <w:sz w:val="20"/>
+      </w:rPr>
+    </w:lvl>
+    <w:lvl w:ilvl="2" w:tentative="1">
+      <w:start w:val="1"/>
+      <w:numFmt w:val="bullet"/>
+      <w:lvlText w:val=""/>
+      <w:lvlJc w:val="left"/>
+      <w:pPr>
+        <w:tabs>
+          <w:tab w:val="num" w:pos="2160"/>
+        </w:tabs>
+        <w:ind w:left="2160" w:hanging="360"/>
+      </w:pPr>
+      <w:rPr>
+        <w:rFonts w:ascii="Wingdings" w:hAnsi="Wingdings" w:hint="default"/>
+        <w:sz w:val="20"/>
+      </w:rPr>
+    </w:lvl>
+    <w:lvl w:ilvl="3" w:tentative="1">
+      <w:start w:val="1"/>
+      <w:numFmt w:val="bullet"/>
+      <w:lvlText w:val=""/>
+      <w:lvlJc w:val="left"/>
+      <w:pPr>
+        <w:tabs>
+          <w:tab w:val="num" w:pos="2880"/>
+        </w:tabs>
+        <w:ind w:left="2880" w:hanging="360"/>
+      </w:pPr>
+      <w:rPr>
+        <w:rFonts w:ascii="Wingdings" w:hAnsi="Wingdings" w:hint="default"/>
+        <w:sz w:val="20"/>
+      </w:rPr>
+    </w:lvl>
+    <w:lvl w:ilvl="4" w:tentative="1">
+      <w:start w:val="1"/>
+      <w:numFmt w:val="bullet"/>
+      <w:lvlText w:val=""/>
+      <w:lvlJc w:val="left"/>
+      <w:pPr>
+        <w:tabs>
+          <w:tab w:val="num" w:pos="3600"/>
+        </w:tabs>
+        <w:ind w:left="3600" w:hanging="360"/>
+      </w:pPr>
+      <w:rPr>
+        <w:rFonts w:ascii="Wingdings" w:hAnsi="Wingdings" w:hint="default"/>
+        <w:sz w:val="20"/>
+      </w:rPr>
+    </w:lvl>
+    <w:lvl w:ilvl="5" w:tentative="1">
+      <w:start w:val="1"/>
+      <w:numFmt w:val="bullet"/>
+      <w:lvlText w:val=""/>
+      <w:lvlJc w:val="left"/>
+      <w:pPr>
+        <w:tabs>
+          <w:tab w:val="num" w:pos="4320"/>
+        </w:tabs>
+        <w:ind w:left="4320" w:hanging="360"/>
+      </w:pPr>
+      <w:rPr>
+        <w:rFonts w:ascii="Wingdings" w:hAnsi="Wingdings" w:hint="default"/>
+        <w:sz w:val="20"/>
+      </w:rPr>
+    </w:lvl>
+    <w:lvl w:ilvl="6" w:tentative="1">
+      <w:start w:val="1"/>
+      <w:numFmt w:val="bullet"/>
+      <w:lvlText w:val=""/>
+      <w:lvlJc w:val="left"/>
+      <w:pPr>
+        <w:tabs>
+          <w:tab w:val="num" w:pos="5040"/>
+        </w:tabs>
+        <w:ind w:left="5040" w:hanging="360"/>
+      </w:pPr>
+      <w:rPr>
+        <w:rFonts w:ascii="Wingdings" w:hAnsi="Wingdings" w:hint="default"/>
+        <w:sz w:val="20"/>
+      </w:rPr>
+    </w:lvl>
+    <w:lvl w:ilvl="7" w:tentative="1">
+      <w:start w:val="1"/>
+      <w:numFmt w:val="bullet"/>
+      <w:lvlText w:val=""/>
+      <w:lvlJc w:val="left"/>
+      <w:pPr>
+        <w:tabs>
+          <w:tab w:val="num" w:pos="5760"/>
+        </w:tabs>
+        <w:ind w:left="5760" w:hanging="360"/>
+      </w:pPr>
+      <w:rPr>
+        <w:rFonts w:ascii="Wingdings" w:hAnsi="Wingdings" w:hint="default"/>
+        <w:sz w:val="20"/>
+      </w:rPr>
+    </w:lvl>
+    <w:lvl w:ilvl="8" w:tentative="1">
+      <w:start w:val="1"/>
+      <w:numFmt w:val="bullet"/>
+      <w:lvlText w:val=""/>
+      <w:lvlJc w:val="left"/>
+      <w:pPr>
+        <w:tabs>
+          <w:tab w:val="num" w:pos="6480"/>
+        </w:tabs>
+        <w:ind w:left="6480" w:hanging="360"/>
+      </w:pPr>
+      <w:rPr>
+        <w:rFonts w:ascii="Wingdings" w:hAnsi="Wingdings" w:hint="default"/>
+        <w:sz w:val="20"/>
+      </w:rPr>
+    </w:lvl>
+  </w:abstractNum>
+  <w:abstractNum w:abstractNumId="15" w15:restartNumberingAfterBreak="0">
     <w:nsid w:val="26DF7D40"/>
     <w:multiLevelType w:val="multilevel"/>
     <w:tmpl w:val="040C001F"/>
@@ -5937,7 +9628,7 @@
       </w:pPr>
     </w:lvl>
   </w:abstractNum>
-  <w:abstractNum w:abstractNumId="10" w15:restartNumberingAfterBreak="0">
+  <w:abstractNum w:abstractNumId="16" w15:restartNumberingAfterBreak="0">
     <w:nsid w:val="26E96BBB"/>
     <w:multiLevelType w:val="multilevel"/>
     <w:tmpl w:val="0BAABA36"/>
@@ -6023,7 +9714,305 @@
       </w:pPr>
     </w:lvl>
   </w:abstractNum>
-  <w:abstractNum w:abstractNumId="11" w15:restartNumberingAfterBreak="0">
+  <w:abstractNum w:abstractNumId="17" w15:restartNumberingAfterBreak="0">
+    <w:nsid w:val="305857A4"/>
+    <w:multiLevelType w:val="multilevel"/>
+    <w:tmpl w:val="E5023C76"/>
+    <w:lvl w:ilvl="0">
+      <w:start w:val="1"/>
+      <w:numFmt w:val="bullet"/>
+      <w:lvlText w:val=""/>
+      <w:lvlJc w:val="left"/>
+      <w:pPr>
+        <w:tabs>
+          <w:tab w:val="num" w:pos="720"/>
+        </w:tabs>
+        <w:ind w:left="720" w:hanging="360"/>
+      </w:pPr>
+      <w:rPr>
+        <w:rFonts w:ascii="Symbol" w:hAnsi="Symbol" w:hint="default"/>
+        <w:sz w:val="20"/>
+      </w:rPr>
+    </w:lvl>
+    <w:lvl w:ilvl="1" w:tentative="1">
+      <w:start w:val="1"/>
+      <w:numFmt w:val="bullet"/>
+      <w:lvlText w:val="o"/>
+      <w:lvlJc w:val="left"/>
+      <w:pPr>
+        <w:tabs>
+          <w:tab w:val="num" w:pos="1440"/>
+        </w:tabs>
+        <w:ind w:left="1440" w:hanging="360"/>
+      </w:pPr>
+      <w:rPr>
+        <w:rFonts w:ascii="Courier New" w:hAnsi="Courier New" w:hint="default"/>
+        <w:sz w:val="20"/>
+      </w:rPr>
+    </w:lvl>
+    <w:lvl w:ilvl="2" w:tentative="1">
+      <w:start w:val="1"/>
+      <w:numFmt w:val="bullet"/>
+      <w:lvlText w:val=""/>
+      <w:lvlJc w:val="left"/>
+      <w:pPr>
+        <w:tabs>
+          <w:tab w:val="num" w:pos="2160"/>
+        </w:tabs>
+        <w:ind w:left="2160" w:hanging="360"/>
+      </w:pPr>
+      <w:rPr>
+        <w:rFonts w:ascii="Wingdings" w:hAnsi="Wingdings" w:hint="default"/>
+        <w:sz w:val="20"/>
+      </w:rPr>
+    </w:lvl>
+    <w:lvl w:ilvl="3" w:tentative="1">
+      <w:start w:val="1"/>
+      <w:numFmt w:val="bullet"/>
+      <w:lvlText w:val=""/>
+      <w:lvlJc w:val="left"/>
+      <w:pPr>
+        <w:tabs>
+          <w:tab w:val="num" w:pos="2880"/>
+        </w:tabs>
+        <w:ind w:left="2880" w:hanging="360"/>
+      </w:pPr>
+      <w:rPr>
+        <w:rFonts w:ascii="Wingdings" w:hAnsi="Wingdings" w:hint="default"/>
+        <w:sz w:val="20"/>
+      </w:rPr>
+    </w:lvl>
+    <w:lvl w:ilvl="4" w:tentative="1">
+      <w:start w:val="1"/>
+      <w:numFmt w:val="bullet"/>
+      <w:lvlText w:val=""/>
+      <w:lvlJc w:val="left"/>
+      <w:pPr>
+        <w:tabs>
+          <w:tab w:val="num" w:pos="3600"/>
+        </w:tabs>
+        <w:ind w:left="3600" w:hanging="360"/>
+      </w:pPr>
+      <w:rPr>
+        <w:rFonts w:ascii="Wingdings" w:hAnsi="Wingdings" w:hint="default"/>
+        <w:sz w:val="20"/>
+      </w:rPr>
+    </w:lvl>
+    <w:lvl w:ilvl="5" w:tentative="1">
+      <w:start w:val="1"/>
+      <w:numFmt w:val="bullet"/>
+      <w:lvlText w:val=""/>
+      <w:lvlJc w:val="left"/>
+      <w:pPr>
+        <w:tabs>
+          <w:tab w:val="num" w:pos="4320"/>
+        </w:tabs>
+        <w:ind w:left="4320" w:hanging="360"/>
+      </w:pPr>
+      <w:rPr>
+        <w:rFonts w:ascii="Wingdings" w:hAnsi="Wingdings" w:hint="default"/>
+        <w:sz w:val="20"/>
+      </w:rPr>
+    </w:lvl>
+    <w:lvl w:ilvl="6" w:tentative="1">
+      <w:start w:val="1"/>
+      <w:numFmt w:val="bullet"/>
+      <w:lvlText w:val=""/>
+      <w:lvlJc w:val="left"/>
+      <w:pPr>
+        <w:tabs>
+          <w:tab w:val="num" w:pos="5040"/>
+        </w:tabs>
+        <w:ind w:left="5040" w:hanging="360"/>
+      </w:pPr>
+      <w:rPr>
+        <w:rFonts w:ascii="Wingdings" w:hAnsi="Wingdings" w:hint="default"/>
+        <w:sz w:val="20"/>
+      </w:rPr>
+    </w:lvl>
+    <w:lvl w:ilvl="7" w:tentative="1">
+      <w:start w:val="1"/>
+      <w:numFmt w:val="bullet"/>
+      <w:lvlText w:val=""/>
+      <w:lvlJc w:val="left"/>
+      <w:pPr>
+        <w:tabs>
+          <w:tab w:val="num" w:pos="5760"/>
+        </w:tabs>
+        <w:ind w:left="5760" w:hanging="360"/>
+      </w:pPr>
+      <w:rPr>
+        <w:rFonts w:ascii="Wingdings" w:hAnsi="Wingdings" w:hint="default"/>
+        <w:sz w:val="20"/>
+      </w:rPr>
+    </w:lvl>
+    <w:lvl w:ilvl="8" w:tentative="1">
+      <w:start w:val="1"/>
+      <w:numFmt w:val="bullet"/>
+      <w:lvlText w:val=""/>
+      <w:lvlJc w:val="left"/>
+      <w:pPr>
+        <w:tabs>
+          <w:tab w:val="num" w:pos="6480"/>
+        </w:tabs>
+        <w:ind w:left="6480" w:hanging="360"/>
+      </w:pPr>
+      <w:rPr>
+        <w:rFonts w:ascii="Wingdings" w:hAnsi="Wingdings" w:hint="default"/>
+        <w:sz w:val="20"/>
+      </w:rPr>
+    </w:lvl>
+  </w:abstractNum>
+  <w:abstractNum w:abstractNumId="18" w15:restartNumberingAfterBreak="0">
+    <w:nsid w:val="3179326F"/>
+    <w:multiLevelType w:val="multilevel"/>
+    <w:tmpl w:val="250A5E0E"/>
+    <w:lvl w:ilvl="0">
+      <w:start w:val="1"/>
+      <w:numFmt w:val="bullet"/>
+      <w:lvlText w:val=""/>
+      <w:lvlJc w:val="left"/>
+      <w:pPr>
+        <w:tabs>
+          <w:tab w:val="num" w:pos="720"/>
+        </w:tabs>
+        <w:ind w:left="720" w:hanging="360"/>
+      </w:pPr>
+      <w:rPr>
+        <w:rFonts w:ascii="Symbol" w:hAnsi="Symbol" w:hint="default"/>
+        <w:sz w:val="20"/>
+      </w:rPr>
+    </w:lvl>
+    <w:lvl w:ilvl="1" w:tentative="1">
+      <w:start w:val="1"/>
+      <w:numFmt w:val="bullet"/>
+      <w:lvlText w:val="o"/>
+      <w:lvlJc w:val="left"/>
+      <w:pPr>
+        <w:tabs>
+          <w:tab w:val="num" w:pos="1440"/>
+        </w:tabs>
+        <w:ind w:left="1440" w:hanging="360"/>
+      </w:pPr>
+      <w:rPr>
+        <w:rFonts w:ascii="Courier New" w:hAnsi="Courier New" w:hint="default"/>
+        <w:sz w:val="20"/>
+      </w:rPr>
+    </w:lvl>
+    <w:lvl w:ilvl="2" w:tentative="1">
+      <w:start w:val="1"/>
+      <w:numFmt w:val="bullet"/>
+      <w:lvlText w:val=""/>
+      <w:lvlJc w:val="left"/>
+      <w:pPr>
+        <w:tabs>
+          <w:tab w:val="num" w:pos="2160"/>
+        </w:tabs>
+        <w:ind w:left="2160" w:hanging="360"/>
+      </w:pPr>
+      <w:rPr>
+        <w:rFonts w:ascii="Wingdings" w:hAnsi="Wingdings" w:hint="default"/>
+        <w:sz w:val="20"/>
+      </w:rPr>
+    </w:lvl>
+    <w:lvl w:ilvl="3" w:tentative="1">
+      <w:start w:val="1"/>
+      <w:numFmt w:val="bullet"/>
+      <w:lvlText w:val=""/>
+      <w:lvlJc w:val="left"/>
+      <w:pPr>
+        <w:tabs>
+          <w:tab w:val="num" w:pos="2880"/>
+        </w:tabs>
+        <w:ind w:left="2880" w:hanging="360"/>
+      </w:pPr>
+      <w:rPr>
+        <w:rFonts w:ascii="Wingdings" w:hAnsi="Wingdings" w:hint="default"/>
+        <w:sz w:val="20"/>
+      </w:rPr>
+    </w:lvl>
+    <w:lvl w:ilvl="4" w:tentative="1">
+      <w:start w:val="1"/>
+      <w:numFmt w:val="bullet"/>
+      <w:lvlText w:val=""/>
+      <w:lvlJc w:val="left"/>
+      <w:pPr>
+        <w:tabs>
+          <w:tab w:val="num" w:pos="3600"/>
+        </w:tabs>
+        <w:ind w:left="3600" w:hanging="360"/>
+      </w:pPr>
+      <w:rPr>
+        <w:rFonts w:ascii="Wingdings" w:hAnsi="Wingdings" w:hint="default"/>
+        <w:sz w:val="20"/>
+      </w:rPr>
+    </w:lvl>
+    <w:lvl w:ilvl="5" w:tentative="1">
+      <w:start w:val="1"/>
+      <w:numFmt w:val="bullet"/>
+      <w:lvlText w:val=""/>
+      <w:lvlJc w:val="left"/>
+      <w:pPr>
+        <w:tabs>
+          <w:tab w:val="num" w:pos="4320"/>
+        </w:tabs>
+        <w:ind w:left="4320" w:hanging="360"/>
+      </w:pPr>
+      <w:rPr>
+        <w:rFonts w:ascii="Wingdings" w:hAnsi="Wingdings" w:hint="default"/>
+        <w:sz w:val="20"/>
+      </w:rPr>
+    </w:lvl>
+    <w:lvl w:ilvl="6" w:tentative="1">
+      <w:start w:val="1"/>
+      <w:numFmt w:val="bullet"/>
+      <w:lvlText w:val=""/>
+      <w:lvlJc w:val="left"/>
+      <w:pPr>
+        <w:tabs>
+          <w:tab w:val="num" w:pos="5040"/>
+        </w:tabs>
+        <w:ind w:left="5040" w:hanging="360"/>
+      </w:pPr>
+      <w:rPr>
+        <w:rFonts w:ascii="Wingdings" w:hAnsi="Wingdings" w:hint="default"/>
+        <w:sz w:val="20"/>
+      </w:rPr>
+    </w:lvl>
+    <w:lvl w:ilvl="7" w:tentative="1">
+      <w:start w:val="1"/>
+      <w:numFmt w:val="bullet"/>
+      <w:lvlText w:val=""/>
+      <w:lvlJc w:val="left"/>
+      <w:pPr>
+        <w:tabs>
+          <w:tab w:val="num" w:pos="5760"/>
+        </w:tabs>
+        <w:ind w:left="5760" w:hanging="360"/>
+      </w:pPr>
+      <w:rPr>
+        <w:rFonts w:ascii="Wingdings" w:hAnsi="Wingdings" w:hint="default"/>
+        <w:sz w:val="20"/>
+      </w:rPr>
+    </w:lvl>
+    <w:lvl w:ilvl="8" w:tentative="1">
+      <w:start w:val="1"/>
+      <w:numFmt w:val="bullet"/>
+      <w:lvlText w:val=""/>
+      <w:lvlJc w:val="left"/>
+      <w:pPr>
+        <w:tabs>
+          <w:tab w:val="num" w:pos="6480"/>
+        </w:tabs>
+        <w:ind w:left="6480" w:hanging="360"/>
+      </w:pPr>
+      <w:rPr>
+        <w:rFonts w:ascii="Wingdings" w:hAnsi="Wingdings" w:hint="default"/>
+        <w:sz w:val="20"/>
+      </w:rPr>
+    </w:lvl>
+  </w:abstractNum>
+  <w:abstractNum w:abstractNumId="19" w15:restartNumberingAfterBreak="0">
     <w:nsid w:val="33A57043"/>
     <w:multiLevelType w:val="multilevel"/>
     <w:tmpl w:val="040C0025"/>
@@ -6109,7 +10098,7 @@
       </w:pPr>
     </w:lvl>
   </w:abstractNum>
-  <w:abstractNum w:abstractNumId="12" w15:restartNumberingAfterBreak="0">
+  <w:abstractNum w:abstractNumId="20" w15:restartNumberingAfterBreak="0">
     <w:nsid w:val="33F32E51"/>
     <w:multiLevelType w:val="hybridMultilevel"/>
     <w:tmpl w:val="0C628148"/>
@@ -6198,7 +10187,7 @@
       </w:pPr>
     </w:lvl>
   </w:abstractNum>
-  <w:abstractNum w:abstractNumId="13" w15:restartNumberingAfterBreak="0">
+  <w:abstractNum w:abstractNumId="21" w15:restartNumberingAfterBreak="0">
     <w:nsid w:val="34BF5021"/>
     <w:multiLevelType w:val="multilevel"/>
     <w:tmpl w:val="908CB34C"/>
@@ -6347,7 +10336,7 @@
       </w:rPr>
     </w:lvl>
   </w:abstractNum>
-  <w:abstractNum w:abstractNumId="14" w15:restartNumberingAfterBreak="0">
+  <w:abstractNum w:abstractNumId="22" w15:restartNumberingAfterBreak="0">
     <w:nsid w:val="34D6324D"/>
     <w:multiLevelType w:val="multilevel"/>
     <w:tmpl w:val="00449BC6"/>
@@ -6496,7 +10485,7 @@
       </w:rPr>
     </w:lvl>
   </w:abstractNum>
-  <w:abstractNum w:abstractNumId="15" w15:restartNumberingAfterBreak="0">
+  <w:abstractNum w:abstractNumId="23" w15:restartNumberingAfterBreak="0">
     <w:nsid w:val="351E016C"/>
     <w:multiLevelType w:val="multilevel"/>
     <w:tmpl w:val="7CBC947C"/>
@@ -6645,7 +10634,7 @@
       </w:rPr>
     </w:lvl>
   </w:abstractNum>
-  <w:abstractNum w:abstractNumId="16" w15:restartNumberingAfterBreak="0">
+  <w:abstractNum w:abstractNumId="24" w15:restartNumberingAfterBreak="0">
     <w:nsid w:val="373473EF"/>
     <w:multiLevelType w:val="multilevel"/>
     <w:tmpl w:val="2EA0F562"/>
@@ -6731,7 +10720,93 @@
       </w:pPr>
     </w:lvl>
   </w:abstractNum>
-  <w:abstractNum w:abstractNumId="17" w15:restartNumberingAfterBreak="0">
+  <w:abstractNum w:abstractNumId="25" w15:restartNumberingAfterBreak="0">
+    <w:nsid w:val="39372011"/>
+    <w:multiLevelType w:val="multilevel"/>
+    <w:tmpl w:val="42A2A0EA"/>
+    <w:lvl w:ilvl="0">
+      <w:start w:val="1"/>
+      <w:numFmt w:val="decimal"/>
+      <w:lvlText w:val="%1"/>
+      <w:lvlJc w:val="left"/>
+      <w:pPr>
+        <w:ind w:left="432" w:hanging="432"/>
+      </w:pPr>
+    </w:lvl>
+    <w:lvl w:ilvl="1">
+      <w:start w:val="1"/>
+      <w:numFmt w:val="decimal"/>
+      <w:lvlText w:val="%1.%2"/>
+      <w:lvlJc w:val="left"/>
+      <w:pPr>
+        <w:ind w:left="576" w:hanging="576"/>
+      </w:pPr>
+    </w:lvl>
+    <w:lvl w:ilvl="2">
+      <w:start w:val="1"/>
+      <w:numFmt w:val="decimal"/>
+      <w:lvlText w:val="%1.%2.%3"/>
+      <w:lvlJc w:val="left"/>
+      <w:pPr>
+        <w:ind w:left="720" w:hanging="720"/>
+      </w:pPr>
+    </w:lvl>
+    <w:lvl w:ilvl="3">
+      <w:start w:val="1"/>
+      <w:numFmt w:val="decimal"/>
+      <w:lvlText w:val="%1.%2.%3.%4"/>
+      <w:lvlJc w:val="left"/>
+      <w:pPr>
+        <w:ind w:left="864" w:hanging="864"/>
+      </w:pPr>
+    </w:lvl>
+    <w:lvl w:ilvl="4">
+      <w:start w:val="1"/>
+      <w:numFmt w:val="decimal"/>
+      <w:lvlText w:val="%1.%2.%3.%4.%5"/>
+      <w:lvlJc w:val="left"/>
+      <w:pPr>
+        <w:ind w:left="1008" w:hanging="1008"/>
+      </w:pPr>
+    </w:lvl>
+    <w:lvl w:ilvl="5">
+      <w:start w:val="1"/>
+      <w:numFmt w:val="decimal"/>
+      <w:lvlText w:val="%1.%2.%3.%4.%5.%6"/>
+      <w:lvlJc w:val="left"/>
+      <w:pPr>
+        <w:ind w:left="1152" w:hanging="1152"/>
+      </w:pPr>
+    </w:lvl>
+    <w:lvl w:ilvl="6">
+      <w:start w:val="1"/>
+      <w:numFmt w:val="decimal"/>
+      <w:lvlText w:val="%1.%2.%3.%4.%5.%6.%7"/>
+      <w:lvlJc w:val="left"/>
+      <w:pPr>
+        <w:ind w:left="1296" w:hanging="1296"/>
+      </w:pPr>
+    </w:lvl>
+    <w:lvl w:ilvl="7">
+      <w:start w:val="1"/>
+      <w:numFmt w:val="decimal"/>
+      <w:lvlText w:val="%1.%2.%3.%4.%5.%6.%7.%8"/>
+      <w:lvlJc w:val="left"/>
+      <w:pPr>
+        <w:ind w:left="1440" w:hanging="1440"/>
+      </w:pPr>
+    </w:lvl>
+    <w:lvl w:ilvl="8">
+      <w:start w:val="1"/>
+      <w:numFmt w:val="decimal"/>
+      <w:lvlText w:val="%1.%2.%3.%4.%5.%6.%7.%8.%9"/>
+      <w:lvlJc w:val="left"/>
+      <w:pPr>
+        <w:ind w:left="1584" w:hanging="1584"/>
+      </w:pPr>
+    </w:lvl>
+  </w:abstractNum>
+  <w:abstractNum w:abstractNumId="26" w15:restartNumberingAfterBreak="0">
     <w:nsid w:val="39CB571B"/>
     <w:multiLevelType w:val="multilevel"/>
     <w:tmpl w:val="040C001F"/>
@@ -6817,7 +10892,7 @@
       </w:pPr>
     </w:lvl>
   </w:abstractNum>
-  <w:abstractNum w:abstractNumId="18" w15:restartNumberingAfterBreak="0">
+  <w:abstractNum w:abstractNumId="27" w15:restartNumberingAfterBreak="0">
     <w:nsid w:val="3B4D3C5A"/>
     <w:multiLevelType w:val="multilevel"/>
     <w:tmpl w:val="58BE0838"/>
@@ -6903,7 +10978,7 @@
       </w:pPr>
     </w:lvl>
   </w:abstractNum>
-  <w:abstractNum w:abstractNumId="19" w15:restartNumberingAfterBreak="0">
+  <w:abstractNum w:abstractNumId="28" w15:restartNumberingAfterBreak="0">
     <w:nsid w:val="3E3779FD"/>
     <w:multiLevelType w:val="multilevel"/>
     <w:tmpl w:val="C5F49768"/>
@@ -6989,7 +11064,7 @@
       </w:pPr>
     </w:lvl>
   </w:abstractNum>
-  <w:abstractNum w:abstractNumId="20" w15:restartNumberingAfterBreak="0">
+  <w:abstractNum w:abstractNumId="29" w15:restartNumberingAfterBreak="0">
     <w:nsid w:val="4597625F"/>
     <w:multiLevelType w:val="multilevel"/>
     <w:tmpl w:val="087025E8"/>
@@ -7075,7 +11150,7 @@
       </w:pPr>
     </w:lvl>
   </w:abstractNum>
-  <w:abstractNum w:abstractNumId="21" w15:restartNumberingAfterBreak="0">
+  <w:abstractNum w:abstractNumId="30" w15:restartNumberingAfterBreak="0">
     <w:nsid w:val="46486C3D"/>
     <w:multiLevelType w:val="multilevel"/>
     <w:tmpl w:val="37CC1F2A"/>
@@ -7161,7 +11236,7 @@
       </w:pPr>
     </w:lvl>
   </w:abstractNum>
-  <w:abstractNum w:abstractNumId="22" w15:restartNumberingAfterBreak="0">
+  <w:abstractNum w:abstractNumId="31" w15:restartNumberingAfterBreak="0">
     <w:nsid w:val="48954075"/>
     <w:multiLevelType w:val="multilevel"/>
     <w:tmpl w:val="040C001F"/>
@@ -7247,7 +11322,7 @@
       </w:pPr>
     </w:lvl>
   </w:abstractNum>
-  <w:abstractNum w:abstractNumId="23" w15:restartNumberingAfterBreak="0">
+  <w:abstractNum w:abstractNumId="32" w15:restartNumberingAfterBreak="0">
     <w:nsid w:val="4A1C529A"/>
     <w:multiLevelType w:val="multilevel"/>
     <w:tmpl w:val="F508D53A"/>
@@ -7333,7 +11408,7 @@
       </w:pPr>
     </w:lvl>
   </w:abstractNum>
-  <w:abstractNum w:abstractNumId="24" w15:restartNumberingAfterBreak="0">
+  <w:abstractNum w:abstractNumId="33" w15:restartNumberingAfterBreak="0">
     <w:nsid w:val="4A636D46"/>
     <w:multiLevelType w:val="multilevel"/>
     <w:tmpl w:val="CE52BA2A"/>
@@ -7482,7 +11557,7 @@
       </w:rPr>
     </w:lvl>
   </w:abstractNum>
-  <w:abstractNum w:abstractNumId="25" w15:restartNumberingAfterBreak="0">
+  <w:abstractNum w:abstractNumId="34" w15:restartNumberingAfterBreak="0">
     <w:nsid w:val="4E502324"/>
     <w:multiLevelType w:val="multilevel"/>
     <w:tmpl w:val="52E2FB9A"/>
@@ -7568,7 +11643,7 @@
       </w:pPr>
     </w:lvl>
   </w:abstractNum>
-  <w:abstractNum w:abstractNumId="26" w15:restartNumberingAfterBreak="0">
+  <w:abstractNum w:abstractNumId="35" w15:restartNumberingAfterBreak="0">
     <w:nsid w:val="551B360B"/>
     <w:multiLevelType w:val="multilevel"/>
     <w:tmpl w:val="7A2A06FC"/>
@@ -7654,8 +11729,8 @@
       </w:pPr>
     </w:lvl>
   </w:abstractNum>
-  <w:abstractNum w:abstractNumId="27" w15:restartNumberingAfterBreak="0">
-    <w:nsid w:val="6938582E"/>
+  <w:abstractNum w:abstractNumId="36" w15:restartNumberingAfterBreak="0">
+    <w:nsid w:val="561B065B"/>
     <w:multiLevelType w:val="multilevel"/>
     <w:tmpl w:val="040C0025"/>
     <w:lvl w:ilvl="0">
@@ -7749,7 +11824,563 @@
       </w:pPr>
     </w:lvl>
   </w:abstractNum>
-  <w:abstractNum w:abstractNumId="28" w15:restartNumberingAfterBreak="0">
+  <w:abstractNum w:abstractNumId="37" w15:restartNumberingAfterBreak="0">
+    <w:nsid w:val="569D0FA2"/>
+    <w:multiLevelType w:val="multilevel"/>
+    <w:tmpl w:val="F484F7C0"/>
+    <w:lvl w:ilvl="0">
+      <w:start w:val="1"/>
+      <w:numFmt w:val="bullet"/>
+      <w:lvlText w:val=""/>
+      <w:lvlJc w:val="left"/>
+      <w:pPr>
+        <w:tabs>
+          <w:tab w:val="num" w:pos="720"/>
+        </w:tabs>
+        <w:ind w:left="720" w:hanging="360"/>
+      </w:pPr>
+      <w:rPr>
+        <w:rFonts w:ascii="Symbol" w:hAnsi="Symbol" w:hint="default"/>
+        <w:sz w:val="20"/>
+      </w:rPr>
+    </w:lvl>
+    <w:lvl w:ilvl="1" w:tentative="1">
+      <w:start w:val="1"/>
+      <w:numFmt w:val="bullet"/>
+      <w:lvlText w:val="o"/>
+      <w:lvlJc w:val="left"/>
+      <w:pPr>
+        <w:tabs>
+          <w:tab w:val="num" w:pos="1440"/>
+        </w:tabs>
+        <w:ind w:left="1440" w:hanging="360"/>
+      </w:pPr>
+      <w:rPr>
+        <w:rFonts w:ascii="Courier New" w:hAnsi="Courier New" w:hint="default"/>
+        <w:sz w:val="20"/>
+      </w:rPr>
+    </w:lvl>
+    <w:lvl w:ilvl="2" w:tentative="1">
+      <w:start w:val="1"/>
+      <w:numFmt w:val="bullet"/>
+      <w:lvlText w:val=""/>
+      <w:lvlJc w:val="left"/>
+      <w:pPr>
+        <w:tabs>
+          <w:tab w:val="num" w:pos="2160"/>
+        </w:tabs>
+        <w:ind w:left="2160" w:hanging="360"/>
+      </w:pPr>
+      <w:rPr>
+        <w:rFonts w:ascii="Wingdings" w:hAnsi="Wingdings" w:hint="default"/>
+        <w:sz w:val="20"/>
+      </w:rPr>
+    </w:lvl>
+    <w:lvl w:ilvl="3" w:tentative="1">
+      <w:start w:val="1"/>
+      <w:numFmt w:val="bullet"/>
+      <w:lvlText w:val=""/>
+      <w:lvlJc w:val="left"/>
+      <w:pPr>
+        <w:tabs>
+          <w:tab w:val="num" w:pos="2880"/>
+        </w:tabs>
+        <w:ind w:left="2880" w:hanging="360"/>
+      </w:pPr>
+      <w:rPr>
+        <w:rFonts w:ascii="Wingdings" w:hAnsi="Wingdings" w:hint="default"/>
+        <w:sz w:val="20"/>
+      </w:rPr>
+    </w:lvl>
+    <w:lvl w:ilvl="4" w:tentative="1">
+      <w:start w:val="1"/>
+      <w:numFmt w:val="bullet"/>
+      <w:lvlText w:val=""/>
+      <w:lvlJc w:val="left"/>
+      <w:pPr>
+        <w:tabs>
+          <w:tab w:val="num" w:pos="3600"/>
+        </w:tabs>
+        <w:ind w:left="3600" w:hanging="360"/>
+      </w:pPr>
+      <w:rPr>
+        <w:rFonts w:ascii="Wingdings" w:hAnsi="Wingdings" w:hint="default"/>
+        <w:sz w:val="20"/>
+      </w:rPr>
+    </w:lvl>
+    <w:lvl w:ilvl="5" w:tentative="1">
+      <w:start w:val="1"/>
+      <w:numFmt w:val="bullet"/>
+      <w:lvlText w:val=""/>
+      <w:lvlJc w:val="left"/>
+      <w:pPr>
+        <w:tabs>
+          <w:tab w:val="num" w:pos="4320"/>
+        </w:tabs>
+        <w:ind w:left="4320" w:hanging="360"/>
+      </w:pPr>
+      <w:rPr>
+        <w:rFonts w:ascii="Wingdings" w:hAnsi="Wingdings" w:hint="default"/>
+        <w:sz w:val="20"/>
+      </w:rPr>
+    </w:lvl>
+    <w:lvl w:ilvl="6" w:tentative="1">
+      <w:start w:val="1"/>
+      <w:numFmt w:val="bullet"/>
+      <w:lvlText w:val=""/>
+      <w:lvlJc w:val="left"/>
+      <w:pPr>
+        <w:tabs>
+          <w:tab w:val="num" w:pos="5040"/>
+        </w:tabs>
+        <w:ind w:left="5040" w:hanging="360"/>
+      </w:pPr>
+      <w:rPr>
+        <w:rFonts w:ascii="Wingdings" w:hAnsi="Wingdings" w:hint="default"/>
+        <w:sz w:val="20"/>
+      </w:rPr>
+    </w:lvl>
+    <w:lvl w:ilvl="7" w:tentative="1">
+      <w:start w:val="1"/>
+      <w:numFmt w:val="bullet"/>
+      <w:lvlText w:val=""/>
+      <w:lvlJc w:val="left"/>
+      <w:pPr>
+        <w:tabs>
+          <w:tab w:val="num" w:pos="5760"/>
+        </w:tabs>
+        <w:ind w:left="5760" w:hanging="360"/>
+      </w:pPr>
+      <w:rPr>
+        <w:rFonts w:ascii="Wingdings" w:hAnsi="Wingdings" w:hint="default"/>
+        <w:sz w:val="20"/>
+      </w:rPr>
+    </w:lvl>
+    <w:lvl w:ilvl="8" w:tentative="1">
+      <w:start w:val="1"/>
+      <w:numFmt w:val="bullet"/>
+      <w:lvlText w:val=""/>
+      <w:lvlJc w:val="left"/>
+      <w:pPr>
+        <w:tabs>
+          <w:tab w:val="num" w:pos="6480"/>
+        </w:tabs>
+        <w:ind w:left="6480" w:hanging="360"/>
+      </w:pPr>
+      <w:rPr>
+        <w:rFonts w:ascii="Wingdings" w:hAnsi="Wingdings" w:hint="default"/>
+        <w:sz w:val="20"/>
+      </w:rPr>
+    </w:lvl>
+  </w:abstractNum>
+  <w:abstractNum w:abstractNumId="38" w15:restartNumberingAfterBreak="0">
+    <w:nsid w:val="56DA3612"/>
+    <w:multiLevelType w:val="multilevel"/>
+    <w:tmpl w:val="9D78A5C0"/>
+    <w:lvl w:ilvl="0">
+      <w:start w:val="1"/>
+      <w:numFmt w:val="decimal"/>
+      <w:lvlText w:val="%1"/>
+      <w:lvlJc w:val="left"/>
+      <w:pPr>
+        <w:ind w:left="432" w:hanging="432"/>
+      </w:pPr>
+    </w:lvl>
+    <w:lvl w:ilvl="1">
+      <w:start w:val="1"/>
+      <w:numFmt w:val="decimal"/>
+      <w:lvlText w:val="%1.%2"/>
+      <w:lvlJc w:val="left"/>
+      <w:pPr>
+        <w:ind w:left="576" w:hanging="576"/>
+      </w:pPr>
+    </w:lvl>
+    <w:lvl w:ilvl="2">
+      <w:start w:val="1"/>
+      <w:numFmt w:val="decimal"/>
+      <w:lvlText w:val="%1.%2.%3"/>
+      <w:lvlJc w:val="left"/>
+      <w:pPr>
+        <w:ind w:left="720" w:hanging="720"/>
+      </w:pPr>
+    </w:lvl>
+    <w:lvl w:ilvl="3">
+      <w:start w:val="1"/>
+      <w:numFmt w:val="decimal"/>
+      <w:lvlText w:val="%1.%2.%3.%4"/>
+      <w:lvlJc w:val="left"/>
+      <w:pPr>
+        <w:ind w:left="864" w:hanging="864"/>
+      </w:pPr>
+    </w:lvl>
+    <w:lvl w:ilvl="4">
+      <w:start w:val="1"/>
+      <w:numFmt w:val="decimal"/>
+      <w:lvlText w:val="%1.%2.%3.%4.%5"/>
+      <w:lvlJc w:val="left"/>
+      <w:pPr>
+        <w:ind w:left="1008" w:hanging="1008"/>
+      </w:pPr>
+    </w:lvl>
+    <w:lvl w:ilvl="5">
+      <w:start w:val="1"/>
+      <w:numFmt w:val="decimal"/>
+      <w:lvlText w:val="%1.%2.%3.%4.%5.%6"/>
+      <w:lvlJc w:val="left"/>
+      <w:pPr>
+        <w:ind w:left="1152" w:hanging="1152"/>
+      </w:pPr>
+    </w:lvl>
+    <w:lvl w:ilvl="6">
+      <w:start w:val="1"/>
+      <w:numFmt w:val="decimal"/>
+      <w:lvlText w:val="%1.%2.%3.%4.%5.%6.%7"/>
+      <w:lvlJc w:val="left"/>
+      <w:pPr>
+        <w:ind w:left="1296" w:hanging="1296"/>
+      </w:pPr>
+    </w:lvl>
+    <w:lvl w:ilvl="7">
+      <w:start w:val="1"/>
+      <w:numFmt w:val="decimal"/>
+      <w:lvlText w:val="%1.%2.%3.%4.%5.%6.%7.%8"/>
+      <w:lvlJc w:val="left"/>
+      <w:pPr>
+        <w:ind w:left="1440" w:hanging="1440"/>
+      </w:pPr>
+    </w:lvl>
+    <w:lvl w:ilvl="8">
+      <w:start w:val="1"/>
+      <w:numFmt w:val="decimal"/>
+      <w:lvlText w:val="%1.%2.%3.%4.%5.%6.%7.%8.%9"/>
+      <w:lvlJc w:val="left"/>
+      <w:pPr>
+        <w:ind w:left="1584" w:hanging="1584"/>
+      </w:pPr>
+    </w:lvl>
+  </w:abstractNum>
+  <w:abstractNum w:abstractNumId="39" w15:restartNumberingAfterBreak="0">
+    <w:nsid w:val="5DE031C7"/>
+    <w:multiLevelType w:val="multilevel"/>
+    <w:tmpl w:val="DD78DAD2"/>
+    <w:lvl w:ilvl="0">
+      <w:start w:val="1"/>
+      <w:numFmt w:val="bullet"/>
+      <w:lvlText w:val=""/>
+      <w:lvlJc w:val="left"/>
+      <w:pPr>
+        <w:tabs>
+          <w:tab w:val="num" w:pos="720"/>
+        </w:tabs>
+        <w:ind w:left="720" w:hanging="360"/>
+      </w:pPr>
+      <w:rPr>
+        <w:rFonts w:ascii="Symbol" w:hAnsi="Symbol" w:hint="default"/>
+        <w:sz w:val="20"/>
+      </w:rPr>
+    </w:lvl>
+    <w:lvl w:ilvl="1" w:tentative="1">
+      <w:start w:val="1"/>
+      <w:numFmt w:val="bullet"/>
+      <w:lvlText w:val="o"/>
+      <w:lvlJc w:val="left"/>
+      <w:pPr>
+        <w:tabs>
+          <w:tab w:val="num" w:pos="1440"/>
+        </w:tabs>
+        <w:ind w:left="1440" w:hanging="360"/>
+      </w:pPr>
+      <w:rPr>
+        <w:rFonts w:ascii="Courier New" w:hAnsi="Courier New" w:hint="default"/>
+        <w:sz w:val="20"/>
+      </w:rPr>
+    </w:lvl>
+    <w:lvl w:ilvl="2" w:tentative="1">
+      <w:start w:val="1"/>
+      <w:numFmt w:val="bullet"/>
+      <w:lvlText w:val=""/>
+      <w:lvlJc w:val="left"/>
+      <w:pPr>
+        <w:tabs>
+          <w:tab w:val="num" w:pos="2160"/>
+        </w:tabs>
+        <w:ind w:left="2160" w:hanging="360"/>
+      </w:pPr>
+      <w:rPr>
+        <w:rFonts w:ascii="Wingdings" w:hAnsi="Wingdings" w:hint="default"/>
+        <w:sz w:val="20"/>
+      </w:rPr>
+    </w:lvl>
+    <w:lvl w:ilvl="3" w:tentative="1">
+      <w:start w:val="1"/>
+      <w:numFmt w:val="bullet"/>
+      <w:lvlText w:val=""/>
+      <w:lvlJc w:val="left"/>
+      <w:pPr>
+        <w:tabs>
+          <w:tab w:val="num" w:pos="2880"/>
+        </w:tabs>
+        <w:ind w:left="2880" w:hanging="360"/>
+      </w:pPr>
+      <w:rPr>
+        <w:rFonts w:ascii="Wingdings" w:hAnsi="Wingdings" w:hint="default"/>
+        <w:sz w:val="20"/>
+      </w:rPr>
+    </w:lvl>
+    <w:lvl w:ilvl="4" w:tentative="1">
+      <w:start w:val="1"/>
+      <w:numFmt w:val="bullet"/>
+      <w:lvlText w:val=""/>
+      <w:lvlJc w:val="left"/>
+      <w:pPr>
+        <w:tabs>
+          <w:tab w:val="num" w:pos="3600"/>
+        </w:tabs>
+        <w:ind w:left="3600" w:hanging="360"/>
+      </w:pPr>
+      <w:rPr>
+        <w:rFonts w:ascii="Wingdings" w:hAnsi="Wingdings" w:hint="default"/>
+        <w:sz w:val="20"/>
+      </w:rPr>
+    </w:lvl>
+    <w:lvl w:ilvl="5" w:tentative="1">
+      <w:start w:val="1"/>
+      <w:numFmt w:val="bullet"/>
+      <w:lvlText w:val=""/>
+      <w:lvlJc w:val="left"/>
+      <w:pPr>
+        <w:tabs>
+          <w:tab w:val="num" w:pos="4320"/>
+        </w:tabs>
+        <w:ind w:left="4320" w:hanging="360"/>
+      </w:pPr>
+      <w:rPr>
+        <w:rFonts w:ascii="Wingdings" w:hAnsi="Wingdings" w:hint="default"/>
+        <w:sz w:val="20"/>
+      </w:rPr>
+    </w:lvl>
+    <w:lvl w:ilvl="6" w:tentative="1">
+      <w:start w:val="1"/>
+      <w:numFmt w:val="bullet"/>
+      <w:lvlText w:val=""/>
+      <w:lvlJc w:val="left"/>
+      <w:pPr>
+        <w:tabs>
+          <w:tab w:val="num" w:pos="5040"/>
+        </w:tabs>
+        <w:ind w:left="5040" w:hanging="360"/>
+      </w:pPr>
+      <w:rPr>
+        <w:rFonts w:ascii="Wingdings" w:hAnsi="Wingdings" w:hint="default"/>
+        <w:sz w:val="20"/>
+      </w:rPr>
+    </w:lvl>
+    <w:lvl w:ilvl="7" w:tentative="1">
+      <w:start w:val="1"/>
+      <w:numFmt w:val="bullet"/>
+      <w:lvlText w:val=""/>
+      <w:lvlJc w:val="left"/>
+      <w:pPr>
+        <w:tabs>
+          <w:tab w:val="num" w:pos="5760"/>
+        </w:tabs>
+        <w:ind w:left="5760" w:hanging="360"/>
+      </w:pPr>
+      <w:rPr>
+        <w:rFonts w:ascii="Wingdings" w:hAnsi="Wingdings" w:hint="default"/>
+        <w:sz w:val="20"/>
+      </w:rPr>
+    </w:lvl>
+    <w:lvl w:ilvl="8" w:tentative="1">
+      <w:start w:val="1"/>
+      <w:numFmt w:val="bullet"/>
+      <w:lvlText w:val=""/>
+      <w:lvlJc w:val="left"/>
+      <w:pPr>
+        <w:tabs>
+          <w:tab w:val="num" w:pos="6480"/>
+        </w:tabs>
+        <w:ind w:left="6480" w:hanging="360"/>
+      </w:pPr>
+      <w:rPr>
+        <w:rFonts w:ascii="Wingdings" w:hAnsi="Wingdings" w:hint="default"/>
+        <w:sz w:val="20"/>
+      </w:rPr>
+    </w:lvl>
+  </w:abstractNum>
+  <w:abstractNum w:abstractNumId="40" w15:restartNumberingAfterBreak="0">
+    <w:nsid w:val="62E40CC7"/>
+    <w:multiLevelType w:val="multilevel"/>
+    <w:tmpl w:val="3782F6AE"/>
+    <w:lvl w:ilvl="0">
+      <w:start w:val="1"/>
+      <w:numFmt w:val="decimal"/>
+      <w:lvlText w:val="%1"/>
+      <w:lvlJc w:val="left"/>
+      <w:pPr>
+        <w:ind w:left="432" w:hanging="432"/>
+      </w:pPr>
+    </w:lvl>
+    <w:lvl w:ilvl="1">
+      <w:start w:val="1"/>
+      <w:numFmt w:val="decimal"/>
+      <w:lvlText w:val="%1.%2"/>
+      <w:lvlJc w:val="left"/>
+      <w:pPr>
+        <w:ind w:left="576" w:hanging="576"/>
+      </w:pPr>
+    </w:lvl>
+    <w:lvl w:ilvl="2">
+      <w:start w:val="1"/>
+      <w:numFmt w:val="decimal"/>
+      <w:lvlText w:val="%1.%2.%3"/>
+      <w:lvlJc w:val="left"/>
+      <w:pPr>
+        <w:ind w:left="720" w:hanging="720"/>
+      </w:pPr>
+    </w:lvl>
+    <w:lvl w:ilvl="3">
+      <w:start w:val="1"/>
+      <w:numFmt w:val="decimal"/>
+      <w:lvlText w:val="%1.%2.%3.%4"/>
+      <w:lvlJc w:val="left"/>
+      <w:pPr>
+        <w:ind w:left="864" w:hanging="864"/>
+      </w:pPr>
+    </w:lvl>
+    <w:lvl w:ilvl="4">
+      <w:start w:val="1"/>
+      <w:numFmt w:val="decimal"/>
+      <w:lvlText w:val="%1.%2.%3.%4.%5"/>
+      <w:lvlJc w:val="left"/>
+      <w:pPr>
+        <w:ind w:left="1008" w:hanging="1008"/>
+      </w:pPr>
+    </w:lvl>
+    <w:lvl w:ilvl="5">
+      <w:start w:val="1"/>
+      <w:numFmt w:val="decimal"/>
+      <w:lvlText w:val="%1.%2.%3.%4.%5.%6"/>
+      <w:lvlJc w:val="left"/>
+      <w:pPr>
+        <w:ind w:left="1152" w:hanging="1152"/>
+      </w:pPr>
+    </w:lvl>
+    <w:lvl w:ilvl="6">
+      <w:start w:val="1"/>
+      <w:numFmt w:val="decimal"/>
+      <w:lvlText w:val="%1.%2.%3.%4.%5.%6.%7"/>
+      <w:lvlJc w:val="left"/>
+      <w:pPr>
+        <w:ind w:left="1296" w:hanging="1296"/>
+      </w:pPr>
+    </w:lvl>
+    <w:lvl w:ilvl="7">
+      <w:start w:val="1"/>
+      <w:numFmt w:val="decimal"/>
+      <w:lvlText w:val="%1.%2.%3.%4.%5.%6.%7.%8"/>
+      <w:lvlJc w:val="left"/>
+      <w:pPr>
+        <w:ind w:left="1440" w:hanging="1440"/>
+      </w:pPr>
+    </w:lvl>
+    <w:lvl w:ilvl="8">
+      <w:start w:val="1"/>
+      <w:numFmt w:val="decimal"/>
+      <w:lvlText w:val="%1.%2.%3.%4.%5.%6.%7.%8.%9"/>
+      <w:lvlJc w:val="left"/>
+      <w:pPr>
+        <w:ind w:left="1584" w:hanging="1584"/>
+      </w:pPr>
+    </w:lvl>
+  </w:abstractNum>
+  <w:abstractNum w:abstractNumId="41" w15:restartNumberingAfterBreak="0">
+    <w:nsid w:val="6938582E"/>
+    <w:multiLevelType w:val="multilevel"/>
+    <w:tmpl w:val="21C842BC"/>
+    <w:lvl w:ilvl="0">
+      <w:start w:val="1"/>
+      <w:numFmt w:val="decimal"/>
+      <w:lvlText w:val="%1"/>
+      <w:lvlJc w:val="left"/>
+      <w:pPr>
+        <w:ind w:left="432" w:hanging="432"/>
+      </w:pPr>
+    </w:lvl>
+    <w:lvl w:ilvl="1">
+      <w:start w:val="1"/>
+      <w:numFmt w:val="decimal"/>
+      <w:lvlText w:val="%1.%2"/>
+      <w:lvlJc w:val="left"/>
+      <w:pPr>
+        <w:ind w:left="576" w:hanging="576"/>
+      </w:pPr>
+    </w:lvl>
+    <w:lvl w:ilvl="2">
+      <w:start w:val="1"/>
+      <w:numFmt w:val="decimal"/>
+      <w:lvlText w:val="%1.%2.%3"/>
+      <w:lvlJc w:val="left"/>
+      <w:pPr>
+        <w:ind w:left="720" w:hanging="720"/>
+      </w:pPr>
+    </w:lvl>
+    <w:lvl w:ilvl="3">
+      <w:start w:val="1"/>
+      <w:numFmt w:val="decimal"/>
+      <w:lvlText w:val="%1.%2.%3.%4"/>
+      <w:lvlJc w:val="left"/>
+      <w:pPr>
+        <w:ind w:left="864" w:hanging="864"/>
+      </w:pPr>
+    </w:lvl>
+    <w:lvl w:ilvl="4">
+      <w:start w:val="1"/>
+      <w:numFmt w:val="decimal"/>
+      <w:lvlText w:val="%1.%2.%3.%4.%5"/>
+      <w:lvlJc w:val="left"/>
+      <w:pPr>
+        <w:ind w:left="1008" w:hanging="1008"/>
+      </w:pPr>
+    </w:lvl>
+    <w:lvl w:ilvl="5">
+      <w:start w:val="1"/>
+      <w:numFmt w:val="decimal"/>
+      <w:lvlText w:val="%1.%2.%3.%4.%5.%6"/>
+      <w:lvlJc w:val="left"/>
+      <w:pPr>
+        <w:ind w:left="1152" w:hanging="1152"/>
+      </w:pPr>
+    </w:lvl>
+    <w:lvl w:ilvl="6">
+      <w:start w:val="1"/>
+      <w:numFmt w:val="decimal"/>
+      <w:lvlText w:val="%1.%2.%3.%4.%5.%6.%7"/>
+      <w:lvlJc w:val="left"/>
+      <w:pPr>
+        <w:ind w:left="1296" w:hanging="1296"/>
+      </w:pPr>
+    </w:lvl>
+    <w:lvl w:ilvl="7">
+      <w:start w:val="1"/>
+      <w:numFmt w:val="decimal"/>
+      <w:lvlText w:val="%1.%2.%3.%4.%5.%6.%7.%8"/>
+      <w:lvlJc w:val="left"/>
+      <w:pPr>
+        <w:ind w:left="1440" w:hanging="1440"/>
+      </w:pPr>
+    </w:lvl>
+    <w:lvl w:ilvl="8">
+      <w:start w:val="1"/>
+      <w:numFmt w:val="decimal"/>
+      <w:lvlText w:val="%1.%2.%3.%4.%5.%6.%7.%8.%9"/>
+      <w:lvlJc w:val="left"/>
+      <w:pPr>
+        <w:ind w:left="1584" w:hanging="1584"/>
+      </w:pPr>
+    </w:lvl>
+  </w:abstractNum>
+  <w:abstractNum w:abstractNumId="42" w15:restartNumberingAfterBreak="0">
     <w:nsid w:val="697E5047"/>
     <w:multiLevelType w:val="multilevel"/>
     <w:tmpl w:val="040C001F"/>
@@ -7835,7 +12466,7 @@
       </w:pPr>
     </w:lvl>
   </w:abstractNum>
-  <w:abstractNum w:abstractNumId="29" w15:restartNumberingAfterBreak="0">
+  <w:abstractNum w:abstractNumId="43" w15:restartNumberingAfterBreak="0">
     <w:nsid w:val="739C76C5"/>
     <w:multiLevelType w:val="multilevel"/>
     <w:tmpl w:val="226E4ED6"/>
@@ -7921,7 +12552,7 @@
       </w:pPr>
     </w:lvl>
   </w:abstractNum>
-  <w:abstractNum w:abstractNumId="30" w15:restartNumberingAfterBreak="0">
+  <w:abstractNum w:abstractNumId="44" w15:restartNumberingAfterBreak="0">
     <w:nsid w:val="75191DA3"/>
     <w:multiLevelType w:val="multilevel"/>
     <w:tmpl w:val="3AE858AC"/>
@@ -8070,7 +12701,7 @@
       </w:rPr>
     </w:lvl>
   </w:abstractNum>
-  <w:abstractNum w:abstractNumId="31" w15:restartNumberingAfterBreak="0">
+  <w:abstractNum w:abstractNumId="45" w15:restartNumberingAfterBreak="0">
     <w:nsid w:val="7AF143FB"/>
     <w:multiLevelType w:val="multilevel"/>
     <w:tmpl w:val="62D0354E"/>
@@ -8156,7 +12787,7 @@
       </w:pPr>
     </w:lvl>
   </w:abstractNum>
-  <w:abstractNum w:abstractNumId="32" w15:restartNumberingAfterBreak="0">
+  <w:abstractNum w:abstractNumId="46" w15:restartNumberingAfterBreak="0">
     <w:nsid w:val="7C24453A"/>
     <w:multiLevelType w:val="multilevel"/>
     <w:tmpl w:val="26F018B8"/>
@@ -8242,7 +12873,7 @@
       </w:pPr>
     </w:lvl>
   </w:abstractNum>
-  <w:abstractNum w:abstractNumId="33" w15:restartNumberingAfterBreak="0">
+  <w:abstractNum w:abstractNumId="47" w15:restartNumberingAfterBreak="0">
     <w:nsid w:val="7F5B0C58"/>
     <w:multiLevelType w:val="multilevel"/>
     <w:tmpl w:val="91EC7248"/>
@@ -8356,106 +12987,148 @@
     </w:lvl>
   </w:abstractNum>
   <w:num w:numId="1" w16cid:durableId="1188789583">
+    <w:abstractNumId w:val="22"/>
+  </w:num>
+  <w:num w:numId="2" w16cid:durableId="440609958">
+    <w:abstractNumId w:val="20"/>
+  </w:num>
+  <w:num w:numId="3" w16cid:durableId="218904257">
+    <w:abstractNumId w:val="31"/>
+  </w:num>
+  <w:num w:numId="4" w16cid:durableId="124196844">
+    <w:abstractNumId w:val="42"/>
+  </w:num>
+  <w:num w:numId="5" w16cid:durableId="1146051183">
+    <w:abstractNumId w:val="12"/>
+  </w:num>
+  <w:num w:numId="6" w16cid:durableId="577599232">
+    <w:abstractNumId w:val="2"/>
+  </w:num>
+  <w:num w:numId="7" w16cid:durableId="1970937105">
+    <w:abstractNumId w:val="26"/>
+  </w:num>
+  <w:num w:numId="8" w16cid:durableId="1745446758">
+    <w:abstractNumId w:val="47"/>
+  </w:num>
+  <w:num w:numId="9" w16cid:durableId="917593929">
+    <w:abstractNumId w:val="32"/>
+  </w:num>
+  <w:num w:numId="10" w16cid:durableId="1827628933">
+    <w:abstractNumId w:val="15"/>
+  </w:num>
+  <w:num w:numId="11" w16cid:durableId="251397721">
+    <w:abstractNumId w:val="19"/>
+  </w:num>
+  <w:num w:numId="12" w16cid:durableId="1947230462">
+    <w:abstractNumId w:val="28"/>
+  </w:num>
+  <w:num w:numId="13" w16cid:durableId="47458466">
+    <w:abstractNumId w:val="3"/>
+  </w:num>
+  <w:num w:numId="14" w16cid:durableId="923801352">
+    <w:abstractNumId w:val="35"/>
+  </w:num>
+  <w:num w:numId="15" w16cid:durableId="58868294">
+    <w:abstractNumId w:val="27"/>
+  </w:num>
+  <w:num w:numId="16" w16cid:durableId="484050388">
+    <w:abstractNumId w:val="34"/>
+  </w:num>
+  <w:num w:numId="17" w16cid:durableId="1709142157">
+    <w:abstractNumId w:val="16"/>
+  </w:num>
+  <w:num w:numId="18" w16cid:durableId="987248335">
+    <w:abstractNumId w:val="43"/>
+  </w:num>
+  <w:num w:numId="19" w16cid:durableId="1815029915">
+    <w:abstractNumId w:val="6"/>
+  </w:num>
+  <w:num w:numId="20" w16cid:durableId="1925456400">
+    <w:abstractNumId w:val="45"/>
+  </w:num>
+  <w:num w:numId="21" w16cid:durableId="586309144">
+    <w:abstractNumId w:val="1"/>
+  </w:num>
+  <w:num w:numId="22" w16cid:durableId="271741918">
+    <w:abstractNumId w:val="21"/>
+  </w:num>
+  <w:num w:numId="23" w16cid:durableId="117841872">
+    <w:abstractNumId w:val="4"/>
+  </w:num>
+  <w:num w:numId="24" w16cid:durableId="452019654">
+    <w:abstractNumId w:val="33"/>
+  </w:num>
+  <w:num w:numId="25" w16cid:durableId="2018533657">
+    <w:abstractNumId w:val="24"/>
+  </w:num>
+  <w:num w:numId="26" w16cid:durableId="1404327065">
+    <w:abstractNumId w:val="9"/>
+  </w:num>
+  <w:num w:numId="27" w16cid:durableId="1267539803">
+    <w:abstractNumId w:val="7"/>
+  </w:num>
+  <w:num w:numId="28" w16cid:durableId="1768502402">
+    <w:abstractNumId w:val="10"/>
+  </w:num>
+  <w:num w:numId="29" w16cid:durableId="2081096581">
+    <w:abstractNumId w:val="30"/>
+  </w:num>
+  <w:num w:numId="30" w16cid:durableId="317925748">
+    <w:abstractNumId w:val="46"/>
+  </w:num>
+  <w:num w:numId="31" w16cid:durableId="573852908">
+    <w:abstractNumId w:val="29"/>
+  </w:num>
+  <w:num w:numId="32" w16cid:durableId="1667202000">
+    <w:abstractNumId w:val="23"/>
+  </w:num>
+  <w:num w:numId="33" w16cid:durableId="1568370451">
+    <w:abstractNumId w:val="41"/>
+  </w:num>
+  <w:num w:numId="34" w16cid:durableId="735207177">
+    <w:abstractNumId w:val="44"/>
+  </w:num>
+  <w:num w:numId="35" w16cid:durableId="773551422">
+    <w:abstractNumId w:val="8"/>
+  </w:num>
+  <w:num w:numId="36" w16cid:durableId="426855029">
+    <w:abstractNumId w:val="37"/>
+  </w:num>
+  <w:num w:numId="37" w16cid:durableId="1392921186">
+    <w:abstractNumId w:val="40"/>
+  </w:num>
+  <w:num w:numId="38" w16cid:durableId="475756470">
+    <w:abstractNumId w:val="39"/>
+  </w:num>
+  <w:num w:numId="39" w16cid:durableId="433550959">
+    <w:abstractNumId w:val="38"/>
+  </w:num>
+  <w:num w:numId="40" w16cid:durableId="899292789">
+    <w:abstractNumId w:val="13"/>
+  </w:num>
+  <w:num w:numId="41" w16cid:durableId="124393214">
+    <w:abstractNumId w:val="25"/>
+  </w:num>
+  <w:num w:numId="42" w16cid:durableId="1274824107">
     <w:abstractNumId w:val="14"/>
   </w:num>
-  <w:num w:numId="2" w16cid:durableId="440609958">
-    <w:abstractNumId w:val="12"/>
+  <w:num w:numId="43" w16cid:durableId="1013413315">
+    <w:abstractNumId w:val="5"/>
   </w:num>
-  <w:num w:numId="3" w16cid:durableId="218904257">
-    <w:abstractNumId w:val="22"/>
-  </w:num>
-  <w:num w:numId="4" w16cid:durableId="124196844">
-    <w:abstractNumId w:val="28"/>
-  </w:num>
-  <w:num w:numId="5" w16cid:durableId="1146051183">
-    <w:abstractNumId w:val="8"/>
-  </w:num>
-  <w:num w:numId="6" w16cid:durableId="577599232">
-    <w:abstractNumId w:val="1"/>
-  </w:num>
-  <w:num w:numId="7" w16cid:durableId="1970937105">
+  <w:num w:numId="44" w16cid:durableId="124858293">
     <w:abstractNumId w:val="17"/>
   </w:num>
-  <w:num w:numId="8" w16cid:durableId="1745446758">
-    <w:abstractNumId w:val="33"/>
+  <w:num w:numId="45" w16cid:durableId="804002563">
+    <w:abstractNumId w:val="0"/>
   </w:num>
-  <w:num w:numId="9" w16cid:durableId="917593929">
-    <w:abstractNumId w:val="23"/>
-  </w:num>
-  <w:num w:numId="10" w16cid:durableId="1827628933">
-    <w:abstractNumId w:val="9"/>
-  </w:num>
-  <w:num w:numId="11" w16cid:durableId="251397721">
+  <w:num w:numId="46" w16cid:durableId="1740597795">
     <w:abstractNumId w:val="11"/>
   </w:num>
-  <w:num w:numId="12" w16cid:durableId="1947230462">
-    <w:abstractNumId w:val="19"/>
-  </w:num>
-  <w:num w:numId="13" w16cid:durableId="47458466">
-    <w:abstractNumId w:val="2"/>
-  </w:num>
-  <w:num w:numId="14" w16cid:durableId="923801352">
-    <w:abstractNumId w:val="26"/>
-  </w:num>
-  <w:num w:numId="15" w16cid:durableId="58868294">
+  <w:num w:numId="47" w16cid:durableId="1787433095">
     <w:abstractNumId w:val="18"/>
   </w:num>
-  <w:num w:numId="16" w16cid:durableId="484050388">
-    <w:abstractNumId w:val="25"/>
-  </w:num>
-  <w:num w:numId="17" w16cid:durableId="1709142157">
-    <w:abstractNumId w:val="10"/>
-  </w:num>
-  <w:num w:numId="18" w16cid:durableId="987248335">
-    <w:abstractNumId w:val="29"/>
-  </w:num>
-  <w:num w:numId="19" w16cid:durableId="1815029915">
-    <w:abstractNumId w:val="4"/>
-  </w:num>
-  <w:num w:numId="20" w16cid:durableId="1925456400">
-    <w:abstractNumId w:val="31"/>
-  </w:num>
-  <w:num w:numId="21" w16cid:durableId="586309144">
-    <w:abstractNumId w:val="0"/>
-  </w:num>
-  <w:num w:numId="22" w16cid:durableId="271741918">
-    <w:abstractNumId w:val="13"/>
-  </w:num>
-  <w:num w:numId="23" w16cid:durableId="117841872">
-    <w:abstractNumId w:val="3"/>
-  </w:num>
-  <w:num w:numId="24" w16cid:durableId="452019654">
-    <w:abstractNumId w:val="24"/>
-  </w:num>
-  <w:num w:numId="25" w16cid:durableId="2018533657">
-    <w:abstractNumId w:val="16"/>
-  </w:num>
-  <w:num w:numId="26" w16cid:durableId="1404327065">
-    <w:abstractNumId w:val="6"/>
-  </w:num>
-  <w:num w:numId="27" w16cid:durableId="1267539803">
-    <w:abstractNumId w:val="5"/>
-  </w:num>
-  <w:num w:numId="28" w16cid:durableId="1768502402">
-    <w:abstractNumId w:val="7"/>
-  </w:num>
-  <w:num w:numId="29" w16cid:durableId="2081096581">
-    <w:abstractNumId w:val="21"/>
-  </w:num>
-  <w:num w:numId="30" w16cid:durableId="317925748">
-    <w:abstractNumId w:val="32"/>
-  </w:num>
-  <w:num w:numId="31" w16cid:durableId="573852908">
-    <w:abstractNumId w:val="20"/>
-  </w:num>
-  <w:num w:numId="32" w16cid:durableId="1667202000">
-    <w:abstractNumId w:val="15"/>
-  </w:num>
-  <w:num w:numId="33" w16cid:durableId="1568370451">
-    <w:abstractNumId w:val="27"/>
-  </w:num>
-  <w:num w:numId="34" w16cid:durableId="735207177">
-    <w:abstractNumId w:val="30"/>
+  <w:num w:numId="48" w16cid:durableId="88935856">
+    <w:abstractNumId w:val="36"/>
   </w:num>
 </w:numbering>
 </file>
@@ -8873,7 +13546,7 @@
       <w:keepNext/>
       <w:keepLines/>
       <w:numPr>
-        <w:numId w:val="33"/>
+        <w:numId w:val="48"/>
       </w:numPr>
       <w:spacing w:before="360" w:after="80"/>
       <w:outlineLvl w:val="0"/>
@@ -8899,7 +13572,7 @@
       <w:keepLines/>
       <w:numPr>
         <w:ilvl w:val="1"/>
-        <w:numId w:val="33"/>
+        <w:numId w:val="48"/>
       </w:numPr>
       <w:spacing w:before="160" w:after="80"/>
       <w:outlineLvl w:val="1"/>
@@ -8925,7 +13598,7 @@
       <w:keepLines/>
       <w:numPr>
         <w:ilvl w:val="2"/>
-        <w:numId w:val="33"/>
+        <w:numId w:val="48"/>
       </w:numPr>
       <w:spacing w:before="160" w:after="80"/>
       <w:outlineLvl w:val="2"/>
@@ -8952,7 +13625,7 @@
       <w:keepLines/>
       <w:numPr>
         <w:ilvl w:val="3"/>
-        <w:numId w:val="33"/>
+        <w:numId w:val="48"/>
       </w:numPr>
       <w:spacing w:before="80" w:after="40"/>
       <w:outlineLvl w:val="3"/>
@@ -8979,7 +13652,7 @@
       <w:keepLines/>
       <w:numPr>
         <w:ilvl w:val="4"/>
-        <w:numId w:val="33"/>
+        <w:numId w:val="48"/>
       </w:numPr>
       <w:spacing w:before="80" w:after="40"/>
       <w:outlineLvl w:val="4"/>
@@ -9004,7 +13677,7 @@
       <w:keepLines/>
       <w:numPr>
         <w:ilvl w:val="5"/>
-        <w:numId w:val="33"/>
+        <w:numId w:val="48"/>
       </w:numPr>
       <w:spacing w:before="40" w:after="0"/>
       <w:outlineLvl w:val="5"/>
@@ -9031,7 +13704,7 @@
       <w:keepLines/>
       <w:numPr>
         <w:ilvl w:val="6"/>
-        <w:numId w:val="33"/>
+        <w:numId w:val="48"/>
       </w:numPr>
       <w:spacing w:before="40" w:after="0"/>
       <w:outlineLvl w:val="6"/>
@@ -9056,7 +13729,7 @@
       <w:keepLines/>
       <w:numPr>
         <w:ilvl w:val="7"/>
-        <w:numId w:val="33"/>
+        <w:numId w:val="48"/>
       </w:numPr>
       <w:spacing w:after="0"/>
       <w:outlineLvl w:val="7"/>
@@ -9083,7 +13756,7 @@
       <w:keepLines/>
       <w:numPr>
         <w:ilvl w:val="8"/>
-        <w:numId w:val="33"/>
+        <w:numId w:val="48"/>
       </w:numPr>
       <w:spacing w:after="0"/>
       <w:outlineLvl w:val="8"/>
